--- a/WebContent/docx/实体瘤108DNA+33RNA基因检测-单样本-山肿.docx
+++ b/WebContent/docx/实体瘤108DNA+33RNA基因检测-单样本-山肿.docx
@@ -2534,7 +2534,7 @@
                 <w:highlight w:val="none"/>
                 <w:lang w:eastAsia="zh-CN"/>
               </w:rPr>
-              <w:t>。</w:t>
+              <w:t>（</w:t>
             </w:r>
             <w:r>
               <w:rPr>
@@ -2545,18 +2545,86 @@
                 <w:highlight w:val="none"/>
                 <w:lang w:val="en-US" w:eastAsia="zh-CN"/>
               </w:rPr>
-              <w:t>{%else%}</w:t>
-            </w:r>
-            <w:r>
-              <w:rPr>
-                <w:rFonts w:hint="default" w:ascii="Times New Roman" w:hAnsi="Times New Roman" w:eastAsia="微软雅黑" w:cs="Times New Roman"/>
+              <w:t>包括胚系变异</w:t>
+            </w:r>
+            <w:r>
+              <w:rPr>
+                <w:rFonts w:hint="eastAsia" w:ascii="Times New Roman" w:hAnsi="Times New Roman" w:eastAsia="微软雅黑" w:cs="Times New Roman"/>
+                <w:spacing w:val="17"/>
+                <w:sz w:val="21"/>
+                <w:szCs w:val="21"/>
+                <w:highlight w:val="none"/>
+                <w:lang w:eastAsia="zh-CN"/>
+              </w:rPr>
+              <w:t>）。</w:t>
+            </w:r>
+            <w:r>
+              <w:rPr>
+                <w:rFonts w:hint="eastAsia" w:ascii="Times New Roman" w:hAnsi="Times New Roman" w:eastAsia="微软雅黑" w:cs="Times New Roman"/>
                 <w:spacing w:val="17"/>
                 <w:sz w:val="21"/>
                 <w:szCs w:val="21"/>
                 <w:highlight w:val="none"/>
                 <w:lang w:val="en-US" w:eastAsia="zh-CN"/>
               </w:rPr>
-              <w:t>基因列表内的其他基因未发现突变。</w:t>
+              <w:t>{%else%}</w:t>
+            </w:r>
+            <w:r>
+              <w:rPr>
+                <w:rFonts w:hint="default" w:ascii="Times New Roman" w:hAnsi="Times New Roman" w:eastAsia="微软雅黑" w:cs="Times New Roman"/>
+                <w:spacing w:val="17"/>
+                <w:sz w:val="21"/>
+                <w:szCs w:val="21"/>
+                <w:highlight w:val="none"/>
+                <w:lang w:val="en-US" w:eastAsia="zh-CN"/>
+              </w:rPr>
+              <w:t>基因列表内的其他基因未发现突变</w:t>
+            </w:r>
+            <w:r>
+              <w:rPr>
+                <w:rFonts w:hint="eastAsia" w:ascii="Times New Roman" w:hAnsi="Times New Roman" w:eastAsia="微软雅黑" w:cs="Times New Roman"/>
+                <w:spacing w:val="17"/>
+                <w:sz w:val="21"/>
+                <w:szCs w:val="21"/>
+                <w:highlight w:val="none"/>
+                <w:lang w:eastAsia="zh-CN"/>
+              </w:rPr>
+              <w:t>（</w:t>
+            </w:r>
+            <w:r>
+              <w:rPr>
+                <w:rFonts w:hint="eastAsia" w:ascii="Times New Roman" w:hAnsi="Times New Roman" w:eastAsia="微软雅黑" w:cs="Times New Roman"/>
+                <w:spacing w:val="17"/>
+                <w:sz w:val="21"/>
+                <w:szCs w:val="21"/>
+                <w:highlight w:val="none"/>
+                <w:lang w:val="en-US" w:eastAsia="zh-CN"/>
+              </w:rPr>
+              <w:t>包括胚系变异</w:t>
+            </w:r>
+            <w:r>
+              <w:rPr>
+                <w:rFonts w:hint="eastAsia" w:ascii="Times New Roman" w:hAnsi="Times New Roman" w:eastAsia="微软雅黑" w:cs="Times New Roman"/>
+                <w:spacing w:val="17"/>
+                <w:sz w:val="21"/>
+                <w:szCs w:val="21"/>
+                <w:highlight w:val="none"/>
+                <w:lang w:eastAsia="zh-CN"/>
+              </w:rPr>
+              <w:t>）</w:t>
+            </w:r>
+            <w:bookmarkStart w:id="82" w:name="_GoBack"/>
+            <w:bookmarkEnd w:id="82"/>
+            <w:r>
+              <w:rPr>
+                <w:rFonts w:hint="default" w:ascii="Times New Roman" w:hAnsi="Times New Roman" w:eastAsia="微软雅黑" w:cs="Times New Roman"/>
+                <w:spacing w:val="17"/>
+                <w:sz w:val="21"/>
+                <w:szCs w:val="21"/>
+                <w:highlight w:val="none"/>
+                <w:lang w:val="en-US" w:eastAsia="zh-CN"/>
+              </w:rPr>
+              <w:t>。</w:t>
             </w:r>
             <w:r>
               <w:rPr>
@@ -5467,12 +5535,12 @@
       </w:r>
       <w:bookmarkStart w:id="3" w:name="_Toc9088"/>
       <w:bookmarkStart w:id="4" w:name="_Toc11015_WPSOffice_Level2"/>
-      <w:bookmarkStart w:id="5" w:name="_Toc15507"/>
+      <w:bookmarkStart w:id="5" w:name="_Toc149837257"/>
       <w:bookmarkStart w:id="6" w:name="_Toc15063"/>
-      <w:bookmarkStart w:id="7" w:name="_Toc149837257"/>
+      <w:bookmarkStart w:id="7" w:name="_Toc15507"/>
       <w:bookmarkStart w:id="8" w:name="_Toc23375"/>
-      <w:bookmarkStart w:id="9" w:name="_Toc8165"/>
-      <w:bookmarkStart w:id="10" w:name="_Toc18062_WPSOffice_Level2"/>
+      <w:bookmarkStart w:id="9" w:name="_Toc18062_WPSOffice_Level2"/>
+      <w:bookmarkStart w:id="10" w:name="_Toc8165"/>
     </w:p>
     <w:bookmarkEnd w:id="3"/>
     <w:bookmarkEnd w:id="4"/>
@@ -8189,8 +8257,6 @@
         </w:rPr>
         <w:t>TipNoteList %}</w:t>
       </w:r>
-      <w:bookmarkStart w:id="82" w:name="_GoBack"/>
-      <w:bookmarkEnd w:id="82"/>
     </w:p>
     <w:p>
       <w:pPr>
@@ -8326,15 +8392,15 @@
           <w:lang w:val="en-US" w:eastAsia="zh-CN"/>
         </w:rPr>
       </w:pPr>
-      <w:bookmarkStart w:id="12" w:name="_Toc29527"/>
-      <w:bookmarkStart w:id="13" w:name="_Toc22104"/>
+      <w:bookmarkStart w:id="12" w:name="_Toc22104"/>
+      <w:bookmarkStart w:id="13" w:name="_Toc29527"/>
       <w:bookmarkStart w:id="14" w:name="_Toc149837260"/>
       <w:bookmarkStart w:id="15" w:name="_Toc5618"/>
-      <w:bookmarkStart w:id="16" w:name="_Toc7551_WPSOffice_Level2"/>
-      <w:bookmarkStart w:id="17" w:name="_Toc25737"/>
-      <w:bookmarkStart w:id="18" w:name="_Toc6221_WPSOffice_Level2"/>
-      <w:bookmarkStart w:id="19" w:name="_Toc4339"/>
-      <w:bookmarkStart w:id="20" w:name="_Toc17526"/>
+      <w:bookmarkStart w:id="16" w:name="_Toc6221_WPSOffice_Level2"/>
+      <w:bookmarkStart w:id="17" w:name="_Toc4339"/>
+      <w:bookmarkStart w:id="18" w:name="_Toc25737"/>
+      <w:bookmarkStart w:id="19" w:name="_Toc17526"/>
+      <w:bookmarkStart w:id="20" w:name="_Toc7551_WPSOffice_Level2"/>
       <w:r>
         <w:rPr>
           <w:rFonts w:hint="default" w:ascii="Times New Roman" w:hAnsi="Times New Roman" w:eastAsia="微软雅黑" w:cs="Times New Roman"/>
@@ -12819,8 +12885,8 @@
       </w:r>
       <w:bookmarkStart w:id="24" w:name="_Toc10223"/>
       <w:bookmarkStart w:id="25" w:name="_Toc6191"/>
-      <w:bookmarkStart w:id="26" w:name="_Toc20034"/>
-      <w:bookmarkStart w:id="27" w:name="_Toc106719764"/>
+      <w:bookmarkStart w:id="26" w:name="_Toc106719764"/>
+      <w:bookmarkStart w:id="27" w:name="_Toc20034"/>
       <w:r>
         <w:rPr>
           <w:rFonts w:hint="eastAsia" w:ascii="Times New Roman" w:hAnsi="Times New Roman" w:eastAsia="微软雅黑" w:cs="Times New Roman"/>
@@ -15173,14 +15239,14 @@
       </w:r>
       <w:bookmarkStart w:id="28" w:name="_Toc4331_WPSOffice_Level1"/>
       <w:bookmarkStart w:id="29" w:name="_Toc32443_WPSOffice_Level1"/>
-      <w:bookmarkStart w:id="30" w:name="_Toc25727"/>
-      <w:bookmarkStart w:id="31" w:name="_Toc24960"/>
-      <w:bookmarkStart w:id="32" w:name="_Toc107825555"/>
+      <w:bookmarkStart w:id="30" w:name="_Toc23846_WPSOffice_Level1"/>
+      <w:bookmarkStart w:id="31" w:name="_Toc107825555"/>
+      <w:bookmarkStart w:id="32" w:name="_Toc24611"/>
       <w:bookmarkStart w:id="33" w:name="_Toc29372"/>
-      <w:bookmarkStart w:id="34" w:name="_Toc24611"/>
-      <w:bookmarkStart w:id="35" w:name="_Toc23846_WPSOffice_Level1"/>
-      <w:bookmarkStart w:id="36" w:name="_Toc180"/>
-      <w:bookmarkStart w:id="37" w:name="_Toc23903"/>
+      <w:bookmarkStart w:id="34" w:name="_Toc23903"/>
+      <w:bookmarkStart w:id="35" w:name="_Toc24960"/>
+      <w:bookmarkStart w:id="36" w:name="_Toc25727"/>
+      <w:bookmarkStart w:id="37" w:name="_Toc180"/>
       <w:r>
         <w:rPr>
           <w:rFonts w:hint="default" w:ascii="Times New Roman" w:hAnsi="Times New Roman" w:eastAsia="微软雅黑" w:cs="Times New Roman"/>
@@ -23990,10 +24056,10 @@
           <w:lang w:val="en-US" w:eastAsia="zh-CN"/>
         </w:rPr>
       </w:pPr>
-      <w:bookmarkStart w:id="39" w:name="_Toc29937"/>
-      <w:bookmarkStart w:id="40" w:name="_Toc12317"/>
-      <w:bookmarkStart w:id="41" w:name="_Toc17529"/>
-      <w:bookmarkStart w:id="42" w:name="_Toc149837266"/>
+      <w:bookmarkStart w:id="39" w:name="_Toc149837266"/>
+      <w:bookmarkStart w:id="40" w:name="_Toc29937"/>
+      <w:bookmarkStart w:id="41" w:name="_Toc12317"/>
+      <w:bookmarkStart w:id="42" w:name="_Toc17529"/>
       <w:r>
         <w:rPr>
           <w:rFonts w:hint="default" w:ascii="Times New Roman" w:hAnsi="Times New Roman" w:eastAsia="微软雅黑" w:cs="Times New Roman"/>
@@ -26093,10 +26159,10 @@
           <w:lang w:val="en-US" w:eastAsia="zh-CN"/>
         </w:rPr>
       </w:pPr>
-      <w:bookmarkStart w:id="43" w:name="_Toc26649"/>
-      <w:bookmarkStart w:id="44" w:name="_Toc21764_WPSOffice_Level2"/>
-      <w:bookmarkStart w:id="45" w:name="_Toc10311"/>
-      <w:bookmarkStart w:id="46" w:name="_Toc6029"/>
+      <w:bookmarkStart w:id="43" w:name="_Toc21764_WPSOffice_Level2"/>
+      <w:bookmarkStart w:id="44" w:name="_Toc6029"/>
+      <w:bookmarkStart w:id="45" w:name="_Toc26649"/>
+      <w:bookmarkStart w:id="46" w:name="_Toc10311"/>
       <w:bookmarkStart w:id="47" w:name="_Toc1707_WPSOffice_Level2"/>
       <w:bookmarkStart w:id="48" w:name="_Toc16347"/>
       <w:bookmarkStart w:id="49" w:name="_Toc14132"/>
@@ -26128,11 +26194,11 @@
           <w:rFonts w:hint="default" w:ascii="Times New Roman" w:hAnsi="Times New Roman" w:eastAsia="微软雅黑" w:cs="Times New Roman"/>
         </w:rPr>
       </w:pPr>
-      <w:bookmarkStart w:id="51" w:name="_Toc28240"/>
-      <w:bookmarkStart w:id="52" w:name="_Toc13698"/>
-      <w:bookmarkStart w:id="53" w:name="_Toc27302"/>
-      <w:bookmarkStart w:id="54" w:name="_Toc21764_WPSOffice_Level1"/>
-      <w:bookmarkStart w:id="55" w:name="_Toc1707_WPSOffice_Level1"/>
+      <w:bookmarkStart w:id="51" w:name="_Toc1707_WPSOffice_Level1"/>
+      <w:bookmarkStart w:id="52" w:name="_Toc28240"/>
+      <w:bookmarkStart w:id="53" w:name="_Toc13698"/>
+      <w:bookmarkStart w:id="54" w:name="_Toc27302"/>
+      <w:bookmarkStart w:id="55" w:name="_Toc21764_WPSOffice_Level1"/>
       <w:bookmarkStart w:id="56" w:name="_Toc13196_WPSOffice_Level1"/>
       <w:r>
         <w:rPr>
@@ -27858,11 +27924,11 @@
       </w:pPr>
       <w:bookmarkStart w:id="61" w:name="_Toc22324"/>
       <w:bookmarkStart w:id="62" w:name="_Toc14255_WPSOffice_Level1"/>
-      <w:bookmarkStart w:id="63" w:name="_Toc1262"/>
+      <w:bookmarkStart w:id="63" w:name="_Toc15840_WPSOffice_Level1"/>
       <w:bookmarkStart w:id="64" w:name="_Toc24085_WPSOffice_Level1"/>
-      <w:bookmarkStart w:id="65" w:name="_Toc3674"/>
-      <w:bookmarkStart w:id="66" w:name="_Toc15840_WPSOffice_Level1"/>
-      <w:bookmarkStart w:id="67" w:name="_Toc14102"/>
+      <w:bookmarkStart w:id="65" w:name="_Toc1262"/>
+      <w:bookmarkStart w:id="66" w:name="_Toc14102"/>
+      <w:bookmarkStart w:id="67" w:name="_Toc3674"/>
       <w:r>
         <w:rPr>
           <w:rFonts w:hint="default" w:ascii="Times New Roman" w:hAnsi="Times New Roman" w:eastAsia="微软雅黑" w:cs="Times New Roman"/>
@@ -31456,13 +31522,13 @@
           <w:lang w:val="en-US" w:eastAsia="zh-CN"/>
         </w:rPr>
       </w:pPr>
-      <w:bookmarkStart w:id="68" w:name="_Toc27034"/>
-      <w:bookmarkStart w:id="69" w:name="_Toc5476"/>
-      <w:bookmarkStart w:id="70" w:name="_Toc20170_WPSOffice_Level1"/>
-      <w:bookmarkStart w:id="71" w:name="_Toc8911"/>
-      <w:bookmarkStart w:id="72" w:name="_Toc26985_WPSOffice_Level1"/>
-      <w:bookmarkStart w:id="73" w:name="_Toc28454_WPSOffice_Level1"/>
-      <w:bookmarkStart w:id="74" w:name="_Toc107825570"/>
+      <w:bookmarkStart w:id="68" w:name="_Toc8911"/>
+      <w:bookmarkStart w:id="69" w:name="_Toc20170_WPSOffice_Level1"/>
+      <w:bookmarkStart w:id="70" w:name="_Toc107825570"/>
+      <w:bookmarkStart w:id="71" w:name="_Toc28454_WPSOffice_Level1"/>
+      <w:bookmarkStart w:id="72" w:name="_Toc5476"/>
+      <w:bookmarkStart w:id="73" w:name="_Toc27034"/>
+      <w:bookmarkStart w:id="74" w:name="_Toc26985_WPSOffice_Level1"/>
       <w:r>
         <w:rPr>
           <w:rFonts w:hint="default" w:ascii="Times New Roman" w:hAnsi="Times New Roman" w:eastAsia="微软雅黑" w:cs="Times New Roman"/>

--- a/WebContent/docx/实体瘤108DNA+33RNA基因检测-单样本-山肿.docx
+++ b/WebContent/docx/实体瘤108DNA+33RNA基因检测-单样本-山肿.docx
@@ -2534,7 +2534,7 @@
                 <w:highlight w:val="none"/>
                 <w:lang w:eastAsia="zh-CN"/>
               </w:rPr>
-              <w:t>（</w:t>
+              <w:t>。</w:t>
             </w:r>
             <w:r>
               <w:rPr>
@@ -2545,73 +2545,18 @@
                 <w:highlight w:val="none"/>
                 <w:lang w:val="en-US" w:eastAsia="zh-CN"/>
               </w:rPr>
-              <w:t>包括胚系变异</w:t>
-            </w:r>
-            <w:r>
-              <w:rPr>
-                <w:rFonts w:hint="eastAsia" w:ascii="Times New Roman" w:hAnsi="Times New Roman" w:eastAsia="微软雅黑" w:cs="Times New Roman"/>
-                <w:spacing w:val="17"/>
-                <w:sz w:val="21"/>
-                <w:szCs w:val="21"/>
-                <w:highlight w:val="none"/>
-                <w:lang w:eastAsia="zh-CN"/>
-              </w:rPr>
-              <w:t>）。</w:t>
-            </w:r>
-            <w:r>
-              <w:rPr>
-                <w:rFonts w:hint="eastAsia" w:ascii="Times New Roman" w:hAnsi="Times New Roman" w:eastAsia="微软雅黑" w:cs="Times New Roman"/>
+              <w:t>{%else%}</w:t>
+            </w:r>
+            <w:r>
+              <w:rPr>
+                <w:rFonts w:hint="default" w:ascii="Times New Roman" w:hAnsi="Times New Roman" w:eastAsia="微软雅黑" w:cs="Times New Roman"/>
                 <w:spacing w:val="17"/>
                 <w:sz w:val="21"/>
                 <w:szCs w:val="21"/>
                 <w:highlight w:val="none"/>
                 <w:lang w:val="en-US" w:eastAsia="zh-CN"/>
               </w:rPr>
-              <w:t>{%else%}</w:t>
-            </w:r>
-            <w:r>
-              <w:rPr>
-                <w:rFonts w:hint="default" w:ascii="Times New Roman" w:hAnsi="Times New Roman" w:eastAsia="微软雅黑" w:cs="Times New Roman"/>
-                <w:spacing w:val="17"/>
-                <w:sz w:val="21"/>
-                <w:szCs w:val="21"/>
-                <w:highlight w:val="none"/>
-                <w:lang w:val="en-US" w:eastAsia="zh-CN"/>
-              </w:rPr>
               <w:t>基因列表内的其他基因未发现突变</w:t>
-            </w:r>
-            <w:r>
-              <w:rPr>
-                <w:rFonts w:hint="eastAsia" w:ascii="Times New Roman" w:hAnsi="Times New Roman" w:eastAsia="微软雅黑" w:cs="Times New Roman"/>
-                <w:spacing w:val="17"/>
-                <w:sz w:val="21"/>
-                <w:szCs w:val="21"/>
-                <w:highlight w:val="none"/>
-                <w:lang w:eastAsia="zh-CN"/>
-              </w:rPr>
-              <w:t>（</w:t>
-            </w:r>
-            <w:r>
-              <w:rPr>
-                <w:rFonts w:hint="eastAsia" w:ascii="Times New Roman" w:hAnsi="Times New Roman" w:eastAsia="微软雅黑" w:cs="Times New Roman"/>
-                <w:spacing w:val="17"/>
-                <w:sz w:val="21"/>
-                <w:szCs w:val="21"/>
-                <w:highlight w:val="none"/>
-                <w:lang w:val="en-US" w:eastAsia="zh-CN"/>
-              </w:rPr>
-              <w:t>包括胚系变异</w:t>
-            </w:r>
-            <w:r>
-              <w:rPr>
-                <w:rFonts w:hint="eastAsia" w:ascii="Times New Roman" w:hAnsi="Times New Roman" w:eastAsia="微软雅黑" w:cs="Times New Roman"/>
-                <w:spacing w:val="17"/>
-                <w:sz w:val="21"/>
-                <w:szCs w:val="21"/>
-                <w:highlight w:val="none"/>
-                <w:lang w:eastAsia="zh-CN"/>
-              </w:rPr>
-              <w:t>）</w:t>
             </w:r>
             <w:bookmarkStart w:id="82" w:name="_GoBack"/>
             <w:bookmarkEnd w:id="82"/>
@@ -5534,13 +5479,13 @@
         <w:t>及用药提示</w:t>
       </w:r>
       <w:bookmarkStart w:id="3" w:name="_Toc9088"/>
-      <w:bookmarkStart w:id="4" w:name="_Toc11015_WPSOffice_Level2"/>
-      <w:bookmarkStart w:id="5" w:name="_Toc149837257"/>
-      <w:bookmarkStart w:id="6" w:name="_Toc15063"/>
-      <w:bookmarkStart w:id="7" w:name="_Toc15507"/>
-      <w:bookmarkStart w:id="8" w:name="_Toc23375"/>
+      <w:bookmarkStart w:id="4" w:name="_Toc15063"/>
+      <w:bookmarkStart w:id="5" w:name="_Toc15507"/>
+      <w:bookmarkStart w:id="6" w:name="_Toc23375"/>
+      <w:bookmarkStart w:id="7" w:name="_Toc8165"/>
+      <w:bookmarkStart w:id="8" w:name="_Toc149837257"/>
       <w:bookmarkStart w:id="9" w:name="_Toc18062_WPSOffice_Level2"/>
-      <w:bookmarkStart w:id="10" w:name="_Toc8165"/>
+      <w:bookmarkStart w:id="10" w:name="_Toc11015_WPSOffice_Level2"/>
     </w:p>
     <w:bookmarkEnd w:id="3"/>
     <w:bookmarkEnd w:id="4"/>
@@ -5804,12 +5749,6 @@
             <w:insideH w:val="single" w:color="A4A4A4" w:sz="4" w:space="0"/>
             <w:insideV w:val="single" w:color="A4A4A4" w:sz="4" w:space="0"/>
           </w:tblBorders>
-          <w:tblCellMar>
-            <w:top w:w="0" w:type="dxa"/>
-            <w:left w:w="0" w:type="dxa"/>
-            <w:bottom w:w="0" w:type="dxa"/>
-            <w:right w:w="0" w:type="dxa"/>
-          </w:tblCellMar>
         </w:tblPrEx>
         <w:trPr>
           <w:trHeight w:val="510" w:hRule="atLeast"/>
@@ -6291,12 +6230,6 @@
             <w:insideH w:val="single" w:color="A4A4A4" w:sz="4" w:space="0"/>
             <w:insideV w:val="single" w:color="A4A4A4" w:sz="4" w:space="0"/>
           </w:tblBorders>
-          <w:tblCellMar>
-            <w:top w:w="0" w:type="dxa"/>
-            <w:left w:w="0" w:type="dxa"/>
-            <w:bottom w:w="0" w:type="dxa"/>
-            <w:right w:w="0" w:type="dxa"/>
-          </w:tblCellMar>
         </w:tblPrEx>
         <w:trPr>
           <w:trHeight w:val="797" w:hRule="atLeast"/>
@@ -8392,15 +8325,15 @@
           <w:lang w:val="en-US" w:eastAsia="zh-CN"/>
         </w:rPr>
       </w:pPr>
-      <w:bookmarkStart w:id="12" w:name="_Toc22104"/>
-      <w:bookmarkStart w:id="13" w:name="_Toc29527"/>
+      <w:bookmarkStart w:id="12" w:name="_Toc29527"/>
+      <w:bookmarkStart w:id="13" w:name="_Toc5618"/>
       <w:bookmarkStart w:id="14" w:name="_Toc149837260"/>
-      <w:bookmarkStart w:id="15" w:name="_Toc5618"/>
-      <w:bookmarkStart w:id="16" w:name="_Toc6221_WPSOffice_Level2"/>
+      <w:bookmarkStart w:id="15" w:name="_Toc22104"/>
+      <w:bookmarkStart w:id="16" w:name="_Toc25737"/>
       <w:bookmarkStart w:id="17" w:name="_Toc4339"/>
-      <w:bookmarkStart w:id="18" w:name="_Toc25737"/>
+      <w:bookmarkStart w:id="18" w:name="_Toc7551_WPSOffice_Level2"/>
       <w:bookmarkStart w:id="19" w:name="_Toc17526"/>
-      <w:bookmarkStart w:id="20" w:name="_Toc7551_WPSOffice_Level2"/>
+      <w:bookmarkStart w:id="20" w:name="_Toc6221_WPSOffice_Level2"/>
       <w:r>
         <w:rPr>
           <w:rFonts w:hint="default" w:ascii="Times New Roman" w:hAnsi="Times New Roman" w:eastAsia="微软雅黑" w:cs="Times New Roman"/>
@@ -11080,12 +11013,6 @@
             <w:insideH w:val="single" w:color="A4A4A4" w:sz="4" w:space="0"/>
             <w:insideV w:val="single" w:color="A4A4A4" w:sz="4" w:space="0"/>
           </w:tblBorders>
-          <w:tblCellMar>
-            <w:top w:w="0" w:type="dxa"/>
-            <w:left w:w="108" w:type="dxa"/>
-            <w:bottom w:w="0" w:type="dxa"/>
-            <w:right w:w="108" w:type="dxa"/>
-          </w:tblCellMar>
         </w:tblPrEx>
         <w:trPr>
           <w:trHeight w:val="369" w:hRule="atLeast"/>
@@ -12136,12 +12063,6 @@
             <w:insideH w:val="single" w:color="A4A4A4" w:sz="4" w:space="0"/>
             <w:insideV w:val="single" w:color="A4A4A4" w:sz="4" w:space="0"/>
           </w:tblBorders>
-          <w:tblCellMar>
-            <w:top w:w="0" w:type="dxa"/>
-            <w:left w:w="108" w:type="dxa"/>
-            <w:bottom w:w="0" w:type="dxa"/>
-            <w:right w:w="108" w:type="dxa"/>
-          </w:tblCellMar>
         </w:tblPrEx>
         <w:trPr>
           <w:trHeight w:val="369" w:hRule="atLeast"/>
@@ -12884,9 +12805,9 @@
         <w:t>{%if PDInfo != undefined %}</w:t>
       </w:r>
       <w:bookmarkStart w:id="24" w:name="_Toc10223"/>
-      <w:bookmarkStart w:id="25" w:name="_Toc6191"/>
-      <w:bookmarkStart w:id="26" w:name="_Toc106719764"/>
-      <w:bookmarkStart w:id="27" w:name="_Toc20034"/>
+      <w:bookmarkStart w:id="25" w:name="_Toc106719764"/>
+      <w:bookmarkStart w:id="26" w:name="_Toc20034"/>
+      <w:bookmarkStart w:id="27" w:name="_Toc6191"/>
       <w:r>
         <w:rPr>
           <w:rFonts w:hint="eastAsia" w:ascii="Times New Roman" w:hAnsi="Times New Roman" w:eastAsia="微软雅黑" w:cs="Times New Roman"/>
@@ -14103,12 +14024,6 @@
             <w:insideH w:val="none" w:color="auto" w:sz="0" w:space="0"/>
             <w:insideV w:val="none" w:color="auto" w:sz="0" w:space="0"/>
           </w:tblBorders>
-          <w:tblCellMar>
-            <w:top w:w="0" w:type="dxa"/>
-            <w:left w:w="108" w:type="dxa"/>
-            <w:bottom w:w="0" w:type="dxa"/>
-            <w:right w:w="108" w:type="dxa"/>
-          </w:tblCellMar>
         </w:tblPrEx>
         <w:trPr>
           <w:trHeight w:val="313" w:hRule="atLeast"/>
@@ -14221,12 +14136,6 @@
             <w:insideH w:val="none" w:color="auto" w:sz="0" w:space="0"/>
             <w:insideV w:val="none" w:color="auto" w:sz="0" w:space="0"/>
           </w:tblBorders>
-          <w:tblCellMar>
-            <w:top w:w="0" w:type="dxa"/>
-            <w:left w:w="108" w:type="dxa"/>
-            <w:bottom w:w="0" w:type="dxa"/>
-            <w:right w:w="108" w:type="dxa"/>
-          </w:tblCellMar>
         </w:tblPrEx>
         <w:trPr>
           <w:trHeight w:val="322" w:hRule="atLeast"/>
@@ -15237,16 +15146,16 @@
         </w:rPr>
         <w:t>{% endif %}{% endif %}</w:t>
       </w:r>
-      <w:bookmarkStart w:id="28" w:name="_Toc4331_WPSOffice_Level1"/>
-      <w:bookmarkStart w:id="29" w:name="_Toc32443_WPSOffice_Level1"/>
-      <w:bookmarkStart w:id="30" w:name="_Toc23846_WPSOffice_Level1"/>
-      <w:bookmarkStart w:id="31" w:name="_Toc107825555"/>
-      <w:bookmarkStart w:id="32" w:name="_Toc24611"/>
-      <w:bookmarkStart w:id="33" w:name="_Toc29372"/>
-      <w:bookmarkStart w:id="34" w:name="_Toc23903"/>
-      <w:bookmarkStart w:id="35" w:name="_Toc24960"/>
-      <w:bookmarkStart w:id="36" w:name="_Toc25727"/>
-      <w:bookmarkStart w:id="37" w:name="_Toc180"/>
+      <w:bookmarkStart w:id="28" w:name="_Toc23846_WPSOffice_Level1"/>
+      <w:bookmarkStart w:id="29" w:name="_Toc107825555"/>
+      <w:bookmarkStart w:id="30" w:name="_Toc24611"/>
+      <w:bookmarkStart w:id="31" w:name="_Toc29372"/>
+      <w:bookmarkStart w:id="32" w:name="_Toc23903"/>
+      <w:bookmarkStart w:id="33" w:name="_Toc24960"/>
+      <w:bookmarkStart w:id="34" w:name="_Toc32443_WPSOffice_Level1"/>
+      <w:bookmarkStart w:id="35" w:name="_Toc4331_WPSOffice_Level1"/>
+      <w:bookmarkStart w:id="36" w:name="_Toc180"/>
+      <w:bookmarkStart w:id="37" w:name="_Toc25727"/>
       <w:r>
         <w:rPr>
           <w:rFonts w:hint="default" w:ascii="Times New Roman" w:hAnsi="Times New Roman" w:eastAsia="微软雅黑" w:cs="Times New Roman"/>
@@ -15294,12 +15203,6 @@
             <w:insideH w:val="single" w:color="D7D7D7" w:sz="4" w:space="0"/>
             <w:insideV w:val="single" w:color="D7D7D7" w:sz="4" w:space="0"/>
           </w:tblBorders>
-          <w:tblCellMar>
-            <w:top w:w="0" w:type="dxa"/>
-            <w:left w:w="0" w:type="dxa"/>
-            <w:bottom w:w="0" w:type="dxa"/>
-            <w:right w:w="0" w:type="dxa"/>
-          </w:tblCellMar>
         </w:tblPrEx>
         <w:trPr>
           <w:trHeight w:val="340" w:hRule="atLeast"/>
@@ -24056,9 +23959,9 @@
           <w:lang w:val="en-US" w:eastAsia="zh-CN"/>
         </w:rPr>
       </w:pPr>
-      <w:bookmarkStart w:id="39" w:name="_Toc149837266"/>
-      <w:bookmarkStart w:id="40" w:name="_Toc29937"/>
-      <w:bookmarkStart w:id="41" w:name="_Toc12317"/>
+      <w:bookmarkStart w:id="39" w:name="_Toc29937"/>
+      <w:bookmarkStart w:id="40" w:name="_Toc12317"/>
+      <w:bookmarkStart w:id="41" w:name="_Toc149837266"/>
       <w:bookmarkStart w:id="42" w:name="_Toc17529"/>
       <w:r>
         <w:rPr>
@@ -26159,14 +26062,14 @@
           <w:lang w:val="en-US" w:eastAsia="zh-CN"/>
         </w:rPr>
       </w:pPr>
-      <w:bookmarkStart w:id="43" w:name="_Toc21764_WPSOffice_Level2"/>
-      <w:bookmarkStart w:id="44" w:name="_Toc6029"/>
+      <w:bookmarkStart w:id="43" w:name="_Toc16347"/>
+      <w:bookmarkStart w:id="44" w:name="_Toc1707_WPSOffice_Level2"/>
       <w:bookmarkStart w:id="45" w:name="_Toc26649"/>
       <w:bookmarkStart w:id="46" w:name="_Toc10311"/>
-      <w:bookmarkStart w:id="47" w:name="_Toc1707_WPSOffice_Level2"/>
-      <w:bookmarkStart w:id="48" w:name="_Toc16347"/>
-      <w:bookmarkStart w:id="49" w:name="_Toc14132"/>
-      <w:bookmarkStart w:id="50" w:name="_Toc10515"/>
+      <w:bookmarkStart w:id="47" w:name="_Toc14132"/>
+      <w:bookmarkStart w:id="48" w:name="_Toc6029"/>
+      <w:bookmarkStart w:id="49" w:name="_Toc10515"/>
+      <w:bookmarkStart w:id="50" w:name="_Toc21764_WPSOffice_Level2"/>
       <w:r>
         <w:rPr>
           <w:rFonts w:hint="default" w:ascii="Times New Roman" w:hAnsi="Times New Roman" w:eastAsia="微软雅黑" w:cs="Times New Roman"/>
@@ -26195,9 +26098,9 @@
         </w:rPr>
       </w:pPr>
       <w:bookmarkStart w:id="51" w:name="_Toc1707_WPSOffice_Level1"/>
-      <w:bookmarkStart w:id="52" w:name="_Toc28240"/>
+      <w:bookmarkStart w:id="52" w:name="_Toc27302"/>
       <w:bookmarkStart w:id="53" w:name="_Toc13698"/>
-      <w:bookmarkStart w:id="54" w:name="_Toc27302"/>
+      <w:bookmarkStart w:id="54" w:name="_Toc28240"/>
       <w:bookmarkStart w:id="55" w:name="_Toc21764_WPSOffice_Level1"/>
       <w:bookmarkStart w:id="56" w:name="_Toc13196_WPSOffice_Level1"/>
       <w:r>
@@ -27874,8 +27777,8 @@
           <w:lang w:eastAsia="zh-CN"/>
         </w:rPr>
       </w:pPr>
-      <w:bookmarkStart w:id="59" w:name="_Toc4248"/>
-      <w:bookmarkStart w:id="60" w:name="_Toc16863"/>
+      <w:bookmarkStart w:id="59" w:name="_Toc16863"/>
+      <w:bookmarkStart w:id="60" w:name="_Toc4248"/>
       <w:r>
         <w:rPr>
           <w:rFonts w:hint="default" w:ascii="Times New Roman" w:hAnsi="Times New Roman" w:eastAsia="微软雅黑" w:cs="Times New Roman"/>
@@ -27922,13 +27825,13 @@
           <w:lang w:eastAsia="zh-CN"/>
         </w:rPr>
       </w:pPr>
-      <w:bookmarkStart w:id="61" w:name="_Toc22324"/>
-      <w:bookmarkStart w:id="62" w:name="_Toc14255_WPSOffice_Level1"/>
-      <w:bookmarkStart w:id="63" w:name="_Toc15840_WPSOffice_Level1"/>
+      <w:bookmarkStart w:id="61" w:name="_Toc14255_WPSOffice_Level1"/>
+      <w:bookmarkStart w:id="62" w:name="_Toc15840_WPSOffice_Level1"/>
+      <w:bookmarkStart w:id="63" w:name="_Toc22324"/>
       <w:bookmarkStart w:id="64" w:name="_Toc24085_WPSOffice_Level1"/>
-      <w:bookmarkStart w:id="65" w:name="_Toc1262"/>
+      <w:bookmarkStart w:id="65" w:name="_Toc3674"/>
       <w:bookmarkStart w:id="66" w:name="_Toc14102"/>
-      <w:bookmarkStart w:id="67" w:name="_Toc3674"/>
+      <w:bookmarkStart w:id="67" w:name="_Toc1262"/>
       <w:r>
         <w:rPr>
           <w:rFonts w:hint="default" w:ascii="Times New Roman" w:hAnsi="Times New Roman" w:eastAsia="微软雅黑" w:cs="Times New Roman"/>
@@ -31522,13 +31425,13 @@
           <w:lang w:val="en-US" w:eastAsia="zh-CN"/>
         </w:rPr>
       </w:pPr>
-      <w:bookmarkStart w:id="68" w:name="_Toc8911"/>
+      <w:bookmarkStart w:id="68" w:name="_Toc26985_WPSOffice_Level1"/>
       <w:bookmarkStart w:id="69" w:name="_Toc20170_WPSOffice_Level1"/>
-      <w:bookmarkStart w:id="70" w:name="_Toc107825570"/>
+      <w:bookmarkStart w:id="70" w:name="_Toc8911"/>
       <w:bookmarkStart w:id="71" w:name="_Toc28454_WPSOffice_Level1"/>
-      <w:bookmarkStart w:id="72" w:name="_Toc5476"/>
-      <w:bookmarkStart w:id="73" w:name="_Toc27034"/>
-      <w:bookmarkStart w:id="74" w:name="_Toc26985_WPSOffice_Level1"/>
+      <w:bookmarkStart w:id="72" w:name="_Toc27034"/>
+      <w:bookmarkStart w:id="73" w:name="_Toc5476"/>
+      <w:bookmarkStart w:id="74" w:name="_Toc107825570"/>
       <w:r>
         <w:rPr>
           <w:rFonts w:hint="default" w:ascii="Times New Roman" w:hAnsi="Times New Roman" w:eastAsia="微软雅黑" w:cs="Times New Roman"/>
@@ -32140,13 +32043,13 @@
           <w:lang w:eastAsia="zh-CN"/>
         </w:rPr>
       </w:pPr>
-      <w:bookmarkStart w:id="75" w:name="_Toc19280_WPSOffice_Level2"/>
-      <w:bookmarkStart w:id="76" w:name="_Toc11193_WPSOffice_Level2"/>
-      <w:bookmarkStart w:id="77" w:name="_Toc31515_WPSOffice_Level2"/>
-      <w:bookmarkStart w:id="78" w:name="_Toc6931_WPSOffice_Level2"/>
+      <w:bookmarkStart w:id="75" w:name="_Toc3488_WPSOffice_Level2"/>
+      <w:bookmarkStart w:id="76" w:name="_Toc19280_WPSOffice_Level2"/>
+      <w:bookmarkStart w:id="77" w:name="_Toc6931_WPSOffice_Level2"/>
+      <w:bookmarkStart w:id="78" w:name="_Toc31515_WPSOffice_Level2"/>
       <w:bookmarkStart w:id="79" w:name="_Toc17111_WPSOffice_Level2"/>
-      <w:bookmarkStart w:id="80" w:name="_Toc3488_WPSOffice_Level2"/>
-      <w:bookmarkStart w:id="81" w:name="_Toc6304_WPSOffice_Level2"/>
+      <w:bookmarkStart w:id="80" w:name="_Toc6304_WPSOffice_Level2"/>
+      <w:bookmarkStart w:id="81" w:name="_Toc11193_WPSOffice_Level2"/>
       <w:r>
         <w:rPr>
           <w:rFonts w:hint="default" w:ascii="Times New Roman" w:hAnsi="Times New Roman" w:eastAsia="微软雅黑" w:cs="Times New Roman"/>

--- a/WebContent/docx/实体瘤108DNA+33RNA基因检测-单样本-山肿.docx
+++ b/WebContent/docx/实体瘤108DNA+33RNA基因检测-单样本-山肿.docx
@@ -2525,6 +2525,8 @@
               </w:rPr>
               <w:t>个</w:t>
             </w:r>
+            <w:bookmarkStart w:id="82" w:name="_GoBack"/>
+            <w:bookmarkEnd w:id="82"/>
             <w:r>
               <w:rPr>
                 <w:rFonts w:hint="eastAsia" w:ascii="Times New Roman" w:hAnsi="Times New Roman" w:eastAsia="微软雅黑" w:cs="Times New Roman"/>
@@ -2556,20 +2558,7 @@
                 <w:highlight w:val="none"/>
                 <w:lang w:val="en-US" w:eastAsia="zh-CN"/>
               </w:rPr>
-              <w:t>基因列表内的其他基因未发现突变</w:t>
-            </w:r>
-            <w:bookmarkStart w:id="82" w:name="_GoBack"/>
-            <w:bookmarkEnd w:id="82"/>
-            <w:r>
-              <w:rPr>
-                <w:rFonts w:hint="default" w:ascii="Times New Roman" w:hAnsi="Times New Roman" w:eastAsia="微软雅黑" w:cs="Times New Roman"/>
-                <w:spacing w:val="17"/>
-                <w:sz w:val="21"/>
-                <w:szCs w:val="21"/>
-                <w:highlight w:val="none"/>
-                <w:lang w:val="en-US" w:eastAsia="zh-CN"/>
-              </w:rPr>
-              <w:t>。</w:t>
+              <w:t>基因列表内的其他基因未发现突变。</w:t>
             </w:r>
             <w:r>
               <w:rPr>
@@ -4759,8 +4748,7 @@
       </w:tblPr>
       <w:tblGrid>
         <w:gridCol w:w="2004"/>
-        <w:gridCol w:w="1859"/>
-        <w:gridCol w:w="3953"/>
+        <w:gridCol w:w="5812"/>
         <w:gridCol w:w="2043"/>
       </w:tblGrid>
       <w:tr>
@@ -4785,7 +4773,7 @@
         </w:trPr>
         <w:tc>
           <w:tcPr>
-            <w:tcW w:w="2017" w:type="dxa"/>
+            <w:tcW w:w="2004" w:type="dxa"/>
             <w:tcBorders>
               <w:top w:val="nil"/>
               <w:bottom w:val="nil"/>
@@ -4824,7 +4812,7 @@
         </w:tc>
         <w:tc>
           <w:tcPr>
-            <w:tcW w:w="1871" w:type="dxa"/>
+            <w:tcW w:w="5812" w:type="dxa"/>
             <w:tcBorders>
               <w:top w:val="nil"/>
               <w:left w:val="single" w:color="FFFFFF" w:sz="18" w:space="0"/>
@@ -4858,53 +4846,13 @@
                 <w:szCs w:val="21"/>
                 <w:lang w:eastAsia="zh-CN" w:bidi="ar"/>
               </w:rPr>
-              <w:t>变异类型</w:t>
-            </w:r>
-          </w:p>
-        </w:tc>
-        <w:tc>
-          <w:tcPr>
-            <w:tcW w:w="3981" w:type="dxa"/>
-            <w:tcBorders>
-              <w:top w:val="nil"/>
-              <w:left w:val="single" w:color="FFFFFF" w:sz="18" w:space="0"/>
-              <w:bottom w:val="nil"/>
-              <w:right w:val="single" w:color="FFFFFF" w:sz="18" w:space="0"/>
-            </w:tcBorders>
-            <w:shd w:val="clear" w:color="auto" w:fill="64B7CE"/>
-            <w:vAlign w:val="center"/>
-          </w:tcPr>
-          <w:p>
-            <w:pPr>
-              <w:widowControl/>
-              <w:jc w:val="center"/>
-              <w:textAlignment w:val="center"/>
-              <w:rPr>
-                <w:rFonts w:hint="default" w:ascii="Times New Roman" w:hAnsi="Times New Roman" w:eastAsia="微软雅黑" w:cs="Times New Roman"/>
-                <w:b/>
-                <w:bCs/>
-                <w:color w:val="FFFFFF"/>
-                <w:sz w:val="21"/>
-                <w:szCs w:val="21"/>
-              </w:rPr>
-            </w:pPr>
-            <w:r>
-              <w:rPr>
-                <w:rFonts w:hint="default" w:ascii="Times New Roman" w:hAnsi="Times New Roman" w:eastAsia="微软雅黑" w:cs="Times New Roman"/>
-                <w:b/>
-                <w:bCs/>
-                <w:color w:val="FFFFFF"/>
-                <w:sz w:val="21"/>
-                <w:szCs w:val="21"/>
-                <w:lang w:eastAsia="zh-CN" w:bidi="ar"/>
-              </w:rPr>
               <w:t>检测结果</w:t>
             </w:r>
           </w:p>
         </w:tc>
         <w:tc>
           <w:tcPr>
-            <w:tcW w:w="2056" w:type="dxa"/>
+            <w:tcW w:w="2043" w:type="dxa"/>
             <w:tcBorders>
               <w:top w:val="nil"/>
               <w:left w:val="single" w:color="FFFFFF" w:sz="18" w:space="0"/>
@@ -5001,8 +4949,8 @@
         </w:trPr>
         <w:tc>
           <w:tcPr>
-            <w:tcW w:w="9925" w:type="dxa"/>
-            <w:gridSpan w:val="4"/>
+            <w:tcW w:w="9859" w:type="dxa"/>
+            <w:gridSpan w:val="3"/>
             <w:tcBorders>
               <w:top w:val="nil"/>
               <w:bottom w:val="single" w:color="A4A4A4" w:sz="4" w:space="0"/>
@@ -5055,7 +5003,7 @@
         </w:trPr>
         <w:tc>
           <w:tcPr>
-            <w:tcW w:w="2017" w:type="dxa"/>
+            <w:tcW w:w="2004" w:type="dxa"/>
             <w:tcBorders>
               <w:top w:val="single" w:color="A4A4A4" w:sz="4" w:space="0"/>
             </w:tcBorders>
@@ -5086,7 +5034,7 @@
         </w:tc>
         <w:tc>
           <w:tcPr>
-            <w:tcW w:w="1871" w:type="dxa"/>
+            <w:tcW w:w="5812" w:type="dxa"/>
             <w:tcBorders>
               <w:top w:val="single" w:color="A4A4A4" w:sz="4" w:space="0"/>
             </w:tcBorders>
@@ -5096,7 +5044,60 @@
           </w:tcPr>
           <w:p>
             <w:pPr>
-              <w:jc w:val="center"/>
+              <w:widowControl/>
+              <w:jc w:val="center"/>
+              <w:textAlignment w:val="center"/>
+              <w:rPr>
+                <w:rFonts w:hint="default" w:ascii="Times New Roman" w:hAnsi="Times New Roman" w:eastAsia="微软雅黑" w:cs="Times New Roman"/>
+                <w:sz w:val="21"/>
+                <w:szCs w:val="21"/>
+                <w:lang w:eastAsia="zh-CN"/>
+              </w:rPr>
+            </w:pPr>
+            <w:r>
+              <w:rPr>
+                <w:rFonts w:hint="default" w:ascii="Times New Roman" w:hAnsi="Times New Roman" w:eastAsia="微软雅黑" w:cs="Times New Roman"/>
+                <w:sz w:val="21"/>
+                <w:szCs w:val="21"/>
+                <w:lang w:eastAsia="zh-CN"/>
+              </w:rPr>
+              <w:t>{% if it.ori_variantList == [] %}未检测到与用药相关突变{%else%}{% for i in it.ori_variantList %}{%if loop.last%}</w:t>
+            </w:r>
+            <w:r>
+              <w:rPr>
+                <w:rFonts w:hint="default" w:ascii="Times New Roman" w:hAnsi="Times New Roman" w:eastAsia="微软雅黑" w:cs="Times New Roman"/>
+                <w:color w:val="FF0000"/>
+                <w:sz w:val="21"/>
+                <w:szCs w:val="21"/>
+                <w:lang w:eastAsia="zh-CN"/>
+              </w:rPr>
+              <w:t>{{ i }}</w:t>
+            </w:r>
+            <w:r>
+              <w:rPr>
+                <w:rFonts w:hint="default" w:ascii="Times New Roman" w:hAnsi="Times New Roman" w:eastAsia="微软雅黑" w:cs="Times New Roman"/>
+                <w:sz w:val="21"/>
+                <w:szCs w:val="21"/>
+                <w:lang w:eastAsia="zh-CN"/>
+              </w:rPr>
+              <w:t>{%else%}</w:t>
+            </w:r>
+            <w:r>
+              <w:rPr>
+                <w:rFonts w:hint="default" w:ascii="Times New Roman" w:hAnsi="Times New Roman" w:eastAsia="微软雅黑" w:cs="Times New Roman"/>
+                <w:color w:val="FF0000"/>
+                <w:sz w:val="21"/>
+                <w:szCs w:val="21"/>
+                <w:lang w:eastAsia="zh-CN"/>
+              </w:rPr>
+              <w:t>{{ i }}</w:t>
+            </w:r>
+          </w:p>
+          <w:p>
+            <w:pPr>
+              <w:widowControl/>
+              <w:jc w:val="center"/>
+              <w:textAlignment w:val="center"/>
               <w:rPr>
                 <w:rFonts w:hint="default" w:ascii="Times New Roman" w:hAnsi="Times New Roman" w:eastAsia="微软雅黑" w:cs="Times New Roman"/>
                 <w:color w:val="000000"/>
@@ -5111,96 +5112,13 @@
                 <w:szCs w:val="21"/>
                 <w:lang w:eastAsia="zh-CN"/>
               </w:rPr>
-              <w:t>{{ it.info }}</w:t>
-            </w:r>
-          </w:p>
-        </w:tc>
-        <w:tc>
-          <w:tcPr>
-            <w:tcW w:w="3981" w:type="dxa"/>
-            <w:tcBorders>
-              <w:top w:val="single" w:color="A4A4A4" w:sz="4" w:space="0"/>
-            </w:tcBorders>
-            <w:shd w:val="clear" w:color="auto" w:fill="auto"/>
-            <w:vAlign w:val="center"/>
-          </w:tcPr>
-          <w:p>
-            <w:pPr>
-              <w:widowControl/>
-              <w:jc w:val="center"/>
-              <w:textAlignment w:val="center"/>
-              <w:rPr>
-                <w:rFonts w:hint="default" w:ascii="Times New Roman" w:hAnsi="Times New Roman" w:eastAsia="微软雅黑" w:cs="Times New Roman"/>
-                <w:sz w:val="21"/>
-                <w:szCs w:val="21"/>
-                <w:lang w:eastAsia="zh-CN"/>
-              </w:rPr>
-            </w:pPr>
-            <w:r>
-              <w:rPr>
-                <w:rFonts w:hint="default" w:ascii="Times New Roman" w:hAnsi="Times New Roman" w:eastAsia="微软雅黑" w:cs="Times New Roman"/>
-                <w:sz w:val="21"/>
-                <w:szCs w:val="21"/>
-                <w:lang w:eastAsia="zh-CN"/>
-              </w:rPr>
-              <w:t>{% if it.ori_variantList == [] %}未检测到与用药相关突变{%else%}{% for i in it.ori_variantList %}{%if loop.last%}</w:t>
-            </w:r>
-            <w:r>
-              <w:rPr>
-                <w:rFonts w:hint="default" w:ascii="Times New Roman" w:hAnsi="Times New Roman" w:eastAsia="微软雅黑" w:cs="Times New Roman"/>
-                <w:color w:val="FF0000"/>
-                <w:sz w:val="21"/>
-                <w:szCs w:val="21"/>
-                <w:lang w:eastAsia="zh-CN"/>
-              </w:rPr>
-              <w:t>{{ i }}</w:t>
-            </w:r>
-            <w:r>
-              <w:rPr>
-                <w:rFonts w:hint="default" w:ascii="Times New Roman" w:hAnsi="Times New Roman" w:eastAsia="微软雅黑" w:cs="Times New Roman"/>
-                <w:sz w:val="21"/>
-                <w:szCs w:val="21"/>
-                <w:lang w:eastAsia="zh-CN"/>
-              </w:rPr>
-              <w:t>{%else%}</w:t>
-            </w:r>
-            <w:r>
-              <w:rPr>
-                <w:rFonts w:hint="default" w:ascii="Times New Roman" w:hAnsi="Times New Roman" w:eastAsia="微软雅黑" w:cs="Times New Roman"/>
-                <w:color w:val="FF0000"/>
-                <w:sz w:val="21"/>
-                <w:szCs w:val="21"/>
-                <w:lang w:eastAsia="zh-CN"/>
-              </w:rPr>
-              <w:t>{{ i }}</w:t>
-            </w:r>
-          </w:p>
-          <w:p>
-            <w:pPr>
-              <w:widowControl/>
-              <w:jc w:val="center"/>
-              <w:textAlignment w:val="center"/>
-              <w:rPr>
-                <w:rFonts w:hint="default" w:ascii="Times New Roman" w:hAnsi="Times New Roman" w:eastAsia="微软雅黑" w:cs="Times New Roman"/>
-                <w:color w:val="000000"/>
-                <w:sz w:val="21"/>
-                <w:szCs w:val="21"/>
-              </w:rPr>
-            </w:pPr>
-            <w:r>
-              <w:rPr>
-                <w:rFonts w:hint="default" w:ascii="Times New Roman" w:hAnsi="Times New Roman" w:eastAsia="微软雅黑" w:cs="Times New Roman"/>
-                <w:sz w:val="21"/>
-                <w:szCs w:val="21"/>
-                <w:lang w:eastAsia="zh-CN"/>
-              </w:rPr>
               <w:t>{%endif%}{% endfor%}{%endif%}</w:t>
             </w:r>
           </w:p>
         </w:tc>
         <w:tc>
           <w:tcPr>
-            <w:tcW w:w="2056" w:type="dxa"/>
+            <w:tcW w:w="2043" w:type="dxa"/>
             <w:tcBorders>
               <w:top w:val="single" w:color="A4A4A4" w:sz="4" w:space="0"/>
             </w:tcBorders>
@@ -5302,8 +5220,8 @@
         </w:trPr>
         <w:tc>
           <w:tcPr>
-            <w:tcW w:w="9925" w:type="dxa"/>
-            <w:gridSpan w:val="4"/>
+            <w:tcW w:w="9859" w:type="dxa"/>
+            <w:gridSpan w:val="3"/>
             <w:shd w:val="clear" w:color="auto" w:fill="auto"/>
             <w:noWrap/>
             <w:vAlign w:val="center"/>
@@ -5478,14 +5396,14 @@
         </w:rPr>
         <w:t>及用药提示</w:t>
       </w:r>
-      <w:bookmarkStart w:id="3" w:name="_Toc9088"/>
-      <w:bookmarkStart w:id="4" w:name="_Toc15063"/>
-      <w:bookmarkStart w:id="5" w:name="_Toc15507"/>
-      <w:bookmarkStart w:id="6" w:name="_Toc23375"/>
-      <w:bookmarkStart w:id="7" w:name="_Toc8165"/>
-      <w:bookmarkStart w:id="8" w:name="_Toc149837257"/>
-      <w:bookmarkStart w:id="9" w:name="_Toc18062_WPSOffice_Level2"/>
-      <w:bookmarkStart w:id="10" w:name="_Toc11015_WPSOffice_Level2"/>
+      <w:bookmarkStart w:id="3" w:name="_Toc8165"/>
+      <w:bookmarkStart w:id="4" w:name="_Toc149837257"/>
+      <w:bookmarkStart w:id="5" w:name="_Toc23375"/>
+      <w:bookmarkStart w:id="6" w:name="_Toc11015_WPSOffice_Level2"/>
+      <w:bookmarkStart w:id="7" w:name="_Toc15507"/>
+      <w:bookmarkStart w:id="8" w:name="_Toc9088"/>
+      <w:bookmarkStart w:id="9" w:name="_Toc15063"/>
+      <w:bookmarkStart w:id="10" w:name="_Toc18062_WPSOffice_Level2"/>
     </w:p>
     <w:bookmarkEnd w:id="3"/>
     <w:bookmarkEnd w:id="4"/>
@@ -5555,9 +5473,9 @@
         <w:rPr>
           <w:rFonts w:hint="default" w:ascii="Times New Roman" w:hAnsi="Times New Roman" w:eastAsia="微软雅黑" w:cs="Times New Roman"/>
           <w:b/>
-          <w:sz w:val="24"/>
-          <w:szCs w:val="24"/>
-          <w:lang w:val="en-US" w:eastAsia="zh-CN"/>
+          <w:sz w:val="21"/>
+          <w:szCs w:val="21"/>
+          <w:lang w:eastAsia="zh-CN"/>
         </w:rPr>
       </w:pPr>
       <w:r>
@@ -5709,6 +5627,45 @@
         <w:t>{% endif %}</w:t>
       </w:r>
     </w:p>
+    <w:p>
+      <w:pPr>
+        <w:pStyle w:val="8"/>
+        <w:keepNext w:val="0"/>
+        <w:keepLines w:val="0"/>
+        <w:pageBreakBefore w:val="0"/>
+        <w:widowControl/>
+        <w:suppressLineNumbers w:val="0"/>
+        <w:kinsoku/>
+        <w:wordWrap/>
+        <w:overflowPunct/>
+        <w:topLinePunct w:val="0"/>
+        <w:autoSpaceDE/>
+        <w:autoSpaceDN/>
+        <w:bidi w:val="0"/>
+        <w:adjustRightInd/>
+        <w:snapToGrid/>
+        <w:spacing w:before="0" w:beforeLines="20" w:beforeAutospacing="0" w:after="0" w:afterAutospacing="0"/>
+        <w:textAlignment w:val="auto"/>
+        <w:rPr>
+          <w:rFonts w:hint="default" w:ascii="Times New Roman" w:hAnsi="Times New Roman" w:eastAsia="微软雅黑" w:cs="Times New Roman"/>
+          <w:b/>
+          <w:sz w:val="21"/>
+          <w:szCs w:val="21"/>
+          <w:lang w:eastAsia="zh-CN"/>
+        </w:rPr>
+      </w:pPr>
+      <w:r>
+        <w:rPr>
+          <w:rFonts w:hint="eastAsia" w:ascii="Times New Roman" w:hAnsi="Times New Roman" w:eastAsia="微软雅黑" w:cs="Times New Roman"/>
+          <w:b/>
+          <w:sz w:val="28"/>
+          <w:szCs w:val="28"/>
+          <w:highlight w:val="none"/>
+          <w:lang w:val="en-US" w:eastAsia="zh-CN"/>
+        </w:rPr>
+        <w:t>DNA层面检出结果</w:t>
+      </w:r>
+    </w:p>
     <w:tbl>
       <w:tblPr>
         <w:tblStyle w:val="15"/>
@@ -5749,6 +5706,12 @@
             <w:insideH w:val="single" w:color="A4A4A4" w:sz="4" w:space="0"/>
             <w:insideV w:val="single" w:color="A4A4A4" w:sz="4" w:space="0"/>
           </w:tblBorders>
+          <w:tblCellMar>
+            <w:top w:w="0" w:type="dxa"/>
+            <w:left w:w="0" w:type="dxa"/>
+            <w:bottom w:w="0" w:type="dxa"/>
+            <w:right w:w="0" w:type="dxa"/>
+          </w:tblCellMar>
         </w:tblPrEx>
         <w:trPr>
           <w:trHeight w:val="510" w:hRule="atLeast"/>
@@ -6015,54 +5978,7 @@
                   </w14:solidFill>
                 </w14:textFill>
               </w:rPr>
-              <w:t>拷贝数{% if readsFlag  %}</w:t>
-            </w:r>
-          </w:p>
-          <w:p>
-            <w:pPr>
-              <w:pStyle w:val="14"/>
-              <w:jc w:val="center"/>
-              <w:rPr>
-                <w:rFonts w:hint="default" w:ascii="Times New Roman" w:hAnsi="Times New Roman" w:eastAsia="微软雅黑" w:cs="Times New Roman"/>
-                <w:b/>
-                <w:color w:val="FFFFFF" w:themeColor="background1"/>
-                <w:sz w:val="21"/>
-                <w:szCs w:val="21"/>
-                <w:lang w:eastAsia="zh-CN"/>
-                <w14:textFill>
-                  <w14:solidFill>
-                    <w14:schemeClr w14:val="bg1"/>
-                  </w14:solidFill>
-                </w14:textFill>
-              </w:rPr>
-            </w:pPr>
-            <w:r>
-              <w:rPr>
-                <w:rFonts w:hint="default" w:ascii="Times New Roman" w:hAnsi="Times New Roman" w:eastAsia="微软雅黑" w:cs="Times New Roman"/>
-                <w:b/>
-                <w:bCs/>
-                <w:color w:val="FFFFFF"/>
-                <w:sz w:val="21"/>
-                <w:szCs w:val="21"/>
-                <w:lang w:eastAsia="zh-CN" w:bidi="ar"/>
-              </w:rPr>
-              <w:t>/</w:t>
-            </w:r>
-            <w:r>
-              <w:rPr>
-                <w:rFonts w:hint="default" w:ascii="Times New Roman" w:hAnsi="Times New Roman" w:eastAsia="微软雅黑" w:cs="Times New Roman"/>
-                <w:b/>
-                <w:color w:val="FFFFFF" w:themeColor="background1"/>
-                <w:sz w:val="21"/>
-                <w:szCs w:val="21"/>
-                <w:lang w:eastAsia="zh-CN"/>
-                <w14:textFill>
-                  <w14:solidFill>
-                    <w14:schemeClr w14:val="bg1"/>
-                  </w14:solidFill>
-                </w14:textFill>
-              </w:rPr>
-              <w:t>reads数{%endif%}</w:t>
+              <w:t>拷贝数</w:t>
             </w:r>
           </w:p>
         </w:tc>
@@ -6211,11 +6127,65 @@
             <w:r>
               <w:rPr>
                 <w:rFonts w:hint="default" w:ascii="Times New Roman" w:hAnsi="Times New Roman" w:eastAsia="微软雅黑" w:cs="Times New Roman"/>
-                <w:sz w:val="21"/>
-                <w:szCs w:val="21"/>
-                <w:lang w:eastAsia="zh-CN"/>
-              </w:rPr>
-              <w:t>{%tr if bodyAndComplexDrugTipLineStr or unknownTipLineStr %}</w:t>
+                <w:sz w:val="18"/>
+                <w:szCs w:val="18"/>
+                <w:lang w:eastAsia="zh-CN"/>
+              </w:rPr>
+              <w:t>{%tr if complexDrugTipLineStr or unknownTipLineStr</w:t>
+            </w:r>
+            <w:r>
+              <w:rPr>
+                <w:rFonts w:hint="eastAsia" w:ascii="Times New Roman" w:hAnsi="Times New Roman" w:eastAsia="微软雅黑" w:cs="Times New Roman"/>
+                <w:sz w:val="18"/>
+                <w:szCs w:val="18"/>
+                <w:lang w:val="en-US" w:eastAsia="zh-CN"/>
+              </w:rPr>
+              <w:t>DNA</w:t>
+            </w:r>
+            <w:r>
+              <w:rPr>
+                <w:rFonts w:hint="default" w:ascii="Times New Roman" w:hAnsi="Times New Roman" w:eastAsia="微软雅黑" w:cs="Times New Roman"/>
+                <w:sz w:val="18"/>
+                <w:szCs w:val="18"/>
+                <w:lang w:eastAsia="zh-CN"/>
+              </w:rPr>
+              <w:t xml:space="preserve"> </w:t>
+            </w:r>
+            <w:r>
+              <w:rPr>
+                <w:rFonts w:hint="eastAsia" w:ascii="Times New Roman" w:hAnsi="Times New Roman" w:eastAsia="微软雅黑" w:cs="Times New Roman"/>
+                <w:sz w:val="18"/>
+                <w:szCs w:val="18"/>
+                <w:lang w:val="en-US" w:eastAsia="zh-CN"/>
+              </w:rPr>
+              <w:t xml:space="preserve">or </w:t>
+            </w:r>
+            <w:r>
+              <w:rPr>
+                <w:rFonts w:hint="default" w:ascii="Times New Roman" w:hAnsi="Times New Roman" w:eastAsia="微软雅黑" w:cs="Times New Roman"/>
+                <w:sz w:val="18"/>
+                <w:szCs w:val="18"/>
+                <w:lang w:eastAsia="zh-CN"/>
+              </w:rPr>
+              <w:t>bodyDrugTipLineStr</w:t>
+            </w:r>
+            <w:r>
+              <w:rPr>
+                <w:rFonts w:hint="eastAsia" w:ascii="Times New Roman" w:hAnsi="Times New Roman" w:eastAsia="微软雅黑" w:cs="Times New Roman"/>
+                <w:sz w:val="18"/>
+                <w:szCs w:val="18"/>
+                <w:lang w:val="en-US" w:eastAsia="zh-CN"/>
+              </w:rPr>
+              <w:t>DNA</w:t>
+            </w:r>
+            <w:r>
+              <w:rPr>
+                <w:rFonts w:hint="default" w:ascii="Times New Roman" w:hAnsi="Times New Roman" w:eastAsia="微软雅黑" w:cs="Times New Roman"/>
+                <w:sz w:val="18"/>
+                <w:szCs w:val="18"/>
+                <w:lang w:eastAsia="zh-CN"/>
+              </w:rPr>
+              <w:t xml:space="preserve"> %}</w:t>
             </w:r>
           </w:p>
         </w:tc>
@@ -6230,6 +6200,12 @@
             <w:insideH w:val="single" w:color="A4A4A4" w:sz="4" w:space="0"/>
             <w:insideV w:val="single" w:color="A4A4A4" w:sz="4" w:space="0"/>
           </w:tblBorders>
+          <w:tblCellMar>
+            <w:top w:w="0" w:type="dxa"/>
+            <w:left w:w="0" w:type="dxa"/>
+            <w:bottom w:w="0" w:type="dxa"/>
+            <w:right w:w="0" w:type="dxa"/>
+          </w:tblCellMar>
         </w:tblPrEx>
         <w:trPr>
           <w:trHeight w:val="797" w:hRule="atLeast"/>
@@ -6820,7 +6796,7 @@
                 <w:szCs w:val="21"/>
                 <w:lang w:eastAsia="zh-CN"/>
               </w:rPr>
-              <w:t>{%tr for tip in bodyDrugTipLineStr %}</w:t>
+              <w:t>{%tr for tip in bodyDrugTipLineStrDNA %}</w:t>
             </w:r>
           </w:p>
         </w:tc>
@@ -7392,7 +7368,25 @@
                 <w:szCs w:val="21"/>
                 <w:lang w:eastAsia="zh-CN"/>
               </w:rPr>
-              <w:t>{%tr for tip in unknownTipLineStr %}</w:t>
+              <w:t>{%tr for tip in unknownTipLineStr</w:t>
+            </w:r>
+            <w:r>
+              <w:rPr>
+                <w:rFonts w:hint="eastAsia" w:ascii="Times New Roman" w:hAnsi="Times New Roman" w:eastAsia="微软雅黑" w:cs="Times New Roman"/>
+                <w:sz w:val="21"/>
+                <w:szCs w:val="21"/>
+                <w:lang w:val="en-US" w:eastAsia="zh-CN"/>
+              </w:rPr>
+              <w:t>DNA</w:t>
+            </w:r>
+            <w:r>
+              <w:rPr>
+                <w:rFonts w:hint="default" w:ascii="Times New Roman" w:hAnsi="Times New Roman" w:eastAsia="微软雅黑" w:cs="Times New Roman"/>
+                <w:sz w:val="21"/>
+                <w:szCs w:val="21"/>
+                <w:lang w:eastAsia="zh-CN"/>
+              </w:rPr>
+              <w:t xml:space="preserve"> %}</w:t>
             </w:r>
           </w:p>
         </w:tc>
@@ -7910,6 +7904,1976 @@
         <w:tc>
           <w:tcPr>
             <w:tcW w:w="758" w:type="pct"/>
+            <w:tcBorders>
+              <w:top w:val="nil"/>
+              <w:left w:val="single" w:color="A4A4A4" w:themeColor="background1" w:themeShade="A5" w:sz="4" w:space="0"/>
+              <w:bottom w:val="single" w:color="A4A4A4" w:themeColor="background1" w:themeShade="A5" w:sz="4" w:space="0"/>
+              <w:right w:val="single" w:color="A4A4A4" w:themeColor="background1" w:themeShade="A5" w:sz="4" w:space="0"/>
+            </w:tcBorders>
+            <w:shd w:val="clear" w:color="auto" w:fill="auto"/>
+            <w:vAlign w:val="center"/>
+          </w:tcPr>
+          <w:p>
+            <w:pPr>
+              <w:spacing w:before="2"/>
+              <w:ind w:left="116" w:right="116"/>
+              <w:jc w:val="center"/>
+              <w:rPr>
+                <w:rFonts w:hint="default" w:ascii="Times New Roman" w:hAnsi="Times New Roman" w:eastAsia="微软雅黑" w:cs="Times New Roman"/>
+                <w:sz w:val="21"/>
+                <w:szCs w:val="21"/>
+                <w:lang w:eastAsia="zh-CN"/>
+              </w:rPr>
+            </w:pPr>
+            <w:r>
+              <w:rPr>
+                <w:rFonts w:hint="default" w:ascii="Times New Roman" w:hAnsi="Times New Roman" w:eastAsia="微软雅黑" w:cs="Times New Roman"/>
+                <w:sz w:val="21"/>
+                <w:szCs w:val="21"/>
+                <w:lang w:eastAsia="zh-CN"/>
+              </w:rPr>
+              <w:t>/</w:t>
+            </w:r>
+          </w:p>
+        </w:tc>
+        <w:tc>
+          <w:tcPr>
+            <w:tcW w:w="479" w:type="pct"/>
+            <w:tcBorders>
+              <w:top w:val="nil"/>
+              <w:left w:val="single" w:color="A4A4A4" w:themeColor="background1" w:themeShade="A5" w:sz="4" w:space="0"/>
+              <w:bottom w:val="single" w:color="A4A4A4" w:themeColor="background1" w:themeShade="A5" w:sz="4" w:space="0"/>
+              <w:right w:val="single" w:color="A4A4A4" w:themeColor="background1" w:themeShade="A5" w:sz="4" w:space="0"/>
+            </w:tcBorders>
+            <w:shd w:val="clear" w:color="auto" w:fill="auto"/>
+            <w:vAlign w:val="center"/>
+          </w:tcPr>
+          <w:p>
+            <w:pPr>
+              <w:spacing w:before="2"/>
+              <w:ind w:left="116" w:right="116"/>
+              <w:jc w:val="center"/>
+              <w:rPr>
+                <w:rFonts w:hint="default" w:ascii="Times New Roman" w:hAnsi="Times New Roman" w:eastAsia="微软雅黑" w:cs="Times New Roman"/>
+                <w:sz w:val="21"/>
+                <w:szCs w:val="21"/>
+                <w:lang w:eastAsia="zh-CN"/>
+              </w:rPr>
+            </w:pPr>
+            <w:r>
+              <w:rPr>
+                <w:rFonts w:hint="default" w:ascii="Times New Roman" w:hAnsi="Times New Roman" w:eastAsia="微软雅黑" w:cs="Times New Roman"/>
+                <w:sz w:val="21"/>
+                <w:szCs w:val="21"/>
+                <w:lang w:eastAsia="zh-CN"/>
+              </w:rPr>
+              <w:t>/</w:t>
+            </w:r>
+          </w:p>
+        </w:tc>
+        <w:tc>
+          <w:tcPr>
+            <w:tcW w:w="534" w:type="pct"/>
+            <w:tcBorders>
+              <w:top w:val="nil"/>
+              <w:left w:val="single" w:color="A4A4A4" w:themeColor="background1" w:themeShade="A5" w:sz="4" w:space="0"/>
+              <w:bottom w:val="single" w:color="A4A4A4" w:themeColor="background1" w:themeShade="A5" w:sz="4" w:space="0"/>
+              <w:right w:val="single" w:color="A4A4A4" w:themeColor="background1" w:themeShade="A5" w:sz="4" w:space="0"/>
+            </w:tcBorders>
+            <w:shd w:val="clear" w:color="auto" w:fill="auto"/>
+            <w:vAlign w:val="center"/>
+          </w:tcPr>
+          <w:p>
+            <w:pPr>
+              <w:spacing w:before="2"/>
+              <w:ind w:left="116" w:right="116"/>
+              <w:jc w:val="center"/>
+              <w:rPr>
+                <w:rFonts w:hint="default" w:ascii="Times New Roman" w:hAnsi="Times New Roman" w:eastAsia="微软雅黑" w:cs="Times New Roman"/>
+                <w:sz w:val="21"/>
+                <w:szCs w:val="21"/>
+                <w:lang w:eastAsia="zh-CN"/>
+              </w:rPr>
+            </w:pPr>
+            <w:r>
+              <w:rPr>
+                <w:rFonts w:hint="default" w:ascii="Times New Roman" w:hAnsi="Times New Roman" w:eastAsia="微软雅黑" w:cs="Times New Roman"/>
+                <w:sz w:val="21"/>
+                <w:szCs w:val="21"/>
+                <w:lang w:eastAsia="zh-CN"/>
+              </w:rPr>
+              <w:t>/</w:t>
+            </w:r>
+          </w:p>
+        </w:tc>
+        <w:tc>
+          <w:tcPr>
+            <w:tcW w:w="1118" w:type="pct"/>
+            <w:tcBorders>
+              <w:top w:val="nil"/>
+              <w:left w:val="single" w:color="A4A4A4" w:themeColor="background1" w:themeShade="A5" w:sz="4" w:space="0"/>
+              <w:bottom w:val="single" w:color="A4A4A4" w:themeColor="background1" w:themeShade="A5" w:sz="4" w:space="0"/>
+              <w:right w:val="single" w:color="A4A4A4" w:themeColor="background1" w:themeShade="A5" w:sz="4" w:space="0"/>
+            </w:tcBorders>
+            <w:shd w:val="clear" w:color="auto" w:fill="auto"/>
+            <w:vAlign w:val="center"/>
+          </w:tcPr>
+          <w:p>
+            <w:pPr>
+              <w:spacing w:before="2"/>
+              <w:ind w:left="116" w:right="116"/>
+              <w:jc w:val="center"/>
+              <w:rPr>
+                <w:rFonts w:hint="default" w:ascii="Times New Roman" w:hAnsi="Times New Roman" w:eastAsia="微软雅黑" w:cs="Times New Roman"/>
+                <w:sz w:val="21"/>
+                <w:szCs w:val="21"/>
+                <w:lang w:eastAsia="zh-CN"/>
+              </w:rPr>
+            </w:pPr>
+            <w:r>
+              <w:rPr>
+                <w:rFonts w:hint="default" w:ascii="Times New Roman" w:hAnsi="Times New Roman" w:eastAsia="微软雅黑" w:cs="Times New Roman"/>
+                <w:sz w:val="21"/>
+                <w:szCs w:val="21"/>
+                <w:lang w:eastAsia="zh-CN"/>
+              </w:rPr>
+              <w:t>/</w:t>
+            </w:r>
+          </w:p>
+        </w:tc>
+        <w:tc>
+          <w:tcPr>
+            <w:tcW w:w="1123" w:type="pct"/>
+            <w:tcBorders>
+              <w:top w:val="nil"/>
+              <w:left w:val="single" w:color="A4A4A4" w:themeColor="background1" w:themeShade="A5" w:sz="4" w:space="0"/>
+              <w:bottom w:val="single" w:color="A4A4A4" w:themeColor="background1" w:themeShade="A5" w:sz="4" w:space="0"/>
+              <w:right w:val="nil"/>
+            </w:tcBorders>
+            <w:shd w:val="clear" w:color="auto" w:fill="auto"/>
+            <w:vAlign w:val="center"/>
+          </w:tcPr>
+          <w:p>
+            <w:pPr>
+              <w:spacing w:before="2"/>
+              <w:ind w:left="116" w:right="116"/>
+              <w:jc w:val="center"/>
+              <w:rPr>
+                <w:rFonts w:hint="default" w:ascii="Times New Roman" w:hAnsi="Times New Roman" w:eastAsia="微软雅黑" w:cs="Times New Roman"/>
+                <w:sz w:val="21"/>
+                <w:szCs w:val="21"/>
+                <w:lang w:eastAsia="zh-CN"/>
+              </w:rPr>
+            </w:pPr>
+            <w:r>
+              <w:rPr>
+                <w:rFonts w:hint="default" w:ascii="Times New Roman" w:hAnsi="Times New Roman" w:eastAsia="微软雅黑" w:cs="Times New Roman"/>
+                <w:sz w:val="21"/>
+                <w:szCs w:val="21"/>
+                <w:lang w:eastAsia="zh-CN"/>
+              </w:rPr>
+              <w:t>/</w:t>
+            </w:r>
+          </w:p>
+        </w:tc>
+      </w:tr>
+      <w:tr>
+        <w:tblPrEx>
+          <w:tblBorders>
+            <w:top w:val="single" w:color="00B050" w:sz="18" w:space="0"/>
+            <w:left w:val="none" w:color="auto" w:sz="0" w:space="0"/>
+            <w:bottom w:val="single" w:color="A4A4A4" w:sz="4" w:space="0"/>
+            <w:right w:val="none" w:color="auto" w:sz="0" w:space="0"/>
+            <w:insideH w:val="single" w:color="A4A4A4" w:sz="4" w:space="0"/>
+            <w:insideV w:val="single" w:color="A4A4A4" w:sz="4" w:space="0"/>
+          </w:tblBorders>
+          <w:tblCellMar>
+            <w:top w:w="0" w:type="dxa"/>
+            <w:left w:w="0" w:type="dxa"/>
+            <w:bottom w:w="0" w:type="dxa"/>
+            <w:right w:w="0" w:type="dxa"/>
+          </w:tblCellMar>
+        </w:tblPrEx>
+        <w:trPr>
+          <w:trHeight w:val="752" w:hRule="atLeast"/>
+          <w:jc w:val="center"/>
+        </w:trPr>
+        <w:tc>
+          <w:tcPr>
+            <w:tcW w:w="5000" w:type="pct"/>
+            <w:gridSpan w:val="7"/>
+            <w:tcBorders>
+              <w:top w:val="single" w:color="A4A4A4" w:themeColor="background1" w:themeShade="A5" w:sz="4" w:space="0"/>
+              <w:left w:val="nil"/>
+              <w:bottom w:val="single" w:color="A4A4A4" w:themeColor="background1" w:themeShade="A5" w:sz="4" w:space="0"/>
+              <w:right w:val="nil"/>
+            </w:tcBorders>
+            <w:shd w:val="clear" w:color="auto" w:fill="auto"/>
+            <w:vAlign w:val="center"/>
+          </w:tcPr>
+          <w:p>
+            <w:pPr>
+              <w:spacing w:before="1" w:line="249" w:lineRule="auto"/>
+              <w:ind w:left="262" w:right="131"/>
+              <w:jc w:val="center"/>
+              <w:rPr>
+                <w:rFonts w:hint="default" w:ascii="Times New Roman" w:hAnsi="Times New Roman" w:eastAsia="微软雅黑" w:cs="Times New Roman"/>
+                <w:sz w:val="21"/>
+                <w:szCs w:val="21"/>
+                <w:lang w:eastAsia="zh-CN"/>
+              </w:rPr>
+            </w:pPr>
+            <w:r>
+              <w:rPr>
+                <w:rFonts w:hint="default" w:ascii="Times New Roman" w:hAnsi="Times New Roman" w:eastAsia="微软雅黑" w:cs="Times New Roman"/>
+                <w:sz w:val="21"/>
+                <w:szCs w:val="21"/>
+                <w:lang w:eastAsia="zh-CN"/>
+              </w:rPr>
+              <w:t>{%tr endif %}</w:t>
+            </w:r>
+          </w:p>
+        </w:tc>
+      </w:tr>
+    </w:tbl>
+    <w:p>
+      <w:pPr>
+        <w:pStyle w:val="8"/>
+        <w:keepNext w:val="0"/>
+        <w:keepLines w:val="0"/>
+        <w:pageBreakBefore w:val="0"/>
+        <w:widowControl/>
+        <w:suppressLineNumbers w:val="0"/>
+        <w:kinsoku/>
+        <w:wordWrap/>
+        <w:overflowPunct/>
+        <w:topLinePunct w:val="0"/>
+        <w:autoSpaceDE/>
+        <w:autoSpaceDN/>
+        <w:bidi w:val="0"/>
+        <w:adjustRightInd/>
+        <w:snapToGrid/>
+        <w:spacing w:before="0" w:beforeLines="20" w:beforeAutospacing="0" w:after="0" w:afterAutospacing="0"/>
+        <w:textAlignment w:val="auto"/>
+        <w:rPr>
+          <w:rFonts w:hint="default" w:ascii="Times New Roman" w:hAnsi="Times New Roman" w:eastAsia="微软雅黑" w:cs="Times New Roman"/>
+          <w:b/>
+          <w:sz w:val="21"/>
+          <w:szCs w:val="21"/>
+          <w:lang w:val="en-US" w:eastAsia="zh-CN"/>
+        </w:rPr>
+      </w:pPr>
+    </w:p>
+    <w:p>
+      <w:pPr>
+        <w:pStyle w:val="8"/>
+        <w:keepNext w:val="0"/>
+        <w:keepLines w:val="0"/>
+        <w:pageBreakBefore w:val="0"/>
+        <w:widowControl/>
+        <w:suppressLineNumbers w:val="0"/>
+        <w:kinsoku/>
+        <w:wordWrap/>
+        <w:overflowPunct/>
+        <w:topLinePunct w:val="0"/>
+        <w:autoSpaceDE/>
+        <w:autoSpaceDN/>
+        <w:bidi w:val="0"/>
+        <w:adjustRightInd/>
+        <w:snapToGrid/>
+        <w:spacing w:before="0" w:beforeLines="20" w:beforeAutospacing="0" w:after="0" w:afterAutospacing="0"/>
+        <w:textAlignment w:val="auto"/>
+        <w:rPr>
+          <w:rFonts w:hint="default" w:ascii="Times New Roman" w:hAnsi="Times New Roman" w:eastAsia="微软雅黑" w:cs="Times New Roman"/>
+          <w:b/>
+          <w:sz w:val="21"/>
+          <w:szCs w:val="21"/>
+          <w:lang w:val="en-US" w:eastAsia="zh-CN"/>
+        </w:rPr>
+      </w:pPr>
+      <w:r>
+        <w:rPr>
+          <w:rFonts w:hint="eastAsia" w:ascii="Times New Roman" w:hAnsi="Times New Roman" w:eastAsia="微软雅黑" w:cs="Times New Roman"/>
+          <w:b/>
+          <w:sz w:val="28"/>
+          <w:szCs w:val="28"/>
+          <w:highlight w:val="none"/>
+          <w:lang w:val="en-US" w:eastAsia="zh-CN"/>
+        </w:rPr>
+        <w:t>RNA层面检出结果</w:t>
+      </w:r>
+    </w:p>
+    <w:tbl>
+      <w:tblPr>
+        <w:tblStyle w:val="15"/>
+        <w:tblW w:w="5095" w:type="pct"/>
+        <w:jc w:val="center"/>
+        <w:tblBorders>
+          <w:top w:val="single" w:color="00B050" w:sz="18" w:space="0"/>
+          <w:left w:val="none" w:color="auto" w:sz="0" w:space="0"/>
+          <w:bottom w:val="single" w:color="A4A4A4" w:sz="4" w:space="0"/>
+          <w:right w:val="none" w:color="auto" w:sz="0" w:space="0"/>
+          <w:insideH w:val="single" w:color="A4A4A4" w:sz="4" w:space="0"/>
+          <w:insideV w:val="single" w:color="A4A4A4" w:sz="4" w:space="0"/>
+        </w:tblBorders>
+        <w:tblLayout w:type="fixed"/>
+        <w:tblCellMar>
+          <w:top w:w="0" w:type="dxa"/>
+          <w:left w:w="0" w:type="dxa"/>
+          <w:bottom w:w="0" w:type="dxa"/>
+          <w:right w:w="0" w:type="dxa"/>
+        </w:tblCellMar>
+      </w:tblPr>
+      <w:tblGrid>
+        <w:gridCol w:w="893"/>
+        <w:gridCol w:w="1063"/>
+        <w:gridCol w:w="1508"/>
+        <w:gridCol w:w="952"/>
+        <w:gridCol w:w="1062"/>
+        <w:gridCol w:w="2223"/>
+        <w:gridCol w:w="2232"/>
+      </w:tblGrid>
+      <w:tr>
+        <w:tblPrEx>
+          <w:tblBorders>
+            <w:top w:val="single" w:color="00B050" w:sz="18" w:space="0"/>
+            <w:left w:val="none" w:color="auto" w:sz="0" w:space="0"/>
+            <w:bottom w:val="single" w:color="A4A4A4" w:sz="4" w:space="0"/>
+            <w:right w:val="none" w:color="auto" w:sz="0" w:space="0"/>
+            <w:insideH w:val="single" w:color="A4A4A4" w:sz="4" w:space="0"/>
+            <w:insideV w:val="single" w:color="A4A4A4" w:sz="4" w:space="0"/>
+          </w:tblBorders>
+          <w:tblCellMar>
+            <w:top w:w="0" w:type="dxa"/>
+            <w:left w:w="0" w:type="dxa"/>
+            <w:bottom w:w="0" w:type="dxa"/>
+            <w:right w:w="0" w:type="dxa"/>
+          </w:tblCellMar>
+        </w:tblPrEx>
+        <w:trPr>
+          <w:trHeight w:val="510" w:hRule="atLeast"/>
+          <w:tblHeader/>
+          <w:jc w:val="center"/>
+        </w:trPr>
+        <w:tc>
+          <w:tcPr>
+            <w:tcW w:w="449" w:type="pct"/>
+            <w:tcBorders>
+              <w:top w:val="nil"/>
+              <w:left w:val="nil"/>
+              <w:bottom w:val="nil"/>
+              <w:right w:val="single" w:color="FFFFFF" w:sz="18" w:space="0"/>
+            </w:tcBorders>
+            <w:shd w:val="clear" w:color="auto" w:fill="64B7CE"/>
+            <w:vAlign w:val="center"/>
+          </w:tcPr>
+          <w:p>
+            <w:pPr>
+              <w:pStyle w:val="14"/>
+              <w:jc w:val="center"/>
+              <w:rPr>
+                <w:rFonts w:hint="default" w:ascii="Times New Roman" w:hAnsi="Times New Roman" w:eastAsia="微软雅黑" w:cs="Times New Roman"/>
+                <w:b/>
+                <w:color w:val="FFFFFF" w:themeColor="background1"/>
+                <w:sz w:val="21"/>
+                <w:szCs w:val="21"/>
+                <w:lang w:eastAsia="zh-CN"/>
+                <w14:textFill>
+                  <w14:solidFill>
+                    <w14:schemeClr w14:val="bg1"/>
+                  </w14:solidFill>
+                </w14:textFill>
+              </w:rPr>
+            </w:pPr>
+            <w:r>
+              <w:rPr>
+                <w:rFonts w:hint="default" w:ascii="Times New Roman" w:hAnsi="Times New Roman" w:eastAsia="微软雅黑" w:cs="Times New Roman"/>
+                <w:b/>
+                <w:color w:val="FFFFFF" w:themeColor="background1"/>
+                <w:sz w:val="21"/>
+                <w:szCs w:val="21"/>
+                <w:lang w:eastAsia="zh-CN"/>
+                <w14:textFill>
+                  <w14:solidFill>
+                    <w14:schemeClr w14:val="bg1"/>
+                  </w14:solidFill>
+                </w14:textFill>
+              </w:rPr>
+              <w:t>变异分类</w:t>
+            </w:r>
+          </w:p>
+        </w:tc>
+        <w:tc>
+          <w:tcPr>
+            <w:tcW w:w="535" w:type="pct"/>
+            <w:tcBorders>
+              <w:top w:val="nil"/>
+              <w:left w:val="single" w:color="FFFFFF" w:sz="18" w:space="0"/>
+              <w:bottom w:val="nil"/>
+              <w:right w:val="single" w:color="FFFFFF" w:sz="18" w:space="0"/>
+            </w:tcBorders>
+            <w:shd w:val="clear" w:color="auto" w:fill="64B7CE"/>
+            <w:vAlign w:val="center"/>
+          </w:tcPr>
+          <w:p>
+            <w:pPr>
+              <w:pStyle w:val="14"/>
+              <w:jc w:val="center"/>
+              <w:rPr>
+                <w:rFonts w:hint="default" w:ascii="Times New Roman" w:hAnsi="Times New Roman" w:eastAsia="微软雅黑" w:cs="Times New Roman"/>
+                <w:b/>
+                <w:color w:val="FFFFFF" w:themeColor="background1"/>
+                <w:sz w:val="21"/>
+                <w:szCs w:val="21"/>
+                <w14:textFill>
+                  <w14:solidFill>
+                    <w14:schemeClr w14:val="bg1"/>
+                  </w14:solidFill>
+                </w14:textFill>
+              </w:rPr>
+            </w:pPr>
+            <w:r>
+              <w:rPr>
+                <w:rFonts w:hint="eastAsia" w:ascii="Times New Roman" w:hAnsi="Times New Roman" w:eastAsia="微软雅黑" w:cs="Times New Roman"/>
+                <w:b/>
+                <w:color w:val="FFFFFF" w:themeColor="background1"/>
+                <w:sz w:val="21"/>
+                <w:szCs w:val="21"/>
+                <w:lang w:val="en-US" w:eastAsia="zh-CN"/>
+                <w14:textFill>
+                  <w14:solidFill>
+                    <w14:schemeClr w14:val="bg1"/>
+                  </w14:solidFill>
+                </w14:textFill>
+              </w:rPr>
+              <w:t>检测</w:t>
+            </w:r>
+            <w:r>
+              <w:rPr>
+                <w:rFonts w:hint="default" w:ascii="Times New Roman" w:hAnsi="Times New Roman" w:eastAsia="微软雅黑" w:cs="Times New Roman"/>
+                <w:b/>
+                <w:color w:val="FFFFFF" w:themeColor="background1"/>
+                <w:sz w:val="21"/>
+                <w:szCs w:val="21"/>
+                <w14:textFill>
+                  <w14:solidFill>
+                    <w14:schemeClr w14:val="bg1"/>
+                  </w14:solidFill>
+                </w14:textFill>
+              </w:rPr>
+              <w:t>基因</w:t>
+            </w:r>
+          </w:p>
+        </w:tc>
+        <w:tc>
+          <w:tcPr>
+            <w:tcW w:w="759" w:type="pct"/>
+            <w:tcBorders>
+              <w:top w:val="nil"/>
+              <w:left w:val="single" w:color="FFFFFF" w:sz="18" w:space="0"/>
+              <w:bottom w:val="nil"/>
+              <w:right w:val="single" w:color="FFFFFF" w:sz="18" w:space="0"/>
+            </w:tcBorders>
+            <w:shd w:val="clear" w:color="auto" w:fill="64B7CE"/>
+            <w:vAlign w:val="center"/>
+          </w:tcPr>
+          <w:p>
+            <w:pPr>
+              <w:pStyle w:val="14"/>
+              <w:jc w:val="center"/>
+              <w:rPr>
+                <w:rFonts w:hint="default" w:ascii="Times New Roman" w:hAnsi="Times New Roman" w:eastAsia="微软雅黑" w:cs="Times New Roman"/>
+                <w:b/>
+                <w:color w:val="FFFFFF" w:themeColor="background1"/>
+                <w:sz w:val="21"/>
+                <w:szCs w:val="21"/>
+                <w14:textFill>
+                  <w14:solidFill>
+                    <w14:schemeClr w14:val="bg1"/>
+                  </w14:solidFill>
+                </w14:textFill>
+              </w:rPr>
+            </w:pPr>
+            <w:r>
+              <w:rPr>
+                <w:rFonts w:hint="default" w:ascii="Times New Roman" w:hAnsi="Times New Roman" w:eastAsia="微软雅黑" w:cs="Times New Roman"/>
+                <w:b/>
+                <w:color w:val="FFFFFF" w:themeColor="background1"/>
+                <w:sz w:val="21"/>
+                <w:szCs w:val="21"/>
+                <w14:textFill>
+                  <w14:solidFill>
+                    <w14:schemeClr w14:val="bg1"/>
+                  </w14:solidFill>
+                </w14:textFill>
+              </w:rPr>
+              <w:t>检测结果</w:t>
+            </w:r>
+          </w:p>
+        </w:tc>
+        <w:tc>
+          <w:tcPr>
+            <w:tcW w:w="479" w:type="pct"/>
+            <w:tcBorders>
+              <w:top w:val="nil"/>
+              <w:left w:val="single" w:color="FFFFFF" w:sz="18" w:space="0"/>
+              <w:bottom w:val="nil"/>
+              <w:right w:val="single" w:color="FFFFFF" w:sz="18" w:space="0"/>
+            </w:tcBorders>
+            <w:shd w:val="clear" w:color="auto" w:fill="64B7CE"/>
+            <w:vAlign w:val="center"/>
+          </w:tcPr>
+          <w:p>
+            <w:pPr>
+              <w:pStyle w:val="14"/>
+              <w:jc w:val="center"/>
+              <w:rPr>
+                <w:rFonts w:hint="default" w:ascii="Times New Roman" w:hAnsi="Times New Roman" w:eastAsia="微软雅黑" w:cs="Times New Roman"/>
+                <w:b/>
+                <w:color w:val="FFFFFF" w:themeColor="background1"/>
+                <w:sz w:val="21"/>
+                <w:szCs w:val="21"/>
+                <w:lang w:eastAsia="zh-CN"/>
+                <w14:textFill>
+                  <w14:solidFill>
+                    <w14:schemeClr w14:val="bg1"/>
+                  </w14:solidFill>
+                </w14:textFill>
+              </w:rPr>
+            </w:pPr>
+            <w:r>
+              <w:rPr>
+                <w:rFonts w:hint="default" w:ascii="Times New Roman" w:hAnsi="Times New Roman" w:eastAsia="微软雅黑" w:cs="Times New Roman"/>
+                <w:b/>
+                <w:color w:val="FFFFFF" w:themeColor="background1"/>
+                <w:sz w:val="21"/>
+                <w:szCs w:val="21"/>
+                <w:lang w:eastAsia="zh-CN"/>
+                <w14:textFill>
+                  <w14:solidFill>
+                    <w14:schemeClr w14:val="bg1"/>
+                  </w14:solidFill>
+                </w14:textFill>
+              </w:rPr>
+              <w:t>突变类型</w:t>
+            </w:r>
+          </w:p>
+        </w:tc>
+        <w:tc>
+          <w:tcPr>
+            <w:tcW w:w="534" w:type="pct"/>
+            <w:tcBorders>
+              <w:top w:val="nil"/>
+              <w:left w:val="single" w:color="FFFFFF" w:sz="18" w:space="0"/>
+              <w:bottom w:val="nil"/>
+              <w:right w:val="single" w:color="FFFFFF" w:sz="18" w:space="0"/>
+            </w:tcBorders>
+            <w:shd w:val="clear" w:color="auto" w:fill="64B7CE"/>
+            <w:vAlign w:val="center"/>
+          </w:tcPr>
+          <w:p>
+            <w:pPr>
+              <w:pStyle w:val="14"/>
+              <w:jc w:val="center"/>
+              <w:rPr>
+                <w:rFonts w:hint="default" w:ascii="Times New Roman" w:hAnsi="Times New Roman" w:eastAsia="微软雅黑" w:cs="Times New Roman"/>
+                <w:b/>
+                <w:color w:val="FFFFFF" w:themeColor="background1"/>
+                <w:sz w:val="21"/>
+                <w:szCs w:val="21"/>
+                <w:lang w:eastAsia="zh-CN"/>
+                <w14:textFill>
+                  <w14:solidFill>
+                    <w14:schemeClr w14:val="bg1"/>
+                  </w14:solidFill>
+                </w14:textFill>
+              </w:rPr>
+            </w:pPr>
+            <w:r>
+              <w:rPr>
+                <w:rFonts w:hint="default" w:ascii="Times New Roman" w:hAnsi="Times New Roman" w:eastAsia="微软雅黑" w:cs="Times New Roman"/>
+                <w:b/>
+                <w:color w:val="FFFFFF" w:themeColor="background1"/>
+                <w:sz w:val="21"/>
+                <w:szCs w:val="21"/>
+                <w:lang w:eastAsia="zh-CN"/>
+                <w14:textFill>
+                  <w14:solidFill>
+                    <w14:schemeClr w14:val="bg1"/>
+                  </w14:solidFill>
+                </w14:textFill>
+              </w:rPr>
+              <w:t>reads数</w:t>
+            </w:r>
+          </w:p>
+        </w:tc>
+        <w:tc>
+          <w:tcPr>
+            <w:tcW w:w="1118" w:type="pct"/>
+            <w:tcBorders>
+              <w:top w:val="nil"/>
+              <w:left w:val="single" w:color="FFFFFF" w:sz="18" w:space="0"/>
+              <w:bottom w:val="nil"/>
+              <w:right w:val="single" w:color="FFFFFF" w:sz="18" w:space="0"/>
+            </w:tcBorders>
+            <w:shd w:val="clear" w:color="auto" w:fill="64B7CE"/>
+            <w:vAlign w:val="center"/>
+          </w:tcPr>
+          <w:p>
+            <w:pPr>
+              <w:pStyle w:val="14"/>
+              <w:jc w:val="center"/>
+              <w:rPr>
+                <w:rFonts w:hint="default" w:ascii="Times New Roman" w:hAnsi="Times New Roman" w:eastAsia="微软雅黑" w:cs="Times New Roman"/>
+                <w:b/>
+                <w:color w:val="FFFFFF" w:themeColor="background1"/>
+                <w:sz w:val="21"/>
+                <w:szCs w:val="21"/>
+                <w:lang w:eastAsia="zh-CN"/>
+                <w14:textFill>
+                  <w14:solidFill>
+                    <w14:schemeClr w14:val="bg1"/>
+                  </w14:solidFill>
+                </w14:textFill>
+              </w:rPr>
+            </w:pPr>
+            <w:r>
+              <w:rPr>
+                <w:rFonts w:hint="default" w:ascii="Times New Roman" w:hAnsi="Times New Roman" w:eastAsia="微软雅黑" w:cs="Times New Roman"/>
+                <w:b/>
+                <w:color w:val="FFFFFF" w:themeColor="background1"/>
+                <w:sz w:val="21"/>
+                <w:szCs w:val="21"/>
+                <w:lang w:eastAsia="zh-CN"/>
+                <w14:textFill>
+                  <w14:solidFill>
+                    <w14:schemeClr w14:val="bg1"/>
+                  </w14:solidFill>
+                </w14:textFill>
+              </w:rPr>
+              <w:t>可能获益药物</w:t>
+            </w:r>
+          </w:p>
+        </w:tc>
+        <w:tc>
+          <w:tcPr>
+            <w:tcW w:w="1123" w:type="pct"/>
+            <w:tcBorders>
+              <w:top w:val="nil"/>
+              <w:left w:val="single" w:color="FFFFFF" w:sz="18" w:space="0"/>
+              <w:bottom w:val="nil"/>
+              <w:right w:val="nil"/>
+            </w:tcBorders>
+            <w:shd w:val="clear" w:color="auto" w:fill="64B7CE"/>
+            <w:vAlign w:val="center"/>
+          </w:tcPr>
+          <w:p>
+            <w:pPr>
+              <w:pStyle w:val="14"/>
+              <w:jc w:val="center"/>
+              <w:rPr>
+                <w:rFonts w:hint="default" w:ascii="Times New Roman" w:hAnsi="Times New Roman" w:eastAsia="微软雅黑" w:cs="Times New Roman"/>
+                <w:b/>
+                <w:color w:val="FFFFFF" w:themeColor="background1"/>
+                <w:sz w:val="21"/>
+                <w:szCs w:val="21"/>
+                <w14:textFill>
+                  <w14:solidFill>
+                    <w14:schemeClr w14:val="bg1"/>
+                  </w14:solidFill>
+                </w14:textFill>
+              </w:rPr>
+            </w:pPr>
+            <w:r>
+              <w:rPr>
+                <w:rFonts w:hint="default" w:ascii="Times New Roman" w:hAnsi="Times New Roman" w:eastAsia="微软雅黑" w:cs="Times New Roman"/>
+                <w:b/>
+                <w:color w:val="FFFFFF" w:themeColor="background1"/>
+                <w:sz w:val="21"/>
+                <w:szCs w:val="21"/>
+                <w:lang w:eastAsia="zh-CN"/>
+                <w14:textFill>
+                  <w14:solidFill>
+                    <w14:schemeClr w14:val="bg1"/>
+                  </w14:solidFill>
+                </w14:textFill>
+              </w:rPr>
+              <w:t>可能耐药药物</w:t>
+            </w:r>
+          </w:p>
+        </w:tc>
+      </w:tr>
+      <w:tr>
+        <w:tblPrEx>
+          <w:tblBorders>
+            <w:top w:val="single" w:color="00B050" w:sz="18" w:space="0"/>
+            <w:left w:val="none" w:color="auto" w:sz="0" w:space="0"/>
+            <w:bottom w:val="single" w:color="A4A4A4" w:sz="4" w:space="0"/>
+            <w:right w:val="none" w:color="auto" w:sz="0" w:space="0"/>
+            <w:insideH w:val="single" w:color="A4A4A4" w:sz="4" w:space="0"/>
+            <w:insideV w:val="single" w:color="A4A4A4" w:sz="4" w:space="0"/>
+          </w:tblBorders>
+          <w:tblCellMar>
+            <w:top w:w="0" w:type="dxa"/>
+            <w:left w:w="0" w:type="dxa"/>
+            <w:bottom w:w="0" w:type="dxa"/>
+            <w:right w:w="0" w:type="dxa"/>
+          </w:tblCellMar>
+        </w:tblPrEx>
+        <w:trPr>
+          <w:trHeight w:val="797" w:hRule="atLeast"/>
+          <w:jc w:val="center"/>
+        </w:trPr>
+        <w:tc>
+          <w:tcPr>
+            <w:tcW w:w="5000" w:type="pct"/>
+            <w:gridSpan w:val="7"/>
+            <w:tcBorders>
+              <w:top w:val="nil"/>
+              <w:left w:val="nil"/>
+              <w:bottom w:val="single" w:color="A4A4A4" w:themeColor="background1" w:themeShade="A5" w:sz="4" w:space="0"/>
+              <w:right w:val="nil"/>
+            </w:tcBorders>
+            <w:shd w:val="clear" w:color="auto" w:fill="auto"/>
+            <w:vAlign w:val="center"/>
+          </w:tcPr>
+          <w:p>
+            <w:pPr>
+              <w:spacing w:before="1" w:line="249" w:lineRule="auto"/>
+              <w:ind w:left="262" w:right="131"/>
+              <w:jc w:val="center"/>
+              <w:rPr>
+                <w:rFonts w:hint="default" w:ascii="Times New Roman" w:hAnsi="Times New Roman" w:eastAsia="微软雅黑" w:cs="Times New Roman"/>
+                <w:sz w:val="21"/>
+                <w:szCs w:val="21"/>
+                <w:lang w:eastAsia="zh-CN"/>
+              </w:rPr>
+            </w:pPr>
+            <w:r>
+              <w:rPr>
+                <w:rFonts w:hint="default" w:ascii="Times New Roman" w:hAnsi="Times New Roman" w:eastAsia="微软雅黑" w:cs="Times New Roman"/>
+                <w:sz w:val="18"/>
+                <w:szCs w:val="18"/>
+                <w:lang w:eastAsia="zh-CN"/>
+              </w:rPr>
+              <w:t>{%tr if bodyDrugTipLineStr</w:t>
+            </w:r>
+            <w:r>
+              <w:rPr>
+                <w:rFonts w:hint="eastAsia" w:ascii="Times New Roman" w:hAnsi="Times New Roman" w:eastAsia="微软雅黑" w:cs="Times New Roman"/>
+                <w:sz w:val="18"/>
+                <w:szCs w:val="18"/>
+                <w:lang w:val="en-US" w:eastAsia="zh-CN"/>
+              </w:rPr>
+              <w:t>RNA</w:t>
+            </w:r>
+            <w:r>
+              <w:rPr>
+                <w:rFonts w:hint="default" w:ascii="Times New Roman" w:hAnsi="Times New Roman" w:eastAsia="微软雅黑" w:cs="Times New Roman"/>
+                <w:sz w:val="18"/>
+                <w:szCs w:val="18"/>
+                <w:lang w:eastAsia="zh-CN"/>
+              </w:rPr>
+              <w:t xml:space="preserve"> or unknownTipLineStr</w:t>
+            </w:r>
+            <w:r>
+              <w:rPr>
+                <w:rFonts w:hint="eastAsia" w:ascii="Times New Roman" w:hAnsi="Times New Roman" w:eastAsia="微软雅黑" w:cs="Times New Roman"/>
+                <w:sz w:val="18"/>
+                <w:szCs w:val="18"/>
+                <w:lang w:val="en-US" w:eastAsia="zh-CN"/>
+              </w:rPr>
+              <w:t>RNA</w:t>
+            </w:r>
+            <w:r>
+              <w:rPr>
+                <w:rFonts w:hint="default" w:ascii="Times New Roman" w:hAnsi="Times New Roman" w:eastAsia="微软雅黑" w:cs="Times New Roman"/>
+                <w:sz w:val="18"/>
+                <w:szCs w:val="18"/>
+                <w:lang w:eastAsia="zh-CN"/>
+              </w:rPr>
+              <w:t>%}</w:t>
+            </w:r>
+          </w:p>
+        </w:tc>
+      </w:tr>
+      <w:tr>
+        <w:tblPrEx>
+          <w:tblBorders>
+            <w:top w:val="single" w:color="00B050" w:sz="18" w:space="0"/>
+            <w:left w:val="none" w:color="auto" w:sz="0" w:space="0"/>
+            <w:bottom w:val="single" w:color="A4A4A4" w:sz="4" w:space="0"/>
+            <w:right w:val="none" w:color="auto" w:sz="0" w:space="0"/>
+            <w:insideH w:val="single" w:color="A4A4A4" w:sz="4" w:space="0"/>
+            <w:insideV w:val="single" w:color="A4A4A4" w:sz="4" w:space="0"/>
+          </w:tblBorders>
+          <w:tblCellMar>
+            <w:top w:w="0" w:type="dxa"/>
+            <w:left w:w="0" w:type="dxa"/>
+            <w:bottom w:w="0" w:type="dxa"/>
+            <w:right w:w="0" w:type="dxa"/>
+          </w:tblCellMar>
+        </w:tblPrEx>
+        <w:trPr>
+          <w:trHeight w:val="788" w:hRule="atLeast"/>
+          <w:jc w:val="center"/>
+        </w:trPr>
+        <w:tc>
+          <w:tcPr>
+            <w:tcW w:w="5000" w:type="pct"/>
+            <w:gridSpan w:val="7"/>
+            <w:tcBorders>
+              <w:top w:val="nil"/>
+              <w:left w:val="nil"/>
+              <w:bottom w:val="single" w:color="A4A4A4" w:themeColor="background1" w:themeShade="A5" w:sz="4" w:space="0"/>
+              <w:right w:val="nil"/>
+            </w:tcBorders>
+            <w:shd w:val="clear" w:color="auto" w:fill="auto"/>
+            <w:vAlign w:val="center"/>
+          </w:tcPr>
+          <w:p>
+            <w:pPr>
+              <w:jc w:val="center"/>
+              <w:rPr>
+                <w:rFonts w:hint="default" w:ascii="Times New Roman" w:hAnsi="Times New Roman" w:eastAsia="微软雅黑" w:cs="Times New Roman"/>
+                <w:sz w:val="21"/>
+                <w:szCs w:val="21"/>
+                <w:lang w:eastAsia="zh-CN"/>
+              </w:rPr>
+            </w:pPr>
+            <w:r>
+              <w:rPr>
+                <w:rFonts w:hint="default" w:ascii="Times New Roman" w:hAnsi="Times New Roman" w:eastAsia="微软雅黑" w:cs="Times New Roman"/>
+                <w:sz w:val="21"/>
+                <w:szCs w:val="21"/>
+                <w:lang w:eastAsia="zh-CN"/>
+              </w:rPr>
+              <w:t>{%tr for tip in bodyDrugTipLineStr</w:t>
+            </w:r>
+            <w:r>
+              <w:rPr>
+                <w:rFonts w:hint="eastAsia" w:ascii="Times New Roman" w:hAnsi="Times New Roman" w:eastAsia="微软雅黑" w:cs="Times New Roman"/>
+                <w:sz w:val="21"/>
+                <w:szCs w:val="21"/>
+                <w:lang w:val="en-US" w:eastAsia="zh-CN"/>
+              </w:rPr>
+              <w:t>R</w:t>
+            </w:r>
+            <w:r>
+              <w:rPr>
+                <w:rFonts w:hint="default" w:ascii="Times New Roman" w:hAnsi="Times New Roman" w:eastAsia="微软雅黑" w:cs="Times New Roman"/>
+                <w:sz w:val="21"/>
+                <w:szCs w:val="21"/>
+                <w:lang w:eastAsia="zh-CN"/>
+              </w:rPr>
+              <w:t>NA %}</w:t>
+            </w:r>
+          </w:p>
+        </w:tc>
+      </w:tr>
+      <w:tr>
+        <w:tblPrEx>
+          <w:tblBorders>
+            <w:top w:val="single" w:color="00B050" w:sz="18" w:space="0"/>
+            <w:left w:val="none" w:color="auto" w:sz="0" w:space="0"/>
+            <w:bottom w:val="single" w:color="A4A4A4" w:sz="4" w:space="0"/>
+            <w:right w:val="none" w:color="auto" w:sz="0" w:space="0"/>
+            <w:insideH w:val="single" w:color="A4A4A4" w:sz="4" w:space="0"/>
+            <w:insideV w:val="single" w:color="A4A4A4" w:sz="4" w:space="0"/>
+          </w:tblBorders>
+          <w:tblCellMar>
+            <w:top w:w="0" w:type="dxa"/>
+            <w:left w:w="0" w:type="dxa"/>
+            <w:bottom w:w="0" w:type="dxa"/>
+            <w:right w:w="0" w:type="dxa"/>
+          </w:tblCellMar>
+        </w:tblPrEx>
+        <w:trPr>
+          <w:trHeight w:val="1020" w:hRule="atLeast"/>
+          <w:jc w:val="center"/>
+        </w:trPr>
+        <w:tc>
+          <w:tcPr>
+            <w:tcW w:w="449" w:type="pct"/>
+            <w:tcBorders>
+              <w:top w:val="nil"/>
+              <w:left w:val="nil"/>
+              <w:bottom w:val="single" w:color="A4A4A4" w:themeColor="background1" w:themeShade="A5" w:sz="4" w:space="0"/>
+              <w:right w:val="single" w:color="A4A4A4" w:themeColor="background1" w:themeShade="A5" w:sz="4" w:space="0"/>
+            </w:tcBorders>
+            <w:shd w:val="clear" w:color="auto" w:fill="auto"/>
+            <w:vAlign w:val="center"/>
+          </w:tcPr>
+          <w:p>
+            <w:pPr>
+              <w:ind w:left="162" w:right="163"/>
+              <w:jc w:val="center"/>
+              <w:rPr>
+                <w:rFonts w:hint="default" w:ascii="Times New Roman" w:hAnsi="Times New Roman" w:eastAsia="微软雅黑" w:cs="Times New Roman"/>
+                <w:b/>
+                <w:sz w:val="21"/>
+                <w:szCs w:val="21"/>
+              </w:rPr>
+            </w:pPr>
+            <w:r>
+              <w:rPr>
+                <w:rFonts w:hint="default" w:ascii="Times New Roman" w:hAnsi="Times New Roman" w:eastAsia="微软雅黑" w:cs="Times New Roman"/>
+                <w:b/>
+                <w:sz w:val="21"/>
+                <w:szCs w:val="21"/>
+                <w:lang w:eastAsia="zh-CN"/>
+              </w:rPr>
+              <w:t>{{ tip.variationClass }}</w:t>
+            </w:r>
+          </w:p>
+        </w:tc>
+        <w:tc>
+          <w:tcPr>
+            <w:tcW w:w="535" w:type="pct"/>
+            <w:tcBorders>
+              <w:top w:val="nil"/>
+              <w:left w:val="single" w:color="A4A4A4" w:themeColor="background1" w:themeShade="A5" w:sz="4" w:space="0"/>
+              <w:bottom w:val="single" w:color="A4A4A4" w:themeColor="background1" w:themeShade="A5" w:sz="4" w:space="0"/>
+              <w:right w:val="single" w:color="A4A4A4" w:themeColor="background1" w:themeShade="A5" w:sz="4" w:space="0"/>
+            </w:tcBorders>
+            <w:shd w:val="clear" w:color="auto" w:fill="auto"/>
+            <w:vAlign w:val="center"/>
+          </w:tcPr>
+          <w:p>
+            <w:pPr>
+              <w:ind w:left="162" w:right="163"/>
+              <w:jc w:val="center"/>
+              <w:rPr>
+                <w:rFonts w:hint="default" w:ascii="Times New Roman" w:hAnsi="Times New Roman" w:eastAsia="微软雅黑" w:cs="Times New Roman"/>
+                <w:b/>
+                <w:sz w:val="21"/>
+                <w:szCs w:val="21"/>
+                <w:lang w:eastAsia="zh-CN"/>
+              </w:rPr>
+            </w:pPr>
+            <w:r>
+              <w:rPr>
+                <w:rFonts w:hint="default" w:ascii="Times New Roman" w:hAnsi="Times New Roman" w:eastAsia="微软雅黑" w:cs="Times New Roman"/>
+                <w:b/>
+                <w:sz w:val="21"/>
+                <w:szCs w:val="21"/>
+                <w:lang w:eastAsia="zh-CN"/>
+              </w:rPr>
+              <w:t>{{ tip.gene }}</w:t>
+            </w:r>
+          </w:p>
+        </w:tc>
+        <w:tc>
+          <w:tcPr>
+            <w:tcW w:w="759" w:type="pct"/>
+            <w:tcBorders>
+              <w:top w:val="nil"/>
+              <w:left w:val="single" w:color="A4A4A4" w:themeColor="background1" w:themeShade="A5" w:sz="4" w:space="0"/>
+              <w:bottom w:val="single" w:color="A4A4A4" w:themeColor="background1" w:themeShade="A5" w:sz="4" w:space="0"/>
+              <w:right w:val="single" w:color="A4A4A4" w:themeColor="background1" w:themeShade="A5" w:sz="4" w:space="0"/>
+            </w:tcBorders>
+            <w:shd w:val="clear" w:color="auto" w:fill="auto"/>
+            <w:vAlign w:val="center"/>
+          </w:tcPr>
+          <w:p>
+            <w:pPr>
+              <w:spacing w:before="2"/>
+              <w:ind w:left="116" w:right="116"/>
+              <w:jc w:val="center"/>
+              <w:rPr>
+                <w:rFonts w:hint="default" w:ascii="Times New Roman" w:hAnsi="Times New Roman" w:eastAsia="微软雅黑" w:cs="Times New Roman"/>
+                <w:sz w:val="21"/>
+                <w:szCs w:val="21"/>
+                <w:lang w:eastAsia="zh-CN"/>
+              </w:rPr>
+            </w:pPr>
+            <w:r>
+              <w:rPr>
+                <w:rFonts w:hint="default" w:ascii="Times New Roman" w:hAnsi="Times New Roman" w:eastAsia="微软雅黑" w:cs="Times New Roman"/>
+                <w:sz w:val="21"/>
+                <w:szCs w:val="21"/>
+                <w:lang w:eastAsia="zh-CN"/>
+              </w:rPr>
+              <w:t>{{ tip.ori_variant</w:t>
+            </w:r>
+            <w:r>
+              <w:rPr>
+                <w:rFonts w:hint="eastAsia" w:ascii="Times New Roman" w:hAnsi="Times New Roman" w:eastAsia="微软雅黑" w:cs="Times New Roman"/>
+                <w:sz w:val="21"/>
+                <w:szCs w:val="21"/>
+                <w:lang w:val="en-US" w:eastAsia="zh-CN"/>
+              </w:rPr>
+              <w:t>1</w:t>
+            </w:r>
+            <w:r>
+              <w:rPr>
+                <w:rFonts w:hint="default" w:ascii="Times New Roman" w:hAnsi="Times New Roman" w:eastAsia="微软雅黑" w:cs="Times New Roman"/>
+                <w:sz w:val="21"/>
+                <w:szCs w:val="21"/>
+                <w:lang w:eastAsia="zh-CN"/>
+              </w:rPr>
+              <w:t xml:space="preserve"> }}</w:t>
+            </w:r>
+          </w:p>
+        </w:tc>
+        <w:tc>
+          <w:tcPr>
+            <w:tcW w:w="479" w:type="pct"/>
+            <w:tcBorders>
+              <w:top w:val="nil"/>
+              <w:left w:val="single" w:color="A4A4A4" w:themeColor="background1" w:themeShade="A5" w:sz="4" w:space="0"/>
+              <w:bottom w:val="single" w:color="A4A4A4" w:themeColor="background1" w:themeShade="A5" w:sz="4" w:space="0"/>
+              <w:right w:val="single" w:color="A4A4A4" w:themeColor="background1" w:themeShade="A5" w:sz="4" w:space="0"/>
+            </w:tcBorders>
+            <w:shd w:val="clear" w:color="auto" w:fill="auto"/>
+            <w:vAlign w:val="center"/>
+          </w:tcPr>
+          <w:p>
+            <w:pPr>
+              <w:jc w:val="center"/>
+              <w:rPr>
+                <w:rFonts w:hint="default" w:ascii="Times New Roman" w:hAnsi="Times New Roman" w:eastAsia="微软雅黑" w:cs="Times New Roman"/>
+                <w:sz w:val="21"/>
+                <w:szCs w:val="21"/>
+                <w:lang w:eastAsia="zh-CN"/>
+              </w:rPr>
+            </w:pPr>
+            <w:r>
+              <w:rPr>
+                <w:rFonts w:hint="default" w:ascii="Times New Roman" w:hAnsi="Times New Roman" w:eastAsia="微软雅黑" w:cs="Times New Roman"/>
+                <w:sz w:val="21"/>
+                <w:szCs w:val="21"/>
+                <w:lang w:eastAsia="zh-CN"/>
+              </w:rPr>
+              <w:t>{{ tip.ExonicFunc</w:t>
+            </w:r>
+            <w:r>
+              <w:rPr>
+                <w:rFonts w:hint="eastAsia" w:ascii="Times New Roman" w:hAnsi="Times New Roman" w:eastAsia="微软雅黑" w:cs="Times New Roman"/>
+                <w:sz w:val="21"/>
+                <w:szCs w:val="21"/>
+                <w:lang w:val="en-US" w:eastAsia="zh-CN"/>
+              </w:rPr>
+              <w:t>2</w:t>
+            </w:r>
+            <w:r>
+              <w:rPr>
+                <w:rFonts w:hint="default" w:ascii="Times New Roman" w:hAnsi="Times New Roman" w:eastAsia="微软雅黑" w:cs="Times New Roman"/>
+                <w:sz w:val="21"/>
+                <w:szCs w:val="21"/>
+                <w:lang w:eastAsia="zh-CN"/>
+              </w:rPr>
+              <w:t xml:space="preserve"> }}</w:t>
+            </w:r>
+          </w:p>
+        </w:tc>
+        <w:tc>
+          <w:tcPr>
+            <w:tcW w:w="534" w:type="pct"/>
+            <w:tcBorders>
+              <w:top w:val="nil"/>
+              <w:left w:val="single" w:color="A4A4A4" w:themeColor="background1" w:themeShade="A5" w:sz="4" w:space="0"/>
+              <w:bottom w:val="single" w:color="A4A4A4" w:themeColor="background1" w:themeShade="A5" w:sz="4" w:space="0"/>
+              <w:right w:val="single" w:color="A4A4A4" w:themeColor="background1" w:themeShade="A5" w:sz="4" w:space="0"/>
+            </w:tcBorders>
+            <w:shd w:val="clear" w:color="auto" w:fill="auto"/>
+            <w:vAlign w:val="center"/>
+          </w:tcPr>
+          <w:p>
+            <w:pPr>
+              <w:jc w:val="center"/>
+              <w:rPr>
+                <w:rFonts w:hint="default" w:ascii="Times New Roman" w:hAnsi="Times New Roman" w:eastAsia="微软雅黑" w:cs="Times New Roman"/>
+                <w:sz w:val="21"/>
+                <w:szCs w:val="21"/>
+                <w:lang w:eastAsia="zh-CN"/>
+              </w:rPr>
+            </w:pPr>
+            <w:r>
+              <w:rPr>
+                <w:rFonts w:hint="default" w:ascii="Times New Roman" w:hAnsi="Times New Roman" w:eastAsia="微软雅黑" w:cs="Times New Roman"/>
+                <w:sz w:val="21"/>
+                <w:szCs w:val="21"/>
+                <w:lang w:eastAsia="zh-CN"/>
+              </w:rPr>
+              <w:t>{{ tip.mutFreq }}</w:t>
+            </w:r>
+          </w:p>
+        </w:tc>
+        <w:tc>
+          <w:tcPr>
+            <w:tcW w:w="1118" w:type="pct"/>
+            <w:tcBorders>
+              <w:top w:val="nil"/>
+              <w:left w:val="single" w:color="A4A4A4" w:themeColor="background1" w:themeShade="A5" w:sz="4" w:space="0"/>
+              <w:bottom w:val="single" w:color="A4A4A4" w:themeColor="background1" w:themeShade="A5" w:sz="4" w:space="0"/>
+              <w:right w:val="single" w:color="A4A4A4" w:themeColor="background1" w:themeShade="A5" w:sz="4" w:space="0"/>
+            </w:tcBorders>
+            <w:shd w:val="clear" w:color="auto" w:fill="auto"/>
+            <w:vAlign w:val="center"/>
+          </w:tcPr>
+          <w:p>
+            <w:pPr>
+              <w:jc w:val="center"/>
+              <w:rPr>
+                <w:rFonts w:hint="default" w:ascii="Times New Roman" w:hAnsi="Times New Roman" w:eastAsia="微软雅黑" w:cs="Times New Roman"/>
+                <w:sz w:val="21"/>
+                <w:szCs w:val="21"/>
+                <w:lang w:eastAsia="zh-CN"/>
+              </w:rPr>
+            </w:pPr>
+            <w:r>
+              <w:rPr>
+                <w:rFonts w:hint="default" w:ascii="Times New Roman" w:hAnsi="Times New Roman" w:eastAsia="微软雅黑" w:cs="Times New Roman"/>
+                <w:sz w:val="21"/>
+                <w:szCs w:val="21"/>
+                <w:lang w:eastAsia="zh-CN"/>
+              </w:rPr>
+              <w:t>{% if tip.drugNameList == [] %}无{% else%}{% for d in tip.drugNameList %}{%if d.level == ‘1’%}{%if loop.last%}{{ d.nameLevel }}（A级）{%else%}{{ d.nameLevel }}（A级），</w:t>
+            </w:r>
+          </w:p>
+          <w:p>
+            <w:pPr>
+              <w:jc w:val="center"/>
+              <w:rPr>
+                <w:rFonts w:hint="default" w:ascii="Times New Roman" w:hAnsi="Times New Roman" w:eastAsia="微软雅黑" w:cs="Times New Roman"/>
+                <w:sz w:val="21"/>
+                <w:szCs w:val="21"/>
+                <w:lang w:eastAsia="zh-CN"/>
+              </w:rPr>
+            </w:pPr>
+            <w:r>
+              <w:rPr>
+                <w:rFonts w:hint="default" w:ascii="Times New Roman" w:hAnsi="Times New Roman" w:eastAsia="微软雅黑" w:cs="Times New Roman"/>
+                <w:sz w:val="21"/>
+                <w:szCs w:val="21"/>
+                <w:lang w:eastAsia="zh-CN"/>
+              </w:rPr>
+              <w:t>{%endif%}{%elif d.level == ‘2’%}{%if loop.last%}{{ d.nameLevel }}（B级）{%else%}{{ d.nameLevel }}（B级），</w:t>
+            </w:r>
+          </w:p>
+          <w:p>
+            <w:pPr>
+              <w:jc w:val="center"/>
+              <w:rPr>
+                <w:rFonts w:hint="default" w:ascii="Times New Roman" w:hAnsi="Times New Roman" w:eastAsia="微软雅黑" w:cs="Times New Roman"/>
+                <w:sz w:val="21"/>
+                <w:szCs w:val="21"/>
+                <w:lang w:eastAsia="zh-CN"/>
+              </w:rPr>
+            </w:pPr>
+            <w:r>
+              <w:rPr>
+                <w:rFonts w:hint="default" w:ascii="Times New Roman" w:hAnsi="Times New Roman" w:eastAsia="微软雅黑" w:cs="Times New Roman"/>
+                <w:sz w:val="21"/>
+                <w:szCs w:val="21"/>
+                <w:lang w:eastAsia="zh-CN"/>
+              </w:rPr>
+              <w:t>{%endif%}{%elif d.level == ‘3’%}{%if loop.last%}{{ d.nameLevel }}（C级）{%else%}{{ d.nameLevel }}（C级），</w:t>
+            </w:r>
+          </w:p>
+          <w:p>
+            <w:pPr>
+              <w:jc w:val="center"/>
+              <w:rPr>
+                <w:rFonts w:hint="default" w:ascii="Times New Roman" w:hAnsi="Times New Roman" w:eastAsia="微软雅黑" w:cs="Times New Roman"/>
+                <w:sz w:val="21"/>
+                <w:szCs w:val="21"/>
+                <w:lang w:eastAsia="zh-CN"/>
+              </w:rPr>
+            </w:pPr>
+            <w:r>
+              <w:rPr>
+                <w:rFonts w:hint="default" w:ascii="Times New Roman" w:hAnsi="Times New Roman" w:eastAsia="微软雅黑" w:cs="Times New Roman"/>
+                <w:sz w:val="21"/>
+                <w:szCs w:val="21"/>
+                <w:lang w:eastAsia="zh-CN"/>
+              </w:rPr>
+              <w:t>{%endif%}{%elif d.level == ‘4’%}{%if loop.last%}{{ d.nameLevel }}（D级）{%else%}{{ d.nameLevel }}（D级），</w:t>
+            </w:r>
+          </w:p>
+          <w:p>
+            <w:pPr>
+              <w:jc w:val="center"/>
+              <w:rPr>
+                <w:rFonts w:hint="default" w:ascii="Times New Roman" w:hAnsi="Times New Roman" w:eastAsia="微软雅黑" w:cs="Times New Roman"/>
+                <w:sz w:val="21"/>
+                <w:szCs w:val="21"/>
+                <w:lang w:eastAsia="zh-CN"/>
+              </w:rPr>
+            </w:pPr>
+            <w:r>
+              <w:rPr>
+                <w:rFonts w:hint="default" w:ascii="Times New Roman" w:hAnsi="Times New Roman" w:eastAsia="微软雅黑" w:cs="Times New Roman"/>
+                <w:sz w:val="21"/>
+                <w:szCs w:val="21"/>
+                <w:lang w:eastAsia="zh-CN"/>
+              </w:rPr>
+              <w:t>{%endif%}{%endif%}{% endfor %}{% endif%}</w:t>
+            </w:r>
+          </w:p>
+        </w:tc>
+        <w:tc>
+          <w:tcPr>
+            <w:tcW w:w="1123" w:type="pct"/>
+            <w:tcBorders>
+              <w:top w:val="nil"/>
+              <w:left w:val="single" w:color="A4A4A4" w:themeColor="background1" w:themeShade="A5" w:sz="4" w:space="0"/>
+              <w:bottom w:val="single" w:color="A4A4A4" w:themeColor="background1" w:themeShade="A5" w:sz="4" w:space="0"/>
+              <w:right w:val="nil"/>
+            </w:tcBorders>
+            <w:shd w:val="clear" w:color="auto" w:fill="auto"/>
+            <w:vAlign w:val="center"/>
+          </w:tcPr>
+          <w:p>
+            <w:pPr>
+              <w:jc w:val="center"/>
+              <w:rPr>
+                <w:rFonts w:hint="default" w:ascii="Times New Roman" w:hAnsi="Times New Roman" w:eastAsia="微软雅黑" w:cs="Times New Roman"/>
+                <w:sz w:val="21"/>
+                <w:szCs w:val="21"/>
+                <w:lang w:eastAsia="zh-CN"/>
+              </w:rPr>
+            </w:pPr>
+            <w:r>
+              <w:rPr>
+                <w:rFonts w:hint="default" w:ascii="Times New Roman" w:hAnsi="Times New Roman" w:eastAsia="微软雅黑" w:cs="Times New Roman"/>
+                <w:sz w:val="21"/>
+                <w:szCs w:val="21"/>
+                <w:lang w:eastAsia="zh-CN"/>
+              </w:rPr>
+              <w:t>{% if tip.ResistantDrug == [] %}无{% else%}{% for d in tip.ResistantDrug %}{%if d.level == ‘5’%}{%if loop.last%}{{ d.nameLevel }}（A级）{%else%}{{ d.nameLevel }}（A级），</w:t>
+            </w:r>
+          </w:p>
+          <w:p>
+            <w:pPr>
+              <w:jc w:val="center"/>
+              <w:rPr>
+                <w:rFonts w:hint="default" w:ascii="Times New Roman" w:hAnsi="Times New Roman" w:eastAsia="微软雅黑" w:cs="Times New Roman"/>
+                <w:sz w:val="21"/>
+                <w:szCs w:val="21"/>
+                <w:lang w:eastAsia="zh-CN"/>
+              </w:rPr>
+            </w:pPr>
+            <w:r>
+              <w:rPr>
+                <w:rFonts w:hint="default" w:ascii="Times New Roman" w:hAnsi="Times New Roman" w:eastAsia="微软雅黑" w:cs="Times New Roman"/>
+                <w:sz w:val="21"/>
+                <w:szCs w:val="21"/>
+                <w:lang w:eastAsia="zh-CN"/>
+              </w:rPr>
+              <w:t>{%endif%}{%elif d.level == ‘6’%}{%if loop.last%}{{ d.nameLevel }}（B级）{%else%}{{ d.nameLevel }}（B级），</w:t>
+            </w:r>
+          </w:p>
+          <w:p>
+            <w:pPr>
+              <w:jc w:val="center"/>
+              <w:rPr>
+                <w:rFonts w:hint="default" w:ascii="Times New Roman" w:hAnsi="Times New Roman" w:eastAsia="微软雅黑" w:cs="Times New Roman"/>
+                <w:sz w:val="21"/>
+                <w:szCs w:val="21"/>
+                <w:lang w:eastAsia="zh-CN"/>
+              </w:rPr>
+            </w:pPr>
+            <w:r>
+              <w:rPr>
+                <w:rFonts w:hint="default" w:ascii="Times New Roman" w:hAnsi="Times New Roman" w:eastAsia="微软雅黑" w:cs="Times New Roman"/>
+                <w:sz w:val="21"/>
+                <w:szCs w:val="21"/>
+                <w:lang w:eastAsia="zh-CN"/>
+              </w:rPr>
+              <w:t>{%endif%}{%elif d.level == ‘7’%}{%if loop.last%}{{ d.nameLevel }}（C级）{%else%}{{ d.nameLevel }}（C级），</w:t>
+            </w:r>
+          </w:p>
+          <w:p>
+            <w:pPr>
+              <w:jc w:val="center"/>
+              <w:rPr>
+                <w:rFonts w:hint="default" w:ascii="Times New Roman" w:hAnsi="Times New Roman" w:eastAsia="微软雅黑" w:cs="Times New Roman"/>
+                <w:sz w:val="21"/>
+                <w:szCs w:val="21"/>
+                <w:lang w:eastAsia="zh-CN"/>
+              </w:rPr>
+            </w:pPr>
+            <w:r>
+              <w:rPr>
+                <w:rFonts w:hint="default" w:ascii="Times New Roman" w:hAnsi="Times New Roman" w:eastAsia="微软雅黑" w:cs="Times New Roman"/>
+                <w:sz w:val="21"/>
+                <w:szCs w:val="21"/>
+                <w:lang w:eastAsia="zh-CN"/>
+              </w:rPr>
+              <w:t>{%endif%}{%elif d.level == ‘8’%}{%if loop.last%}{{ d.nameLevel }}（D级）{%else%}{{ d.nameLevel }}（D级），</w:t>
+            </w:r>
+          </w:p>
+          <w:p>
+            <w:pPr>
+              <w:jc w:val="center"/>
+              <w:rPr>
+                <w:rFonts w:hint="default" w:ascii="Times New Roman" w:hAnsi="Times New Roman" w:eastAsia="微软雅黑" w:cs="Times New Roman"/>
+                <w:sz w:val="21"/>
+                <w:szCs w:val="21"/>
+                <w:lang w:eastAsia="zh-CN"/>
+              </w:rPr>
+            </w:pPr>
+            <w:r>
+              <w:rPr>
+                <w:rFonts w:hint="default" w:ascii="Times New Roman" w:hAnsi="Times New Roman" w:eastAsia="微软雅黑" w:cs="Times New Roman"/>
+                <w:sz w:val="21"/>
+                <w:szCs w:val="21"/>
+                <w:lang w:eastAsia="zh-CN"/>
+              </w:rPr>
+              <w:t>{%endif%}{%endif%}{% endfor %}{% endif%}</w:t>
+            </w:r>
+          </w:p>
+        </w:tc>
+      </w:tr>
+      <w:tr>
+        <w:tblPrEx>
+          <w:tblBorders>
+            <w:top w:val="single" w:color="00B050" w:sz="18" w:space="0"/>
+            <w:left w:val="none" w:color="auto" w:sz="0" w:space="0"/>
+            <w:bottom w:val="single" w:color="A4A4A4" w:sz="4" w:space="0"/>
+            <w:right w:val="none" w:color="auto" w:sz="0" w:space="0"/>
+            <w:insideH w:val="single" w:color="A4A4A4" w:sz="4" w:space="0"/>
+            <w:insideV w:val="single" w:color="A4A4A4" w:sz="4" w:space="0"/>
+          </w:tblBorders>
+          <w:tblCellMar>
+            <w:top w:w="0" w:type="dxa"/>
+            <w:left w:w="0" w:type="dxa"/>
+            <w:bottom w:w="0" w:type="dxa"/>
+            <w:right w:w="0" w:type="dxa"/>
+          </w:tblCellMar>
+        </w:tblPrEx>
+        <w:trPr>
+          <w:trHeight w:val="1025" w:hRule="atLeast"/>
+          <w:jc w:val="center"/>
+        </w:trPr>
+        <w:tc>
+          <w:tcPr>
+            <w:tcW w:w="5000" w:type="pct"/>
+            <w:gridSpan w:val="7"/>
+            <w:tcBorders>
+              <w:top w:val="single" w:color="A4A4A4" w:themeColor="background1" w:themeShade="A5" w:sz="4" w:space="0"/>
+              <w:left w:val="nil"/>
+              <w:bottom w:val="single" w:color="A4A4A4" w:themeColor="background1" w:themeShade="A5" w:sz="4" w:space="0"/>
+              <w:right w:val="nil"/>
+            </w:tcBorders>
+            <w:shd w:val="clear" w:color="auto" w:fill="auto"/>
+            <w:vAlign w:val="center"/>
+          </w:tcPr>
+          <w:p>
+            <w:pPr>
+              <w:spacing w:before="1" w:line="249" w:lineRule="auto"/>
+              <w:ind w:left="262" w:right="131"/>
+              <w:jc w:val="center"/>
+              <w:rPr>
+                <w:rFonts w:hint="default" w:ascii="Times New Roman" w:hAnsi="Times New Roman" w:eastAsia="微软雅黑" w:cs="Times New Roman"/>
+                <w:sz w:val="21"/>
+                <w:szCs w:val="21"/>
+                <w:lang w:eastAsia="zh-CN"/>
+              </w:rPr>
+            </w:pPr>
+            <w:r>
+              <w:rPr>
+                <w:rFonts w:hint="default" w:ascii="Times New Roman" w:hAnsi="Times New Roman" w:eastAsia="微软雅黑" w:cs="Times New Roman"/>
+                <w:sz w:val="21"/>
+                <w:szCs w:val="21"/>
+                <w:lang w:eastAsia="zh-CN"/>
+              </w:rPr>
+              <w:t>{%tr endfor %}</w:t>
+            </w:r>
+          </w:p>
+        </w:tc>
+      </w:tr>
+      <w:tr>
+        <w:tblPrEx>
+          <w:tblBorders>
+            <w:top w:val="single" w:color="00B050" w:sz="18" w:space="0"/>
+            <w:left w:val="none" w:color="auto" w:sz="0" w:space="0"/>
+            <w:bottom w:val="single" w:color="A4A4A4" w:sz="4" w:space="0"/>
+            <w:right w:val="none" w:color="auto" w:sz="0" w:space="0"/>
+            <w:insideH w:val="single" w:color="A4A4A4" w:sz="4" w:space="0"/>
+            <w:insideV w:val="single" w:color="A4A4A4" w:sz="4" w:space="0"/>
+          </w:tblBorders>
+          <w:tblCellMar>
+            <w:top w:w="0" w:type="dxa"/>
+            <w:left w:w="0" w:type="dxa"/>
+            <w:bottom w:w="0" w:type="dxa"/>
+            <w:right w:w="0" w:type="dxa"/>
+          </w:tblCellMar>
+        </w:tblPrEx>
+        <w:trPr>
+          <w:trHeight w:val="752" w:hRule="atLeast"/>
+          <w:jc w:val="center"/>
+        </w:trPr>
+        <w:tc>
+          <w:tcPr>
+            <w:tcW w:w="5000" w:type="pct"/>
+            <w:gridSpan w:val="7"/>
+            <w:tcBorders>
+              <w:top w:val="single" w:color="A4A4A4" w:themeColor="background1" w:themeShade="A5" w:sz="4" w:space="0"/>
+              <w:left w:val="nil"/>
+              <w:bottom w:val="nil"/>
+              <w:right w:val="nil"/>
+            </w:tcBorders>
+            <w:shd w:val="clear" w:color="auto" w:fill="auto"/>
+            <w:vAlign w:val="center"/>
+          </w:tcPr>
+          <w:p>
+            <w:pPr>
+              <w:spacing w:before="1" w:line="249" w:lineRule="auto"/>
+              <w:ind w:left="262" w:right="131"/>
+              <w:jc w:val="center"/>
+              <w:rPr>
+                <w:rFonts w:hint="default" w:ascii="Times New Roman" w:hAnsi="Times New Roman" w:eastAsia="微软雅黑" w:cs="Times New Roman"/>
+                <w:sz w:val="21"/>
+                <w:szCs w:val="21"/>
+                <w:lang w:eastAsia="zh-CN"/>
+              </w:rPr>
+            </w:pPr>
+            <w:r>
+              <w:rPr>
+                <w:rFonts w:hint="default" w:ascii="Times New Roman" w:hAnsi="Times New Roman" w:eastAsia="微软雅黑" w:cs="Times New Roman"/>
+                <w:sz w:val="21"/>
+                <w:szCs w:val="21"/>
+                <w:lang w:eastAsia="zh-CN"/>
+              </w:rPr>
+              <w:t>{%tr for tip in unknownTipLineStr</w:t>
+            </w:r>
+            <w:r>
+              <w:rPr>
+                <w:rFonts w:hint="eastAsia" w:ascii="Times New Roman" w:hAnsi="Times New Roman" w:eastAsia="微软雅黑" w:cs="Times New Roman"/>
+                <w:sz w:val="21"/>
+                <w:szCs w:val="21"/>
+                <w:lang w:val="en-US" w:eastAsia="zh-CN"/>
+              </w:rPr>
+              <w:t>RNA</w:t>
+            </w:r>
+            <w:r>
+              <w:rPr>
+                <w:rFonts w:hint="default" w:ascii="Times New Roman" w:hAnsi="Times New Roman" w:eastAsia="微软雅黑" w:cs="Times New Roman"/>
+                <w:sz w:val="21"/>
+                <w:szCs w:val="21"/>
+                <w:lang w:eastAsia="zh-CN"/>
+              </w:rPr>
+              <w:t xml:space="preserve"> %}</w:t>
+            </w:r>
+          </w:p>
+        </w:tc>
+      </w:tr>
+      <w:tr>
+        <w:tblPrEx>
+          <w:tblBorders>
+            <w:top w:val="single" w:color="00B050" w:sz="18" w:space="0"/>
+            <w:left w:val="none" w:color="auto" w:sz="0" w:space="0"/>
+            <w:bottom w:val="single" w:color="A4A4A4" w:sz="4" w:space="0"/>
+            <w:right w:val="none" w:color="auto" w:sz="0" w:space="0"/>
+            <w:insideH w:val="single" w:color="A4A4A4" w:sz="4" w:space="0"/>
+            <w:insideV w:val="single" w:color="A4A4A4" w:sz="4" w:space="0"/>
+          </w:tblBorders>
+          <w:tblCellMar>
+            <w:top w:w="0" w:type="dxa"/>
+            <w:left w:w="0" w:type="dxa"/>
+            <w:bottom w:w="0" w:type="dxa"/>
+            <w:right w:w="0" w:type="dxa"/>
+          </w:tblCellMar>
+        </w:tblPrEx>
+        <w:trPr>
+          <w:trHeight w:val="1404" w:hRule="atLeast"/>
+          <w:jc w:val="center"/>
+        </w:trPr>
+        <w:tc>
+          <w:tcPr>
+            <w:tcW w:w="449" w:type="pct"/>
+            <w:tcBorders>
+              <w:top w:val="nil"/>
+              <w:left w:val="nil"/>
+              <w:bottom w:val="single" w:color="A4A4A4" w:themeColor="background1" w:themeShade="A5" w:sz="4" w:space="0"/>
+              <w:right w:val="single" w:color="A4A4A4" w:themeColor="background1" w:themeShade="A5" w:sz="4" w:space="0"/>
+            </w:tcBorders>
+            <w:shd w:val="clear" w:color="auto" w:fill="auto"/>
+            <w:vAlign w:val="center"/>
+          </w:tcPr>
+          <w:p>
+            <w:pPr>
+              <w:ind w:left="162" w:right="163"/>
+              <w:jc w:val="center"/>
+              <w:rPr>
+                <w:rFonts w:hint="default" w:ascii="Times New Roman" w:hAnsi="Times New Roman" w:eastAsia="微软雅黑" w:cs="Times New Roman"/>
+                <w:b/>
+                <w:sz w:val="21"/>
+                <w:szCs w:val="21"/>
+                <w:lang w:eastAsia="zh-CN"/>
+              </w:rPr>
+            </w:pPr>
+            <w:r>
+              <w:rPr>
+                <w:rFonts w:hint="default" w:ascii="Times New Roman" w:hAnsi="Times New Roman" w:eastAsia="微软雅黑" w:cs="Times New Roman"/>
+                <w:b/>
+                <w:sz w:val="21"/>
+                <w:szCs w:val="21"/>
+                <w:lang w:eastAsia="zh-CN"/>
+              </w:rPr>
+              <w:t>{{ tip.variationClass }}</w:t>
+            </w:r>
+          </w:p>
+        </w:tc>
+        <w:tc>
+          <w:tcPr>
+            <w:tcW w:w="535" w:type="pct"/>
+            <w:tcBorders>
+              <w:top w:val="nil"/>
+              <w:left w:val="single" w:color="A4A4A4" w:themeColor="background1" w:themeShade="A5" w:sz="4" w:space="0"/>
+              <w:bottom w:val="single" w:color="A4A4A4" w:themeColor="background1" w:themeShade="A5" w:sz="4" w:space="0"/>
+              <w:right w:val="single" w:color="A4A4A4" w:themeColor="background1" w:themeShade="A5" w:sz="4" w:space="0"/>
+            </w:tcBorders>
+            <w:shd w:val="clear" w:color="auto" w:fill="auto"/>
+            <w:vAlign w:val="center"/>
+          </w:tcPr>
+          <w:p>
+            <w:pPr>
+              <w:ind w:left="162" w:right="163"/>
+              <w:jc w:val="center"/>
+              <w:rPr>
+                <w:rFonts w:hint="default" w:ascii="Times New Roman" w:hAnsi="Times New Roman" w:eastAsia="微软雅黑" w:cs="Times New Roman"/>
+                <w:b/>
+                <w:sz w:val="21"/>
+                <w:szCs w:val="21"/>
+                <w:lang w:eastAsia="zh-CN"/>
+              </w:rPr>
+            </w:pPr>
+            <w:r>
+              <w:rPr>
+                <w:rFonts w:hint="default" w:ascii="Times New Roman" w:hAnsi="Times New Roman" w:eastAsia="微软雅黑" w:cs="Times New Roman"/>
+                <w:b/>
+                <w:sz w:val="21"/>
+                <w:szCs w:val="21"/>
+                <w:lang w:eastAsia="zh-CN"/>
+              </w:rPr>
+              <w:t>{{ tip.gene }}</w:t>
+            </w:r>
+          </w:p>
+        </w:tc>
+        <w:tc>
+          <w:tcPr>
+            <w:tcW w:w="759" w:type="pct"/>
+            <w:tcBorders>
+              <w:top w:val="nil"/>
+              <w:left w:val="single" w:color="A4A4A4" w:themeColor="background1" w:themeShade="A5" w:sz="4" w:space="0"/>
+              <w:bottom w:val="single" w:color="A4A4A4" w:themeColor="background1" w:themeShade="A5" w:sz="4" w:space="0"/>
+              <w:right w:val="single" w:color="A4A4A4" w:themeColor="background1" w:themeShade="A5" w:sz="4" w:space="0"/>
+            </w:tcBorders>
+            <w:shd w:val="clear" w:color="auto" w:fill="auto"/>
+            <w:vAlign w:val="center"/>
+          </w:tcPr>
+          <w:p>
+            <w:pPr>
+              <w:spacing w:before="2"/>
+              <w:ind w:left="116" w:right="116"/>
+              <w:jc w:val="center"/>
+              <w:rPr>
+                <w:rFonts w:hint="default" w:ascii="Times New Roman" w:hAnsi="Times New Roman" w:eastAsia="微软雅黑" w:cs="Times New Roman"/>
+                <w:sz w:val="21"/>
+                <w:szCs w:val="21"/>
+                <w:lang w:eastAsia="zh-CN"/>
+              </w:rPr>
+            </w:pPr>
+            <w:r>
+              <w:rPr>
+                <w:rFonts w:hint="default" w:ascii="Times New Roman" w:hAnsi="Times New Roman" w:eastAsia="微软雅黑" w:cs="Times New Roman"/>
+                <w:sz w:val="21"/>
+                <w:szCs w:val="21"/>
+                <w:lang w:eastAsia="zh-CN"/>
+              </w:rPr>
+              <w:t>{{ tip.ori_variant</w:t>
+            </w:r>
+            <w:r>
+              <w:rPr>
+                <w:rFonts w:hint="eastAsia" w:ascii="Times New Roman" w:hAnsi="Times New Roman" w:eastAsia="微软雅黑" w:cs="Times New Roman"/>
+                <w:sz w:val="21"/>
+                <w:szCs w:val="21"/>
+                <w:lang w:val="en-US" w:eastAsia="zh-CN"/>
+              </w:rPr>
+              <w:t>1</w:t>
+            </w:r>
+            <w:r>
+              <w:rPr>
+                <w:rFonts w:hint="default" w:ascii="Times New Roman" w:hAnsi="Times New Roman" w:eastAsia="微软雅黑" w:cs="Times New Roman"/>
+                <w:sz w:val="21"/>
+                <w:szCs w:val="21"/>
+                <w:lang w:eastAsia="zh-CN"/>
+              </w:rPr>
+              <w:t xml:space="preserve"> }}</w:t>
+            </w:r>
+          </w:p>
+        </w:tc>
+        <w:tc>
+          <w:tcPr>
+            <w:tcW w:w="479" w:type="pct"/>
+            <w:tcBorders>
+              <w:top w:val="nil"/>
+              <w:left w:val="single" w:color="A4A4A4" w:themeColor="background1" w:themeShade="A5" w:sz="4" w:space="0"/>
+              <w:bottom w:val="single" w:color="A4A4A4" w:themeColor="background1" w:themeShade="A5" w:sz="4" w:space="0"/>
+              <w:right w:val="single" w:color="A4A4A4" w:themeColor="background1" w:themeShade="A5" w:sz="4" w:space="0"/>
+            </w:tcBorders>
+            <w:shd w:val="clear" w:color="auto" w:fill="auto"/>
+            <w:vAlign w:val="center"/>
+          </w:tcPr>
+          <w:p>
+            <w:pPr>
+              <w:jc w:val="center"/>
+              <w:rPr>
+                <w:rFonts w:hint="default" w:ascii="Times New Roman" w:hAnsi="Times New Roman" w:eastAsia="微软雅黑" w:cs="Times New Roman"/>
+                <w:sz w:val="21"/>
+                <w:szCs w:val="21"/>
+                <w:lang w:eastAsia="zh-CN"/>
+              </w:rPr>
+            </w:pPr>
+            <w:r>
+              <w:rPr>
+                <w:rFonts w:hint="default" w:ascii="Times New Roman" w:hAnsi="Times New Roman" w:eastAsia="微软雅黑" w:cs="Times New Roman"/>
+                <w:sz w:val="21"/>
+                <w:szCs w:val="21"/>
+                <w:lang w:eastAsia="zh-CN"/>
+              </w:rPr>
+              <w:t>{{ tip.ExonicFunc</w:t>
+            </w:r>
+            <w:r>
+              <w:rPr>
+                <w:rFonts w:hint="eastAsia" w:ascii="Times New Roman" w:hAnsi="Times New Roman" w:eastAsia="微软雅黑" w:cs="Times New Roman"/>
+                <w:sz w:val="21"/>
+                <w:szCs w:val="21"/>
+                <w:lang w:val="en-US" w:eastAsia="zh-CN"/>
+              </w:rPr>
+              <w:t>2</w:t>
+            </w:r>
+            <w:r>
+              <w:rPr>
+                <w:rFonts w:hint="default" w:ascii="Times New Roman" w:hAnsi="Times New Roman" w:eastAsia="微软雅黑" w:cs="Times New Roman"/>
+                <w:sz w:val="21"/>
+                <w:szCs w:val="21"/>
+                <w:lang w:eastAsia="zh-CN"/>
+              </w:rPr>
+              <w:t xml:space="preserve"> }}</w:t>
+            </w:r>
+          </w:p>
+        </w:tc>
+        <w:tc>
+          <w:tcPr>
+            <w:tcW w:w="534" w:type="pct"/>
+            <w:tcBorders>
+              <w:top w:val="nil"/>
+              <w:left w:val="single" w:color="A4A4A4" w:themeColor="background1" w:themeShade="A5" w:sz="4" w:space="0"/>
+              <w:bottom w:val="single" w:color="A4A4A4" w:themeColor="background1" w:themeShade="A5" w:sz="4" w:space="0"/>
+              <w:right w:val="single" w:color="A4A4A4" w:themeColor="background1" w:themeShade="A5" w:sz="4" w:space="0"/>
+            </w:tcBorders>
+            <w:shd w:val="clear" w:color="auto" w:fill="auto"/>
+            <w:vAlign w:val="center"/>
+          </w:tcPr>
+          <w:p>
+            <w:pPr>
+              <w:jc w:val="center"/>
+              <w:rPr>
+                <w:rFonts w:hint="default" w:ascii="Times New Roman" w:hAnsi="Times New Roman" w:eastAsia="微软雅黑" w:cs="Times New Roman"/>
+                <w:sz w:val="21"/>
+                <w:szCs w:val="21"/>
+                <w:lang w:eastAsia="zh-CN"/>
+              </w:rPr>
+            </w:pPr>
+            <w:r>
+              <w:rPr>
+                <w:rFonts w:hint="default" w:ascii="Times New Roman" w:hAnsi="Times New Roman" w:eastAsia="微软雅黑" w:cs="Times New Roman"/>
+                <w:sz w:val="21"/>
+                <w:szCs w:val="21"/>
+                <w:lang w:eastAsia="zh-CN"/>
+              </w:rPr>
+              <w:t>{{ tip.mutFreq }}</w:t>
+            </w:r>
+          </w:p>
+        </w:tc>
+        <w:tc>
+          <w:tcPr>
+            <w:tcW w:w="1118" w:type="pct"/>
+            <w:tcBorders>
+              <w:top w:val="nil"/>
+              <w:left w:val="single" w:color="A4A4A4" w:themeColor="background1" w:themeShade="A5" w:sz="4" w:space="0"/>
+              <w:bottom w:val="single" w:color="A4A4A4" w:themeColor="background1" w:themeShade="A5" w:sz="4" w:space="0"/>
+              <w:right w:val="single" w:color="A4A4A4" w:themeColor="background1" w:themeShade="A5" w:sz="4" w:space="0"/>
+            </w:tcBorders>
+            <w:shd w:val="clear" w:color="auto" w:fill="auto"/>
+            <w:vAlign w:val="center"/>
+          </w:tcPr>
+          <w:p>
+            <w:pPr>
+              <w:spacing w:before="1" w:line="249" w:lineRule="auto"/>
+              <w:ind w:left="262" w:right="131"/>
+              <w:jc w:val="center"/>
+              <w:rPr>
+                <w:rFonts w:hint="default" w:ascii="Times New Roman" w:hAnsi="Times New Roman" w:eastAsia="微软雅黑" w:cs="Times New Roman"/>
+                <w:sz w:val="21"/>
+                <w:szCs w:val="21"/>
+                <w:lang w:eastAsia="zh-CN"/>
+              </w:rPr>
+            </w:pPr>
+            <w:r>
+              <w:rPr>
+                <w:rFonts w:hint="default" w:ascii="Times New Roman" w:hAnsi="Times New Roman" w:eastAsia="微软雅黑" w:cs="Times New Roman"/>
+                <w:sz w:val="21"/>
+                <w:szCs w:val="21"/>
+                <w:lang w:eastAsia="zh-CN"/>
+              </w:rPr>
+              <w:t>-</w:t>
+            </w:r>
+          </w:p>
+        </w:tc>
+        <w:tc>
+          <w:tcPr>
+            <w:tcW w:w="1123" w:type="pct"/>
+            <w:tcBorders>
+              <w:top w:val="nil"/>
+              <w:left w:val="single" w:color="A4A4A4" w:themeColor="background1" w:themeShade="A5" w:sz="4" w:space="0"/>
+              <w:bottom w:val="single" w:color="A4A4A4" w:themeColor="background1" w:themeShade="A5" w:sz="4" w:space="0"/>
+              <w:right w:val="nil"/>
+            </w:tcBorders>
+            <w:shd w:val="clear" w:color="auto" w:fill="auto"/>
+            <w:vAlign w:val="center"/>
+          </w:tcPr>
+          <w:p>
+            <w:pPr>
+              <w:spacing w:before="1" w:line="249" w:lineRule="auto"/>
+              <w:ind w:left="262" w:right="131"/>
+              <w:jc w:val="center"/>
+              <w:rPr>
+                <w:rFonts w:hint="default" w:ascii="Times New Roman" w:hAnsi="Times New Roman" w:eastAsia="微软雅黑" w:cs="Times New Roman"/>
+                <w:sz w:val="21"/>
+                <w:szCs w:val="21"/>
+                <w:lang w:eastAsia="zh-CN"/>
+              </w:rPr>
+            </w:pPr>
+            <w:r>
+              <w:rPr>
+                <w:rFonts w:hint="default" w:ascii="Times New Roman" w:hAnsi="Times New Roman" w:eastAsia="微软雅黑" w:cs="Times New Roman"/>
+                <w:sz w:val="21"/>
+                <w:szCs w:val="21"/>
+                <w:lang w:eastAsia="zh-CN"/>
+              </w:rPr>
+              <w:t>-</w:t>
+            </w:r>
+          </w:p>
+        </w:tc>
+      </w:tr>
+      <w:tr>
+        <w:tblPrEx>
+          <w:tblBorders>
+            <w:top w:val="single" w:color="00B050" w:sz="18" w:space="0"/>
+            <w:left w:val="none" w:color="auto" w:sz="0" w:space="0"/>
+            <w:bottom w:val="single" w:color="A4A4A4" w:sz="4" w:space="0"/>
+            <w:right w:val="none" w:color="auto" w:sz="0" w:space="0"/>
+            <w:insideH w:val="single" w:color="A4A4A4" w:sz="4" w:space="0"/>
+            <w:insideV w:val="single" w:color="A4A4A4" w:sz="4" w:space="0"/>
+          </w:tblBorders>
+          <w:tblCellMar>
+            <w:top w:w="0" w:type="dxa"/>
+            <w:left w:w="0" w:type="dxa"/>
+            <w:bottom w:w="0" w:type="dxa"/>
+            <w:right w:w="0" w:type="dxa"/>
+          </w:tblCellMar>
+        </w:tblPrEx>
+        <w:trPr>
+          <w:trHeight w:val="790" w:hRule="atLeast"/>
+          <w:jc w:val="center"/>
+        </w:trPr>
+        <w:tc>
+          <w:tcPr>
+            <w:tcW w:w="5000" w:type="pct"/>
+            <w:gridSpan w:val="7"/>
+            <w:tcBorders>
+              <w:top w:val="single" w:color="A4A4A4" w:themeColor="background1" w:themeShade="A5" w:sz="4" w:space="0"/>
+              <w:left w:val="nil"/>
+              <w:bottom w:val="single" w:color="A4A4A4" w:themeColor="background1" w:themeShade="A5" w:sz="4" w:space="0"/>
+              <w:right w:val="nil"/>
+            </w:tcBorders>
+            <w:shd w:val="clear" w:color="auto" w:fill="auto"/>
+            <w:vAlign w:val="center"/>
+          </w:tcPr>
+          <w:p>
+            <w:pPr>
+              <w:spacing w:before="1" w:line="249" w:lineRule="auto"/>
+              <w:ind w:left="262" w:right="131"/>
+              <w:jc w:val="center"/>
+              <w:rPr>
+                <w:rFonts w:hint="default" w:ascii="Times New Roman" w:hAnsi="Times New Roman" w:eastAsia="微软雅黑" w:cs="Times New Roman"/>
+                <w:sz w:val="21"/>
+                <w:szCs w:val="21"/>
+                <w:lang w:eastAsia="zh-CN"/>
+              </w:rPr>
+            </w:pPr>
+            <w:r>
+              <w:rPr>
+                <w:rFonts w:hint="default" w:ascii="Times New Roman" w:hAnsi="Times New Roman" w:eastAsia="微软雅黑" w:cs="Times New Roman"/>
+                <w:sz w:val="21"/>
+                <w:szCs w:val="21"/>
+                <w:lang w:eastAsia="zh-CN"/>
+              </w:rPr>
+              <w:t>{%tr endfor %}</w:t>
+            </w:r>
+          </w:p>
+        </w:tc>
+      </w:tr>
+      <w:tr>
+        <w:tblPrEx>
+          <w:tblBorders>
+            <w:top w:val="single" w:color="00B050" w:sz="18" w:space="0"/>
+            <w:left w:val="none" w:color="auto" w:sz="0" w:space="0"/>
+            <w:bottom w:val="single" w:color="A4A4A4" w:sz="4" w:space="0"/>
+            <w:right w:val="none" w:color="auto" w:sz="0" w:space="0"/>
+            <w:insideH w:val="single" w:color="A4A4A4" w:sz="4" w:space="0"/>
+            <w:insideV w:val="single" w:color="A4A4A4" w:sz="4" w:space="0"/>
+          </w:tblBorders>
+          <w:tblCellMar>
+            <w:top w:w="0" w:type="dxa"/>
+            <w:left w:w="0" w:type="dxa"/>
+            <w:bottom w:w="0" w:type="dxa"/>
+            <w:right w:w="0" w:type="dxa"/>
+          </w:tblCellMar>
+        </w:tblPrEx>
+        <w:trPr>
+          <w:trHeight w:val="774" w:hRule="atLeast"/>
+          <w:jc w:val="center"/>
+        </w:trPr>
+        <w:tc>
+          <w:tcPr>
+            <w:tcW w:w="5000" w:type="pct"/>
+            <w:gridSpan w:val="7"/>
+            <w:tcBorders>
+              <w:top w:val="single" w:color="A4A4A4" w:themeColor="background1" w:themeShade="A5" w:sz="4" w:space="0"/>
+              <w:left w:val="nil"/>
+              <w:bottom w:val="nil"/>
+              <w:right w:val="nil"/>
+            </w:tcBorders>
+            <w:shd w:val="clear" w:color="auto" w:fill="auto"/>
+            <w:vAlign w:val="center"/>
+          </w:tcPr>
+          <w:p>
+            <w:pPr>
+              <w:spacing w:before="1" w:line="249" w:lineRule="auto"/>
+              <w:ind w:left="262" w:right="131"/>
+              <w:jc w:val="center"/>
+              <w:rPr>
+                <w:rFonts w:hint="default" w:ascii="Times New Roman" w:hAnsi="Times New Roman" w:eastAsia="微软雅黑" w:cs="Times New Roman"/>
+                <w:sz w:val="21"/>
+                <w:szCs w:val="21"/>
+                <w:lang w:eastAsia="zh-CN"/>
+              </w:rPr>
+            </w:pPr>
+            <w:r>
+              <w:rPr>
+                <w:rFonts w:hint="default" w:ascii="Times New Roman" w:hAnsi="Times New Roman" w:eastAsia="微软雅黑" w:cs="Times New Roman"/>
+                <w:sz w:val="21"/>
+                <w:szCs w:val="21"/>
+                <w:lang w:eastAsia="zh-CN"/>
+              </w:rPr>
+              <w:t>{%tr else %}</w:t>
+            </w:r>
+          </w:p>
+        </w:tc>
+      </w:tr>
+      <w:tr>
+        <w:tblPrEx>
+          <w:tblBorders>
+            <w:top w:val="single" w:color="00B050" w:sz="18" w:space="0"/>
+            <w:left w:val="none" w:color="auto" w:sz="0" w:space="0"/>
+            <w:bottom w:val="single" w:color="A4A4A4" w:sz="4" w:space="0"/>
+            <w:right w:val="none" w:color="auto" w:sz="0" w:space="0"/>
+            <w:insideH w:val="single" w:color="A4A4A4" w:sz="4" w:space="0"/>
+            <w:insideV w:val="single" w:color="A4A4A4" w:sz="4" w:space="0"/>
+          </w:tblBorders>
+          <w:tblCellMar>
+            <w:top w:w="0" w:type="dxa"/>
+            <w:left w:w="0" w:type="dxa"/>
+            <w:bottom w:w="0" w:type="dxa"/>
+            <w:right w:w="0" w:type="dxa"/>
+          </w:tblCellMar>
+        </w:tblPrEx>
+        <w:trPr>
+          <w:trHeight w:val="850" w:hRule="atLeast"/>
+          <w:jc w:val="center"/>
+        </w:trPr>
+        <w:tc>
+          <w:tcPr>
+            <w:tcW w:w="449" w:type="pct"/>
+            <w:tcBorders>
+              <w:top w:val="nil"/>
+              <w:left w:val="nil"/>
+              <w:bottom w:val="single" w:color="A4A4A4" w:themeColor="background1" w:themeShade="A5" w:sz="4" w:space="0"/>
+              <w:right w:val="single" w:color="A4A4A4" w:themeColor="background1" w:themeShade="A5" w:sz="4" w:space="0"/>
+            </w:tcBorders>
+            <w:shd w:val="clear" w:color="auto" w:fill="auto"/>
+            <w:vAlign w:val="center"/>
+          </w:tcPr>
+          <w:p>
+            <w:pPr>
+              <w:ind w:left="162" w:right="163"/>
+              <w:jc w:val="center"/>
+              <w:rPr>
+                <w:rFonts w:hint="default" w:ascii="Times New Roman" w:hAnsi="Times New Roman" w:eastAsia="微软雅黑" w:cs="Times New Roman"/>
+                <w:b/>
+                <w:sz w:val="21"/>
+                <w:szCs w:val="21"/>
+                <w:lang w:eastAsia="zh-CN"/>
+              </w:rPr>
+            </w:pPr>
+            <w:r>
+              <w:rPr>
+                <w:rFonts w:hint="default" w:ascii="Times New Roman" w:hAnsi="Times New Roman" w:eastAsia="微软雅黑" w:cs="Times New Roman"/>
+                <w:b/>
+                <w:sz w:val="21"/>
+                <w:szCs w:val="21"/>
+                <w:lang w:eastAsia="zh-CN"/>
+              </w:rPr>
+              <w:t>/</w:t>
+            </w:r>
+          </w:p>
+        </w:tc>
+        <w:tc>
+          <w:tcPr>
+            <w:tcW w:w="535" w:type="pct"/>
+            <w:tcBorders>
+              <w:top w:val="nil"/>
+              <w:left w:val="single" w:color="A4A4A4" w:themeColor="background1" w:themeShade="A5" w:sz="4" w:space="0"/>
+              <w:bottom w:val="single" w:color="A4A4A4" w:themeColor="background1" w:themeShade="A5" w:sz="4" w:space="0"/>
+              <w:right w:val="single" w:color="A4A4A4" w:themeColor="background1" w:themeShade="A5" w:sz="4" w:space="0"/>
+            </w:tcBorders>
+            <w:shd w:val="clear" w:color="auto" w:fill="auto"/>
+            <w:vAlign w:val="center"/>
+          </w:tcPr>
+          <w:p>
+            <w:pPr>
+              <w:ind w:left="162" w:right="163"/>
+              <w:jc w:val="center"/>
+              <w:rPr>
+                <w:rFonts w:hint="default" w:ascii="Times New Roman" w:hAnsi="Times New Roman" w:eastAsia="微软雅黑" w:cs="Times New Roman"/>
+                <w:b/>
+                <w:sz w:val="21"/>
+                <w:szCs w:val="21"/>
+                <w:lang w:eastAsia="zh-CN"/>
+              </w:rPr>
+            </w:pPr>
+            <w:r>
+              <w:rPr>
+                <w:rFonts w:hint="default" w:ascii="Times New Roman" w:hAnsi="Times New Roman" w:eastAsia="微软雅黑" w:cs="Times New Roman"/>
+                <w:b/>
+                <w:sz w:val="21"/>
+                <w:szCs w:val="21"/>
+                <w:lang w:eastAsia="zh-CN"/>
+              </w:rPr>
+              <w:t>/</w:t>
+            </w:r>
+          </w:p>
+        </w:tc>
+        <w:tc>
+          <w:tcPr>
+            <w:tcW w:w="759" w:type="pct"/>
             <w:tcBorders>
               <w:top w:val="nil"/>
               <w:left w:val="single" w:color="A4A4A4" w:themeColor="background1" w:themeShade="A5" w:sz="4" w:space="0"/>
@@ -8326,14 +10290,14 @@
         </w:rPr>
       </w:pPr>
       <w:bookmarkStart w:id="12" w:name="_Toc29527"/>
-      <w:bookmarkStart w:id="13" w:name="_Toc5618"/>
-      <w:bookmarkStart w:id="14" w:name="_Toc149837260"/>
-      <w:bookmarkStart w:id="15" w:name="_Toc22104"/>
-      <w:bookmarkStart w:id="16" w:name="_Toc25737"/>
-      <w:bookmarkStart w:id="17" w:name="_Toc4339"/>
-      <w:bookmarkStart w:id="18" w:name="_Toc7551_WPSOffice_Level2"/>
-      <w:bookmarkStart w:id="19" w:name="_Toc17526"/>
-      <w:bookmarkStart w:id="20" w:name="_Toc6221_WPSOffice_Level2"/>
+      <w:bookmarkStart w:id="13" w:name="_Toc149837260"/>
+      <w:bookmarkStart w:id="14" w:name="_Toc22104"/>
+      <w:bookmarkStart w:id="15" w:name="_Toc5618"/>
+      <w:bookmarkStart w:id="16" w:name="_Toc7551_WPSOffice_Level2"/>
+      <w:bookmarkStart w:id="17" w:name="_Toc6221_WPSOffice_Level2"/>
+      <w:bookmarkStart w:id="18" w:name="_Toc4339"/>
+      <w:bookmarkStart w:id="19" w:name="_Toc25737"/>
+      <w:bookmarkStart w:id="20" w:name="_Toc17526"/>
       <w:r>
         <w:rPr>
           <w:rFonts w:hint="default" w:ascii="Times New Roman" w:hAnsi="Times New Roman" w:eastAsia="微软雅黑" w:cs="Times New Roman"/>
@@ -8892,8 +10856,8 @@
           <w:lang w:val="en-US" w:eastAsia="zh-CN"/>
         </w:rPr>
       </w:pPr>
-      <w:bookmarkStart w:id="22" w:name="_Toc8278"/>
-      <w:bookmarkStart w:id="23" w:name="_Toc25620"/>
+      <w:bookmarkStart w:id="22" w:name="_Toc25620"/>
+      <w:bookmarkStart w:id="23" w:name="_Toc8278"/>
       <w:r>
         <w:rPr>
           <w:rFonts w:hint="default" w:ascii="Times New Roman" w:hAnsi="Times New Roman" w:eastAsia="微软雅黑" w:cs="Times New Roman"/>
@@ -11013,6 +12977,12 @@
             <w:insideH w:val="single" w:color="A4A4A4" w:sz="4" w:space="0"/>
             <w:insideV w:val="single" w:color="A4A4A4" w:sz="4" w:space="0"/>
           </w:tblBorders>
+          <w:tblCellMar>
+            <w:top w:w="0" w:type="dxa"/>
+            <w:left w:w="108" w:type="dxa"/>
+            <w:bottom w:w="0" w:type="dxa"/>
+            <w:right w:w="108" w:type="dxa"/>
+          </w:tblCellMar>
         </w:tblPrEx>
         <w:trPr>
           <w:trHeight w:val="369" w:hRule="atLeast"/>
@@ -12063,6 +14033,12 @@
             <w:insideH w:val="single" w:color="A4A4A4" w:sz="4" w:space="0"/>
             <w:insideV w:val="single" w:color="A4A4A4" w:sz="4" w:space="0"/>
           </w:tblBorders>
+          <w:tblCellMar>
+            <w:top w:w="0" w:type="dxa"/>
+            <w:left w:w="108" w:type="dxa"/>
+            <w:bottom w:w="0" w:type="dxa"/>
+            <w:right w:w="108" w:type="dxa"/>
+          </w:tblCellMar>
         </w:tblPrEx>
         <w:trPr>
           <w:trHeight w:val="369" w:hRule="atLeast"/>
@@ -12804,10 +14780,10 @@
         </w:rPr>
         <w:t>{%if PDInfo != undefined %}</w:t>
       </w:r>
-      <w:bookmarkStart w:id="24" w:name="_Toc10223"/>
-      <w:bookmarkStart w:id="25" w:name="_Toc106719764"/>
-      <w:bookmarkStart w:id="26" w:name="_Toc20034"/>
-      <w:bookmarkStart w:id="27" w:name="_Toc6191"/>
+      <w:bookmarkStart w:id="24" w:name="_Toc106719764"/>
+      <w:bookmarkStart w:id="25" w:name="_Toc6191"/>
+      <w:bookmarkStart w:id="26" w:name="_Toc10223"/>
+      <w:bookmarkStart w:id="27" w:name="_Toc20034"/>
       <w:r>
         <w:rPr>
           <w:rFonts w:hint="eastAsia" w:ascii="Times New Roman" w:hAnsi="Times New Roman" w:eastAsia="微软雅黑" w:cs="Times New Roman"/>
@@ -14024,6 +16000,12 @@
             <w:insideH w:val="none" w:color="auto" w:sz="0" w:space="0"/>
             <w:insideV w:val="none" w:color="auto" w:sz="0" w:space="0"/>
           </w:tblBorders>
+          <w:tblCellMar>
+            <w:top w:w="0" w:type="dxa"/>
+            <w:left w:w="108" w:type="dxa"/>
+            <w:bottom w:w="0" w:type="dxa"/>
+            <w:right w:w="108" w:type="dxa"/>
+          </w:tblCellMar>
         </w:tblPrEx>
         <w:trPr>
           <w:trHeight w:val="313" w:hRule="atLeast"/>
@@ -14136,6 +16118,12 @@
             <w:insideH w:val="none" w:color="auto" w:sz="0" w:space="0"/>
             <w:insideV w:val="none" w:color="auto" w:sz="0" w:space="0"/>
           </w:tblBorders>
+          <w:tblCellMar>
+            <w:top w:w="0" w:type="dxa"/>
+            <w:left w:w="108" w:type="dxa"/>
+            <w:bottom w:w="0" w:type="dxa"/>
+            <w:right w:w="108" w:type="dxa"/>
+          </w:tblCellMar>
         </w:tblPrEx>
         <w:trPr>
           <w:trHeight w:val="322" w:hRule="atLeast"/>
@@ -15146,16 +17134,16 @@
         </w:rPr>
         <w:t>{% endif %}{% endif %}</w:t>
       </w:r>
-      <w:bookmarkStart w:id="28" w:name="_Toc23846_WPSOffice_Level1"/>
-      <w:bookmarkStart w:id="29" w:name="_Toc107825555"/>
-      <w:bookmarkStart w:id="30" w:name="_Toc24611"/>
-      <w:bookmarkStart w:id="31" w:name="_Toc29372"/>
+      <w:bookmarkStart w:id="28" w:name="_Toc24960"/>
+      <w:bookmarkStart w:id="29" w:name="_Toc23846_WPSOffice_Level1"/>
+      <w:bookmarkStart w:id="30" w:name="_Toc32443_WPSOffice_Level1"/>
+      <w:bookmarkStart w:id="31" w:name="_Toc25727"/>
       <w:bookmarkStart w:id="32" w:name="_Toc23903"/>
-      <w:bookmarkStart w:id="33" w:name="_Toc24960"/>
-      <w:bookmarkStart w:id="34" w:name="_Toc32443_WPSOffice_Level1"/>
-      <w:bookmarkStart w:id="35" w:name="_Toc4331_WPSOffice_Level1"/>
-      <w:bookmarkStart w:id="36" w:name="_Toc180"/>
-      <w:bookmarkStart w:id="37" w:name="_Toc25727"/>
+      <w:bookmarkStart w:id="33" w:name="_Toc4331_WPSOffice_Level1"/>
+      <w:bookmarkStart w:id="34" w:name="_Toc180"/>
+      <w:bookmarkStart w:id="35" w:name="_Toc29372"/>
+      <w:bookmarkStart w:id="36" w:name="_Toc24611"/>
+      <w:bookmarkStart w:id="37" w:name="_Toc107825555"/>
       <w:r>
         <w:rPr>
           <w:rFonts w:hint="default" w:ascii="Times New Roman" w:hAnsi="Times New Roman" w:eastAsia="微软雅黑" w:cs="Times New Roman"/>
@@ -15203,6 +17191,12 @@
             <w:insideH w:val="single" w:color="D7D7D7" w:sz="4" w:space="0"/>
             <w:insideV w:val="single" w:color="D7D7D7" w:sz="4" w:space="0"/>
           </w:tblBorders>
+          <w:tblCellMar>
+            <w:top w:w="0" w:type="dxa"/>
+            <w:left w:w="0" w:type="dxa"/>
+            <w:bottom w:w="0" w:type="dxa"/>
+            <w:right w:w="0" w:type="dxa"/>
+          </w:tblCellMar>
         </w:tblPrEx>
         <w:trPr>
           <w:trHeight w:val="340" w:hRule="atLeast"/>
@@ -16102,7 +18096,87 @@
           <w:szCs w:val="24"/>
           <w:lang w:eastAsia="zh-CN"/>
         </w:rPr>
-        <w:t>{% for tdd in ComplexDrugStr %}</w:t>
+        <w:t>{%if BodyDrugNoComplexStr</w:t>
+      </w:r>
+      <w:r>
+        <w:rPr>
+          <w:rFonts w:hint="eastAsia" w:ascii="Times New Roman" w:hAnsi="Times New Roman" w:eastAsia="微软雅黑" w:cs="Times New Roman"/>
+          <w:b/>
+          <w:sz w:val="24"/>
+          <w:szCs w:val="24"/>
+          <w:lang w:val="en-US" w:eastAsia="zh-CN"/>
+        </w:rPr>
+        <w:t>DNA</w:t>
+      </w:r>
+      <w:r>
+        <w:rPr>
+          <w:rFonts w:hint="default" w:ascii="Times New Roman" w:hAnsi="Times New Roman" w:eastAsia="微软雅黑" w:cs="Times New Roman"/>
+          <w:b/>
+          <w:sz w:val="24"/>
+          <w:szCs w:val="24"/>
+          <w:lang w:eastAsia="zh-CN"/>
+        </w:rPr>
+        <w:t xml:space="preserve"> or unknownVarAnalysisStr</w:t>
+      </w:r>
+      <w:r>
+        <w:rPr>
+          <w:rFonts w:hint="eastAsia" w:ascii="Times New Roman" w:hAnsi="Times New Roman" w:eastAsia="微软雅黑" w:cs="Times New Roman"/>
+          <w:b/>
+          <w:sz w:val="24"/>
+          <w:szCs w:val="24"/>
+          <w:lang w:val="en-US" w:eastAsia="zh-CN"/>
+        </w:rPr>
+        <w:t>DNA</w:t>
+      </w:r>
+      <w:r>
+        <w:rPr>
+          <w:rFonts w:hint="default" w:ascii="Times New Roman" w:hAnsi="Times New Roman" w:eastAsia="微软雅黑" w:cs="Times New Roman"/>
+          <w:b/>
+          <w:sz w:val="24"/>
+          <w:szCs w:val="24"/>
+          <w:lang w:eastAsia="zh-CN"/>
+        </w:rPr>
+        <w:t xml:space="preserve"> </w:t>
+      </w:r>
+      <w:r>
+        <w:rPr>
+          <w:rFonts w:hint="eastAsia" w:ascii="Times New Roman" w:hAnsi="Times New Roman" w:eastAsia="微软雅黑" w:cs="Times New Roman"/>
+          <w:b/>
+          <w:sz w:val="24"/>
+          <w:szCs w:val="24"/>
+          <w:lang w:val="en-US" w:eastAsia="zh-CN"/>
+        </w:rPr>
+        <w:t xml:space="preserve">or </w:t>
+      </w:r>
+      <w:r>
+        <w:rPr>
+          <w:rFonts w:hint="default" w:ascii="Times New Roman" w:hAnsi="Times New Roman" w:eastAsia="微软雅黑" w:cs="Times New Roman"/>
+          <w:b/>
+          <w:sz w:val="24"/>
+          <w:szCs w:val="24"/>
+          <w:lang w:eastAsia="zh-CN"/>
+        </w:rPr>
+        <w:t>ComplexDrugStr %}变异</w:t>
+      </w:r>
+      <w:r>
+        <w:rPr>
+          <w:rFonts w:hint="eastAsia" w:ascii="Times New Roman" w:hAnsi="Times New Roman" w:eastAsia="微软雅黑" w:cs="Times New Roman"/>
+          <w:b/>
+          <w:sz w:val="24"/>
+          <w:szCs w:val="24"/>
+          <w:lang w:val="en-US" w:eastAsia="zh-CN"/>
+        </w:rPr>
+        <w:t>位点</w:t>
+      </w:r>
+      <w:r>
+        <w:rPr>
+          <w:rFonts w:hint="default" w:ascii="Times New Roman" w:hAnsi="Times New Roman" w:eastAsia="微软雅黑" w:cs="Times New Roman"/>
+          <w:b/>
+          <w:sz w:val="24"/>
+          <w:szCs w:val="24"/>
+          <w:lang w:eastAsia="zh-CN"/>
+        </w:rPr>
+        <w:t>（DNA层面）结果解析{% for tdd in ComplexDrugStr %}</w:t>
       </w:r>
     </w:p>
     <w:p>
@@ -19811,6 +21885,7 @@
         </w:rPr>
         <w:t>{% endif %}{% endfor %}</w:t>
       </w:r>
+      <w:bookmarkEnd w:id="38"/>
       <w:r>
         <w:rPr>
           <w:rFonts w:hint="default" w:ascii="Times New Roman" w:hAnsi="Times New Roman" w:eastAsia="微软雅黑" w:cs="Times New Roman"/>
@@ -19819,9 +21894,28 @@
           <w:szCs w:val="21"/>
           <w:lang w:eastAsia="zh-CN"/>
         </w:rPr>
-        <w:t>{% for tdd in BodyDrugNoComplexStr %}</w:t>
+        <w:t>{% for tdd in BodyDrugNoComplexStr</w:t>
       </w:r>
-      <w:bookmarkEnd w:id="38"/>
+      <w:r>
+        <w:rPr>
+          <w:rFonts w:hint="eastAsia" w:ascii="Times New Roman" w:hAnsi="Times New Roman" w:eastAsia="微软雅黑" w:cs="Times New Roman"/>
+          <w:b/>
+          <w:sz w:val="21"/>
+          <w:szCs w:val="21"/>
+          <w:lang w:val="en-US" w:eastAsia="zh-CN"/>
+        </w:rPr>
+        <w:t>DNA</w:t>
+      </w:r>
+      <w:r>
+        <w:rPr>
+          <w:rFonts w:hint="default" w:ascii="Times New Roman" w:hAnsi="Times New Roman" w:eastAsia="微软雅黑" w:cs="Times New Roman"/>
+          <w:b/>
+          <w:sz w:val="21"/>
+          <w:szCs w:val="21"/>
+          <w:lang w:eastAsia="zh-CN"/>
+        </w:rPr>
+        <w:t xml:space="preserve"> %}</w:t>
+      </w:r>
     </w:p>
     <w:p>
       <w:pPr>
@@ -23522,7 +25616,22 @@
           <w:rFonts w:hint="default" w:ascii="Times New Roman" w:hAnsi="Times New Roman" w:eastAsia="微软雅黑" w:cs="Times New Roman"/>
           <w:color w:val="auto"/>
         </w:rPr>
-        <w:t>{% endif %}{% endfor %}{% for vus in unknownVarAnalysisStr %}</w:t>
+        <w:t>{% endif %}{% endfor %}{% for vus in unknownVarAnalysisStr</w:t>
+      </w:r>
+      <w:r>
+        <w:rPr>
+          <w:rFonts w:hint="eastAsia" w:cs="Times New Roman"/>
+          <w:color w:val="auto"/>
+          <w:lang w:val="en-US" w:eastAsia="zh-CN"/>
+        </w:rPr>
+        <w:t>DNA</w:t>
+      </w:r>
+      <w:r>
+        <w:rPr>
+          <w:rFonts w:hint="default" w:ascii="Times New Roman" w:hAnsi="Times New Roman" w:eastAsia="微软雅黑" w:cs="Times New Roman"/>
+          <w:color w:val="auto"/>
+        </w:rPr>
+        <w:t xml:space="preserve"> %}</w:t>
       </w:r>
     </w:p>
     <w:p>
@@ -23894,6 +26003,4272 @@
     </w:tbl>
     <w:p>
       <w:pPr>
+        <w:rPr>
+          <w:rFonts w:hint="default" w:ascii="Times New Roman" w:hAnsi="Times New Roman" w:eastAsia="微软雅黑" w:cs="Times New Roman"/>
+          <w:b/>
+          <w:sz w:val="24"/>
+          <w:szCs w:val="24"/>
+          <w:lang w:eastAsia="zh-CN"/>
+        </w:rPr>
+      </w:pPr>
+      <w:r>
+        <w:rPr>
+          <w:rFonts w:hint="default" w:ascii="Times New Roman" w:hAnsi="Times New Roman" w:eastAsia="微软雅黑" w:cs="Times New Roman"/>
+          <w:b/>
+          <w:sz w:val="24"/>
+          <w:szCs w:val="24"/>
+          <w:lang w:eastAsia="zh-CN"/>
+        </w:rPr>
+        <w:t>{% endfor %}{% endif %}</w:t>
+      </w:r>
+    </w:p>
+    <w:p>
+      <w:pPr>
+        <w:rPr>
+          <w:rFonts w:hint="default" w:ascii="Times New Roman" w:hAnsi="Times New Roman" w:eastAsia="微软雅黑" w:cs="Times New Roman"/>
+          <w:b/>
+          <w:sz w:val="21"/>
+          <w:szCs w:val="21"/>
+          <w:lang w:eastAsia="zh-CN"/>
+        </w:rPr>
+      </w:pPr>
+      <w:r>
+        <w:rPr>
+          <w:rFonts w:hint="eastAsia" w:ascii="Times New Roman" w:hAnsi="Times New Roman" w:eastAsia="微软雅黑" w:cs="Times New Roman"/>
+          <w:b/>
+          <w:sz w:val="24"/>
+          <w:szCs w:val="24"/>
+          <w:lang w:val="en-US" w:eastAsia="zh-CN"/>
+        </w:rPr>
+        <w:t xml:space="preserve">{% if </w:t>
+      </w:r>
+      <w:r>
+        <w:rPr>
+          <w:rFonts w:hint="default" w:ascii="Times New Roman" w:hAnsi="Times New Roman" w:eastAsia="微软雅黑" w:cs="Times New Roman"/>
+          <w:b/>
+          <w:sz w:val="24"/>
+          <w:szCs w:val="24"/>
+          <w:lang w:val="en-US" w:eastAsia="zh-CN"/>
+        </w:rPr>
+        <w:t>BodyDrugNoComplexStr</w:t>
+      </w:r>
+      <w:r>
+        <w:rPr>
+          <w:rFonts w:hint="eastAsia" w:ascii="Times New Roman" w:hAnsi="Times New Roman" w:eastAsia="微软雅黑" w:cs="Times New Roman"/>
+          <w:b/>
+          <w:sz w:val="24"/>
+          <w:szCs w:val="24"/>
+          <w:lang w:val="en-US" w:eastAsia="zh-CN"/>
+        </w:rPr>
+        <w:t xml:space="preserve">RNA </w:t>
+      </w:r>
+      <w:r>
+        <w:rPr>
+          <w:rFonts w:hint="default" w:ascii="Times New Roman" w:hAnsi="Times New Roman" w:eastAsia="微软雅黑" w:cs="Times New Roman"/>
+          <w:b/>
+          <w:sz w:val="24"/>
+          <w:szCs w:val="24"/>
+          <w:lang w:eastAsia="zh-CN"/>
+        </w:rPr>
+        <w:t>or unknownVarAnalysisStr</w:t>
+      </w:r>
+      <w:r>
+        <w:rPr>
+          <w:rFonts w:hint="eastAsia" w:ascii="Times New Roman" w:hAnsi="Times New Roman" w:eastAsia="微软雅黑" w:cs="Times New Roman"/>
+          <w:b/>
+          <w:sz w:val="24"/>
+          <w:szCs w:val="24"/>
+          <w:lang w:val="en-US" w:eastAsia="zh-CN"/>
+        </w:rPr>
+        <w:t>RNA</w:t>
+      </w:r>
+      <w:r>
+        <w:rPr>
+          <w:rFonts w:hint="default" w:ascii="Times New Roman" w:hAnsi="Times New Roman" w:eastAsia="微软雅黑" w:cs="Times New Roman"/>
+          <w:b/>
+          <w:sz w:val="24"/>
+          <w:szCs w:val="24"/>
+          <w:lang w:val="en-US" w:eastAsia="zh-CN"/>
+        </w:rPr>
+        <w:t xml:space="preserve"> </w:t>
+      </w:r>
+      <w:r>
+        <w:rPr>
+          <w:rFonts w:hint="eastAsia" w:ascii="Times New Roman" w:hAnsi="Times New Roman" w:eastAsia="微软雅黑" w:cs="Times New Roman"/>
+          <w:b/>
+          <w:sz w:val="24"/>
+          <w:szCs w:val="24"/>
+          <w:lang w:val="en-US" w:eastAsia="zh-CN"/>
+        </w:rPr>
+        <w:t>%}</w:t>
+      </w:r>
+      <w:r>
+        <w:rPr>
+          <w:rFonts w:hint="default" w:ascii="Times New Roman" w:hAnsi="Times New Roman" w:eastAsia="微软雅黑" w:cs="Times New Roman"/>
+          <w:b/>
+          <w:sz w:val="24"/>
+          <w:szCs w:val="24"/>
+          <w:lang w:eastAsia="zh-CN"/>
+        </w:rPr>
+        <w:t>变异</w:t>
+      </w:r>
+      <w:r>
+        <w:rPr>
+          <w:rFonts w:hint="eastAsia" w:ascii="Times New Roman" w:hAnsi="Times New Roman" w:eastAsia="微软雅黑" w:cs="Times New Roman"/>
+          <w:b/>
+          <w:sz w:val="24"/>
+          <w:szCs w:val="24"/>
+          <w:lang w:val="en-US" w:eastAsia="zh-CN"/>
+        </w:rPr>
+        <w:t>位点</w:t>
+      </w:r>
+      <w:r>
+        <w:rPr>
+          <w:rFonts w:hint="default" w:ascii="Times New Roman" w:hAnsi="Times New Roman" w:eastAsia="微软雅黑" w:cs="Times New Roman"/>
+          <w:b/>
+          <w:sz w:val="24"/>
+          <w:szCs w:val="24"/>
+          <w:lang w:eastAsia="zh-CN"/>
+        </w:rPr>
+        <w:t>（</w:t>
+      </w:r>
+      <w:r>
+        <w:rPr>
+          <w:rFonts w:hint="eastAsia" w:ascii="Times New Roman" w:hAnsi="Times New Roman" w:eastAsia="微软雅黑" w:cs="Times New Roman"/>
+          <w:b/>
+          <w:sz w:val="24"/>
+          <w:szCs w:val="24"/>
+          <w:lang w:val="en-US" w:eastAsia="zh-CN"/>
+        </w:rPr>
+        <w:t>R</w:t>
+      </w:r>
+      <w:r>
+        <w:rPr>
+          <w:rFonts w:hint="default" w:ascii="Times New Roman" w:hAnsi="Times New Roman" w:eastAsia="微软雅黑" w:cs="Times New Roman"/>
+          <w:b/>
+          <w:sz w:val="24"/>
+          <w:szCs w:val="24"/>
+          <w:lang w:eastAsia="zh-CN"/>
+        </w:rPr>
+        <w:t>NA层面）结果解析</w:t>
+      </w:r>
+      <w:r>
+        <w:rPr>
+          <w:rFonts w:hint="default" w:ascii="Times New Roman" w:hAnsi="Times New Roman" w:eastAsia="微软雅黑" w:cs="Times New Roman"/>
+          <w:b/>
+          <w:sz w:val="21"/>
+          <w:szCs w:val="21"/>
+          <w:lang w:eastAsia="zh-CN"/>
+        </w:rPr>
+        <w:t>{% for tdd in BodyDrugNoComplexStr</w:t>
+      </w:r>
+      <w:r>
+        <w:rPr>
+          <w:rFonts w:hint="eastAsia" w:ascii="Times New Roman" w:hAnsi="Times New Roman" w:eastAsia="微软雅黑" w:cs="Times New Roman"/>
+          <w:b/>
+          <w:sz w:val="21"/>
+          <w:szCs w:val="21"/>
+          <w:lang w:val="en-US" w:eastAsia="zh-CN"/>
+        </w:rPr>
+        <w:t>RNA</w:t>
+      </w:r>
+      <w:r>
+        <w:rPr>
+          <w:rFonts w:hint="default" w:ascii="Times New Roman" w:hAnsi="Times New Roman" w:eastAsia="微软雅黑" w:cs="Times New Roman"/>
+          <w:b/>
+          <w:sz w:val="21"/>
+          <w:szCs w:val="21"/>
+          <w:lang w:eastAsia="zh-CN"/>
+        </w:rPr>
+        <w:t xml:space="preserve"> %}</w:t>
+      </w:r>
+    </w:p>
+    <w:p>
+      <w:pPr>
+        <w:keepNext/>
+        <w:spacing w:before="120" w:beforeLines="50" w:after="120" w:afterLines="50"/>
+        <w:rPr>
+          <w:rFonts w:hint="default" w:ascii="Times New Roman" w:hAnsi="Times New Roman" w:eastAsia="微软雅黑" w:cs="Times New Roman"/>
+          <w:b/>
+          <w:sz w:val="24"/>
+          <w:szCs w:val="24"/>
+          <w:lang w:eastAsia="zh-CN"/>
+        </w:rPr>
+      </w:pPr>
+      <w:r>
+        <w:rPr>
+          <w:rFonts w:hint="default" w:ascii="Times New Roman" w:hAnsi="Times New Roman" w:eastAsia="微软雅黑" w:cs="Times New Roman"/>
+          <w:b/>
+          <w:sz w:val="24"/>
+          <w:szCs w:val="24"/>
+          <w:lang w:eastAsia="zh-CN"/>
+        </w:rPr>
+        <w:t>{{ tdd.gene }}</w:t>
+      </w:r>
+    </w:p>
+    <w:tbl>
+      <w:tblPr>
+        <w:tblStyle w:val="9"/>
+        <w:tblpPr w:leftFromText="180" w:rightFromText="180" w:vertAnchor="text" w:tblpXSpec="center" w:tblpY="1"/>
+        <w:tblOverlap w:val="never"/>
+        <w:tblW w:w="9870" w:type="dxa"/>
+        <w:jc w:val="center"/>
+        <w:tblBorders>
+          <w:top w:val="single" w:color="45A3A7" w:sz="18" w:space="0"/>
+          <w:left w:val="none" w:color="auto" w:sz="0" w:space="0"/>
+          <w:bottom w:val="dotted" w:color="45A3A7" w:sz="4" w:space="0"/>
+          <w:right w:val="none" w:color="auto" w:sz="0" w:space="0"/>
+          <w:insideH w:val="dotted" w:color="45A3A7" w:sz="4" w:space="0"/>
+          <w:insideV w:val="dotted" w:color="45A3A7" w:sz="4" w:space="0"/>
+        </w:tblBorders>
+        <w:tblLayout w:type="fixed"/>
+        <w:tblCellMar>
+          <w:top w:w="0" w:type="dxa"/>
+          <w:left w:w="108" w:type="dxa"/>
+          <w:bottom w:w="0" w:type="dxa"/>
+          <w:right w:w="108" w:type="dxa"/>
+        </w:tblCellMar>
+      </w:tblPr>
+      <w:tblGrid>
+        <w:gridCol w:w="432"/>
+        <w:gridCol w:w="977"/>
+        <w:gridCol w:w="8461"/>
+      </w:tblGrid>
+      <w:tr>
+        <w:tblPrEx>
+          <w:tblBorders>
+            <w:top w:val="single" w:color="45A3A7" w:sz="18" w:space="0"/>
+            <w:left w:val="none" w:color="auto" w:sz="0" w:space="0"/>
+            <w:bottom w:val="dotted" w:color="45A3A7" w:sz="4" w:space="0"/>
+            <w:right w:val="none" w:color="auto" w:sz="0" w:space="0"/>
+            <w:insideH w:val="dotted" w:color="45A3A7" w:sz="4" w:space="0"/>
+            <w:insideV w:val="dotted" w:color="45A3A7" w:sz="4" w:space="0"/>
+          </w:tblBorders>
+          <w:tblCellMar>
+            <w:top w:w="0" w:type="dxa"/>
+            <w:left w:w="108" w:type="dxa"/>
+            <w:bottom w:w="0" w:type="dxa"/>
+            <w:right w:w="108" w:type="dxa"/>
+          </w:tblCellMar>
+        </w:tblPrEx>
+        <w:trPr>
+          <w:trHeight w:val="417" w:hRule="atLeast"/>
+          <w:jc w:val="center"/>
+        </w:trPr>
+        <w:tc>
+          <w:tcPr>
+            <w:tcW w:w="1409" w:type="dxa"/>
+            <w:gridSpan w:val="2"/>
+            <w:tcBorders>
+              <w:top w:val="nil"/>
+              <w:left w:val="nil"/>
+              <w:bottom w:val="single" w:color="FFFFFF" w:themeColor="background1" w:sz="18" w:space="0"/>
+              <w:right w:val="nil"/>
+            </w:tcBorders>
+            <w:shd w:val="clear" w:color="auto" w:fill="64B7CE"/>
+            <w:vAlign w:val="center"/>
+          </w:tcPr>
+          <w:p>
+            <w:pPr>
+              <w:keepNext/>
+              <w:spacing w:before="26"/>
+              <w:jc w:val="center"/>
+              <w:rPr>
+                <w:rFonts w:hint="default" w:ascii="Times New Roman" w:hAnsi="Times New Roman" w:eastAsia="微软雅黑" w:cs="Times New Roman"/>
+                <w:b/>
+                <w:color w:val="FFFFFF" w:themeColor="background1"/>
+                <w:sz w:val="18"/>
+                <w:szCs w:val="18"/>
+                <w:lang w:eastAsia="zh-CN"/>
+                <w14:textFill>
+                  <w14:solidFill>
+                    <w14:schemeClr w14:val="bg1"/>
+                  </w14:solidFill>
+                </w14:textFill>
+              </w:rPr>
+            </w:pPr>
+            <w:r>
+              <w:rPr>
+                <w:rFonts w:hint="default" w:ascii="Times New Roman" w:hAnsi="Times New Roman" w:eastAsia="微软雅黑" w:cs="Times New Roman"/>
+                <w:b/>
+                <w:color w:val="FFFFFF" w:themeColor="background1"/>
+                <w:sz w:val="18"/>
+                <w:szCs w:val="18"/>
+                <w:lang w:eastAsia="zh-CN"/>
+                <w14:textFill>
+                  <w14:solidFill>
+                    <w14:schemeClr w14:val="bg1"/>
+                  </w14:solidFill>
+                </w14:textFill>
+              </w:rPr>
+              <w:t>突变形式</w:t>
+            </w:r>
+          </w:p>
+        </w:tc>
+        <w:tc>
+          <w:tcPr>
+            <w:tcW w:w="8461" w:type="dxa"/>
+            <w:tcBorders>
+              <w:top w:val="single" w:color="BFBFBF" w:sz="4" w:space="0"/>
+              <w:left w:val="nil"/>
+              <w:bottom w:val="single" w:color="A4A4A4" w:sz="4" w:space="0"/>
+              <w:right w:val="nil"/>
+            </w:tcBorders>
+            <w:vAlign w:val="center"/>
+          </w:tcPr>
+          <w:p>
+            <w:pPr>
+              <w:keepNext/>
+              <w:spacing w:before="26"/>
+              <w:jc w:val="center"/>
+              <w:rPr>
+                <w:rFonts w:hint="default" w:ascii="Times New Roman" w:hAnsi="Times New Roman" w:eastAsia="微软雅黑" w:cs="Times New Roman"/>
+                <w:bCs/>
+                <w:sz w:val="18"/>
+                <w:szCs w:val="18"/>
+                <w:lang w:eastAsia="zh-CN"/>
+              </w:rPr>
+            </w:pPr>
+            <w:r>
+              <w:rPr>
+                <w:rFonts w:hint="default" w:ascii="Times New Roman" w:hAnsi="Times New Roman" w:eastAsia="微软雅黑" w:cs="Times New Roman"/>
+                <w:bCs/>
+                <w:sz w:val="18"/>
+                <w:szCs w:val="18"/>
+                <w:lang w:eastAsia="zh-CN"/>
+              </w:rPr>
+              <w:t>{{ tdd.ori_variant</w:t>
+            </w:r>
+            <w:r>
+              <w:rPr>
+                <w:rFonts w:hint="eastAsia" w:ascii="Times New Roman" w:hAnsi="Times New Roman" w:eastAsia="微软雅黑" w:cs="Times New Roman"/>
+                <w:bCs/>
+                <w:sz w:val="18"/>
+                <w:szCs w:val="18"/>
+                <w:lang w:val="en-US" w:eastAsia="zh-CN"/>
+              </w:rPr>
+              <w:t>1</w:t>
+            </w:r>
+            <w:r>
+              <w:rPr>
+                <w:rFonts w:hint="default" w:ascii="Times New Roman" w:hAnsi="Times New Roman" w:eastAsia="微软雅黑" w:cs="Times New Roman"/>
+                <w:bCs/>
+                <w:sz w:val="18"/>
+                <w:szCs w:val="18"/>
+                <w:lang w:eastAsia="zh-CN"/>
+              </w:rPr>
+              <w:t xml:space="preserve"> }}</w:t>
+            </w:r>
+          </w:p>
+        </w:tc>
+      </w:tr>
+      <w:tr>
+        <w:tblPrEx>
+          <w:tblBorders>
+            <w:top w:val="single" w:color="45A3A7" w:sz="18" w:space="0"/>
+            <w:left w:val="none" w:color="auto" w:sz="0" w:space="0"/>
+            <w:bottom w:val="dotted" w:color="45A3A7" w:sz="4" w:space="0"/>
+            <w:right w:val="none" w:color="auto" w:sz="0" w:space="0"/>
+            <w:insideH w:val="dotted" w:color="45A3A7" w:sz="4" w:space="0"/>
+            <w:insideV w:val="dotted" w:color="45A3A7" w:sz="4" w:space="0"/>
+          </w:tblBorders>
+          <w:tblCellMar>
+            <w:top w:w="0" w:type="dxa"/>
+            <w:left w:w="108" w:type="dxa"/>
+            <w:bottom w:w="0" w:type="dxa"/>
+            <w:right w:w="108" w:type="dxa"/>
+          </w:tblCellMar>
+        </w:tblPrEx>
+        <w:trPr>
+          <w:trHeight w:val="494" w:hRule="atLeast"/>
+          <w:jc w:val="center"/>
+        </w:trPr>
+        <w:tc>
+          <w:tcPr>
+            <w:tcW w:w="1409" w:type="dxa"/>
+            <w:gridSpan w:val="2"/>
+            <w:tcBorders>
+              <w:top w:val="single" w:color="FFFFFF" w:themeColor="background1" w:sz="18" w:space="0"/>
+              <w:left w:val="nil"/>
+              <w:bottom w:val="single" w:color="FFFFFF" w:themeColor="background1" w:sz="18" w:space="0"/>
+              <w:right w:val="nil"/>
+            </w:tcBorders>
+            <w:shd w:val="clear" w:color="auto" w:fill="64B7CE"/>
+            <w:vAlign w:val="center"/>
+          </w:tcPr>
+          <w:p>
+            <w:pPr>
+              <w:keepNext/>
+              <w:spacing w:before="26"/>
+              <w:jc w:val="center"/>
+              <w:rPr>
+                <w:rFonts w:hint="default" w:ascii="Times New Roman" w:hAnsi="Times New Roman" w:eastAsia="微软雅黑" w:cs="Times New Roman"/>
+                <w:b/>
+                <w:color w:val="FFFFFF" w:themeColor="background1"/>
+                <w:sz w:val="18"/>
+                <w:szCs w:val="18"/>
+                <w:lang w:eastAsia="zh-CN"/>
+                <w14:textFill>
+                  <w14:solidFill>
+                    <w14:schemeClr w14:val="bg1"/>
+                  </w14:solidFill>
+                </w14:textFill>
+              </w:rPr>
+            </w:pPr>
+            <w:r>
+              <w:rPr>
+                <w:rFonts w:hint="default" w:ascii="Times New Roman" w:hAnsi="Times New Roman" w:eastAsia="微软雅黑" w:cs="Times New Roman"/>
+                <w:b/>
+                <w:color w:val="FFFFFF" w:themeColor="background1"/>
+                <w:sz w:val="18"/>
+                <w:szCs w:val="18"/>
+                <w:lang w:eastAsia="zh-CN"/>
+                <w14:textFill>
+                  <w14:solidFill>
+                    <w14:schemeClr w14:val="bg1"/>
+                  </w14:solidFill>
+                </w14:textFill>
+              </w:rPr>
+              <w:t>{{ tdd.mutFreqType }}</w:t>
+            </w:r>
+          </w:p>
+        </w:tc>
+        <w:tc>
+          <w:tcPr>
+            <w:tcW w:w="8461" w:type="dxa"/>
+            <w:tcBorders>
+              <w:top w:val="single" w:color="A4A4A4" w:sz="4" w:space="0"/>
+              <w:left w:val="nil"/>
+              <w:bottom w:val="single" w:color="A4A4A4" w:sz="4" w:space="0"/>
+              <w:right w:val="nil"/>
+            </w:tcBorders>
+            <w:vAlign w:val="center"/>
+          </w:tcPr>
+          <w:p>
+            <w:pPr>
+              <w:keepNext/>
+              <w:spacing w:before="26"/>
+              <w:jc w:val="center"/>
+              <w:rPr>
+                <w:rFonts w:hint="default" w:ascii="Times New Roman" w:hAnsi="Times New Roman" w:eastAsia="微软雅黑" w:cs="Times New Roman"/>
+                <w:bCs/>
+                <w:sz w:val="18"/>
+                <w:szCs w:val="18"/>
+                <w:lang w:eastAsia="zh-CN"/>
+              </w:rPr>
+            </w:pPr>
+            <w:r>
+              <w:rPr>
+                <w:rFonts w:hint="default" w:ascii="Times New Roman" w:hAnsi="Times New Roman" w:eastAsia="微软雅黑" w:cs="Times New Roman"/>
+                <w:bCs/>
+                <w:sz w:val="18"/>
+                <w:szCs w:val="18"/>
+                <w:lang w:eastAsia="zh-CN"/>
+              </w:rPr>
+              <w:t>{{ tdd.mutFreq }}</w:t>
+            </w:r>
+          </w:p>
+        </w:tc>
+      </w:tr>
+      <w:tr>
+        <w:tblPrEx>
+          <w:tblBorders>
+            <w:top w:val="single" w:color="45A3A7" w:sz="18" w:space="0"/>
+            <w:left w:val="none" w:color="auto" w:sz="0" w:space="0"/>
+            <w:bottom w:val="dotted" w:color="45A3A7" w:sz="4" w:space="0"/>
+            <w:right w:val="none" w:color="auto" w:sz="0" w:space="0"/>
+            <w:insideH w:val="dotted" w:color="45A3A7" w:sz="4" w:space="0"/>
+            <w:insideV w:val="dotted" w:color="45A3A7" w:sz="4" w:space="0"/>
+          </w:tblBorders>
+          <w:tblCellMar>
+            <w:top w:w="0" w:type="dxa"/>
+            <w:left w:w="108" w:type="dxa"/>
+            <w:bottom w:w="0" w:type="dxa"/>
+            <w:right w:w="108" w:type="dxa"/>
+          </w:tblCellMar>
+        </w:tblPrEx>
+        <w:trPr>
+          <w:trHeight w:val="474" w:hRule="atLeast"/>
+          <w:jc w:val="center"/>
+        </w:trPr>
+        <w:tc>
+          <w:tcPr>
+            <w:tcW w:w="432" w:type="dxa"/>
+            <w:vMerge w:val="restart"/>
+            <w:tcBorders>
+              <w:top w:val="single" w:color="FFFFFF" w:themeColor="background1" w:sz="18" w:space="0"/>
+              <w:left w:val="nil"/>
+              <w:bottom w:val="single" w:color="FFFFFF" w:themeColor="background1" w:sz="18" w:space="0"/>
+              <w:right w:val="single" w:color="FFFFFF" w:themeColor="background1" w:sz="18" w:space="0"/>
+            </w:tcBorders>
+            <w:shd w:val="clear" w:color="auto" w:fill="64B7CE"/>
+            <w:vAlign w:val="center"/>
+          </w:tcPr>
+          <w:p>
+            <w:pPr>
+              <w:spacing w:before="1" w:line="250" w:lineRule="auto"/>
+              <w:jc w:val="center"/>
+              <w:rPr>
+                <w:rFonts w:hint="default" w:ascii="Times New Roman" w:hAnsi="Times New Roman" w:eastAsia="微软雅黑" w:cs="Times New Roman"/>
+                <w:sz w:val="18"/>
+                <w:szCs w:val="18"/>
+                <w:lang w:eastAsia="zh-CN"/>
+              </w:rPr>
+            </w:pPr>
+            <w:r>
+              <w:rPr>
+                <w:rFonts w:hint="default" w:ascii="Times New Roman" w:hAnsi="Times New Roman" w:eastAsia="微软雅黑" w:cs="Times New Roman"/>
+                <w:b/>
+                <w:color w:val="FFFFFF" w:themeColor="background1"/>
+                <w:sz w:val="18"/>
+                <w:szCs w:val="18"/>
+                <w:lang w:eastAsia="zh-CN"/>
+                <w14:textFill>
+                  <w14:solidFill>
+                    <w14:schemeClr w14:val="bg1"/>
+                  </w14:solidFill>
+                </w14:textFill>
+              </w:rPr>
+              <w:t>潜在获益药物</w:t>
+            </w:r>
+          </w:p>
+        </w:tc>
+        <w:tc>
+          <w:tcPr>
+            <w:tcW w:w="977" w:type="dxa"/>
+            <w:tcBorders>
+              <w:top w:val="single" w:color="FFFFFF" w:themeColor="background1" w:sz="18" w:space="0"/>
+              <w:left w:val="single" w:color="FFFFFF" w:themeColor="background1" w:sz="18" w:space="0"/>
+              <w:bottom w:val="single" w:color="FFFFFF" w:themeColor="background1" w:sz="18" w:space="0"/>
+              <w:right w:val="nil"/>
+            </w:tcBorders>
+            <w:shd w:val="clear" w:color="auto" w:fill="64B7CE"/>
+            <w:vAlign w:val="center"/>
+          </w:tcPr>
+          <w:p>
+            <w:pPr>
+              <w:spacing w:before="1" w:line="250" w:lineRule="auto"/>
+              <w:jc w:val="center"/>
+              <w:rPr>
+                <w:rFonts w:hint="default" w:ascii="Times New Roman" w:hAnsi="Times New Roman" w:eastAsia="微软雅黑" w:cs="Times New Roman"/>
+                <w:b/>
+                <w:color w:val="FFFFFF" w:themeColor="background1"/>
+                <w:sz w:val="18"/>
+                <w:szCs w:val="18"/>
+                <w:lang w:eastAsia="zh-CN"/>
+                <w14:textFill>
+                  <w14:solidFill>
+                    <w14:schemeClr w14:val="bg1"/>
+                  </w14:solidFill>
+                </w14:textFill>
+              </w:rPr>
+            </w:pPr>
+            <w:r>
+              <w:rPr>
+                <w:rFonts w:hint="default" w:ascii="Times New Roman" w:hAnsi="Times New Roman" w:eastAsia="微软雅黑" w:cs="Times New Roman"/>
+                <w:b/>
+                <w:color w:val="FFFFFF" w:themeColor="background1"/>
+                <w:sz w:val="18"/>
+                <w:szCs w:val="18"/>
+                <w:lang w:eastAsia="zh-CN"/>
+                <w14:textFill>
+                  <w14:solidFill>
+                    <w14:schemeClr w14:val="bg1"/>
+                  </w14:solidFill>
+                </w14:textFill>
+              </w:rPr>
+              <w:t>A级</w:t>
+            </w:r>
+          </w:p>
+        </w:tc>
+        <w:tc>
+          <w:tcPr>
+            <w:tcW w:w="8461" w:type="dxa"/>
+            <w:tcBorders>
+              <w:top w:val="single" w:color="A4A4A4" w:sz="4" w:space="0"/>
+              <w:left w:val="nil"/>
+              <w:bottom w:val="single" w:color="A4A4A4" w:sz="4" w:space="0"/>
+              <w:right w:val="nil"/>
+            </w:tcBorders>
+            <w:shd w:val="clear" w:color="auto" w:fill="auto"/>
+            <w:vAlign w:val="center"/>
+          </w:tcPr>
+          <w:p>
+            <w:pPr>
+              <w:spacing w:before="1" w:line="250" w:lineRule="auto"/>
+              <w:jc w:val="center"/>
+              <w:rPr>
+                <w:rFonts w:hint="default" w:ascii="Times New Roman" w:hAnsi="Times New Roman" w:eastAsia="微软雅黑" w:cs="Times New Roman"/>
+                <w:b/>
+                <w:color w:val="FFFFFF" w:themeColor="background1"/>
+                <w:sz w:val="18"/>
+                <w:szCs w:val="18"/>
+                <w:lang w:eastAsia="zh-CN"/>
+                <w14:textFill>
+                  <w14:solidFill>
+                    <w14:schemeClr w14:val="bg1"/>
+                  </w14:solidFill>
+                </w14:textFill>
+              </w:rPr>
+            </w:pPr>
+            <w:r>
+              <w:rPr>
+                <w:rFonts w:hint="default" w:ascii="Times New Roman" w:hAnsi="Times New Roman" w:eastAsia="微软雅黑" w:cs="Times New Roman"/>
+                <w:sz w:val="18"/>
+                <w:szCs w:val="18"/>
+                <w:lang w:eastAsia="zh-CN"/>
+              </w:rPr>
+              <w:t>{% if tdd.drugaStr == [] %}无{% else%}{% for d in tdd.drugaStr %}{%if loop.last%}{{ d.nameLevel }}{%else%}{{ d.nameLevel }}，{%endif%}{% endfor %}{% endif%}</w:t>
+            </w:r>
+          </w:p>
+        </w:tc>
+      </w:tr>
+      <w:tr>
+        <w:tblPrEx>
+          <w:tblBorders>
+            <w:top w:val="single" w:color="45A3A7" w:sz="18" w:space="0"/>
+            <w:left w:val="none" w:color="auto" w:sz="0" w:space="0"/>
+            <w:bottom w:val="dotted" w:color="45A3A7" w:sz="4" w:space="0"/>
+            <w:right w:val="none" w:color="auto" w:sz="0" w:space="0"/>
+            <w:insideH w:val="dotted" w:color="45A3A7" w:sz="4" w:space="0"/>
+            <w:insideV w:val="dotted" w:color="45A3A7" w:sz="4" w:space="0"/>
+          </w:tblBorders>
+          <w:tblCellMar>
+            <w:top w:w="0" w:type="dxa"/>
+            <w:left w:w="108" w:type="dxa"/>
+            <w:bottom w:w="0" w:type="dxa"/>
+            <w:right w:w="108" w:type="dxa"/>
+          </w:tblCellMar>
+        </w:tblPrEx>
+        <w:trPr>
+          <w:trHeight w:val="474" w:hRule="atLeast"/>
+          <w:jc w:val="center"/>
+        </w:trPr>
+        <w:tc>
+          <w:tcPr>
+            <w:tcW w:w="432" w:type="dxa"/>
+            <w:vMerge w:val="continue"/>
+            <w:tcBorders>
+              <w:top w:val="single" w:color="FFFFFF" w:themeColor="background1" w:sz="18" w:space="0"/>
+              <w:left w:val="nil"/>
+              <w:bottom w:val="single" w:color="FFFFFF" w:themeColor="background1" w:sz="18" w:space="0"/>
+              <w:right w:val="single" w:color="FFFFFF" w:themeColor="background1" w:sz="18" w:space="0"/>
+            </w:tcBorders>
+            <w:shd w:val="clear" w:color="auto" w:fill="64B7CE"/>
+            <w:vAlign w:val="center"/>
+          </w:tcPr>
+          <w:p>
+            <w:pPr>
+              <w:spacing w:before="1" w:line="250" w:lineRule="auto"/>
+              <w:jc w:val="center"/>
+              <w:rPr>
+                <w:rFonts w:hint="default" w:ascii="Times New Roman" w:hAnsi="Times New Roman" w:eastAsia="微软雅黑" w:cs="Times New Roman"/>
+                <w:b/>
+                <w:color w:val="FFFFFF" w:themeColor="background1"/>
+                <w:sz w:val="18"/>
+                <w:szCs w:val="18"/>
+                <w:lang w:eastAsia="zh-CN"/>
+                <w14:textFill>
+                  <w14:solidFill>
+                    <w14:schemeClr w14:val="bg1"/>
+                  </w14:solidFill>
+                </w14:textFill>
+              </w:rPr>
+            </w:pPr>
+          </w:p>
+        </w:tc>
+        <w:tc>
+          <w:tcPr>
+            <w:tcW w:w="977" w:type="dxa"/>
+            <w:tcBorders>
+              <w:top w:val="single" w:color="FFFFFF" w:themeColor="background1" w:sz="18" w:space="0"/>
+              <w:left w:val="single" w:color="FFFFFF" w:themeColor="background1" w:sz="18" w:space="0"/>
+              <w:bottom w:val="single" w:color="FFFFFF" w:themeColor="background1" w:sz="18" w:space="0"/>
+              <w:right w:val="nil"/>
+            </w:tcBorders>
+            <w:shd w:val="clear" w:color="auto" w:fill="64B7CE"/>
+            <w:vAlign w:val="center"/>
+          </w:tcPr>
+          <w:p>
+            <w:pPr>
+              <w:spacing w:before="1" w:line="250" w:lineRule="auto"/>
+              <w:jc w:val="center"/>
+              <w:rPr>
+                <w:rFonts w:hint="default" w:ascii="Times New Roman" w:hAnsi="Times New Roman" w:eastAsia="微软雅黑" w:cs="Times New Roman"/>
+                <w:b/>
+                <w:color w:val="FFFFFF" w:themeColor="background1"/>
+                <w:sz w:val="18"/>
+                <w:szCs w:val="18"/>
+                <w:lang w:eastAsia="zh-CN"/>
+                <w14:textFill>
+                  <w14:solidFill>
+                    <w14:schemeClr w14:val="bg1"/>
+                  </w14:solidFill>
+                </w14:textFill>
+              </w:rPr>
+            </w:pPr>
+            <w:r>
+              <w:rPr>
+                <w:rFonts w:hint="default" w:ascii="Times New Roman" w:hAnsi="Times New Roman" w:eastAsia="微软雅黑" w:cs="Times New Roman"/>
+                <w:b/>
+                <w:color w:val="FFFFFF" w:themeColor="background1"/>
+                <w:sz w:val="18"/>
+                <w:szCs w:val="18"/>
+                <w:lang w:eastAsia="zh-CN"/>
+                <w14:textFill>
+                  <w14:solidFill>
+                    <w14:schemeClr w14:val="bg1"/>
+                  </w14:solidFill>
+                </w14:textFill>
+              </w:rPr>
+              <w:t>B级</w:t>
+            </w:r>
+          </w:p>
+        </w:tc>
+        <w:tc>
+          <w:tcPr>
+            <w:tcW w:w="8461" w:type="dxa"/>
+            <w:tcBorders>
+              <w:top w:val="single" w:color="A4A4A4" w:sz="4" w:space="0"/>
+              <w:left w:val="nil"/>
+              <w:bottom w:val="single" w:color="A4A4A4" w:sz="4" w:space="0"/>
+              <w:right w:val="nil"/>
+            </w:tcBorders>
+            <w:shd w:val="clear" w:color="auto" w:fill="auto"/>
+            <w:vAlign w:val="center"/>
+          </w:tcPr>
+          <w:p>
+            <w:pPr>
+              <w:keepNext/>
+              <w:spacing w:before="26"/>
+              <w:jc w:val="center"/>
+              <w:rPr>
+                <w:rFonts w:hint="default" w:ascii="Times New Roman" w:hAnsi="Times New Roman" w:eastAsia="微软雅黑" w:cs="Times New Roman"/>
+                <w:b/>
+                <w:color w:val="FFFFFF" w:themeColor="background1"/>
+                <w:sz w:val="18"/>
+                <w:szCs w:val="18"/>
+                <w:lang w:eastAsia="zh-CN"/>
+                <w14:textFill>
+                  <w14:solidFill>
+                    <w14:schemeClr w14:val="bg1"/>
+                  </w14:solidFill>
+                </w14:textFill>
+              </w:rPr>
+            </w:pPr>
+            <w:r>
+              <w:rPr>
+                <w:rFonts w:hint="default" w:ascii="Times New Roman" w:hAnsi="Times New Roman" w:eastAsia="微软雅黑" w:cs="Times New Roman"/>
+                <w:sz w:val="18"/>
+                <w:szCs w:val="18"/>
+                <w:lang w:eastAsia="zh-CN"/>
+              </w:rPr>
+              <w:t>{% if tdd.drugbStr == [] %}无{% else%}{% for d in tdd.drugbStr %}{%if loop.last%}{{ d.nameLevel }}{%else%}{{ d.nameLevel }}，{%endif%}{% endfor %}{% endif%}</w:t>
+            </w:r>
+          </w:p>
+        </w:tc>
+      </w:tr>
+      <w:tr>
+        <w:tblPrEx>
+          <w:tblBorders>
+            <w:top w:val="single" w:color="45A3A7" w:sz="18" w:space="0"/>
+            <w:left w:val="none" w:color="auto" w:sz="0" w:space="0"/>
+            <w:bottom w:val="dotted" w:color="45A3A7" w:sz="4" w:space="0"/>
+            <w:right w:val="none" w:color="auto" w:sz="0" w:space="0"/>
+            <w:insideH w:val="dotted" w:color="45A3A7" w:sz="4" w:space="0"/>
+            <w:insideV w:val="dotted" w:color="45A3A7" w:sz="4" w:space="0"/>
+          </w:tblBorders>
+          <w:tblCellMar>
+            <w:top w:w="0" w:type="dxa"/>
+            <w:left w:w="108" w:type="dxa"/>
+            <w:bottom w:w="0" w:type="dxa"/>
+            <w:right w:w="108" w:type="dxa"/>
+          </w:tblCellMar>
+        </w:tblPrEx>
+        <w:trPr>
+          <w:trHeight w:val="474" w:hRule="atLeast"/>
+          <w:jc w:val="center"/>
+        </w:trPr>
+        <w:tc>
+          <w:tcPr>
+            <w:tcW w:w="432" w:type="dxa"/>
+            <w:vMerge w:val="continue"/>
+            <w:tcBorders>
+              <w:top w:val="single" w:color="FFFFFF" w:themeColor="background1" w:sz="18" w:space="0"/>
+              <w:left w:val="nil"/>
+              <w:bottom w:val="single" w:color="FFFFFF" w:themeColor="background1" w:sz="18" w:space="0"/>
+              <w:right w:val="single" w:color="FFFFFF" w:themeColor="background1" w:sz="18" w:space="0"/>
+            </w:tcBorders>
+            <w:shd w:val="clear" w:color="auto" w:fill="64B7CE"/>
+            <w:vAlign w:val="center"/>
+          </w:tcPr>
+          <w:p>
+            <w:pPr>
+              <w:spacing w:before="1" w:line="250" w:lineRule="auto"/>
+              <w:jc w:val="center"/>
+              <w:rPr>
+                <w:rFonts w:hint="default" w:ascii="Times New Roman" w:hAnsi="Times New Roman" w:eastAsia="微软雅黑" w:cs="Times New Roman"/>
+                <w:b/>
+                <w:color w:val="FFFFFF" w:themeColor="background1"/>
+                <w:sz w:val="18"/>
+                <w:szCs w:val="18"/>
+                <w:lang w:eastAsia="zh-CN"/>
+                <w14:textFill>
+                  <w14:solidFill>
+                    <w14:schemeClr w14:val="bg1"/>
+                  </w14:solidFill>
+                </w14:textFill>
+              </w:rPr>
+            </w:pPr>
+          </w:p>
+        </w:tc>
+        <w:tc>
+          <w:tcPr>
+            <w:tcW w:w="977" w:type="dxa"/>
+            <w:tcBorders>
+              <w:top w:val="single" w:color="FFFFFF" w:themeColor="background1" w:sz="18" w:space="0"/>
+              <w:left w:val="single" w:color="FFFFFF" w:themeColor="background1" w:sz="18" w:space="0"/>
+              <w:bottom w:val="single" w:color="FFFFFF" w:themeColor="background1" w:sz="18" w:space="0"/>
+              <w:right w:val="nil"/>
+            </w:tcBorders>
+            <w:shd w:val="clear" w:color="auto" w:fill="64B7CE"/>
+            <w:vAlign w:val="center"/>
+          </w:tcPr>
+          <w:p>
+            <w:pPr>
+              <w:spacing w:before="1" w:line="250" w:lineRule="auto"/>
+              <w:jc w:val="center"/>
+              <w:rPr>
+                <w:rFonts w:hint="default" w:ascii="Times New Roman" w:hAnsi="Times New Roman" w:eastAsia="微软雅黑" w:cs="Times New Roman"/>
+                <w:b/>
+                <w:color w:val="FFFFFF" w:themeColor="background1"/>
+                <w:sz w:val="18"/>
+                <w:szCs w:val="18"/>
+                <w:lang w:eastAsia="zh-CN"/>
+                <w14:textFill>
+                  <w14:solidFill>
+                    <w14:schemeClr w14:val="bg1"/>
+                  </w14:solidFill>
+                </w14:textFill>
+              </w:rPr>
+            </w:pPr>
+            <w:r>
+              <w:rPr>
+                <w:rFonts w:hint="default" w:ascii="Times New Roman" w:hAnsi="Times New Roman" w:eastAsia="微软雅黑" w:cs="Times New Roman"/>
+                <w:b/>
+                <w:color w:val="FFFFFF" w:themeColor="background1"/>
+                <w:sz w:val="18"/>
+                <w:szCs w:val="18"/>
+                <w:lang w:eastAsia="zh-CN"/>
+                <w14:textFill>
+                  <w14:solidFill>
+                    <w14:schemeClr w14:val="bg1"/>
+                  </w14:solidFill>
+                </w14:textFill>
+              </w:rPr>
+              <w:t>C级</w:t>
+            </w:r>
+          </w:p>
+        </w:tc>
+        <w:tc>
+          <w:tcPr>
+            <w:tcW w:w="8461" w:type="dxa"/>
+            <w:tcBorders>
+              <w:top w:val="single" w:color="A4A4A4" w:sz="4" w:space="0"/>
+              <w:left w:val="nil"/>
+              <w:bottom w:val="single" w:color="A4A4A4" w:sz="4" w:space="0"/>
+              <w:right w:val="nil"/>
+            </w:tcBorders>
+            <w:shd w:val="clear" w:color="auto" w:fill="auto"/>
+            <w:vAlign w:val="center"/>
+          </w:tcPr>
+          <w:p>
+            <w:pPr>
+              <w:keepNext/>
+              <w:spacing w:before="26"/>
+              <w:jc w:val="center"/>
+              <w:rPr>
+                <w:rFonts w:hint="default" w:ascii="Times New Roman" w:hAnsi="Times New Roman" w:eastAsia="微软雅黑" w:cs="Times New Roman"/>
+                <w:b/>
+                <w:color w:val="FFFFFF" w:themeColor="background1"/>
+                <w:sz w:val="18"/>
+                <w:szCs w:val="18"/>
+                <w:lang w:eastAsia="zh-CN"/>
+                <w14:textFill>
+                  <w14:solidFill>
+                    <w14:schemeClr w14:val="bg1"/>
+                  </w14:solidFill>
+                </w14:textFill>
+              </w:rPr>
+            </w:pPr>
+            <w:r>
+              <w:rPr>
+                <w:rFonts w:hint="default" w:ascii="Times New Roman" w:hAnsi="Times New Roman" w:eastAsia="微软雅黑" w:cs="Times New Roman"/>
+                <w:sz w:val="18"/>
+                <w:szCs w:val="18"/>
+                <w:lang w:eastAsia="zh-CN"/>
+              </w:rPr>
+              <w:t>{% if tdd.drugcStr == [] %}无{% else%}{% for d in tdd.drugcStr %}{%if loop.last%}{{ d.nameLevel }}{%else%}{{ d.nameLevel }}，{%endif%}{% endfor %}{% endif%}</w:t>
+            </w:r>
+          </w:p>
+        </w:tc>
+      </w:tr>
+      <w:tr>
+        <w:tblPrEx>
+          <w:tblBorders>
+            <w:top w:val="single" w:color="45A3A7" w:sz="18" w:space="0"/>
+            <w:left w:val="none" w:color="auto" w:sz="0" w:space="0"/>
+            <w:bottom w:val="dotted" w:color="45A3A7" w:sz="4" w:space="0"/>
+            <w:right w:val="none" w:color="auto" w:sz="0" w:space="0"/>
+            <w:insideH w:val="dotted" w:color="45A3A7" w:sz="4" w:space="0"/>
+            <w:insideV w:val="dotted" w:color="45A3A7" w:sz="4" w:space="0"/>
+          </w:tblBorders>
+          <w:tblCellMar>
+            <w:top w:w="0" w:type="dxa"/>
+            <w:left w:w="108" w:type="dxa"/>
+            <w:bottom w:w="0" w:type="dxa"/>
+            <w:right w:w="108" w:type="dxa"/>
+          </w:tblCellMar>
+        </w:tblPrEx>
+        <w:trPr>
+          <w:trHeight w:val="474" w:hRule="atLeast"/>
+          <w:jc w:val="center"/>
+        </w:trPr>
+        <w:tc>
+          <w:tcPr>
+            <w:tcW w:w="432" w:type="dxa"/>
+            <w:vMerge w:val="continue"/>
+            <w:tcBorders>
+              <w:top w:val="single" w:color="FFFFFF" w:themeColor="background1" w:sz="18" w:space="0"/>
+              <w:left w:val="nil"/>
+              <w:bottom w:val="single" w:color="FFFFFF" w:themeColor="background1" w:sz="18" w:space="0"/>
+              <w:right w:val="single" w:color="FFFFFF" w:themeColor="background1" w:sz="18" w:space="0"/>
+            </w:tcBorders>
+            <w:shd w:val="clear" w:color="auto" w:fill="64B7CE"/>
+            <w:vAlign w:val="center"/>
+          </w:tcPr>
+          <w:p>
+            <w:pPr>
+              <w:spacing w:before="1" w:line="250" w:lineRule="auto"/>
+              <w:jc w:val="center"/>
+              <w:rPr>
+                <w:rFonts w:hint="default" w:ascii="Times New Roman" w:hAnsi="Times New Roman" w:eastAsia="微软雅黑" w:cs="Times New Roman"/>
+                <w:b/>
+                <w:color w:val="FFFFFF" w:themeColor="background1"/>
+                <w:sz w:val="18"/>
+                <w:szCs w:val="18"/>
+                <w:lang w:eastAsia="zh-CN"/>
+                <w14:textFill>
+                  <w14:solidFill>
+                    <w14:schemeClr w14:val="bg1"/>
+                  </w14:solidFill>
+                </w14:textFill>
+              </w:rPr>
+            </w:pPr>
+          </w:p>
+        </w:tc>
+        <w:tc>
+          <w:tcPr>
+            <w:tcW w:w="977" w:type="dxa"/>
+            <w:tcBorders>
+              <w:top w:val="single" w:color="FFFFFF" w:themeColor="background1" w:sz="18" w:space="0"/>
+              <w:left w:val="single" w:color="FFFFFF" w:themeColor="background1" w:sz="18" w:space="0"/>
+              <w:bottom w:val="single" w:color="FFFFFF" w:themeColor="background1" w:sz="18" w:space="0"/>
+              <w:right w:val="nil"/>
+            </w:tcBorders>
+            <w:shd w:val="clear" w:color="auto" w:fill="64B7CE"/>
+            <w:vAlign w:val="center"/>
+          </w:tcPr>
+          <w:p>
+            <w:pPr>
+              <w:spacing w:before="1" w:line="250" w:lineRule="auto"/>
+              <w:jc w:val="center"/>
+              <w:rPr>
+                <w:rFonts w:hint="default" w:ascii="Times New Roman" w:hAnsi="Times New Roman" w:eastAsia="微软雅黑" w:cs="Times New Roman"/>
+                <w:b/>
+                <w:color w:val="FFFFFF" w:themeColor="background1"/>
+                <w:sz w:val="18"/>
+                <w:szCs w:val="18"/>
+                <w:lang w:eastAsia="zh-CN"/>
+                <w14:textFill>
+                  <w14:solidFill>
+                    <w14:schemeClr w14:val="bg1"/>
+                  </w14:solidFill>
+                </w14:textFill>
+              </w:rPr>
+            </w:pPr>
+            <w:r>
+              <w:rPr>
+                <w:rFonts w:hint="default" w:ascii="Times New Roman" w:hAnsi="Times New Roman" w:eastAsia="微软雅黑" w:cs="Times New Roman"/>
+                <w:b/>
+                <w:color w:val="FFFFFF" w:themeColor="background1"/>
+                <w:sz w:val="18"/>
+                <w:szCs w:val="18"/>
+                <w:lang w:eastAsia="zh-CN"/>
+                <w14:textFill>
+                  <w14:solidFill>
+                    <w14:schemeClr w14:val="bg1"/>
+                  </w14:solidFill>
+                </w14:textFill>
+              </w:rPr>
+              <w:t>D级</w:t>
+            </w:r>
+          </w:p>
+        </w:tc>
+        <w:tc>
+          <w:tcPr>
+            <w:tcW w:w="8461" w:type="dxa"/>
+            <w:tcBorders>
+              <w:top w:val="single" w:color="A4A4A4" w:sz="4" w:space="0"/>
+              <w:left w:val="nil"/>
+              <w:bottom w:val="single" w:color="A4A4A4" w:sz="4" w:space="0"/>
+              <w:right w:val="nil"/>
+            </w:tcBorders>
+            <w:shd w:val="clear" w:color="auto" w:fill="auto"/>
+            <w:vAlign w:val="center"/>
+          </w:tcPr>
+          <w:p>
+            <w:pPr>
+              <w:keepNext/>
+              <w:spacing w:before="26"/>
+              <w:jc w:val="center"/>
+              <w:rPr>
+                <w:rFonts w:hint="default" w:ascii="Times New Roman" w:hAnsi="Times New Roman" w:eastAsia="微软雅黑" w:cs="Times New Roman"/>
+                <w:b/>
+                <w:color w:val="FFFFFF" w:themeColor="background1"/>
+                <w:sz w:val="18"/>
+                <w:szCs w:val="18"/>
+                <w:lang w:eastAsia="zh-CN"/>
+                <w14:textFill>
+                  <w14:solidFill>
+                    <w14:schemeClr w14:val="bg1"/>
+                  </w14:solidFill>
+                </w14:textFill>
+              </w:rPr>
+            </w:pPr>
+            <w:r>
+              <w:rPr>
+                <w:rFonts w:hint="default" w:ascii="Times New Roman" w:hAnsi="Times New Roman" w:eastAsia="微软雅黑" w:cs="Times New Roman"/>
+                <w:sz w:val="18"/>
+                <w:szCs w:val="18"/>
+                <w:lang w:eastAsia="zh-CN"/>
+              </w:rPr>
+              <w:t>{% if tdd.drugdStr == [] %}无{% else%}{% for d in tdd.drugdStr %}{%if loop.last%}{{ d.nameLevel }}{%else%}{{ d.nameLevel }}，{%endif%}{% endfor %}{% endif%}</w:t>
+            </w:r>
+          </w:p>
+        </w:tc>
+      </w:tr>
+      <w:tr>
+        <w:tblPrEx>
+          <w:tblBorders>
+            <w:top w:val="single" w:color="45A3A7" w:sz="18" w:space="0"/>
+            <w:left w:val="none" w:color="auto" w:sz="0" w:space="0"/>
+            <w:bottom w:val="dotted" w:color="45A3A7" w:sz="4" w:space="0"/>
+            <w:right w:val="none" w:color="auto" w:sz="0" w:space="0"/>
+            <w:insideH w:val="dotted" w:color="45A3A7" w:sz="4" w:space="0"/>
+            <w:insideV w:val="dotted" w:color="45A3A7" w:sz="4" w:space="0"/>
+          </w:tblBorders>
+          <w:tblCellMar>
+            <w:top w:w="0" w:type="dxa"/>
+            <w:left w:w="108" w:type="dxa"/>
+            <w:bottom w:w="0" w:type="dxa"/>
+            <w:right w:w="108" w:type="dxa"/>
+          </w:tblCellMar>
+        </w:tblPrEx>
+        <w:trPr>
+          <w:trHeight w:val="474" w:hRule="atLeast"/>
+          <w:jc w:val="center"/>
+        </w:trPr>
+        <w:tc>
+          <w:tcPr>
+            <w:tcW w:w="432" w:type="dxa"/>
+            <w:vMerge w:val="restart"/>
+            <w:tcBorders>
+              <w:top w:val="single" w:color="FFFFFF" w:themeColor="background1" w:sz="18" w:space="0"/>
+              <w:left w:val="nil"/>
+              <w:bottom w:val="single" w:color="FFFFFF" w:themeColor="background1" w:sz="18" w:space="0"/>
+              <w:right w:val="single" w:color="FFFFFF" w:themeColor="background1" w:sz="18" w:space="0"/>
+            </w:tcBorders>
+            <w:shd w:val="clear" w:color="auto" w:fill="64B7CE"/>
+            <w:vAlign w:val="center"/>
+          </w:tcPr>
+          <w:p>
+            <w:pPr>
+              <w:keepNext/>
+              <w:spacing w:before="26"/>
+              <w:jc w:val="center"/>
+              <w:rPr>
+                <w:rFonts w:hint="default" w:ascii="Times New Roman" w:hAnsi="Times New Roman" w:eastAsia="微软雅黑" w:cs="Times New Roman"/>
+                <w:b/>
+                <w:color w:val="FFFFFF" w:themeColor="background1"/>
+                <w:sz w:val="18"/>
+                <w:szCs w:val="18"/>
+                <w:lang w:eastAsia="zh-CN"/>
+                <w14:textFill>
+                  <w14:solidFill>
+                    <w14:schemeClr w14:val="bg1"/>
+                  </w14:solidFill>
+                </w14:textFill>
+              </w:rPr>
+            </w:pPr>
+            <w:r>
+              <w:rPr>
+                <w:rFonts w:hint="default" w:ascii="Times New Roman" w:hAnsi="Times New Roman" w:eastAsia="微软雅黑" w:cs="Times New Roman"/>
+                <w:b/>
+                <w:color w:val="FFFFFF" w:themeColor="background1"/>
+                <w:sz w:val="18"/>
+                <w:szCs w:val="18"/>
+                <w:lang w:eastAsia="zh-CN"/>
+                <w14:textFill>
+                  <w14:solidFill>
+                    <w14:schemeClr w14:val="bg1"/>
+                  </w14:solidFill>
+                </w14:textFill>
+              </w:rPr>
+              <w:t>潜在耐药信息</w:t>
+            </w:r>
+          </w:p>
+        </w:tc>
+        <w:tc>
+          <w:tcPr>
+            <w:tcW w:w="977" w:type="dxa"/>
+            <w:tcBorders>
+              <w:top w:val="single" w:color="FFFFFF" w:themeColor="background1" w:sz="18" w:space="0"/>
+              <w:left w:val="single" w:color="FFFFFF" w:themeColor="background1" w:sz="18" w:space="0"/>
+              <w:bottom w:val="single" w:color="FFFFFF" w:themeColor="background1" w:sz="18" w:space="0"/>
+              <w:right w:val="nil"/>
+            </w:tcBorders>
+            <w:shd w:val="clear" w:color="auto" w:fill="64B7CE"/>
+            <w:vAlign w:val="center"/>
+          </w:tcPr>
+          <w:p>
+            <w:pPr>
+              <w:keepNext/>
+              <w:spacing w:before="26"/>
+              <w:jc w:val="center"/>
+              <w:rPr>
+                <w:rFonts w:hint="default" w:ascii="Times New Roman" w:hAnsi="Times New Roman" w:eastAsia="微软雅黑" w:cs="Times New Roman"/>
+                <w:b/>
+                <w:color w:val="FFFFFF" w:themeColor="background1"/>
+                <w:sz w:val="18"/>
+                <w:szCs w:val="18"/>
+                <w:lang w:eastAsia="zh-CN"/>
+                <w14:textFill>
+                  <w14:solidFill>
+                    <w14:schemeClr w14:val="bg1"/>
+                  </w14:solidFill>
+                </w14:textFill>
+              </w:rPr>
+            </w:pPr>
+            <w:r>
+              <w:rPr>
+                <w:rFonts w:hint="default" w:ascii="Times New Roman" w:hAnsi="Times New Roman" w:eastAsia="微软雅黑" w:cs="Times New Roman"/>
+                <w:b/>
+                <w:color w:val="FFFFFF" w:themeColor="background1"/>
+                <w:sz w:val="18"/>
+                <w:szCs w:val="18"/>
+                <w:lang w:eastAsia="zh-CN"/>
+                <w14:textFill>
+                  <w14:solidFill>
+                    <w14:schemeClr w14:val="bg1"/>
+                  </w14:solidFill>
+                </w14:textFill>
+              </w:rPr>
+              <w:t>A级</w:t>
+            </w:r>
+          </w:p>
+        </w:tc>
+        <w:tc>
+          <w:tcPr>
+            <w:tcW w:w="8461" w:type="dxa"/>
+            <w:tcBorders>
+              <w:top w:val="single" w:color="A4A4A4" w:sz="4" w:space="0"/>
+              <w:left w:val="nil"/>
+              <w:bottom w:val="single" w:color="A4A4A4" w:sz="4" w:space="0"/>
+              <w:right w:val="nil"/>
+            </w:tcBorders>
+            <w:shd w:val="clear" w:color="auto" w:fill="auto"/>
+            <w:vAlign w:val="center"/>
+          </w:tcPr>
+          <w:p>
+            <w:pPr>
+              <w:keepNext/>
+              <w:spacing w:before="26"/>
+              <w:jc w:val="center"/>
+              <w:rPr>
+                <w:rFonts w:hint="default" w:ascii="Times New Roman" w:hAnsi="Times New Roman" w:eastAsia="微软雅黑" w:cs="Times New Roman"/>
+                <w:sz w:val="18"/>
+                <w:szCs w:val="18"/>
+                <w:lang w:eastAsia="zh-CN"/>
+              </w:rPr>
+            </w:pPr>
+            <w:r>
+              <w:rPr>
+                <w:rFonts w:hint="default" w:ascii="Times New Roman" w:hAnsi="Times New Roman" w:eastAsia="微软雅黑" w:cs="Times New Roman"/>
+                <w:sz w:val="18"/>
+                <w:szCs w:val="18"/>
+                <w:lang w:eastAsia="zh-CN"/>
+              </w:rPr>
+              <w:t>{% if tdd.resistantaStr == [] %}无{% else%}{% for d in tdd.resistantaStr %}{%if loop.last%}{{ d.nameLevel }}{%else%}{{ d.nameLevel }}，{%endif%}{% endfor %}{% endif%}</w:t>
+            </w:r>
+          </w:p>
+        </w:tc>
+      </w:tr>
+      <w:tr>
+        <w:tblPrEx>
+          <w:tblBorders>
+            <w:top w:val="single" w:color="45A3A7" w:sz="18" w:space="0"/>
+            <w:left w:val="none" w:color="auto" w:sz="0" w:space="0"/>
+            <w:bottom w:val="dotted" w:color="45A3A7" w:sz="4" w:space="0"/>
+            <w:right w:val="none" w:color="auto" w:sz="0" w:space="0"/>
+            <w:insideH w:val="dotted" w:color="45A3A7" w:sz="4" w:space="0"/>
+            <w:insideV w:val="dotted" w:color="45A3A7" w:sz="4" w:space="0"/>
+          </w:tblBorders>
+          <w:tblCellMar>
+            <w:top w:w="0" w:type="dxa"/>
+            <w:left w:w="108" w:type="dxa"/>
+            <w:bottom w:w="0" w:type="dxa"/>
+            <w:right w:w="108" w:type="dxa"/>
+          </w:tblCellMar>
+        </w:tblPrEx>
+        <w:trPr>
+          <w:trHeight w:val="474" w:hRule="atLeast"/>
+          <w:jc w:val="center"/>
+        </w:trPr>
+        <w:tc>
+          <w:tcPr>
+            <w:tcW w:w="432" w:type="dxa"/>
+            <w:vMerge w:val="continue"/>
+            <w:tcBorders>
+              <w:top w:val="single" w:color="FFFFFF" w:themeColor="background1" w:sz="18" w:space="0"/>
+              <w:left w:val="nil"/>
+              <w:bottom w:val="single" w:color="FFFFFF" w:themeColor="background1" w:sz="18" w:space="0"/>
+              <w:right w:val="single" w:color="FFFFFF" w:themeColor="background1" w:sz="18" w:space="0"/>
+            </w:tcBorders>
+            <w:shd w:val="clear" w:color="auto" w:fill="64B7CE"/>
+            <w:vAlign w:val="center"/>
+          </w:tcPr>
+          <w:p>
+            <w:pPr>
+              <w:keepNext/>
+              <w:spacing w:before="26"/>
+              <w:jc w:val="center"/>
+              <w:rPr>
+                <w:rFonts w:hint="default" w:ascii="Times New Roman" w:hAnsi="Times New Roman" w:eastAsia="微软雅黑" w:cs="Times New Roman"/>
+                <w:b/>
+                <w:color w:val="FFFFFF" w:themeColor="background1"/>
+                <w:sz w:val="18"/>
+                <w:szCs w:val="18"/>
+                <w:lang w:eastAsia="zh-CN"/>
+                <w14:textFill>
+                  <w14:solidFill>
+                    <w14:schemeClr w14:val="bg1"/>
+                  </w14:solidFill>
+                </w14:textFill>
+              </w:rPr>
+            </w:pPr>
+          </w:p>
+        </w:tc>
+        <w:tc>
+          <w:tcPr>
+            <w:tcW w:w="977" w:type="dxa"/>
+            <w:tcBorders>
+              <w:top w:val="single" w:color="FFFFFF" w:themeColor="background1" w:sz="18" w:space="0"/>
+              <w:left w:val="single" w:color="FFFFFF" w:themeColor="background1" w:sz="18" w:space="0"/>
+              <w:bottom w:val="single" w:color="FFFFFF" w:themeColor="background1" w:sz="18" w:space="0"/>
+              <w:right w:val="nil"/>
+            </w:tcBorders>
+            <w:shd w:val="clear" w:color="auto" w:fill="64B7CE"/>
+            <w:vAlign w:val="center"/>
+          </w:tcPr>
+          <w:p>
+            <w:pPr>
+              <w:keepNext/>
+              <w:spacing w:before="26"/>
+              <w:jc w:val="center"/>
+              <w:rPr>
+                <w:rFonts w:hint="default" w:ascii="Times New Roman" w:hAnsi="Times New Roman" w:eastAsia="微软雅黑" w:cs="Times New Roman"/>
+                <w:b/>
+                <w:color w:val="FFFFFF" w:themeColor="background1"/>
+                <w:sz w:val="18"/>
+                <w:szCs w:val="18"/>
+                <w:lang w:eastAsia="zh-CN"/>
+                <w14:textFill>
+                  <w14:solidFill>
+                    <w14:schemeClr w14:val="bg1"/>
+                  </w14:solidFill>
+                </w14:textFill>
+              </w:rPr>
+            </w:pPr>
+            <w:r>
+              <w:rPr>
+                <w:rFonts w:hint="default" w:ascii="Times New Roman" w:hAnsi="Times New Roman" w:eastAsia="微软雅黑" w:cs="Times New Roman"/>
+                <w:b/>
+                <w:color w:val="FFFFFF" w:themeColor="background1"/>
+                <w:sz w:val="18"/>
+                <w:szCs w:val="18"/>
+                <w:lang w:eastAsia="zh-CN"/>
+                <w14:textFill>
+                  <w14:solidFill>
+                    <w14:schemeClr w14:val="bg1"/>
+                  </w14:solidFill>
+                </w14:textFill>
+              </w:rPr>
+              <w:t>B级</w:t>
+            </w:r>
+          </w:p>
+        </w:tc>
+        <w:tc>
+          <w:tcPr>
+            <w:tcW w:w="8461" w:type="dxa"/>
+            <w:tcBorders>
+              <w:top w:val="single" w:color="A4A4A4" w:sz="4" w:space="0"/>
+              <w:left w:val="nil"/>
+              <w:bottom w:val="single" w:color="A4A4A4" w:sz="4" w:space="0"/>
+              <w:right w:val="nil"/>
+            </w:tcBorders>
+            <w:shd w:val="clear" w:color="auto" w:fill="auto"/>
+            <w:vAlign w:val="center"/>
+          </w:tcPr>
+          <w:p>
+            <w:pPr>
+              <w:keepNext/>
+              <w:spacing w:before="26"/>
+              <w:jc w:val="center"/>
+              <w:rPr>
+                <w:rFonts w:hint="default" w:ascii="Times New Roman" w:hAnsi="Times New Roman" w:eastAsia="微软雅黑" w:cs="Times New Roman"/>
+                <w:sz w:val="18"/>
+                <w:szCs w:val="18"/>
+                <w:lang w:eastAsia="zh-CN"/>
+              </w:rPr>
+            </w:pPr>
+            <w:r>
+              <w:rPr>
+                <w:rFonts w:hint="default" w:ascii="Times New Roman" w:hAnsi="Times New Roman" w:eastAsia="微软雅黑" w:cs="Times New Roman"/>
+                <w:sz w:val="18"/>
+                <w:szCs w:val="18"/>
+                <w:lang w:eastAsia="zh-CN"/>
+              </w:rPr>
+              <w:t>{% if tdd.resistantbStr == [] %}无{% else%}{% for d in tdd.resistantbStr %}{%if loop.last%}{{ d.nameLevel }}{%else%}{{ d.nameLevel }}，{%endif%}{% endfor %}{% endif%}</w:t>
+            </w:r>
+          </w:p>
+        </w:tc>
+      </w:tr>
+      <w:tr>
+        <w:tblPrEx>
+          <w:tblBorders>
+            <w:top w:val="single" w:color="45A3A7" w:sz="18" w:space="0"/>
+            <w:left w:val="none" w:color="auto" w:sz="0" w:space="0"/>
+            <w:bottom w:val="dotted" w:color="45A3A7" w:sz="4" w:space="0"/>
+            <w:right w:val="none" w:color="auto" w:sz="0" w:space="0"/>
+            <w:insideH w:val="dotted" w:color="45A3A7" w:sz="4" w:space="0"/>
+            <w:insideV w:val="dotted" w:color="45A3A7" w:sz="4" w:space="0"/>
+          </w:tblBorders>
+          <w:tblCellMar>
+            <w:top w:w="0" w:type="dxa"/>
+            <w:left w:w="108" w:type="dxa"/>
+            <w:bottom w:w="0" w:type="dxa"/>
+            <w:right w:w="108" w:type="dxa"/>
+          </w:tblCellMar>
+        </w:tblPrEx>
+        <w:trPr>
+          <w:trHeight w:val="474" w:hRule="atLeast"/>
+          <w:jc w:val="center"/>
+        </w:trPr>
+        <w:tc>
+          <w:tcPr>
+            <w:tcW w:w="432" w:type="dxa"/>
+            <w:vMerge w:val="continue"/>
+            <w:tcBorders>
+              <w:top w:val="single" w:color="FFFFFF" w:themeColor="background1" w:sz="18" w:space="0"/>
+              <w:left w:val="nil"/>
+              <w:bottom w:val="single" w:color="FFFFFF" w:themeColor="background1" w:sz="18" w:space="0"/>
+              <w:right w:val="single" w:color="FFFFFF" w:themeColor="background1" w:sz="18" w:space="0"/>
+            </w:tcBorders>
+            <w:shd w:val="clear" w:color="auto" w:fill="64B7CE"/>
+            <w:vAlign w:val="center"/>
+          </w:tcPr>
+          <w:p>
+            <w:pPr>
+              <w:keepNext/>
+              <w:spacing w:before="26"/>
+              <w:jc w:val="center"/>
+              <w:rPr>
+                <w:rFonts w:hint="default" w:ascii="Times New Roman" w:hAnsi="Times New Roman" w:eastAsia="微软雅黑" w:cs="Times New Roman"/>
+                <w:b/>
+                <w:color w:val="FFFFFF" w:themeColor="background1"/>
+                <w:sz w:val="18"/>
+                <w:szCs w:val="18"/>
+                <w:lang w:eastAsia="zh-CN"/>
+                <w14:textFill>
+                  <w14:solidFill>
+                    <w14:schemeClr w14:val="bg1"/>
+                  </w14:solidFill>
+                </w14:textFill>
+              </w:rPr>
+            </w:pPr>
+          </w:p>
+        </w:tc>
+        <w:tc>
+          <w:tcPr>
+            <w:tcW w:w="977" w:type="dxa"/>
+            <w:tcBorders>
+              <w:top w:val="single" w:color="FFFFFF" w:themeColor="background1" w:sz="18" w:space="0"/>
+              <w:left w:val="single" w:color="FFFFFF" w:themeColor="background1" w:sz="18" w:space="0"/>
+              <w:bottom w:val="single" w:color="FFFFFF" w:themeColor="background1" w:sz="18" w:space="0"/>
+              <w:right w:val="nil"/>
+            </w:tcBorders>
+            <w:shd w:val="clear" w:color="auto" w:fill="64B7CE"/>
+            <w:vAlign w:val="center"/>
+          </w:tcPr>
+          <w:p>
+            <w:pPr>
+              <w:keepNext/>
+              <w:spacing w:before="26"/>
+              <w:jc w:val="center"/>
+              <w:rPr>
+                <w:rFonts w:hint="default" w:ascii="Times New Roman" w:hAnsi="Times New Roman" w:eastAsia="微软雅黑" w:cs="Times New Roman"/>
+                <w:b/>
+                <w:color w:val="FFFFFF" w:themeColor="background1"/>
+                <w:sz w:val="18"/>
+                <w:szCs w:val="18"/>
+                <w:lang w:eastAsia="zh-CN"/>
+                <w14:textFill>
+                  <w14:solidFill>
+                    <w14:schemeClr w14:val="bg1"/>
+                  </w14:solidFill>
+                </w14:textFill>
+              </w:rPr>
+            </w:pPr>
+            <w:r>
+              <w:rPr>
+                <w:rFonts w:hint="default" w:ascii="Times New Roman" w:hAnsi="Times New Roman" w:eastAsia="微软雅黑" w:cs="Times New Roman"/>
+                <w:b/>
+                <w:color w:val="FFFFFF" w:themeColor="background1"/>
+                <w:sz w:val="18"/>
+                <w:szCs w:val="18"/>
+                <w:lang w:eastAsia="zh-CN"/>
+                <w14:textFill>
+                  <w14:solidFill>
+                    <w14:schemeClr w14:val="bg1"/>
+                  </w14:solidFill>
+                </w14:textFill>
+              </w:rPr>
+              <w:t>C级</w:t>
+            </w:r>
+          </w:p>
+        </w:tc>
+        <w:tc>
+          <w:tcPr>
+            <w:tcW w:w="8461" w:type="dxa"/>
+            <w:tcBorders>
+              <w:top w:val="single" w:color="A4A4A4" w:sz="4" w:space="0"/>
+              <w:left w:val="nil"/>
+              <w:bottom w:val="single" w:color="A4A4A4" w:sz="4" w:space="0"/>
+              <w:right w:val="nil"/>
+            </w:tcBorders>
+            <w:shd w:val="clear" w:color="auto" w:fill="auto"/>
+            <w:vAlign w:val="center"/>
+          </w:tcPr>
+          <w:p>
+            <w:pPr>
+              <w:keepNext/>
+              <w:spacing w:before="26"/>
+              <w:jc w:val="center"/>
+              <w:rPr>
+                <w:rFonts w:hint="default" w:ascii="Times New Roman" w:hAnsi="Times New Roman" w:eastAsia="微软雅黑" w:cs="Times New Roman"/>
+                <w:sz w:val="18"/>
+                <w:szCs w:val="18"/>
+                <w:lang w:eastAsia="zh-CN"/>
+              </w:rPr>
+            </w:pPr>
+            <w:r>
+              <w:rPr>
+                <w:rFonts w:hint="default" w:ascii="Times New Roman" w:hAnsi="Times New Roman" w:eastAsia="微软雅黑" w:cs="Times New Roman"/>
+                <w:sz w:val="18"/>
+                <w:szCs w:val="18"/>
+                <w:lang w:eastAsia="zh-CN"/>
+              </w:rPr>
+              <w:t>{% if tdd.resistantcStr == [] %}无{% else%}{% for d in tdd.resistantcStr %}{%if loop.last%}{{ d.nameLevel }}{%else%}{{ d.nameLevel }}，{%endif%}{% endfor %}{% endif%}</w:t>
+            </w:r>
+          </w:p>
+        </w:tc>
+      </w:tr>
+      <w:tr>
+        <w:tblPrEx>
+          <w:tblBorders>
+            <w:top w:val="single" w:color="45A3A7" w:sz="18" w:space="0"/>
+            <w:left w:val="none" w:color="auto" w:sz="0" w:space="0"/>
+            <w:bottom w:val="dotted" w:color="45A3A7" w:sz="4" w:space="0"/>
+            <w:right w:val="none" w:color="auto" w:sz="0" w:space="0"/>
+            <w:insideH w:val="dotted" w:color="45A3A7" w:sz="4" w:space="0"/>
+            <w:insideV w:val="dotted" w:color="45A3A7" w:sz="4" w:space="0"/>
+          </w:tblBorders>
+          <w:tblCellMar>
+            <w:top w:w="0" w:type="dxa"/>
+            <w:left w:w="108" w:type="dxa"/>
+            <w:bottom w:w="0" w:type="dxa"/>
+            <w:right w:w="108" w:type="dxa"/>
+          </w:tblCellMar>
+        </w:tblPrEx>
+        <w:trPr>
+          <w:trHeight w:val="474" w:hRule="atLeast"/>
+          <w:jc w:val="center"/>
+        </w:trPr>
+        <w:tc>
+          <w:tcPr>
+            <w:tcW w:w="432" w:type="dxa"/>
+            <w:vMerge w:val="continue"/>
+            <w:tcBorders>
+              <w:top w:val="single" w:color="FFFFFF" w:themeColor="background1" w:sz="18" w:space="0"/>
+              <w:left w:val="nil"/>
+              <w:bottom w:val="single" w:color="FFFFFF" w:themeColor="background1" w:sz="18" w:space="0"/>
+              <w:right w:val="single" w:color="FFFFFF" w:themeColor="background1" w:sz="18" w:space="0"/>
+            </w:tcBorders>
+            <w:shd w:val="clear" w:color="auto" w:fill="64B7CE"/>
+            <w:vAlign w:val="center"/>
+          </w:tcPr>
+          <w:p>
+            <w:pPr>
+              <w:keepNext/>
+              <w:spacing w:before="26"/>
+              <w:jc w:val="center"/>
+              <w:rPr>
+                <w:rFonts w:hint="default" w:ascii="Times New Roman" w:hAnsi="Times New Roman" w:eastAsia="微软雅黑" w:cs="Times New Roman"/>
+                <w:b/>
+                <w:color w:val="FFFFFF" w:themeColor="background1"/>
+                <w:sz w:val="18"/>
+                <w:szCs w:val="18"/>
+                <w:lang w:eastAsia="zh-CN"/>
+                <w14:textFill>
+                  <w14:solidFill>
+                    <w14:schemeClr w14:val="bg1"/>
+                  </w14:solidFill>
+                </w14:textFill>
+              </w:rPr>
+            </w:pPr>
+          </w:p>
+        </w:tc>
+        <w:tc>
+          <w:tcPr>
+            <w:tcW w:w="977" w:type="dxa"/>
+            <w:tcBorders>
+              <w:top w:val="single" w:color="FFFFFF" w:themeColor="background1" w:sz="18" w:space="0"/>
+              <w:left w:val="single" w:color="FFFFFF" w:themeColor="background1" w:sz="18" w:space="0"/>
+              <w:bottom w:val="single" w:color="FFFFFF" w:themeColor="background1" w:sz="18" w:space="0"/>
+              <w:right w:val="nil"/>
+            </w:tcBorders>
+            <w:shd w:val="clear" w:color="auto" w:fill="64B7CE"/>
+            <w:vAlign w:val="center"/>
+          </w:tcPr>
+          <w:p>
+            <w:pPr>
+              <w:keepNext/>
+              <w:spacing w:before="26"/>
+              <w:jc w:val="center"/>
+              <w:rPr>
+                <w:rFonts w:hint="default" w:ascii="Times New Roman" w:hAnsi="Times New Roman" w:eastAsia="微软雅黑" w:cs="Times New Roman"/>
+                <w:b/>
+                <w:color w:val="FFFFFF" w:themeColor="background1"/>
+                <w:sz w:val="18"/>
+                <w:szCs w:val="18"/>
+                <w:lang w:eastAsia="zh-CN"/>
+                <w14:textFill>
+                  <w14:solidFill>
+                    <w14:schemeClr w14:val="bg1"/>
+                  </w14:solidFill>
+                </w14:textFill>
+              </w:rPr>
+            </w:pPr>
+            <w:r>
+              <w:rPr>
+                <w:rFonts w:hint="default" w:ascii="Times New Roman" w:hAnsi="Times New Roman" w:eastAsia="微软雅黑" w:cs="Times New Roman"/>
+                <w:b/>
+                <w:color w:val="FFFFFF" w:themeColor="background1"/>
+                <w:sz w:val="18"/>
+                <w:szCs w:val="18"/>
+                <w:lang w:eastAsia="zh-CN"/>
+                <w14:textFill>
+                  <w14:solidFill>
+                    <w14:schemeClr w14:val="bg1"/>
+                  </w14:solidFill>
+                </w14:textFill>
+              </w:rPr>
+              <w:t>D级</w:t>
+            </w:r>
+          </w:p>
+        </w:tc>
+        <w:tc>
+          <w:tcPr>
+            <w:tcW w:w="8461" w:type="dxa"/>
+            <w:tcBorders>
+              <w:top w:val="single" w:color="A4A4A4" w:sz="4" w:space="0"/>
+              <w:left w:val="nil"/>
+              <w:bottom w:val="single" w:color="A4A4A4" w:sz="4" w:space="0"/>
+              <w:right w:val="nil"/>
+            </w:tcBorders>
+            <w:shd w:val="clear" w:color="auto" w:fill="auto"/>
+            <w:vAlign w:val="center"/>
+          </w:tcPr>
+          <w:p>
+            <w:pPr>
+              <w:keepNext/>
+              <w:spacing w:before="26"/>
+              <w:jc w:val="center"/>
+              <w:rPr>
+                <w:rFonts w:hint="default" w:ascii="Times New Roman" w:hAnsi="Times New Roman" w:eastAsia="微软雅黑" w:cs="Times New Roman"/>
+                <w:sz w:val="18"/>
+                <w:szCs w:val="18"/>
+                <w:lang w:eastAsia="zh-CN"/>
+              </w:rPr>
+            </w:pPr>
+            <w:r>
+              <w:rPr>
+                <w:rFonts w:hint="default" w:ascii="Times New Roman" w:hAnsi="Times New Roman" w:eastAsia="微软雅黑" w:cs="Times New Roman"/>
+                <w:sz w:val="18"/>
+                <w:szCs w:val="18"/>
+                <w:lang w:eastAsia="zh-CN"/>
+              </w:rPr>
+              <w:t>{% if tdd.resistantdStr == [] %}无{% else%}{% for d in tdd.resistantdStr %}{%if loop.last%}{{ d.nameLevel }}{%else%}{{ d.nameLevel }}，{%endif%}{% endfor %}{% endif%}</w:t>
+            </w:r>
+          </w:p>
+        </w:tc>
+      </w:tr>
+      <w:tr>
+        <w:tblPrEx>
+          <w:tblBorders>
+            <w:top w:val="single" w:color="45A3A7" w:sz="18" w:space="0"/>
+            <w:left w:val="none" w:color="auto" w:sz="0" w:space="0"/>
+            <w:bottom w:val="dotted" w:color="45A3A7" w:sz="4" w:space="0"/>
+            <w:right w:val="none" w:color="auto" w:sz="0" w:space="0"/>
+            <w:insideH w:val="dotted" w:color="45A3A7" w:sz="4" w:space="0"/>
+            <w:insideV w:val="dotted" w:color="45A3A7" w:sz="4" w:space="0"/>
+          </w:tblBorders>
+          <w:tblCellMar>
+            <w:top w:w="0" w:type="dxa"/>
+            <w:left w:w="108" w:type="dxa"/>
+            <w:bottom w:w="0" w:type="dxa"/>
+            <w:right w:w="108" w:type="dxa"/>
+          </w:tblCellMar>
+        </w:tblPrEx>
+        <w:trPr>
+          <w:jc w:val="center"/>
+        </w:trPr>
+        <w:tc>
+          <w:tcPr>
+            <w:tcW w:w="1409" w:type="dxa"/>
+            <w:gridSpan w:val="2"/>
+            <w:tcBorders>
+              <w:top w:val="single" w:color="FFFFFF" w:themeColor="background1" w:sz="18" w:space="0"/>
+              <w:left w:val="nil"/>
+              <w:bottom w:val="nil"/>
+              <w:right w:val="nil"/>
+            </w:tcBorders>
+            <w:shd w:val="clear" w:color="auto" w:fill="64B7CE"/>
+            <w:vAlign w:val="center"/>
+          </w:tcPr>
+          <w:p>
+            <w:pPr>
+              <w:keepNext/>
+              <w:spacing w:before="26"/>
+              <w:jc w:val="center"/>
+              <w:rPr>
+                <w:rFonts w:hint="default" w:ascii="Times New Roman" w:hAnsi="Times New Roman" w:eastAsia="微软雅黑" w:cs="Times New Roman"/>
+                <w:b/>
+                <w:color w:val="FFFFFF" w:themeColor="background1"/>
+                <w:sz w:val="18"/>
+                <w:szCs w:val="18"/>
+                <w:lang w:eastAsia="zh-CN"/>
+                <w14:textFill>
+                  <w14:solidFill>
+                    <w14:schemeClr w14:val="bg1"/>
+                  </w14:solidFill>
+                </w14:textFill>
+              </w:rPr>
+            </w:pPr>
+            <w:r>
+              <w:rPr>
+                <w:rFonts w:hint="default" w:ascii="Times New Roman" w:hAnsi="Times New Roman" w:eastAsia="微软雅黑" w:cs="Times New Roman"/>
+                <w:b/>
+                <w:color w:val="FFFFFF" w:themeColor="background1"/>
+                <w:sz w:val="18"/>
+                <w:szCs w:val="18"/>
+                <w:lang w:eastAsia="zh-CN"/>
+                <w14:textFill>
+                  <w14:solidFill>
+                    <w14:schemeClr w14:val="bg1"/>
+                  </w14:solidFill>
+                </w14:textFill>
+              </w:rPr>
+              <w:t>基因突变相关说明</w:t>
+            </w:r>
+          </w:p>
+        </w:tc>
+        <w:tc>
+          <w:tcPr>
+            <w:tcW w:w="8461" w:type="dxa"/>
+            <w:tcBorders>
+              <w:top w:val="single" w:color="A4A4A4" w:sz="4" w:space="0"/>
+              <w:left w:val="nil"/>
+              <w:bottom w:val="single" w:color="A4A4A4" w:sz="4" w:space="0"/>
+              <w:right w:val="nil"/>
+            </w:tcBorders>
+            <w:vAlign w:val="center"/>
+          </w:tcPr>
+          <w:p>
+            <w:pPr>
+              <w:keepNext/>
+              <w:spacing w:before="26"/>
+              <w:rPr>
+                <w:rFonts w:hint="default" w:ascii="Times New Roman" w:hAnsi="Times New Roman" w:eastAsia="微软雅黑" w:cs="Times New Roman"/>
+                <w:sz w:val="18"/>
+                <w:szCs w:val="18"/>
+                <w:lang w:eastAsia="zh-CN"/>
+              </w:rPr>
+            </w:pPr>
+            <w:r>
+              <w:rPr>
+                <w:rFonts w:hint="default" w:ascii="Times New Roman" w:hAnsi="Times New Roman" w:eastAsia="微软雅黑" w:cs="Times New Roman"/>
+                <w:sz w:val="18"/>
+                <w:szCs w:val="18"/>
+                <w:lang w:eastAsia="zh-CN"/>
+              </w:rPr>
+              <w:t>{% for md in tdd.medicationDescription %}{% if md.key == '突变说明:' %}</w:t>
+            </w:r>
+            <w:r>
+              <w:rPr>
+                <w:rFonts w:hint="default" w:ascii="Times New Roman" w:hAnsi="Times New Roman" w:eastAsia="微软雅黑" w:cs="Times New Roman"/>
+                <w:b/>
+                <w:bCs/>
+                <w:sz w:val="18"/>
+                <w:szCs w:val="18"/>
+                <w:lang w:eastAsia="zh-CN"/>
+              </w:rPr>
+              <w:t>{{md.key}}</w:t>
+            </w:r>
+            <w:r>
+              <w:rPr>
+                <w:rFonts w:hint="default" w:ascii="Times New Roman" w:hAnsi="Times New Roman" w:eastAsia="微软雅黑" w:cs="Times New Roman"/>
+                <w:sz w:val="18"/>
+                <w:szCs w:val="18"/>
+                <w:lang w:eastAsia="zh-CN"/>
+              </w:rPr>
+              <w:t>{{md.value}}{% elif md.value == '' %}{% else%}</w:t>
+            </w:r>
+            <w:r>
+              <w:rPr>
+                <w:rFonts w:hint="default" w:ascii="Times New Roman" w:hAnsi="Times New Roman" w:eastAsia="微软雅黑" w:cs="Times New Roman"/>
+                <w:b/>
+                <w:bCs/>
+                <w:sz w:val="18"/>
+                <w:szCs w:val="18"/>
+                <w:lang w:eastAsia="zh-CN"/>
+              </w:rPr>
+              <w:t>{{md.key}}</w:t>
+            </w:r>
+            <w:r>
+              <w:rPr>
+                <w:rFonts w:hint="default" w:ascii="Times New Roman" w:hAnsi="Times New Roman" w:eastAsia="微软雅黑" w:cs="Times New Roman"/>
+                <w:sz w:val="18"/>
+                <w:szCs w:val="18"/>
+                <w:lang w:eastAsia="zh-CN"/>
+              </w:rPr>
+              <w:t>{{md.value}}</w:t>
+            </w:r>
+          </w:p>
+          <w:p>
+            <w:pPr>
+              <w:keepNext/>
+              <w:spacing w:before="26"/>
+              <w:rPr>
+                <w:rFonts w:hint="default" w:ascii="Times New Roman" w:hAnsi="Times New Roman" w:eastAsia="微软雅黑" w:cs="Times New Roman"/>
+                <w:sz w:val="18"/>
+                <w:szCs w:val="18"/>
+                <w:lang w:eastAsia="zh-CN"/>
+              </w:rPr>
+            </w:pPr>
+            <w:r>
+              <w:rPr>
+                <w:rFonts w:hint="default" w:ascii="Times New Roman" w:hAnsi="Times New Roman" w:eastAsia="微软雅黑" w:cs="Times New Roman"/>
+                <w:sz w:val="18"/>
+                <w:szCs w:val="18"/>
+                <w:lang w:eastAsia="zh-CN"/>
+              </w:rPr>
+              <w:t>{% endif %}{% endfor %}</w:t>
+            </w:r>
+          </w:p>
+        </w:tc>
+      </w:tr>
+    </w:tbl>
+    <w:p>
+      <w:pPr>
+        <w:spacing w:before="26"/>
+        <w:rPr>
+          <w:rFonts w:hint="default" w:ascii="Times New Roman" w:hAnsi="Times New Roman" w:eastAsia="微软雅黑" w:cs="Times New Roman"/>
+          <w:b/>
+          <w:sz w:val="24"/>
+          <w:szCs w:val="24"/>
+          <w:lang w:eastAsia="zh-CN"/>
+        </w:rPr>
+      </w:pPr>
+      <w:r>
+        <w:rPr>
+          <w:rFonts w:hint="default" w:ascii="Times New Roman" w:hAnsi="Times New Roman" w:eastAsia="微软雅黑" w:cs="Times New Roman"/>
+          <w:b/>
+          <w:sz w:val="24"/>
+          <w:szCs w:val="24"/>
+          <w:lang w:eastAsia="zh-CN"/>
+        </w:rPr>
+        <w:t>{%if tdd.drugResearchList != [] %}</w:t>
+      </w:r>
+    </w:p>
+    <w:p>
+      <w:pPr>
+        <w:keepNext/>
+        <w:spacing w:before="26"/>
+        <w:rPr>
+          <w:rFonts w:hint="default" w:ascii="Times New Roman" w:hAnsi="Times New Roman" w:eastAsia="微软雅黑" w:cs="Times New Roman"/>
+          <w:b/>
+          <w:sz w:val="24"/>
+          <w:lang w:eastAsia="zh-CN"/>
+        </w:rPr>
+      </w:pPr>
+      <w:r>
+        <w:rPr>
+          <w:rFonts w:hint="default" w:ascii="Times New Roman" w:hAnsi="Times New Roman" w:eastAsia="微软雅黑" w:cs="Times New Roman"/>
+          <w:b/>
+          <w:sz w:val="24"/>
+          <w:lang w:eastAsia="zh-CN"/>
+        </w:rPr>
+        <w:t>潜在受益药物研究信息：</w:t>
+      </w:r>
+    </w:p>
+    <w:tbl>
+      <w:tblPr>
+        <w:tblStyle w:val="9"/>
+        <w:tblpPr w:leftFromText="180" w:rightFromText="180" w:vertAnchor="text" w:tblpXSpec="center" w:tblpY="1"/>
+        <w:tblOverlap w:val="never"/>
+        <w:tblW w:w="9870" w:type="dxa"/>
+        <w:jc w:val="center"/>
+        <w:tblBorders>
+          <w:top w:val="single" w:color="45A3A7" w:sz="18" w:space="0"/>
+          <w:left w:val="none" w:color="auto" w:sz="0" w:space="0"/>
+          <w:bottom w:val="dotted" w:color="45A3A7" w:sz="4" w:space="0"/>
+          <w:right w:val="none" w:color="auto" w:sz="0" w:space="0"/>
+          <w:insideH w:val="dotted" w:color="45A3A7" w:sz="4" w:space="0"/>
+          <w:insideV w:val="dotted" w:color="45A3A7" w:sz="4" w:space="0"/>
+        </w:tblBorders>
+        <w:tblLayout w:type="fixed"/>
+        <w:tblCellMar>
+          <w:top w:w="0" w:type="dxa"/>
+          <w:left w:w="108" w:type="dxa"/>
+          <w:bottom w:w="0" w:type="dxa"/>
+          <w:right w:w="108" w:type="dxa"/>
+        </w:tblCellMar>
+      </w:tblPr>
+      <w:tblGrid>
+        <w:gridCol w:w="1526"/>
+        <w:gridCol w:w="1417"/>
+        <w:gridCol w:w="1232"/>
+        <w:gridCol w:w="5695"/>
+      </w:tblGrid>
+      <w:tr>
+        <w:tblPrEx>
+          <w:tblBorders>
+            <w:top w:val="single" w:color="45A3A7" w:sz="18" w:space="0"/>
+            <w:left w:val="none" w:color="auto" w:sz="0" w:space="0"/>
+            <w:bottom w:val="dotted" w:color="45A3A7" w:sz="4" w:space="0"/>
+            <w:right w:val="none" w:color="auto" w:sz="0" w:space="0"/>
+            <w:insideH w:val="dotted" w:color="45A3A7" w:sz="4" w:space="0"/>
+            <w:insideV w:val="dotted" w:color="45A3A7" w:sz="4" w:space="0"/>
+          </w:tblBorders>
+          <w:tblCellMar>
+            <w:top w:w="0" w:type="dxa"/>
+            <w:left w:w="108" w:type="dxa"/>
+            <w:bottom w:w="0" w:type="dxa"/>
+            <w:right w:w="108" w:type="dxa"/>
+          </w:tblCellMar>
+        </w:tblPrEx>
+        <w:trPr>
+          <w:trHeight w:val="417" w:hRule="atLeast"/>
+          <w:jc w:val="center"/>
+        </w:trPr>
+        <w:tc>
+          <w:tcPr>
+            <w:tcW w:w="1526" w:type="dxa"/>
+            <w:tcBorders>
+              <w:top w:val="nil"/>
+              <w:left w:val="nil"/>
+              <w:bottom w:val="nil"/>
+              <w:right w:val="single" w:color="FFFFFF" w:sz="18" w:space="0"/>
+            </w:tcBorders>
+            <w:shd w:val="clear" w:color="auto" w:fill="64B7CE"/>
+            <w:vAlign w:val="center"/>
+          </w:tcPr>
+          <w:p>
+            <w:pPr>
+              <w:keepNext/>
+              <w:jc w:val="center"/>
+              <w:rPr>
+                <w:rFonts w:hint="default" w:ascii="Times New Roman" w:hAnsi="Times New Roman" w:eastAsia="微软雅黑" w:cs="Times New Roman"/>
+                <w:b/>
+                <w:color w:val="FFFFFF" w:themeColor="background1"/>
+                <w:sz w:val="18"/>
+                <w:szCs w:val="18"/>
+                <w:lang w:eastAsia="zh-CN"/>
+                <w14:textFill>
+                  <w14:solidFill>
+                    <w14:schemeClr w14:val="bg1"/>
+                  </w14:solidFill>
+                </w14:textFill>
+              </w:rPr>
+            </w:pPr>
+            <w:r>
+              <w:rPr>
+                <w:rFonts w:hint="default" w:ascii="Times New Roman" w:hAnsi="Times New Roman" w:eastAsia="微软雅黑" w:cs="Times New Roman"/>
+                <w:b/>
+                <w:color w:val="FFFFFF" w:themeColor="background1"/>
+                <w:sz w:val="18"/>
+                <w:szCs w:val="18"/>
+                <w:lang w:eastAsia="zh-CN"/>
+                <w14:textFill>
+                  <w14:solidFill>
+                    <w14:schemeClr w14:val="bg1"/>
+                  </w14:solidFill>
+                </w14:textFill>
+              </w:rPr>
+              <w:t>药物名称</w:t>
+            </w:r>
+          </w:p>
+        </w:tc>
+        <w:tc>
+          <w:tcPr>
+            <w:tcW w:w="1417" w:type="dxa"/>
+            <w:tcBorders>
+              <w:top w:val="nil"/>
+              <w:left w:val="single" w:color="FFFFFF" w:sz="18" w:space="0"/>
+              <w:bottom w:val="nil"/>
+              <w:right w:val="single" w:color="FFFFFF" w:sz="18" w:space="0"/>
+            </w:tcBorders>
+            <w:shd w:val="clear" w:color="auto" w:fill="64B7CE"/>
+            <w:vAlign w:val="center"/>
+          </w:tcPr>
+          <w:p>
+            <w:pPr>
+              <w:keepNext/>
+              <w:jc w:val="center"/>
+              <w:rPr>
+                <w:rFonts w:hint="default" w:ascii="Times New Roman" w:hAnsi="Times New Roman" w:eastAsia="微软雅黑" w:cs="Times New Roman"/>
+                <w:b/>
+                <w:color w:val="FFFFFF" w:themeColor="background1"/>
+                <w:sz w:val="18"/>
+                <w:szCs w:val="18"/>
+                <w:lang w:eastAsia="zh-CN"/>
+                <w14:textFill>
+                  <w14:solidFill>
+                    <w14:schemeClr w14:val="bg1"/>
+                  </w14:solidFill>
+                </w14:textFill>
+              </w:rPr>
+            </w:pPr>
+            <w:r>
+              <w:rPr>
+                <w:rFonts w:hint="default" w:ascii="Times New Roman" w:hAnsi="Times New Roman" w:eastAsia="微软雅黑" w:cs="Times New Roman"/>
+                <w:b/>
+                <w:color w:val="FFFFFF" w:themeColor="background1"/>
+                <w:sz w:val="18"/>
+                <w:szCs w:val="18"/>
+                <w:lang w:eastAsia="zh-CN"/>
+                <w14:textFill>
+                  <w14:solidFill>
+                    <w14:schemeClr w14:val="bg1"/>
+                  </w14:solidFill>
+                </w14:textFill>
+              </w:rPr>
+              <w:t>相关疾病</w:t>
+            </w:r>
+          </w:p>
+        </w:tc>
+        <w:tc>
+          <w:tcPr>
+            <w:tcW w:w="1232" w:type="dxa"/>
+            <w:tcBorders>
+              <w:top w:val="nil"/>
+              <w:left w:val="single" w:color="FFFFFF" w:sz="18" w:space="0"/>
+              <w:bottom w:val="nil"/>
+              <w:right w:val="single" w:color="FFFFFF" w:sz="18" w:space="0"/>
+            </w:tcBorders>
+            <w:shd w:val="clear" w:color="auto" w:fill="64B7CE"/>
+            <w:vAlign w:val="center"/>
+          </w:tcPr>
+          <w:p>
+            <w:pPr>
+              <w:keepNext/>
+              <w:jc w:val="center"/>
+              <w:rPr>
+                <w:rFonts w:hint="default" w:ascii="Times New Roman" w:hAnsi="Times New Roman" w:eastAsia="微软雅黑" w:cs="Times New Roman"/>
+                <w:b/>
+                <w:color w:val="FFFFFF" w:themeColor="background1"/>
+                <w:sz w:val="18"/>
+                <w:szCs w:val="18"/>
+                <w:lang w:eastAsia="zh-CN"/>
+                <w14:textFill>
+                  <w14:solidFill>
+                    <w14:schemeClr w14:val="bg1"/>
+                  </w14:solidFill>
+                </w14:textFill>
+              </w:rPr>
+            </w:pPr>
+            <w:r>
+              <w:rPr>
+                <w:rFonts w:hint="default" w:ascii="Times New Roman" w:hAnsi="Times New Roman" w:eastAsia="微软雅黑" w:cs="Times New Roman"/>
+                <w:b/>
+                <w:color w:val="FFFFFF" w:themeColor="background1"/>
+                <w:sz w:val="18"/>
+                <w:szCs w:val="18"/>
+                <w:lang w:eastAsia="zh-CN"/>
+                <w14:textFill>
+                  <w14:solidFill>
+                    <w14:schemeClr w14:val="bg1"/>
+                  </w14:solidFill>
+                </w14:textFill>
+              </w:rPr>
+              <w:t>证据等级</w:t>
+            </w:r>
+          </w:p>
+        </w:tc>
+        <w:tc>
+          <w:tcPr>
+            <w:tcW w:w="5695" w:type="dxa"/>
+            <w:tcBorders>
+              <w:top w:val="nil"/>
+              <w:left w:val="single" w:color="FFFFFF" w:sz="18" w:space="0"/>
+              <w:bottom w:val="nil"/>
+              <w:right w:val="nil"/>
+            </w:tcBorders>
+            <w:shd w:val="clear" w:color="auto" w:fill="64B7CE"/>
+            <w:vAlign w:val="center"/>
+          </w:tcPr>
+          <w:p>
+            <w:pPr>
+              <w:keepNext/>
+              <w:jc w:val="center"/>
+              <w:rPr>
+                <w:rFonts w:hint="default" w:ascii="Times New Roman" w:hAnsi="Times New Roman" w:eastAsia="微软雅黑" w:cs="Times New Roman"/>
+                <w:b/>
+                <w:color w:val="FFFFFF" w:themeColor="background1"/>
+                <w:sz w:val="18"/>
+                <w:szCs w:val="18"/>
+                <w:lang w:eastAsia="zh-CN"/>
+                <w14:textFill>
+                  <w14:solidFill>
+                    <w14:schemeClr w14:val="bg1"/>
+                  </w14:solidFill>
+                </w14:textFill>
+              </w:rPr>
+            </w:pPr>
+            <w:r>
+              <w:rPr>
+                <w:rFonts w:hint="default" w:ascii="Times New Roman" w:hAnsi="Times New Roman" w:eastAsia="微软雅黑" w:cs="Times New Roman"/>
+                <w:b/>
+                <w:color w:val="FFFFFF" w:themeColor="background1"/>
+                <w:sz w:val="18"/>
+                <w:szCs w:val="18"/>
+                <w:lang w:eastAsia="zh-CN"/>
+                <w14:textFill>
+                  <w14:solidFill>
+                    <w14:schemeClr w14:val="bg1"/>
+                  </w14:solidFill>
+                </w14:textFill>
+              </w:rPr>
+              <w:t>循证医学信息</w:t>
+            </w:r>
+          </w:p>
+        </w:tc>
+      </w:tr>
+      <w:tr>
+        <w:tblPrEx>
+          <w:tblBorders>
+            <w:top w:val="single" w:color="45A3A7" w:sz="18" w:space="0"/>
+            <w:left w:val="none" w:color="auto" w:sz="0" w:space="0"/>
+            <w:bottom w:val="dotted" w:color="45A3A7" w:sz="4" w:space="0"/>
+            <w:right w:val="none" w:color="auto" w:sz="0" w:space="0"/>
+            <w:insideH w:val="dotted" w:color="45A3A7" w:sz="4" w:space="0"/>
+            <w:insideV w:val="dotted" w:color="45A3A7" w:sz="4" w:space="0"/>
+          </w:tblBorders>
+          <w:tblCellMar>
+            <w:top w:w="0" w:type="dxa"/>
+            <w:left w:w="108" w:type="dxa"/>
+            <w:bottom w:w="0" w:type="dxa"/>
+            <w:right w:w="108" w:type="dxa"/>
+          </w:tblCellMar>
+        </w:tblPrEx>
+        <w:trPr>
+          <w:trHeight w:val="494" w:hRule="atLeast"/>
+          <w:jc w:val="center"/>
+        </w:trPr>
+        <w:tc>
+          <w:tcPr>
+            <w:tcW w:w="9870" w:type="dxa"/>
+            <w:gridSpan w:val="4"/>
+            <w:tcBorders>
+              <w:top w:val="nil"/>
+              <w:left w:val="nil"/>
+              <w:bottom w:val="single" w:color="A4A4A4" w:sz="4" w:space="0"/>
+              <w:right w:val="nil"/>
+            </w:tcBorders>
+            <w:vAlign w:val="center"/>
+          </w:tcPr>
+          <w:p>
+            <w:pPr>
+              <w:keepNext/>
+              <w:spacing w:before="26"/>
+              <w:jc w:val="center"/>
+              <w:rPr>
+                <w:rFonts w:hint="default" w:ascii="Times New Roman" w:hAnsi="Times New Roman" w:eastAsia="微软雅黑" w:cs="Times New Roman"/>
+                <w:bCs/>
+                <w:sz w:val="18"/>
+                <w:szCs w:val="18"/>
+                <w:highlight w:val="yellow"/>
+                <w:lang w:eastAsia="zh-CN"/>
+              </w:rPr>
+            </w:pPr>
+            <w:r>
+              <w:rPr>
+                <w:rFonts w:hint="default" w:ascii="Times New Roman" w:hAnsi="Times New Roman" w:eastAsia="微软雅黑" w:cs="Times New Roman"/>
+                <w:b/>
+                <w:sz w:val="18"/>
+                <w:szCs w:val="18"/>
+                <w:lang w:eastAsia="zh-CN"/>
+              </w:rPr>
+              <w:t>{%tr for dis in tdd.drugResearchList %}</w:t>
+            </w:r>
+          </w:p>
+        </w:tc>
+      </w:tr>
+      <w:tr>
+        <w:tblPrEx>
+          <w:tblBorders>
+            <w:top w:val="single" w:color="45A3A7" w:sz="18" w:space="0"/>
+            <w:left w:val="none" w:color="auto" w:sz="0" w:space="0"/>
+            <w:bottom w:val="dotted" w:color="45A3A7" w:sz="4" w:space="0"/>
+            <w:right w:val="none" w:color="auto" w:sz="0" w:space="0"/>
+            <w:insideH w:val="dotted" w:color="45A3A7" w:sz="4" w:space="0"/>
+            <w:insideV w:val="dotted" w:color="45A3A7" w:sz="4" w:space="0"/>
+          </w:tblBorders>
+          <w:tblCellMar>
+            <w:top w:w="0" w:type="dxa"/>
+            <w:left w:w="108" w:type="dxa"/>
+            <w:bottom w:w="0" w:type="dxa"/>
+            <w:right w:w="108" w:type="dxa"/>
+          </w:tblCellMar>
+        </w:tblPrEx>
+        <w:trPr>
+          <w:trHeight w:val="494" w:hRule="atLeast"/>
+          <w:jc w:val="center"/>
+        </w:trPr>
+        <w:tc>
+          <w:tcPr>
+            <w:tcW w:w="1526" w:type="dxa"/>
+            <w:tcBorders>
+              <w:top w:val="single" w:color="A4A4A4" w:sz="4" w:space="0"/>
+              <w:left w:val="nil"/>
+              <w:bottom w:val="single" w:color="A4A4A4" w:sz="4" w:space="0"/>
+              <w:right w:val="single" w:color="A4A4A4" w:sz="4" w:space="0"/>
+            </w:tcBorders>
+            <w:vAlign w:val="center"/>
+          </w:tcPr>
+          <w:p>
+            <w:pPr>
+              <w:spacing w:before="1" w:line="249" w:lineRule="auto"/>
+              <w:ind w:right="131"/>
+              <w:jc w:val="center"/>
+              <w:rPr>
+                <w:rFonts w:hint="default" w:ascii="Times New Roman" w:hAnsi="Times New Roman" w:eastAsia="微软雅黑" w:cs="Times New Roman"/>
+                <w:b/>
+                <w:sz w:val="18"/>
+                <w:szCs w:val="18"/>
+                <w:highlight w:val="yellow"/>
+              </w:rPr>
+            </w:pPr>
+            <w:r>
+              <w:rPr>
+                <w:rFonts w:hint="default" w:ascii="Times New Roman" w:hAnsi="Times New Roman" w:eastAsia="微软雅黑" w:cs="Times New Roman"/>
+                <w:sz w:val="18"/>
+                <w:szCs w:val="18"/>
+                <w:lang w:eastAsia="zh-CN"/>
+              </w:rPr>
+              <w:t>{{</w:t>
+            </w:r>
+            <w:r>
+              <w:rPr>
+                <w:rFonts w:hint="default" w:ascii="Times New Roman" w:hAnsi="Times New Roman" w:eastAsia="微软雅黑" w:cs="Times New Roman"/>
+                <w:bCs/>
+                <w:sz w:val="18"/>
+                <w:szCs w:val="18"/>
+                <w:lang w:eastAsia="zh-CN"/>
+              </w:rPr>
+              <w:t>dis.drug_name_chinese3</w:t>
+            </w:r>
+            <w:r>
+              <w:rPr>
+                <w:rFonts w:hint="default" w:ascii="Times New Roman" w:hAnsi="Times New Roman" w:eastAsia="微软雅黑" w:cs="Times New Roman"/>
+                <w:sz w:val="18"/>
+                <w:szCs w:val="18"/>
+                <w:lang w:eastAsia="zh-CN"/>
+              </w:rPr>
+              <w:t xml:space="preserve"> }}</w:t>
+            </w:r>
+          </w:p>
+        </w:tc>
+        <w:tc>
+          <w:tcPr>
+            <w:tcW w:w="1417" w:type="dxa"/>
+            <w:tcBorders>
+              <w:top w:val="single" w:color="A4A4A4" w:sz="4" w:space="0"/>
+              <w:left w:val="single" w:color="A4A4A4" w:sz="4" w:space="0"/>
+              <w:bottom w:val="single" w:color="A4A4A4" w:sz="4" w:space="0"/>
+              <w:right w:val="single" w:color="A4A4A4" w:sz="4" w:space="0"/>
+            </w:tcBorders>
+            <w:vAlign w:val="center"/>
+          </w:tcPr>
+          <w:p>
+            <w:pPr>
+              <w:keepNext/>
+              <w:spacing w:before="26"/>
+              <w:jc w:val="center"/>
+              <w:rPr>
+                <w:rFonts w:hint="default" w:ascii="Times New Roman" w:hAnsi="Times New Roman" w:eastAsia="微软雅黑" w:cs="Times New Roman"/>
+                <w:bCs/>
+                <w:sz w:val="18"/>
+                <w:szCs w:val="18"/>
+                <w:highlight w:val="yellow"/>
+                <w:lang w:eastAsia="zh-CN"/>
+              </w:rPr>
+            </w:pPr>
+            <w:r>
+              <w:rPr>
+                <w:rFonts w:hint="default" w:ascii="Times New Roman" w:hAnsi="Times New Roman" w:eastAsia="微软雅黑" w:cs="Times New Roman"/>
+                <w:sz w:val="18"/>
+                <w:szCs w:val="18"/>
+                <w:lang w:eastAsia="zh-CN"/>
+              </w:rPr>
+              <w:t>{{dis.</w:t>
+            </w:r>
+            <w:r>
+              <w:rPr>
+                <w:rFonts w:hint="default" w:ascii="Times New Roman" w:hAnsi="Times New Roman" w:eastAsia="微软雅黑" w:cs="Times New Roman"/>
+                <w:bCs/>
+                <w:sz w:val="18"/>
+                <w:szCs w:val="18"/>
+                <w:lang w:eastAsia="zh-CN"/>
+              </w:rPr>
+              <w:t>disease_name_chinese</w:t>
+            </w:r>
+            <w:r>
+              <w:rPr>
+                <w:rFonts w:hint="default" w:ascii="Times New Roman" w:hAnsi="Times New Roman" w:eastAsia="微软雅黑" w:cs="Times New Roman"/>
+                <w:sz w:val="18"/>
+                <w:szCs w:val="18"/>
+                <w:lang w:eastAsia="zh-CN"/>
+              </w:rPr>
+              <w:t>}}</w:t>
+            </w:r>
+          </w:p>
+        </w:tc>
+        <w:tc>
+          <w:tcPr>
+            <w:tcW w:w="1232" w:type="dxa"/>
+            <w:tcBorders>
+              <w:top w:val="single" w:color="A4A4A4" w:sz="4" w:space="0"/>
+              <w:left w:val="single" w:color="A4A4A4" w:sz="4" w:space="0"/>
+              <w:bottom w:val="single" w:color="A4A4A4" w:sz="4" w:space="0"/>
+              <w:right w:val="single" w:color="A4A4A4" w:sz="4" w:space="0"/>
+            </w:tcBorders>
+            <w:vAlign w:val="center"/>
+          </w:tcPr>
+          <w:p>
+            <w:pPr>
+              <w:keepNext/>
+              <w:spacing w:before="26"/>
+              <w:jc w:val="center"/>
+              <w:rPr>
+                <w:rFonts w:hint="default" w:ascii="Times New Roman" w:hAnsi="Times New Roman" w:eastAsia="微软雅黑" w:cs="Times New Roman"/>
+                <w:bCs/>
+                <w:sz w:val="18"/>
+                <w:szCs w:val="18"/>
+                <w:highlight w:val="yellow"/>
+                <w:lang w:eastAsia="zh-CN"/>
+              </w:rPr>
+            </w:pPr>
+            <w:r>
+              <w:rPr>
+                <w:rFonts w:hint="default" w:ascii="Times New Roman" w:hAnsi="Times New Roman" w:eastAsia="微软雅黑" w:cs="Times New Roman"/>
+                <w:sz w:val="18"/>
+                <w:szCs w:val="18"/>
+                <w:lang w:eastAsia="zh-CN"/>
+              </w:rPr>
+              <w:t>{{</w:t>
+            </w:r>
+            <w:r>
+              <w:rPr>
+                <w:rFonts w:hint="default" w:ascii="Times New Roman" w:hAnsi="Times New Roman" w:eastAsia="微软雅黑" w:cs="Times New Roman"/>
+                <w:bCs/>
+                <w:sz w:val="18"/>
+                <w:szCs w:val="18"/>
+                <w:lang w:eastAsia="zh-CN"/>
+              </w:rPr>
+              <w:t>dis.evidence_phase_chinese</w:t>
+            </w:r>
+            <w:r>
+              <w:rPr>
+                <w:rFonts w:hint="default" w:ascii="Times New Roman" w:hAnsi="Times New Roman" w:eastAsia="微软雅黑" w:cs="Times New Roman"/>
+                <w:sz w:val="18"/>
+                <w:szCs w:val="18"/>
+                <w:lang w:eastAsia="zh-CN"/>
+              </w:rPr>
+              <w:t>}}</w:t>
+            </w:r>
+          </w:p>
+        </w:tc>
+        <w:tc>
+          <w:tcPr>
+            <w:tcW w:w="5695" w:type="dxa"/>
+            <w:tcBorders>
+              <w:top w:val="single" w:color="A4A4A4" w:sz="4" w:space="0"/>
+              <w:left w:val="single" w:color="A4A4A4" w:sz="4" w:space="0"/>
+              <w:bottom w:val="single" w:color="A4A4A4" w:sz="4" w:space="0"/>
+              <w:right w:val="nil"/>
+            </w:tcBorders>
+            <w:vAlign w:val="center"/>
+          </w:tcPr>
+          <w:p>
+            <w:pPr>
+              <w:keepNext/>
+              <w:spacing w:before="26"/>
+              <w:jc w:val="center"/>
+              <w:rPr>
+                <w:rFonts w:hint="default" w:ascii="Times New Roman" w:hAnsi="Times New Roman" w:eastAsia="微软雅黑" w:cs="Times New Roman"/>
+                <w:bCs/>
+                <w:sz w:val="18"/>
+                <w:szCs w:val="18"/>
+                <w:highlight w:val="yellow"/>
+                <w:lang w:eastAsia="zh-CN"/>
+              </w:rPr>
+            </w:pPr>
+            <w:r>
+              <w:rPr>
+                <w:rFonts w:hint="default" w:ascii="Times New Roman" w:hAnsi="Times New Roman" w:eastAsia="微软雅黑" w:cs="Times New Roman"/>
+                <w:sz w:val="18"/>
+                <w:szCs w:val="18"/>
+                <w:lang w:eastAsia="zh-CN"/>
+              </w:rPr>
+              <w:t>{{</w:t>
+            </w:r>
+            <w:r>
+              <w:rPr>
+                <w:rFonts w:hint="default" w:ascii="Times New Roman" w:hAnsi="Times New Roman" w:eastAsia="微软雅黑" w:cs="Times New Roman"/>
+                <w:bCs/>
+                <w:sz w:val="18"/>
+                <w:szCs w:val="18"/>
+                <w:lang w:eastAsia="zh-CN"/>
+              </w:rPr>
+              <w:t>dis.annotation_chinese</w:t>
+            </w:r>
+            <w:r>
+              <w:rPr>
+                <w:rFonts w:hint="default" w:ascii="Times New Roman" w:hAnsi="Times New Roman" w:eastAsia="微软雅黑" w:cs="Times New Roman"/>
+                <w:sz w:val="18"/>
+                <w:szCs w:val="18"/>
+                <w:lang w:eastAsia="zh-CN"/>
+              </w:rPr>
+              <w:t>}}</w:t>
+            </w:r>
+          </w:p>
+        </w:tc>
+      </w:tr>
+      <w:tr>
+        <w:tblPrEx>
+          <w:tblBorders>
+            <w:top w:val="single" w:color="45A3A7" w:sz="18" w:space="0"/>
+            <w:left w:val="none" w:color="auto" w:sz="0" w:space="0"/>
+            <w:bottom w:val="dotted" w:color="45A3A7" w:sz="4" w:space="0"/>
+            <w:right w:val="none" w:color="auto" w:sz="0" w:space="0"/>
+            <w:insideH w:val="dotted" w:color="45A3A7" w:sz="4" w:space="0"/>
+            <w:insideV w:val="dotted" w:color="45A3A7" w:sz="4" w:space="0"/>
+          </w:tblBorders>
+          <w:tblCellMar>
+            <w:top w:w="0" w:type="dxa"/>
+            <w:left w:w="108" w:type="dxa"/>
+            <w:bottom w:w="0" w:type="dxa"/>
+            <w:right w:w="108" w:type="dxa"/>
+          </w:tblCellMar>
+        </w:tblPrEx>
+        <w:trPr>
+          <w:trHeight w:val="494" w:hRule="atLeast"/>
+          <w:jc w:val="center"/>
+        </w:trPr>
+        <w:tc>
+          <w:tcPr>
+            <w:tcW w:w="9870" w:type="dxa"/>
+            <w:gridSpan w:val="4"/>
+            <w:tcBorders>
+              <w:top w:val="single" w:color="A4A4A4" w:sz="4" w:space="0"/>
+              <w:left w:val="nil"/>
+              <w:bottom w:val="single" w:color="A4A4A4" w:sz="4" w:space="0"/>
+              <w:right w:val="nil"/>
+            </w:tcBorders>
+            <w:vAlign w:val="center"/>
+          </w:tcPr>
+          <w:p>
+            <w:pPr>
+              <w:keepNext/>
+              <w:spacing w:before="26"/>
+              <w:jc w:val="center"/>
+              <w:rPr>
+                <w:rFonts w:hint="default" w:ascii="Times New Roman" w:hAnsi="Times New Roman" w:eastAsia="微软雅黑" w:cs="Times New Roman"/>
+                <w:bCs/>
+                <w:sz w:val="18"/>
+                <w:szCs w:val="18"/>
+                <w:lang w:eastAsia="zh-CN"/>
+              </w:rPr>
+            </w:pPr>
+            <w:r>
+              <w:rPr>
+                <w:rFonts w:hint="default" w:ascii="Times New Roman" w:hAnsi="Times New Roman" w:eastAsia="微软雅黑" w:cs="Times New Roman"/>
+                <w:b/>
+                <w:sz w:val="18"/>
+                <w:szCs w:val="18"/>
+                <w:lang w:eastAsia="zh-CN"/>
+              </w:rPr>
+              <w:t>{%tr endfor %}</w:t>
+            </w:r>
+          </w:p>
+        </w:tc>
+      </w:tr>
+    </w:tbl>
+    <w:p>
+      <w:pPr>
+        <w:spacing w:before="26"/>
+        <w:rPr>
+          <w:rFonts w:hint="default" w:ascii="Times New Roman" w:hAnsi="Times New Roman" w:eastAsia="微软雅黑" w:cs="Times New Roman"/>
+          <w:b/>
+          <w:sz w:val="24"/>
+          <w:szCs w:val="24"/>
+          <w:lang w:eastAsia="zh-CN"/>
+        </w:rPr>
+      </w:pPr>
+      <w:r>
+        <w:rPr>
+          <w:rFonts w:hint="default" w:ascii="Times New Roman" w:hAnsi="Times New Roman" w:eastAsia="微软雅黑" w:cs="Times New Roman"/>
+          <w:b/>
+          <w:sz w:val="24"/>
+          <w:szCs w:val="24"/>
+          <w:lang w:eastAsia="zh-CN"/>
+        </w:rPr>
+        <w:t>{% endif %}{%if tdd.potentialDrugList != [] %}</w:t>
+      </w:r>
+    </w:p>
+    <w:p>
+      <w:pPr>
+        <w:keepNext/>
+        <w:spacing w:before="26"/>
+        <w:rPr>
+          <w:rFonts w:hint="default" w:ascii="Times New Roman" w:hAnsi="Times New Roman" w:eastAsia="微软雅黑" w:cs="Times New Roman"/>
+          <w:b/>
+          <w:sz w:val="24"/>
+          <w:lang w:eastAsia="zh-CN"/>
+        </w:rPr>
+      </w:pPr>
+      <w:r>
+        <w:rPr>
+          <w:rFonts w:hint="default" w:ascii="Times New Roman" w:hAnsi="Times New Roman" w:eastAsia="微软雅黑" w:cs="Times New Roman"/>
+          <w:b/>
+          <w:sz w:val="24"/>
+          <w:lang w:eastAsia="zh-CN"/>
+        </w:rPr>
+        <w:t>潜在耐药研究信息：</w:t>
+      </w:r>
+    </w:p>
+    <w:tbl>
+      <w:tblPr>
+        <w:tblStyle w:val="9"/>
+        <w:tblpPr w:leftFromText="180" w:rightFromText="180" w:vertAnchor="text" w:tblpXSpec="center" w:tblpY="1"/>
+        <w:tblOverlap w:val="never"/>
+        <w:tblW w:w="9870" w:type="dxa"/>
+        <w:jc w:val="center"/>
+        <w:tblBorders>
+          <w:top w:val="single" w:color="45A3A7" w:sz="18" w:space="0"/>
+          <w:left w:val="none" w:color="auto" w:sz="0" w:space="0"/>
+          <w:bottom w:val="dotted" w:color="45A3A7" w:sz="4" w:space="0"/>
+          <w:right w:val="none" w:color="auto" w:sz="0" w:space="0"/>
+          <w:insideH w:val="dotted" w:color="45A3A7" w:sz="4" w:space="0"/>
+          <w:insideV w:val="dotted" w:color="45A3A7" w:sz="4" w:space="0"/>
+        </w:tblBorders>
+        <w:tblLayout w:type="fixed"/>
+        <w:tblCellMar>
+          <w:top w:w="0" w:type="dxa"/>
+          <w:left w:w="108" w:type="dxa"/>
+          <w:bottom w:w="0" w:type="dxa"/>
+          <w:right w:w="108" w:type="dxa"/>
+        </w:tblCellMar>
+      </w:tblPr>
+      <w:tblGrid>
+        <w:gridCol w:w="1526"/>
+        <w:gridCol w:w="1417"/>
+        <w:gridCol w:w="1261"/>
+        <w:gridCol w:w="5666"/>
+      </w:tblGrid>
+      <w:tr>
+        <w:tblPrEx>
+          <w:tblBorders>
+            <w:top w:val="single" w:color="45A3A7" w:sz="18" w:space="0"/>
+            <w:left w:val="none" w:color="auto" w:sz="0" w:space="0"/>
+            <w:bottom w:val="dotted" w:color="45A3A7" w:sz="4" w:space="0"/>
+            <w:right w:val="none" w:color="auto" w:sz="0" w:space="0"/>
+            <w:insideH w:val="dotted" w:color="45A3A7" w:sz="4" w:space="0"/>
+            <w:insideV w:val="dotted" w:color="45A3A7" w:sz="4" w:space="0"/>
+          </w:tblBorders>
+          <w:tblCellMar>
+            <w:top w:w="0" w:type="dxa"/>
+            <w:left w:w="108" w:type="dxa"/>
+            <w:bottom w:w="0" w:type="dxa"/>
+            <w:right w:w="108" w:type="dxa"/>
+          </w:tblCellMar>
+        </w:tblPrEx>
+        <w:trPr>
+          <w:trHeight w:val="417" w:hRule="atLeast"/>
+          <w:jc w:val="center"/>
+        </w:trPr>
+        <w:tc>
+          <w:tcPr>
+            <w:tcW w:w="1526" w:type="dxa"/>
+            <w:tcBorders>
+              <w:top w:val="nil"/>
+              <w:left w:val="nil"/>
+              <w:bottom w:val="nil"/>
+              <w:right w:val="single" w:color="FFFFFF" w:sz="18" w:space="0"/>
+            </w:tcBorders>
+            <w:shd w:val="clear" w:color="auto" w:fill="64B7CE"/>
+            <w:vAlign w:val="center"/>
+          </w:tcPr>
+          <w:p>
+            <w:pPr>
+              <w:keepNext/>
+              <w:jc w:val="center"/>
+              <w:rPr>
+                <w:rFonts w:hint="default" w:ascii="Times New Roman" w:hAnsi="Times New Roman" w:eastAsia="微软雅黑" w:cs="Times New Roman"/>
+                <w:b/>
+                <w:color w:val="FFFFFF" w:themeColor="background1"/>
+                <w:sz w:val="18"/>
+                <w:szCs w:val="18"/>
+                <w:lang w:eastAsia="zh-CN"/>
+                <w14:textFill>
+                  <w14:solidFill>
+                    <w14:schemeClr w14:val="bg1"/>
+                  </w14:solidFill>
+                </w14:textFill>
+              </w:rPr>
+            </w:pPr>
+            <w:r>
+              <w:rPr>
+                <w:rFonts w:hint="default" w:ascii="Times New Roman" w:hAnsi="Times New Roman" w:eastAsia="微软雅黑" w:cs="Times New Roman"/>
+                <w:b/>
+                <w:color w:val="FFFFFF" w:themeColor="background1"/>
+                <w:sz w:val="18"/>
+                <w:szCs w:val="18"/>
+                <w:lang w:eastAsia="zh-CN"/>
+                <w14:textFill>
+                  <w14:solidFill>
+                    <w14:schemeClr w14:val="bg1"/>
+                  </w14:solidFill>
+                </w14:textFill>
+              </w:rPr>
+              <w:t>药物名称</w:t>
+            </w:r>
+          </w:p>
+        </w:tc>
+        <w:tc>
+          <w:tcPr>
+            <w:tcW w:w="1417" w:type="dxa"/>
+            <w:tcBorders>
+              <w:top w:val="nil"/>
+              <w:left w:val="single" w:color="FFFFFF" w:sz="18" w:space="0"/>
+              <w:bottom w:val="nil"/>
+              <w:right w:val="single" w:color="FFFFFF" w:sz="18" w:space="0"/>
+            </w:tcBorders>
+            <w:shd w:val="clear" w:color="auto" w:fill="64B7CE"/>
+            <w:vAlign w:val="center"/>
+          </w:tcPr>
+          <w:p>
+            <w:pPr>
+              <w:keepNext/>
+              <w:jc w:val="center"/>
+              <w:rPr>
+                <w:rFonts w:hint="default" w:ascii="Times New Roman" w:hAnsi="Times New Roman" w:eastAsia="微软雅黑" w:cs="Times New Roman"/>
+                <w:b/>
+                <w:color w:val="FFFFFF" w:themeColor="background1"/>
+                <w:sz w:val="18"/>
+                <w:szCs w:val="18"/>
+                <w:lang w:eastAsia="zh-CN"/>
+                <w14:textFill>
+                  <w14:solidFill>
+                    <w14:schemeClr w14:val="bg1"/>
+                  </w14:solidFill>
+                </w14:textFill>
+              </w:rPr>
+            </w:pPr>
+            <w:r>
+              <w:rPr>
+                <w:rFonts w:hint="default" w:ascii="Times New Roman" w:hAnsi="Times New Roman" w:eastAsia="微软雅黑" w:cs="Times New Roman"/>
+                <w:b/>
+                <w:color w:val="FFFFFF" w:themeColor="background1"/>
+                <w:sz w:val="18"/>
+                <w:szCs w:val="18"/>
+                <w:lang w:eastAsia="zh-CN"/>
+                <w14:textFill>
+                  <w14:solidFill>
+                    <w14:schemeClr w14:val="bg1"/>
+                  </w14:solidFill>
+                </w14:textFill>
+              </w:rPr>
+              <w:t>相关疾病</w:t>
+            </w:r>
+          </w:p>
+        </w:tc>
+        <w:tc>
+          <w:tcPr>
+            <w:tcW w:w="1261" w:type="dxa"/>
+            <w:tcBorders>
+              <w:top w:val="nil"/>
+              <w:left w:val="single" w:color="FFFFFF" w:sz="18" w:space="0"/>
+              <w:bottom w:val="nil"/>
+              <w:right w:val="single" w:color="FFFFFF" w:sz="18" w:space="0"/>
+            </w:tcBorders>
+            <w:shd w:val="clear" w:color="auto" w:fill="64B7CE"/>
+            <w:vAlign w:val="center"/>
+          </w:tcPr>
+          <w:p>
+            <w:pPr>
+              <w:keepNext/>
+              <w:jc w:val="center"/>
+              <w:rPr>
+                <w:rFonts w:hint="default" w:ascii="Times New Roman" w:hAnsi="Times New Roman" w:eastAsia="微软雅黑" w:cs="Times New Roman"/>
+                <w:b/>
+                <w:color w:val="FFFFFF" w:themeColor="background1"/>
+                <w:sz w:val="18"/>
+                <w:szCs w:val="18"/>
+                <w:lang w:eastAsia="zh-CN"/>
+                <w14:textFill>
+                  <w14:solidFill>
+                    <w14:schemeClr w14:val="bg1"/>
+                  </w14:solidFill>
+                </w14:textFill>
+              </w:rPr>
+            </w:pPr>
+            <w:r>
+              <w:rPr>
+                <w:rFonts w:hint="default" w:ascii="Times New Roman" w:hAnsi="Times New Roman" w:eastAsia="微软雅黑" w:cs="Times New Roman"/>
+                <w:b/>
+                <w:color w:val="FFFFFF" w:themeColor="background1"/>
+                <w:sz w:val="18"/>
+                <w:szCs w:val="18"/>
+                <w:lang w:eastAsia="zh-CN"/>
+                <w14:textFill>
+                  <w14:solidFill>
+                    <w14:schemeClr w14:val="bg1"/>
+                  </w14:solidFill>
+                </w14:textFill>
+              </w:rPr>
+              <w:t>证据等级</w:t>
+            </w:r>
+          </w:p>
+        </w:tc>
+        <w:tc>
+          <w:tcPr>
+            <w:tcW w:w="5666" w:type="dxa"/>
+            <w:tcBorders>
+              <w:top w:val="nil"/>
+              <w:left w:val="single" w:color="FFFFFF" w:sz="18" w:space="0"/>
+              <w:bottom w:val="nil"/>
+              <w:right w:val="nil"/>
+            </w:tcBorders>
+            <w:shd w:val="clear" w:color="auto" w:fill="64B7CE"/>
+            <w:vAlign w:val="center"/>
+          </w:tcPr>
+          <w:p>
+            <w:pPr>
+              <w:keepNext/>
+              <w:jc w:val="center"/>
+              <w:rPr>
+                <w:rFonts w:hint="default" w:ascii="Times New Roman" w:hAnsi="Times New Roman" w:eastAsia="微软雅黑" w:cs="Times New Roman"/>
+                <w:b/>
+                <w:color w:val="FFFFFF" w:themeColor="background1"/>
+                <w:sz w:val="18"/>
+                <w:szCs w:val="18"/>
+                <w:lang w:eastAsia="zh-CN"/>
+                <w14:textFill>
+                  <w14:solidFill>
+                    <w14:schemeClr w14:val="bg1"/>
+                  </w14:solidFill>
+                </w14:textFill>
+              </w:rPr>
+            </w:pPr>
+            <w:r>
+              <w:rPr>
+                <w:rFonts w:hint="default" w:ascii="Times New Roman" w:hAnsi="Times New Roman" w:eastAsia="微软雅黑" w:cs="Times New Roman"/>
+                <w:b/>
+                <w:color w:val="FFFFFF" w:themeColor="background1"/>
+                <w:sz w:val="18"/>
+                <w:szCs w:val="18"/>
+                <w:lang w:eastAsia="zh-CN"/>
+                <w14:textFill>
+                  <w14:solidFill>
+                    <w14:schemeClr w14:val="bg1"/>
+                  </w14:solidFill>
+                </w14:textFill>
+              </w:rPr>
+              <w:t>循证医学信息</w:t>
+            </w:r>
+          </w:p>
+        </w:tc>
+      </w:tr>
+      <w:tr>
+        <w:tblPrEx>
+          <w:tblBorders>
+            <w:top w:val="single" w:color="45A3A7" w:sz="18" w:space="0"/>
+            <w:left w:val="none" w:color="auto" w:sz="0" w:space="0"/>
+            <w:bottom w:val="dotted" w:color="45A3A7" w:sz="4" w:space="0"/>
+            <w:right w:val="none" w:color="auto" w:sz="0" w:space="0"/>
+            <w:insideH w:val="dotted" w:color="45A3A7" w:sz="4" w:space="0"/>
+            <w:insideV w:val="dotted" w:color="45A3A7" w:sz="4" w:space="0"/>
+          </w:tblBorders>
+          <w:tblCellMar>
+            <w:top w:w="0" w:type="dxa"/>
+            <w:left w:w="108" w:type="dxa"/>
+            <w:bottom w:w="0" w:type="dxa"/>
+            <w:right w:w="108" w:type="dxa"/>
+          </w:tblCellMar>
+        </w:tblPrEx>
+        <w:trPr>
+          <w:trHeight w:val="494" w:hRule="atLeast"/>
+          <w:jc w:val="center"/>
+        </w:trPr>
+        <w:tc>
+          <w:tcPr>
+            <w:tcW w:w="9870" w:type="dxa"/>
+            <w:gridSpan w:val="4"/>
+            <w:tcBorders>
+              <w:top w:val="nil"/>
+              <w:left w:val="nil"/>
+              <w:bottom w:val="single" w:color="A4A4A4" w:sz="4" w:space="0"/>
+              <w:right w:val="nil"/>
+            </w:tcBorders>
+            <w:vAlign w:val="center"/>
+          </w:tcPr>
+          <w:p>
+            <w:pPr>
+              <w:keepNext/>
+              <w:spacing w:before="26"/>
+              <w:jc w:val="center"/>
+              <w:rPr>
+                <w:rFonts w:hint="default" w:ascii="Times New Roman" w:hAnsi="Times New Roman" w:eastAsia="微软雅黑" w:cs="Times New Roman"/>
+                <w:bCs/>
+                <w:sz w:val="18"/>
+                <w:szCs w:val="18"/>
+                <w:highlight w:val="yellow"/>
+                <w:lang w:eastAsia="zh-CN"/>
+              </w:rPr>
+            </w:pPr>
+            <w:r>
+              <w:rPr>
+                <w:rFonts w:hint="default" w:ascii="Times New Roman" w:hAnsi="Times New Roman" w:eastAsia="微软雅黑" w:cs="Times New Roman"/>
+                <w:b/>
+                <w:sz w:val="18"/>
+                <w:szCs w:val="18"/>
+                <w:lang w:eastAsia="zh-CN"/>
+              </w:rPr>
+              <w:t>{%tr for dis in tdd.potentialDrugList %}</w:t>
+            </w:r>
+          </w:p>
+        </w:tc>
+      </w:tr>
+      <w:tr>
+        <w:tblPrEx>
+          <w:tblBorders>
+            <w:top w:val="single" w:color="45A3A7" w:sz="18" w:space="0"/>
+            <w:left w:val="none" w:color="auto" w:sz="0" w:space="0"/>
+            <w:bottom w:val="dotted" w:color="45A3A7" w:sz="4" w:space="0"/>
+            <w:right w:val="none" w:color="auto" w:sz="0" w:space="0"/>
+            <w:insideH w:val="dotted" w:color="45A3A7" w:sz="4" w:space="0"/>
+            <w:insideV w:val="dotted" w:color="45A3A7" w:sz="4" w:space="0"/>
+          </w:tblBorders>
+          <w:tblCellMar>
+            <w:top w:w="0" w:type="dxa"/>
+            <w:left w:w="108" w:type="dxa"/>
+            <w:bottom w:w="0" w:type="dxa"/>
+            <w:right w:w="108" w:type="dxa"/>
+          </w:tblCellMar>
+        </w:tblPrEx>
+        <w:trPr>
+          <w:trHeight w:val="494" w:hRule="atLeast"/>
+          <w:jc w:val="center"/>
+        </w:trPr>
+        <w:tc>
+          <w:tcPr>
+            <w:tcW w:w="1526" w:type="dxa"/>
+            <w:tcBorders>
+              <w:top w:val="single" w:color="A4A4A4" w:sz="4" w:space="0"/>
+              <w:left w:val="nil"/>
+              <w:bottom w:val="single" w:color="A4A4A4" w:sz="4" w:space="0"/>
+              <w:right w:val="single" w:color="A4A4A4" w:sz="4" w:space="0"/>
+            </w:tcBorders>
+            <w:vAlign w:val="center"/>
+          </w:tcPr>
+          <w:p>
+            <w:pPr>
+              <w:spacing w:before="1" w:line="249" w:lineRule="auto"/>
+              <w:ind w:right="131"/>
+              <w:jc w:val="center"/>
+              <w:rPr>
+                <w:rFonts w:hint="default" w:ascii="Times New Roman" w:hAnsi="Times New Roman" w:eastAsia="微软雅黑" w:cs="Times New Roman"/>
+                <w:b/>
+                <w:sz w:val="18"/>
+                <w:szCs w:val="18"/>
+                <w:highlight w:val="yellow"/>
+              </w:rPr>
+            </w:pPr>
+            <w:r>
+              <w:rPr>
+                <w:rFonts w:hint="default" w:ascii="Times New Roman" w:hAnsi="Times New Roman" w:eastAsia="微软雅黑" w:cs="Times New Roman"/>
+                <w:sz w:val="18"/>
+                <w:szCs w:val="18"/>
+                <w:lang w:eastAsia="zh-CN"/>
+              </w:rPr>
+              <w:t>{{</w:t>
+            </w:r>
+            <w:r>
+              <w:rPr>
+                <w:rFonts w:hint="default" w:ascii="Times New Roman" w:hAnsi="Times New Roman" w:eastAsia="微软雅黑" w:cs="Times New Roman"/>
+                <w:bCs/>
+                <w:sz w:val="18"/>
+                <w:szCs w:val="18"/>
+                <w:lang w:eastAsia="zh-CN"/>
+              </w:rPr>
+              <w:t>dis.drug_name_chinese3</w:t>
+            </w:r>
+            <w:r>
+              <w:rPr>
+                <w:rFonts w:hint="default" w:ascii="Times New Roman" w:hAnsi="Times New Roman" w:eastAsia="微软雅黑" w:cs="Times New Roman"/>
+                <w:sz w:val="18"/>
+                <w:szCs w:val="18"/>
+                <w:lang w:eastAsia="zh-CN"/>
+              </w:rPr>
+              <w:t xml:space="preserve"> }}</w:t>
+            </w:r>
+          </w:p>
+        </w:tc>
+        <w:tc>
+          <w:tcPr>
+            <w:tcW w:w="1417" w:type="dxa"/>
+            <w:tcBorders>
+              <w:top w:val="single" w:color="A4A4A4" w:sz="4" w:space="0"/>
+              <w:left w:val="single" w:color="A4A4A4" w:sz="4" w:space="0"/>
+              <w:bottom w:val="single" w:color="A4A4A4" w:sz="4" w:space="0"/>
+              <w:right w:val="single" w:color="A4A4A4" w:sz="4" w:space="0"/>
+            </w:tcBorders>
+            <w:vAlign w:val="center"/>
+          </w:tcPr>
+          <w:p>
+            <w:pPr>
+              <w:keepNext/>
+              <w:spacing w:before="26"/>
+              <w:jc w:val="center"/>
+              <w:rPr>
+                <w:rFonts w:hint="default" w:ascii="Times New Roman" w:hAnsi="Times New Roman" w:eastAsia="微软雅黑" w:cs="Times New Roman"/>
+                <w:bCs/>
+                <w:sz w:val="18"/>
+                <w:szCs w:val="18"/>
+                <w:highlight w:val="yellow"/>
+                <w:lang w:eastAsia="zh-CN"/>
+              </w:rPr>
+            </w:pPr>
+            <w:r>
+              <w:rPr>
+                <w:rFonts w:hint="default" w:ascii="Times New Roman" w:hAnsi="Times New Roman" w:eastAsia="微软雅黑" w:cs="Times New Roman"/>
+                <w:sz w:val="18"/>
+                <w:szCs w:val="18"/>
+                <w:lang w:eastAsia="zh-CN"/>
+              </w:rPr>
+              <w:t>{{dis.</w:t>
+            </w:r>
+            <w:r>
+              <w:rPr>
+                <w:rFonts w:hint="default" w:ascii="Times New Roman" w:hAnsi="Times New Roman" w:eastAsia="微软雅黑" w:cs="Times New Roman"/>
+                <w:bCs/>
+                <w:sz w:val="18"/>
+                <w:szCs w:val="18"/>
+                <w:lang w:eastAsia="zh-CN"/>
+              </w:rPr>
+              <w:t>disease_name_chinese</w:t>
+            </w:r>
+            <w:r>
+              <w:rPr>
+                <w:rFonts w:hint="default" w:ascii="Times New Roman" w:hAnsi="Times New Roman" w:eastAsia="微软雅黑" w:cs="Times New Roman"/>
+                <w:sz w:val="18"/>
+                <w:szCs w:val="18"/>
+                <w:lang w:eastAsia="zh-CN"/>
+              </w:rPr>
+              <w:t>}}</w:t>
+            </w:r>
+          </w:p>
+        </w:tc>
+        <w:tc>
+          <w:tcPr>
+            <w:tcW w:w="1261" w:type="dxa"/>
+            <w:tcBorders>
+              <w:top w:val="single" w:color="A4A4A4" w:sz="4" w:space="0"/>
+              <w:left w:val="single" w:color="A4A4A4" w:sz="4" w:space="0"/>
+              <w:bottom w:val="single" w:color="A4A4A4" w:sz="4" w:space="0"/>
+              <w:right w:val="single" w:color="A4A4A4" w:sz="4" w:space="0"/>
+            </w:tcBorders>
+            <w:vAlign w:val="center"/>
+          </w:tcPr>
+          <w:p>
+            <w:pPr>
+              <w:keepNext/>
+              <w:spacing w:before="26"/>
+              <w:jc w:val="center"/>
+              <w:rPr>
+                <w:rFonts w:hint="default" w:ascii="Times New Roman" w:hAnsi="Times New Roman" w:eastAsia="微软雅黑" w:cs="Times New Roman"/>
+                <w:bCs/>
+                <w:sz w:val="18"/>
+                <w:szCs w:val="18"/>
+                <w:highlight w:val="yellow"/>
+                <w:lang w:eastAsia="zh-CN"/>
+              </w:rPr>
+            </w:pPr>
+            <w:r>
+              <w:rPr>
+                <w:rFonts w:hint="default" w:ascii="Times New Roman" w:hAnsi="Times New Roman" w:eastAsia="微软雅黑" w:cs="Times New Roman"/>
+                <w:sz w:val="18"/>
+                <w:szCs w:val="18"/>
+                <w:lang w:eastAsia="zh-CN"/>
+              </w:rPr>
+              <w:t>{{</w:t>
+            </w:r>
+            <w:r>
+              <w:rPr>
+                <w:rFonts w:hint="default" w:ascii="Times New Roman" w:hAnsi="Times New Roman" w:eastAsia="微软雅黑" w:cs="Times New Roman"/>
+                <w:bCs/>
+                <w:sz w:val="18"/>
+                <w:szCs w:val="18"/>
+                <w:lang w:eastAsia="zh-CN"/>
+              </w:rPr>
+              <w:t>dis.evidence_phase_chinese</w:t>
+            </w:r>
+            <w:r>
+              <w:rPr>
+                <w:rFonts w:hint="default" w:ascii="Times New Roman" w:hAnsi="Times New Roman" w:eastAsia="微软雅黑" w:cs="Times New Roman"/>
+                <w:sz w:val="18"/>
+                <w:szCs w:val="18"/>
+                <w:lang w:eastAsia="zh-CN"/>
+              </w:rPr>
+              <w:t>}}</w:t>
+            </w:r>
+          </w:p>
+        </w:tc>
+        <w:tc>
+          <w:tcPr>
+            <w:tcW w:w="5666" w:type="dxa"/>
+            <w:tcBorders>
+              <w:top w:val="single" w:color="A4A4A4" w:sz="4" w:space="0"/>
+              <w:left w:val="single" w:color="A4A4A4" w:sz="4" w:space="0"/>
+              <w:bottom w:val="single" w:color="A4A4A4" w:sz="4" w:space="0"/>
+              <w:right w:val="nil"/>
+            </w:tcBorders>
+            <w:vAlign w:val="center"/>
+          </w:tcPr>
+          <w:p>
+            <w:pPr>
+              <w:keepNext/>
+              <w:spacing w:before="26"/>
+              <w:jc w:val="center"/>
+              <w:rPr>
+                <w:rFonts w:hint="default" w:ascii="Times New Roman" w:hAnsi="Times New Roman" w:eastAsia="微软雅黑" w:cs="Times New Roman"/>
+                <w:bCs/>
+                <w:sz w:val="18"/>
+                <w:szCs w:val="18"/>
+                <w:highlight w:val="yellow"/>
+                <w:lang w:eastAsia="zh-CN"/>
+              </w:rPr>
+            </w:pPr>
+            <w:r>
+              <w:rPr>
+                <w:rFonts w:hint="default" w:ascii="Times New Roman" w:hAnsi="Times New Roman" w:eastAsia="微软雅黑" w:cs="Times New Roman"/>
+                <w:sz w:val="18"/>
+                <w:szCs w:val="18"/>
+                <w:lang w:eastAsia="zh-CN"/>
+              </w:rPr>
+              <w:t>{{</w:t>
+            </w:r>
+            <w:r>
+              <w:rPr>
+                <w:rFonts w:hint="default" w:ascii="Times New Roman" w:hAnsi="Times New Roman" w:eastAsia="微软雅黑" w:cs="Times New Roman"/>
+                <w:bCs/>
+                <w:sz w:val="18"/>
+                <w:szCs w:val="18"/>
+                <w:lang w:eastAsia="zh-CN"/>
+              </w:rPr>
+              <w:t>dis.annotation_chinese</w:t>
+            </w:r>
+            <w:r>
+              <w:rPr>
+                <w:rFonts w:hint="default" w:ascii="Times New Roman" w:hAnsi="Times New Roman" w:eastAsia="微软雅黑" w:cs="Times New Roman"/>
+                <w:sz w:val="18"/>
+                <w:szCs w:val="18"/>
+                <w:lang w:eastAsia="zh-CN"/>
+              </w:rPr>
+              <w:t>}}</w:t>
+            </w:r>
+          </w:p>
+        </w:tc>
+      </w:tr>
+      <w:tr>
+        <w:tblPrEx>
+          <w:tblBorders>
+            <w:top w:val="single" w:color="45A3A7" w:sz="18" w:space="0"/>
+            <w:left w:val="none" w:color="auto" w:sz="0" w:space="0"/>
+            <w:bottom w:val="dotted" w:color="45A3A7" w:sz="4" w:space="0"/>
+            <w:right w:val="none" w:color="auto" w:sz="0" w:space="0"/>
+            <w:insideH w:val="dotted" w:color="45A3A7" w:sz="4" w:space="0"/>
+            <w:insideV w:val="dotted" w:color="45A3A7" w:sz="4" w:space="0"/>
+          </w:tblBorders>
+          <w:tblCellMar>
+            <w:top w:w="0" w:type="dxa"/>
+            <w:left w:w="108" w:type="dxa"/>
+            <w:bottom w:w="0" w:type="dxa"/>
+            <w:right w:w="108" w:type="dxa"/>
+          </w:tblCellMar>
+        </w:tblPrEx>
+        <w:trPr>
+          <w:trHeight w:val="494" w:hRule="atLeast"/>
+          <w:jc w:val="center"/>
+        </w:trPr>
+        <w:tc>
+          <w:tcPr>
+            <w:tcW w:w="9870" w:type="dxa"/>
+            <w:gridSpan w:val="4"/>
+            <w:tcBorders>
+              <w:top w:val="single" w:color="A4A4A4" w:sz="4" w:space="0"/>
+              <w:left w:val="nil"/>
+              <w:bottom w:val="single" w:color="A4A4A4" w:sz="4" w:space="0"/>
+              <w:right w:val="nil"/>
+            </w:tcBorders>
+            <w:vAlign w:val="center"/>
+          </w:tcPr>
+          <w:p>
+            <w:pPr>
+              <w:keepNext/>
+              <w:spacing w:before="26"/>
+              <w:jc w:val="center"/>
+              <w:rPr>
+                <w:rFonts w:hint="default" w:ascii="Times New Roman" w:hAnsi="Times New Roman" w:eastAsia="微软雅黑" w:cs="Times New Roman"/>
+                <w:bCs/>
+                <w:sz w:val="18"/>
+                <w:szCs w:val="18"/>
+                <w:lang w:eastAsia="zh-CN"/>
+              </w:rPr>
+            </w:pPr>
+            <w:r>
+              <w:rPr>
+                <w:rFonts w:hint="default" w:ascii="Times New Roman" w:hAnsi="Times New Roman" w:eastAsia="微软雅黑" w:cs="Times New Roman"/>
+                <w:b/>
+                <w:sz w:val="18"/>
+                <w:szCs w:val="18"/>
+                <w:lang w:eastAsia="zh-CN"/>
+              </w:rPr>
+              <w:t>{%tr endfor %}</w:t>
+            </w:r>
+          </w:p>
+        </w:tc>
+      </w:tr>
+    </w:tbl>
+    <w:p>
+      <w:pPr>
+        <w:spacing w:before="26"/>
+        <w:rPr>
+          <w:rFonts w:hint="default" w:ascii="Times New Roman" w:hAnsi="Times New Roman" w:eastAsia="微软雅黑" w:cs="Times New Roman"/>
+          <w:b/>
+          <w:sz w:val="24"/>
+          <w:szCs w:val="24"/>
+          <w:lang w:eastAsia="zh-CN"/>
+        </w:rPr>
+      </w:pPr>
+      <w:r>
+        <w:rPr>
+          <w:rFonts w:hint="default" w:ascii="Times New Roman" w:hAnsi="Times New Roman" w:eastAsia="微软雅黑" w:cs="Times New Roman"/>
+          <w:b/>
+          <w:sz w:val="24"/>
+          <w:szCs w:val="24"/>
+          <w:lang w:eastAsia="zh-CN"/>
+        </w:rPr>
+        <w:t>{% endif %}{%if tdd.clinicalTrialInformationStr!= [] %}</w:t>
+      </w:r>
+    </w:p>
+    <w:p>
+      <w:pPr>
+        <w:keepNext/>
+        <w:spacing w:before="26"/>
+        <w:rPr>
+          <w:rFonts w:hint="default" w:ascii="Times New Roman" w:hAnsi="Times New Roman" w:eastAsia="微软雅黑" w:cs="Times New Roman"/>
+          <w:b/>
+          <w:sz w:val="24"/>
+          <w:lang w:eastAsia="zh-CN"/>
+        </w:rPr>
+      </w:pPr>
+      <w:r>
+        <w:rPr>
+          <w:rFonts w:hint="default" w:ascii="Times New Roman" w:hAnsi="Times New Roman" w:eastAsia="微软雅黑" w:cs="Times New Roman"/>
+          <w:b/>
+          <w:sz w:val="24"/>
+          <w:lang w:eastAsia="zh-CN"/>
+        </w:rPr>
+        <w:t>临床试验信息</w:t>
+      </w:r>
+    </w:p>
+    <w:tbl>
+      <w:tblPr>
+        <w:tblStyle w:val="9"/>
+        <w:tblpPr w:leftFromText="180" w:rightFromText="180" w:vertAnchor="text" w:tblpXSpec="center" w:tblpY="1"/>
+        <w:tblOverlap w:val="never"/>
+        <w:tblW w:w="9870" w:type="dxa"/>
+        <w:jc w:val="center"/>
+        <w:tblBorders>
+          <w:top w:val="single" w:color="45A3A7" w:sz="18" w:space="0"/>
+          <w:left w:val="none" w:color="auto" w:sz="0" w:space="0"/>
+          <w:bottom w:val="dotted" w:color="45A3A7" w:sz="4" w:space="0"/>
+          <w:right w:val="none" w:color="auto" w:sz="0" w:space="0"/>
+          <w:insideH w:val="dotted" w:color="45A3A7" w:sz="4" w:space="0"/>
+          <w:insideV w:val="dotted" w:color="45A3A7" w:sz="4" w:space="0"/>
+        </w:tblBorders>
+        <w:tblLayout w:type="fixed"/>
+        <w:tblCellMar>
+          <w:top w:w="0" w:type="dxa"/>
+          <w:left w:w="108" w:type="dxa"/>
+          <w:bottom w:w="0" w:type="dxa"/>
+          <w:right w:w="108" w:type="dxa"/>
+        </w:tblCellMar>
+      </w:tblPr>
+      <w:tblGrid>
+        <w:gridCol w:w="1645"/>
+        <w:gridCol w:w="3884"/>
+        <w:gridCol w:w="1246"/>
+        <w:gridCol w:w="1035"/>
+        <w:gridCol w:w="1204"/>
+        <w:gridCol w:w="856"/>
+      </w:tblGrid>
+      <w:tr>
+        <w:tblPrEx>
+          <w:tblBorders>
+            <w:top w:val="single" w:color="45A3A7" w:sz="18" w:space="0"/>
+            <w:left w:val="none" w:color="auto" w:sz="0" w:space="0"/>
+            <w:bottom w:val="dotted" w:color="45A3A7" w:sz="4" w:space="0"/>
+            <w:right w:val="none" w:color="auto" w:sz="0" w:space="0"/>
+            <w:insideH w:val="dotted" w:color="45A3A7" w:sz="4" w:space="0"/>
+            <w:insideV w:val="dotted" w:color="45A3A7" w:sz="4" w:space="0"/>
+          </w:tblBorders>
+          <w:tblCellMar>
+            <w:top w:w="0" w:type="dxa"/>
+            <w:left w:w="108" w:type="dxa"/>
+            <w:bottom w:w="0" w:type="dxa"/>
+            <w:right w:w="108" w:type="dxa"/>
+          </w:tblCellMar>
+        </w:tblPrEx>
+        <w:trPr>
+          <w:trHeight w:val="420" w:hRule="atLeast"/>
+          <w:jc w:val="center"/>
+        </w:trPr>
+        <w:tc>
+          <w:tcPr>
+            <w:tcW w:w="1645" w:type="dxa"/>
+            <w:tcBorders>
+              <w:top w:val="nil"/>
+              <w:left w:val="nil"/>
+              <w:bottom w:val="nil"/>
+              <w:right w:val="single" w:color="FFFFFF" w:sz="18" w:space="0"/>
+            </w:tcBorders>
+            <w:shd w:val="clear" w:color="auto" w:fill="64B7CE"/>
+            <w:vAlign w:val="center"/>
+          </w:tcPr>
+          <w:p>
+            <w:pPr>
+              <w:keepNext/>
+              <w:spacing w:before="26"/>
+              <w:jc w:val="center"/>
+              <w:rPr>
+                <w:rFonts w:hint="default" w:ascii="Times New Roman" w:hAnsi="Times New Roman" w:eastAsia="微软雅黑" w:cs="Times New Roman"/>
+                <w:b/>
+                <w:color w:val="FFFFFF" w:themeColor="background1"/>
+                <w:sz w:val="18"/>
+                <w:szCs w:val="18"/>
+                <w:lang w:eastAsia="zh-CN"/>
+                <w14:textFill>
+                  <w14:solidFill>
+                    <w14:schemeClr w14:val="bg1"/>
+                  </w14:solidFill>
+                </w14:textFill>
+              </w:rPr>
+            </w:pPr>
+            <w:r>
+              <w:rPr>
+                <w:rFonts w:hint="default" w:ascii="Times New Roman" w:hAnsi="Times New Roman" w:eastAsia="微软雅黑" w:cs="Times New Roman"/>
+                <w:b/>
+                <w:color w:val="FFFFFF" w:themeColor="background1"/>
+                <w:sz w:val="18"/>
+                <w:szCs w:val="18"/>
+                <w:lang w:eastAsia="zh-CN"/>
+                <w14:textFill>
+                  <w14:solidFill>
+                    <w14:schemeClr w14:val="bg1"/>
+                  </w14:solidFill>
+                </w14:textFill>
+              </w:rPr>
+              <w:t>ID</w:t>
+            </w:r>
+          </w:p>
+        </w:tc>
+        <w:tc>
+          <w:tcPr>
+            <w:tcW w:w="3884" w:type="dxa"/>
+            <w:tcBorders>
+              <w:top w:val="nil"/>
+              <w:left w:val="single" w:color="FFFFFF" w:sz="18" w:space="0"/>
+              <w:bottom w:val="nil"/>
+              <w:right w:val="single" w:color="FFFFFF" w:sz="18" w:space="0"/>
+            </w:tcBorders>
+            <w:shd w:val="clear" w:color="auto" w:fill="64B7CE"/>
+            <w:vAlign w:val="center"/>
+          </w:tcPr>
+          <w:p>
+            <w:pPr>
+              <w:keepNext/>
+              <w:spacing w:before="26"/>
+              <w:jc w:val="center"/>
+              <w:rPr>
+                <w:rFonts w:hint="default" w:ascii="Times New Roman" w:hAnsi="Times New Roman" w:eastAsia="微软雅黑" w:cs="Times New Roman"/>
+                <w:b/>
+                <w:color w:val="FFFFFF" w:themeColor="background1"/>
+                <w:sz w:val="18"/>
+                <w:szCs w:val="18"/>
+                <w:lang w:eastAsia="zh-CN"/>
+                <w14:textFill>
+                  <w14:solidFill>
+                    <w14:schemeClr w14:val="bg1"/>
+                  </w14:solidFill>
+                </w14:textFill>
+              </w:rPr>
+            </w:pPr>
+            <w:r>
+              <w:rPr>
+                <w:rFonts w:hint="default" w:ascii="Times New Roman" w:hAnsi="Times New Roman" w:eastAsia="微软雅黑" w:cs="Times New Roman"/>
+                <w:b/>
+                <w:color w:val="FFFFFF" w:themeColor="background1"/>
+                <w:sz w:val="18"/>
+                <w:szCs w:val="18"/>
+                <w:lang w:eastAsia="zh-CN"/>
+                <w14:textFill>
+                  <w14:solidFill>
+                    <w14:schemeClr w14:val="bg1"/>
+                  </w14:solidFill>
+                </w14:textFill>
+              </w:rPr>
+              <w:t>临床试验名称</w:t>
+            </w:r>
+          </w:p>
+        </w:tc>
+        <w:tc>
+          <w:tcPr>
+            <w:tcW w:w="1246" w:type="dxa"/>
+            <w:tcBorders>
+              <w:top w:val="nil"/>
+              <w:left w:val="single" w:color="FFFFFF" w:sz="18" w:space="0"/>
+              <w:bottom w:val="nil"/>
+              <w:right w:val="single" w:color="FFFFFF" w:sz="18" w:space="0"/>
+            </w:tcBorders>
+            <w:shd w:val="clear" w:color="auto" w:fill="64B7CE"/>
+            <w:vAlign w:val="center"/>
+          </w:tcPr>
+          <w:p>
+            <w:pPr>
+              <w:keepNext/>
+              <w:spacing w:before="26"/>
+              <w:jc w:val="center"/>
+              <w:rPr>
+                <w:rFonts w:hint="default" w:ascii="Times New Roman" w:hAnsi="Times New Roman" w:eastAsia="微软雅黑" w:cs="Times New Roman"/>
+                <w:b/>
+                <w:color w:val="FFFFFF" w:themeColor="background1"/>
+                <w:sz w:val="18"/>
+                <w:szCs w:val="18"/>
+                <w:lang w:eastAsia="zh-CN"/>
+                <w14:textFill>
+                  <w14:solidFill>
+                    <w14:schemeClr w14:val="bg1"/>
+                  </w14:solidFill>
+                </w14:textFill>
+              </w:rPr>
+            </w:pPr>
+            <w:r>
+              <w:rPr>
+                <w:rFonts w:hint="default" w:ascii="Times New Roman" w:hAnsi="Times New Roman" w:eastAsia="微软雅黑" w:cs="Times New Roman"/>
+                <w:b/>
+                <w:color w:val="FFFFFF" w:themeColor="background1"/>
+                <w:sz w:val="18"/>
+                <w:szCs w:val="18"/>
+                <w:lang w:eastAsia="zh-CN"/>
+                <w14:textFill>
+                  <w14:solidFill>
+                    <w14:schemeClr w14:val="bg1"/>
+                  </w14:solidFill>
+                </w14:textFill>
+              </w:rPr>
+              <w:t>肿瘤类型</w:t>
+            </w:r>
+          </w:p>
+        </w:tc>
+        <w:tc>
+          <w:tcPr>
+            <w:tcW w:w="1035" w:type="dxa"/>
+            <w:tcBorders>
+              <w:top w:val="nil"/>
+              <w:left w:val="single" w:color="FFFFFF" w:sz="18" w:space="0"/>
+              <w:bottom w:val="nil"/>
+              <w:right w:val="single" w:color="FFFFFF" w:sz="18" w:space="0"/>
+            </w:tcBorders>
+            <w:shd w:val="clear" w:color="auto" w:fill="64B7CE"/>
+            <w:vAlign w:val="center"/>
+          </w:tcPr>
+          <w:p>
+            <w:pPr>
+              <w:keepNext/>
+              <w:spacing w:before="26"/>
+              <w:jc w:val="center"/>
+              <w:rPr>
+                <w:rFonts w:hint="default" w:ascii="Times New Roman" w:hAnsi="Times New Roman" w:eastAsia="微软雅黑" w:cs="Times New Roman"/>
+                <w:b/>
+                <w:color w:val="FFFFFF" w:themeColor="background1"/>
+                <w:sz w:val="18"/>
+                <w:szCs w:val="18"/>
+                <w:lang w:eastAsia="zh-CN"/>
+                <w14:textFill>
+                  <w14:solidFill>
+                    <w14:schemeClr w14:val="bg1"/>
+                  </w14:solidFill>
+                </w14:textFill>
+              </w:rPr>
+            </w:pPr>
+            <w:r>
+              <w:rPr>
+                <w:rFonts w:hint="default" w:ascii="Times New Roman" w:hAnsi="Times New Roman" w:eastAsia="微软雅黑" w:cs="Times New Roman"/>
+                <w:b/>
+                <w:color w:val="FFFFFF" w:themeColor="background1"/>
+                <w:sz w:val="18"/>
+                <w:szCs w:val="18"/>
+                <w:lang w:eastAsia="zh-CN"/>
+                <w14:textFill>
+                  <w14:solidFill>
+                    <w14:schemeClr w14:val="bg1"/>
+                  </w14:solidFill>
+                </w14:textFill>
+              </w:rPr>
+              <w:t>阶段</w:t>
+            </w:r>
+          </w:p>
+        </w:tc>
+        <w:tc>
+          <w:tcPr>
+            <w:tcW w:w="1204" w:type="dxa"/>
+            <w:tcBorders>
+              <w:top w:val="nil"/>
+              <w:left w:val="single" w:color="FFFFFF" w:sz="18" w:space="0"/>
+              <w:bottom w:val="nil"/>
+              <w:right w:val="single" w:color="FFFFFF" w:sz="18" w:space="0"/>
+            </w:tcBorders>
+            <w:shd w:val="clear" w:color="auto" w:fill="64B7CE"/>
+            <w:vAlign w:val="center"/>
+          </w:tcPr>
+          <w:p>
+            <w:pPr>
+              <w:keepNext/>
+              <w:spacing w:before="26"/>
+              <w:jc w:val="center"/>
+              <w:rPr>
+                <w:rFonts w:hint="default" w:ascii="Times New Roman" w:hAnsi="Times New Roman" w:eastAsia="微软雅黑" w:cs="Times New Roman"/>
+                <w:b/>
+                <w:color w:val="FFFFFF" w:themeColor="background1"/>
+                <w:sz w:val="18"/>
+                <w:szCs w:val="18"/>
+                <w:lang w:eastAsia="zh-CN"/>
+                <w14:textFill>
+                  <w14:solidFill>
+                    <w14:schemeClr w14:val="bg1"/>
+                  </w14:solidFill>
+                </w14:textFill>
+              </w:rPr>
+            </w:pPr>
+            <w:r>
+              <w:rPr>
+                <w:rFonts w:hint="default" w:ascii="Times New Roman" w:hAnsi="Times New Roman" w:eastAsia="微软雅黑" w:cs="Times New Roman"/>
+                <w:b/>
+                <w:color w:val="FFFFFF" w:themeColor="background1"/>
+                <w:sz w:val="18"/>
+                <w:szCs w:val="18"/>
+                <w:lang w:eastAsia="zh-CN"/>
+                <w14:textFill>
+                  <w14:solidFill>
+                    <w14:schemeClr w14:val="bg1"/>
+                  </w14:solidFill>
+                </w14:textFill>
+              </w:rPr>
+              <w:t>药物</w:t>
+            </w:r>
+          </w:p>
+        </w:tc>
+        <w:tc>
+          <w:tcPr>
+            <w:tcW w:w="856" w:type="dxa"/>
+            <w:tcBorders>
+              <w:top w:val="nil"/>
+              <w:left w:val="single" w:color="FFFFFF" w:sz="18" w:space="0"/>
+              <w:bottom w:val="nil"/>
+              <w:right w:val="nil"/>
+            </w:tcBorders>
+            <w:shd w:val="clear" w:color="auto" w:fill="64B7CE"/>
+            <w:vAlign w:val="center"/>
+          </w:tcPr>
+          <w:p>
+            <w:pPr>
+              <w:keepNext/>
+              <w:spacing w:before="26"/>
+              <w:jc w:val="center"/>
+              <w:rPr>
+                <w:rFonts w:hint="default" w:ascii="Times New Roman" w:hAnsi="Times New Roman" w:eastAsia="微软雅黑" w:cs="Times New Roman"/>
+                <w:b/>
+                <w:color w:val="FFFFFF" w:themeColor="background1"/>
+                <w:sz w:val="18"/>
+                <w:szCs w:val="18"/>
+                <w:lang w:eastAsia="zh-CN"/>
+                <w14:textFill>
+                  <w14:solidFill>
+                    <w14:schemeClr w14:val="bg1"/>
+                  </w14:solidFill>
+                </w14:textFill>
+              </w:rPr>
+            </w:pPr>
+            <w:r>
+              <w:rPr>
+                <w:rFonts w:hint="default" w:ascii="Times New Roman" w:hAnsi="Times New Roman" w:eastAsia="微软雅黑" w:cs="Times New Roman"/>
+                <w:b/>
+                <w:color w:val="FFFFFF" w:themeColor="background1"/>
+                <w:sz w:val="18"/>
+                <w:szCs w:val="18"/>
+                <w:lang w:eastAsia="zh-CN"/>
+                <w14:textFill>
+                  <w14:solidFill>
+                    <w14:schemeClr w14:val="bg1"/>
+                  </w14:solidFill>
+                </w14:textFill>
+              </w:rPr>
+              <w:t>地点</w:t>
+            </w:r>
+          </w:p>
+        </w:tc>
+      </w:tr>
+      <w:tr>
+        <w:tblPrEx>
+          <w:tblBorders>
+            <w:top w:val="single" w:color="45A3A7" w:sz="18" w:space="0"/>
+            <w:left w:val="none" w:color="auto" w:sz="0" w:space="0"/>
+            <w:bottom w:val="dotted" w:color="45A3A7" w:sz="4" w:space="0"/>
+            <w:right w:val="none" w:color="auto" w:sz="0" w:space="0"/>
+            <w:insideH w:val="dotted" w:color="45A3A7" w:sz="4" w:space="0"/>
+            <w:insideV w:val="dotted" w:color="45A3A7" w:sz="4" w:space="0"/>
+          </w:tblBorders>
+          <w:tblCellMar>
+            <w:top w:w="0" w:type="dxa"/>
+            <w:left w:w="108" w:type="dxa"/>
+            <w:bottom w:w="0" w:type="dxa"/>
+            <w:right w:w="108" w:type="dxa"/>
+          </w:tblCellMar>
+        </w:tblPrEx>
+        <w:trPr>
+          <w:jc w:val="center"/>
+        </w:trPr>
+        <w:tc>
+          <w:tcPr>
+            <w:tcW w:w="9870" w:type="dxa"/>
+            <w:gridSpan w:val="6"/>
+            <w:tcBorders>
+              <w:top w:val="nil"/>
+              <w:bottom w:val="single" w:color="A4A4A4" w:sz="4" w:space="0"/>
+            </w:tcBorders>
+            <w:vAlign w:val="center"/>
+          </w:tcPr>
+          <w:p>
+            <w:pPr>
+              <w:keepNext/>
+              <w:spacing w:before="26"/>
+              <w:jc w:val="center"/>
+              <w:rPr>
+                <w:rFonts w:hint="default" w:ascii="Times New Roman" w:hAnsi="Times New Roman" w:eastAsia="微软雅黑" w:cs="Times New Roman"/>
+                <w:bCs/>
+                <w:sz w:val="18"/>
+                <w:szCs w:val="18"/>
+                <w:lang w:eastAsia="zh-CN"/>
+              </w:rPr>
+            </w:pPr>
+            <w:r>
+              <w:rPr>
+                <w:rFonts w:hint="default" w:ascii="Times New Roman" w:hAnsi="Times New Roman" w:eastAsia="微软雅黑" w:cs="Times New Roman"/>
+                <w:b/>
+                <w:sz w:val="18"/>
+                <w:szCs w:val="18"/>
+                <w:lang w:eastAsia="zh-CN"/>
+              </w:rPr>
+              <w:t>{%tr for cti in tdd.clinicalTrialInformationStr %}</w:t>
+            </w:r>
+          </w:p>
+        </w:tc>
+      </w:tr>
+      <w:tr>
+        <w:tblPrEx>
+          <w:tblBorders>
+            <w:top w:val="single" w:color="45A3A7" w:sz="18" w:space="0"/>
+            <w:left w:val="none" w:color="auto" w:sz="0" w:space="0"/>
+            <w:bottom w:val="dotted" w:color="45A3A7" w:sz="4" w:space="0"/>
+            <w:right w:val="none" w:color="auto" w:sz="0" w:space="0"/>
+            <w:insideH w:val="dotted" w:color="45A3A7" w:sz="4" w:space="0"/>
+            <w:insideV w:val="dotted" w:color="45A3A7" w:sz="4" w:space="0"/>
+          </w:tblBorders>
+          <w:tblCellMar>
+            <w:top w:w="0" w:type="dxa"/>
+            <w:left w:w="108" w:type="dxa"/>
+            <w:bottom w:w="0" w:type="dxa"/>
+            <w:right w:w="108" w:type="dxa"/>
+          </w:tblCellMar>
+        </w:tblPrEx>
+        <w:trPr>
+          <w:jc w:val="center"/>
+        </w:trPr>
+        <w:tc>
+          <w:tcPr>
+            <w:tcW w:w="1645" w:type="dxa"/>
+            <w:tcBorders>
+              <w:top w:val="single" w:color="A4A4A4" w:sz="4" w:space="0"/>
+              <w:bottom w:val="single" w:color="A4A4A4" w:sz="4" w:space="0"/>
+              <w:right w:val="single" w:color="A4A4A4" w:sz="4" w:space="0"/>
+            </w:tcBorders>
+            <w:vAlign w:val="center"/>
+          </w:tcPr>
+          <w:p>
+            <w:pPr>
+              <w:keepNext/>
+              <w:spacing w:before="26"/>
+              <w:jc w:val="center"/>
+              <w:rPr>
+                <w:rFonts w:hint="default" w:ascii="Times New Roman" w:hAnsi="Times New Roman" w:eastAsia="微软雅黑" w:cs="Times New Roman"/>
+                <w:bCs/>
+                <w:sz w:val="18"/>
+                <w:szCs w:val="18"/>
+                <w:lang w:eastAsia="zh-CN"/>
+              </w:rPr>
+            </w:pPr>
+            <w:r>
+              <w:rPr>
+                <w:rFonts w:hint="default" w:ascii="Times New Roman" w:hAnsi="Times New Roman" w:eastAsia="微软雅黑" w:cs="Times New Roman"/>
+                <w:bCs/>
+                <w:sz w:val="18"/>
+                <w:szCs w:val="18"/>
+                <w:lang w:eastAsia="zh-CN"/>
+              </w:rPr>
+              <w:t>{{ cti.clinical_trial_id }}</w:t>
+            </w:r>
+          </w:p>
+        </w:tc>
+        <w:tc>
+          <w:tcPr>
+            <w:tcW w:w="3884" w:type="dxa"/>
+            <w:tcBorders>
+              <w:top w:val="single" w:color="A4A4A4" w:sz="4" w:space="0"/>
+              <w:left w:val="single" w:color="A4A4A4" w:sz="4" w:space="0"/>
+              <w:bottom w:val="single" w:color="A4A4A4" w:sz="4" w:space="0"/>
+              <w:right w:val="single" w:color="A4A4A4" w:sz="4" w:space="0"/>
+            </w:tcBorders>
+            <w:vAlign w:val="center"/>
+          </w:tcPr>
+          <w:p>
+            <w:pPr>
+              <w:keepNext/>
+              <w:jc w:val="center"/>
+              <w:rPr>
+                <w:rFonts w:hint="default" w:ascii="Times New Roman" w:hAnsi="Times New Roman" w:eastAsia="微软雅黑" w:cs="Times New Roman"/>
+                <w:bCs/>
+                <w:sz w:val="18"/>
+                <w:szCs w:val="18"/>
+                <w:lang w:eastAsia="zh-CN"/>
+              </w:rPr>
+            </w:pPr>
+            <w:r>
+              <w:rPr>
+                <w:rFonts w:hint="default" w:ascii="Times New Roman" w:hAnsi="Times New Roman" w:eastAsia="微软雅黑" w:cs="Times New Roman"/>
+                <w:bCs/>
+                <w:sz w:val="18"/>
+                <w:szCs w:val="18"/>
+                <w:lang w:eastAsia="zh-CN"/>
+              </w:rPr>
+              <w:t>{{ cti.title_chinese }}</w:t>
+            </w:r>
+          </w:p>
+        </w:tc>
+        <w:tc>
+          <w:tcPr>
+            <w:tcW w:w="1246" w:type="dxa"/>
+            <w:tcBorders>
+              <w:top w:val="single" w:color="A4A4A4" w:sz="4" w:space="0"/>
+              <w:left w:val="single" w:color="A4A4A4" w:sz="4" w:space="0"/>
+              <w:bottom w:val="single" w:color="A4A4A4" w:sz="4" w:space="0"/>
+              <w:right w:val="single" w:color="A4A4A4" w:sz="4" w:space="0"/>
+            </w:tcBorders>
+            <w:vAlign w:val="center"/>
+          </w:tcPr>
+          <w:p>
+            <w:pPr>
+              <w:keepNext/>
+              <w:spacing w:before="26"/>
+              <w:jc w:val="center"/>
+              <w:rPr>
+                <w:rFonts w:hint="default" w:ascii="Times New Roman" w:hAnsi="Times New Roman" w:eastAsia="微软雅黑" w:cs="Times New Roman"/>
+                <w:bCs/>
+                <w:sz w:val="18"/>
+                <w:szCs w:val="18"/>
+                <w:lang w:eastAsia="zh-CN"/>
+              </w:rPr>
+            </w:pPr>
+            <w:r>
+              <w:rPr>
+                <w:rFonts w:hint="default" w:ascii="Times New Roman" w:hAnsi="Times New Roman" w:eastAsia="微软雅黑" w:cs="Times New Roman"/>
+                <w:bCs/>
+                <w:sz w:val="18"/>
+                <w:szCs w:val="18"/>
+                <w:lang w:eastAsia="zh-CN"/>
+              </w:rPr>
+              <w:t>{{ cti.condition_chinese }}</w:t>
+            </w:r>
+          </w:p>
+        </w:tc>
+        <w:tc>
+          <w:tcPr>
+            <w:tcW w:w="1035" w:type="dxa"/>
+            <w:tcBorders>
+              <w:top w:val="single" w:color="A4A4A4" w:sz="4" w:space="0"/>
+              <w:left w:val="single" w:color="A4A4A4" w:sz="4" w:space="0"/>
+              <w:bottom w:val="single" w:color="A4A4A4" w:sz="4" w:space="0"/>
+              <w:right w:val="single" w:color="A4A4A4" w:sz="4" w:space="0"/>
+            </w:tcBorders>
+            <w:vAlign w:val="center"/>
+          </w:tcPr>
+          <w:p>
+            <w:pPr>
+              <w:keepNext/>
+              <w:spacing w:before="26"/>
+              <w:jc w:val="center"/>
+              <w:rPr>
+                <w:rFonts w:hint="default" w:ascii="Times New Roman" w:hAnsi="Times New Roman" w:eastAsia="微软雅黑" w:cs="Times New Roman"/>
+                <w:bCs/>
+                <w:sz w:val="18"/>
+                <w:szCs w:val="18"/>
+                <w:lang w:eastAsia="zh-CN"/>
+              </w:rPr>
+            </w:pPr>
+            <w:r>
+              <w:rPr>
+                <w:rFonts w:hint="default" w:ascii="Times New Roman" w:hAnsi="Times New Roman" w:eastAsia="微软雅黑" w:cs="Times New Roman"/>
+                <w:bCs/>
+                <w:sz w:val="18"/>
+                <w:szCs w:val="18"/>
+                <w:lang w:eastAsia="zh-CN"/>
+              </w:rPr>
+              <w:t>{{ cti.phase }}</w:t>
+            </w:r>
+          </w:p>
+        </w:tc>
+        <w:tc>
+          <w:tcPr>
+            <w:tcW w:w="1204" w:type="dxa"/>
+            <w:tcBorders>
+              <w:top w:val="single" w:color="A4A4A4" w:sz="4" w:space="0"/>
+              <w:left w:val="single" w:color="A4A4A4" w:sz="4" w:space="0"/>
+              <w:bottom w:val="single" w:color="A4A4A4" w:sz="4" w:space="0"/>
+              <w:right w:val="single" w:color="A4A4A4" w:sz="4" w:space="0"/>
+            </w:tcBorders>
+            <w:vAlign w:val="center"/>
+          </w:tcPr>
+          <w:p>
+            <w:pPr>
+              <w:spacing w:before="1" w:line="249" w:lineRule="auto"/>
+              <w:ind w:right="131"/>
+              <w:jc w:val="center"/>
+              <w:rPr>
+                <w:rFonts w:hint="default" w:ascii="Times New Roman" w:hAnsi="Times New Roman" w:eastAsia="微软雅黑" w:cs="Times New Roman"/>
+                <w:sz w:val="18"/>
+                <w:szCs w:val="18"/>
+                <w:lang w:eastAsia="zh-CN"/>
+              </w:rPr>
+            </w:pPr>
+            <w:r>
+              <w:rPr>
+                <w:rFonts w:hint="default" w:ascii="Times New Roman" w:hAnsi="Times New Roman" w:eastAsia="微软雅黑" w:cs="Times New Roman"/>
+                <w:sz w:val="18"/>
+                <w:szCs w:val="18"/>
+                <w:lang w:eastAsia="zh-CN"/>
+              </w:rPr>
+              <w:t xml:space="preserve">{% for d in </w:t>
+            </w:r>
+            <w:r>
+              <w:rPr>
+                <w:rFonts w:hint="default" w:ascii="Times New Roman" w:hAnsi="Times New Roman" w:eastAsia="微软雅黑" w:cs="Times New Roman"/>
+                <w:bCs/>
+                <w:sz w:val="18"/>
+                <w:szCs w:val="18"/>
+                <w:lang w:eastAsia="zh-CN"/>
+              </w:rPr>
+              <w:t>cti.drug_name_chinese</w:t>
+            </w:r>
+            <w:r>
+              <w:rPr>
+                <w:rFonts w:hint="default" w:ascii="Times New Roman" w:hAnsi="Times New Roman" w:eastAsia="微软雅黑" w:cs="Times New Roman"/>
+                <w:sz w:val="18"/>
+                <w:szCs w:val="18"/>
+                <w:lang w:eastAsia="zh-CN"/>
+              </w:rPr>
+              <w:t xml:space="preserve"> %}{%if loop.last%}{{ d.name }}{%else%}{{ d.name }}</w:t>
+            </w:r>
+          </w:p>
+          <w:p>
+            <w:pPr>
+              <w:keepNext/>
+              <w:jc w:val="center"/>
+              <w:rPr>
+                <w:rFonts w:hint="default" w:ascii="Times New Roman" w:hAnsi="Times New Roman" w:eastAsia="微软雅黑" w:cs="Times New Roman"/>
+                <w:sz w:val="18"/>
+                <w:szCs w:val="18"/>
+                <w:lang w:eastAsia="zh-CN"/>
+              </w:rPr>
+            </w:pPr>
+            <w:r>
+              <w:rPr>
+                <w:rFonts w:hint="default" w:ascii="Times New Roman" w:hAnsi="Times New Roman" w:eastAsia="微软雅黑" w:cs="Times New Roman"/>
+                <w:sz w:val="18"/>
+                <w:szCs w:val="18"/>
+                <w:lang w:eastAsia="zh-CN"/>
+              </w:rPr>
+              <w:t>{%endif%}{% endfor %}</w:t>
+            </w:r>
+          </w:p>
+        </w:tc>
+        <w:tc>
+          <w:tcPr>
+            <w:tcW w:w="856" w:type="dxa"/>
+            <w:tcBorders>
+              <w:top w:val="single" w:color="A4A4A4" w:sz="4" w:space="0"/>
+              <w:left w:val="single" w:color="A4A4A4" w:sz="4" w:space="0"/>
+              <w:bottom w:val="single" w:color="A4A4A4" w:sz="4" w:space="0"/>
+            </w:tcBorders>
+            <w:vAlign w:val="center"/>
+          </w:tcPr>
+          <w:p>
+            <w:pPr>
+              <w:keepNext/>
+              <w:spacing w:before="26"/>
+              <w:jc w:val="center"/>
+              <w:rPr>
+                <w:rFonts w:hint="default" w:ascii="Times New Roman" w:hAnsi="Times New Roman" w:eastAsia="微软雅黑" w:cs="Times New Roman"/>
+                <w:bCs/>
+                <w:sz w:val="18"/>
+                <w:szCs w:val="18"/>
+                <w:lang w:eastAsia="zh-CN"/>
+              </w:rPr>
+            </w:pPr>
+            <w:r>
+              <w:rPr>
+                <w:rFonts w:hint="default" w:ascii="Times New Roman" w:hAnsi="Times New Roman" w:eastAsia="微软雅黑" w:cs="Times New Roman"/>
+                <w:bCs/>
+                <w:sz w:val="18"/>
+                <w:szCs w:val="18"/>
+                <w:lang w:eastAsia="zh-CN"/>
+              </w:rPr>
+              <w:t>{{ cti.location_chinese }}</w:t>
+            </w:r>
+          </w:p>
+        </w:tc>
+      </w:tr>
+      <w:tr>
+        <w:tblPrEx>
+          <w:tblBorders>
+            <w:top w:val="single" w:color="45A3A7" w:sz="18" w:space="0"/>
+            <w:left w:val="none" w:color="auto" w:sz="0" w:space="0"/>
+            <w:bottom w:val="dotted" w:color="45A3A7" w:sz="4" w:space="0"/>
+            <w:right w:val="none" w:color="auto" w:sz="0" w:space="0"/>
+            <w:insideH w:val="dotted" w:color="45A3A7" w:sz="4" w:space="0"/>
+            <w:insideV w:val="dotted" w:color="45A3A7" w:sz="4" w:space="0"/>
+          </w:tblBorders>
+          <w:tblCellMar>
+            <w:top w:w="0" w:type="dxa"/>
+            <w:left w:w="108" w:type="dxa"/>
+            <w:bottom w:w="0" w:type="dxa"/>
+            <w:right w:w="108" w:type="dxa"/>
+          </w:tblCellMar>
+        </w:tblPrEx>
+        <w:trPr>
+          <w:jc w:val="center"/>
+        </w:trPr>
+        <w:tc>
+          <w:tcPr>
+            <w:tcW w:w="9870" w:type="dxa"/>
+            <w:gridSpan w:val="6"/>
+            <w:tcBorders>
+              <w:top w:val="single" w:color="A4A4A4" w:sz="4" w:space="0"/>
+              <w:bottom w:val="single" w:color="A4A4A4" w:sz="4" w:space="0"/>
+            </w:tcBorders>
+            <w:vAlign w:val="center"/>
+          </w:tcPr>
+          <w:p>
+            <w:pPr>
+              <w:keepNext/>
+              <w:spacing w:before="26"/>
+              <w:jc w:val="center"/>
+              <w:rPr>
+                <w:rFonts w:hint="default" w:ascii="Times New Roman" w:hAnsi="Times New Roman" w:eastAsia="微软雅黑" w:cs="Times New Roman"/>
+                <w:bCs/>
+                <w:sz w:val="18"/>
+                <w:szCs w:val="18"/>
+                <w:lang w:eastAsia="zh-CN"/>
+              </w:rPr>
+            </w:pPr>
+            <w:r>
+              <w:rPr>
+                <w:rFonts w:hint="default" w:ascii="Times New Roman" w:hAnsi="Times New Roman" w:eastAsia="微软雅黑" w:cs="Times New Roman"/>
+                <w:bCs/>
+                <w:sz w:val="18"/>
+                <w:szCs w:val="18"/>
+                <w:lang w:eastAsia="zh-CN"/>
+              </w:rPr>
+              <w:t>{%tr endfor %}</w:t>
+            </w:r>
+          </w:p>
+        </w:tc>
+      </w:tr>
+    </w:tbl>
+    <w:p>
+      <w:pPr>
+        <w:pStyle w:val="21"/>
+        <w:rPr>
+          <w:rFonts w:hint="default" w:ascii="Times New Roman" w:hAnsi="Times New Roman" w:eastAsia="微软雅黑" w:cs="Times New Roman"/>
+          <w:color w:val="auto"/>
+        </w:rPr>
+      </w:pPr>
+      <w:r>
+        <w:rPr>
+          <w:rFonts w:hint="default" w:ascii="Times New Roman" w:hAnsi="Times New Roman" w:eastAsia="微软雅黑" w:cs="Times New Roman"/>
+          <w:color w:val="auto"/>
+        </w:rPr>
+        <w:t>{% endif %}{% endfor %}{% for vus in unknownVarAnalysisStr</w:t>
+      </w:r>
+      <w:r>
+        <w:rPr>
+          <w:rFonts w:hint="eastAsia" w:cs="Times New Roman"/>
+          <w:color w:val="auto"/>
+          <w:lang w:val="en-US" w:eastAsia="zh-CN"/>
+        </w:rPr>
+        <w:t>RNA</w:t>
+      </w:r>
+      <w:r>
+        <w:rPr>
+          <w:rFonts w:hint="default" w:ascii="Times New Roman" w:hAnsi="Times New Roman" w:eastAsia="微软雅黑" w:cs="Times New Roman"/>
+          <w:color w:val="auto"/>
+        </w:rPr>
+        <w:t xml:space="preserve"> %}</w:t>
+      </w:r>
+    </w:p>
+    <w:p>
+      <w:pPr>
+        <w:keepNext/>
+        <w:spacing w:before="120" w:beforeLines="50" w:after="120" w:afterLines="50"/>
+        <w:rPr>
+          <w:rFonts w:hint="default" w:ascii="Times New Roman" w:hAnsi="Times New Roman" w:eastAsia="微软雅黑" w:cs="Times New Roman"/>
+          <w:b/>
+          <w:sz w:val="24"/>
+          <w:szCs w:val="24"/>
+          <w:lang w:eastAsia="zh-CN"/>
+        </w:rPr>
+      </w:pPr>
+      <w:r>
+        <w:rPr>
+          <w:rFonts w:hint="default" w:ascii="Times New Roman" w:hAnsi="Times New Roman" w:eastAsia="微软雅黑" w:cs="Times New Roman"/>
+          <w:b/>
+          <w:sz w:val="24"/>
+          <w:szCs w:val="24"/>
+          <w:lang w:eastAsia="zh-CN"/>
+        </w:rPr>
+        <w:t>{{ vus.gene}}</w:t>
+      </w:r>
+    </w:p>
+    <w:tbl>
+      <w:tblPr>
+        <w:tblStyle w:val="9"/>
+        <w:tblpPr w:leftFromText="180" w:rightFromText="180" w:vertAnchor="text" w:tblpXSpec="center" w:tblpY="1"/>
+        <w:tblOverlap w:val="never"/>
+        <w:tblW w:w="9870" w:type="dxa"/>
+        <w:tblInd w:w="0" w:type="dxa"/>
+        <w:tblBorders>
+          <w:top w:val="single" w:color="45A3A7" w:sz="18" w:space="0"/>
+          <w:left w:val="none" w:color="auto" w:sz="0" w:space="0"/>
+          <w:bottom w:val="dotted" w:color="45A3A7" w:sz="4" w:space="0"/>
+          <w:right w:val="none" w:color="auto" w:sz="0" w:space="0"/>
+          <w:insideH w:val="dotted" w:color="45A3A7" w:sz="4" w:space="0"/>
+          <w:insideV w:val="dotted" w:color="45A3A7" w:sz="4" w:space="0"/>
+        </w:tblBorders>
+        <w:tblLayout w:type="fixed"/>
+        <w:tblCellMar>
+          <w:top w:w="0" w:type="dxa"/>
+          <w:left w:w="108" w:type="dxa"/>
+          <w:bottom w:w="0" w:type="dxa"/>
+          <w:right w:w="108" w:type="dxa"/>
+        </w:tblCellMar>
+      </w:tblPr>
+      <w:tblGrid>
+        <w:gridCol w:w="1843"/>
+        <w:gridCol w:w="8027"/>
+      </w:tblGrid>
+      <w:tr>
+        <w:tblPrEx>
+          <w:tblBorders>
+            <w:top w:val="single" w:color="45A3A7" w:sz="18" w:space="0"/>
+            <w:left w:val="none" w:color="auto" w:sz="0" w:space="0"/>
+            <w:bottom w:val="dotted" w:color="45A3A7" w:sz="4" w:space="0"/>
+            <w:right w:val="none" w:color="auto" w:sz="0" w:space="0"/>
+            <w:insideH w:val="dotted" w:color="45A3A7" w:sz="4" w:space="0"/>
+            <w:insideV w:val="dotted" w:color="45A3A7" w:sz="4" w:space="0"/>
+          </w:tblBorders>
+          <w:tblCellMar>
+            <w:top w:w="0" w:type="dxa"/>
+            <w:left w:w="108" w:type="dxa"/>
+            <w:bottom w:w="0" w:type="dxa"/>
+            <w:right w:w="108" w:type="dxa"/>
+          </w:tblCellMar>
+        </w:tblPrEx>
+        <w:trPr>
+          <w:trHeight w:val="329" w:hRule="atLeast"/>
+        </w:trPr>
+        <w:tc>
+          <w:tcPr>
+            <w:tcW w:w="1843" w:type="dxa"/>
+            <w:tcBorders>
+              <w:top w:val="nil"/>
+              <w:left w:val="nil"/>
+              <w:bottom w:val="single" w:color="FFFFFF" w:sz="18" w:space="0"/>
+              <w:right w:val="nil"/>
+            </w:tcBorders>
+            <w:shd w:val="clear" w:color="auto" w:fill="64B7CE"/>
+            <w:vAlign w:val="center"/>
+          </w:tcPr>
+          <w:p>
+            <w:pPr>
+              <w:keepNext/>
+              <w:rPr>
+                <w:rFonts w:hint="default" w:ascii="Times New Roman" w:hAnsi="Times New Roman" w:eastAsia="微软雅黑" w:cs="Times New Roman"/>
+                <w:b/>
+                <w:color w:val="FFFFFF" w:themeColor="background1"/>
+                <w:sz w:val="18"/>
+                <w:szCs w:val="18"/>
+                <w:lang w:eastAsia="zh-CN"/>
+                <w14:textFill>
+                  <w14:solidFill>
+                    <w14:schemeClr w14:val="bg1"/>
+                  </w14:solidFill>
+                </w14:textFill>
+              </w:rPr>
+            </w:pPr>
+            <w:r>
+              <w:rPr>
+                <w:rFonts w:hint="default" w:ascii="Times New Roman" w:hAnsi="Times New Roman" w:eastAsia="微软雅黑" w:cs="Times New Roman"/>
+                <w:b/>
+                <w:color w:val="FFFFFF" w:themeColor="background1"/>
+                <w:sz w:val="18"/>
+                <w:szCs w:val="18"/>
+                <w:lang w:eastAsia="zh-CN"/>
+                <w14:textFill>
+                  <w14:solidFill>
+                    <w14:schemeClr w14:val="bg1"/>
+                  </w14:solidFill>
+                </w14:textFill>
+              </w:rPr>
+              <w:t>突变形式</w:t>
+            </w:r>
+          </w:p>
+        </w:tc>
+        <w:tc>
+          <w:tcPr>
+            <w:tcW w:w="8027" w:type="dxa"/>
+            <w:tcBorders>
+              <w:top w:val="single" w:color="A4A4A4" w:sz="4" w:space="0"/>
+              <w:left w:val="nil"/>
+              <w:bottom w:val="single" w:color="A4A4A4" w:sz="4" w:space="0"/>
+              <w:right w:val="nil"/>
+            </w:tcBorders>
+            <w:vAlign w:val="center"/>
+          </w:tcPr>
+          <w:p>
+            <w:pPr>
+              <w:keepNext/>
+              <w:rPr>
+                <w:rFonts w:hint="default" w:ascii="Times New Roman" w:hAnsi="Times New Roman" w:eastAsia="微软雅黑" w:cs="Times New Roman"/>
+                <w:sz w:val="18"/>
+                <w:szCs w:val="18"/>
+                <w:lang w:eastAsia="zh-CN"/>
+              </w:rPr>
+            </w:pPr>
+            <w:r>
+              <w:rPr>
+                <w:rFonts w:hint="default" w:ascii="Times New Roman" w:hAnsi="Times New Roman" w:eastAsia="微软雅黑" w:cs="Times New Roman"/>
+                <w:color w:val="000000"/>
+                <w:sz w:val="18"/>
+                <w:szCs w:val="18"/>
+                <w:lang w:eastAsia="zh-CN"/>
+              </w:rPr>
+              <w:t>{{ vus.ori_variant</w:t>
+            </w:r>
+            <w:r>
+              <w:rPr>
+                <w:rFonts w:hint="eastAsia" w:ascii="Times New Roman" w:hAnsi="Times New Roman" w:eastAsia="微软雅黑" w:cs="Times New Roman"/>
+                <w:color w:val="000000"/>
+                <w:sz w:val="18"/>
+                <w:szCs w:val="18"/>
+                <w:lang w:val="en-US" w:eastAsia="zh-CN"/>
+              </w:rPr>
+              <w:t>1</w:t>
+            </w:r>
+            <w:r>
+              <w:rPr>
+                <w:rFonts w:hint="default" w:ascii="Times New Roman" w:hAnsi="Times New Roman" w:eastAsia="微软雅黑" w:cs="Times New Roman"/>
+                <w:color w:val="000000"/>
+                <w:sz w:val="18"/>
+                <w:szCs w:val="18"/>
+                <w:lang w:eastAsia="zh-CN"/>
+              </w:rPr>
+              <w:t xml:space="preserve"> }}</w:t>
+            </w:r>
+          </w:p>
+        </w:tc>
+      </w:tr>
+      <w:tr>
+        <w:tblPrEx>
+          <w:tblBorders>
+            <w:top w:val="single" w:color="45A3A7" w:sz="18" w:space="0"/>
+            <w:left w:val="none" w:color="auto" w:sz="0" w:space="0"/>
+            <w:bottom w:val="dotted" w:color="45A3A7" w:sz="4" w:space="0"/>
+            <w:right w:val="none" w:color="auto" w:sz="0" w:space="0"/>
+            <w:insideH w:val="dotted" w:color="45A3A7" w:sz="4" w:space="0"/>
+            <w:insideV w:val="dotted" w:color="45A3A7" w:sz="4" w:space="0"/>
+          </w:tblBorders>
+          <w:tblCellMar>
+            <w:top w:w="0" w:type="dxa"/>
+            <w:left w:w="108" w:type="dxa"/>
+            <w:bottom w:w="0" w:type="dxa"/>
+            <w:right w:w="108" w:type="dxa"/>
+          </w:tblCellMar>
+        </w:tblPrEx>
+        <w:tc>
+          <w:tcPr>
+            <w:tcW w:w="1843" w:type="dxa"/>
+            <w:tcBorders>
+              <w:top w:val="single" w:color="FFFFFF" w:sz="18" w:space="0"/>
+              <w:left w:val="nil"/>
+              <w:bottom w:val="single" w:color="FFFFFF" w:sz="18" w:space="0"/>
+              <w:right w:val="nil"/>
+            </w:tcBorders>
+            <w:shd w:val="clear" w:color="auto" w:fill="64B7CE"/>
+            <w:vAlign w:val="center"/>
+          </w:tcPr>
+          <w:p>
+            <w:pPr>
+              <w:keepNext/>
+              <w:rPr>
+                <w:rFonts w:hint="default" w:ascii="Times New Roman" w:hAnsi="Times New Roman" w:eastAsia="微软雅黑" w:cs="Times New Roman"/>
+                <w:b/>
+                <w:color w:val="FFFFFF" w:themeColor="background1"/>
+                <w:sz w:val="18"/>
+                <w:szCs w:val="18"/>
+                <w:lang w:eastAsia="zh-CN"/>
+                <w14:textFill>
+                  <w14:solidFill>
+                    <w14:schemeClr w14:val="bg1"/>
+                  </w14:solidFill>
+                </w14:textFill>
+              </w:rPr>
+            </w:pPr>
+            <w:r>
+              <w:rPr>
+                <w:rFonts w:hint="default" w:ascii="Times New Roman" w:hAnsi="Times New Roman" w:eastAsia="微软雅黑" w:cs="Times New Roman"/>
+                <w:b/>
+                <w:color w:val="FFFFFF" w:themeColor="background1"/>
+                <w:sz w:val="18"/>
+                <w:szCs w:val="18"/>
+                <w:lang w:eastAsia="zh-CN"/>
+                <w14:textFill>
+                  <w14:solidFill>
+                    <w14:schemeClr w14:val="bg1"/>
+                  </w14:solidFill>
+                </w14:textFill>
+              </w:rPr>
+              <w:t>突变说明</w:t>
+            </w:r>
+          </w:p>
+        </w:tc>
+        <w:tc>
+          <w:tcPr>
+            <w:tcW w:w="8027" w:type="dxa"/>
+            <w:tcBorders>
+              <w:top w:val="single" w:color="A4A4A4" w:sz="4" w:space="0"/>
+              <w:left w:val="nil"/>
+              <w:bottom w:val="single" w:color="A4A4A4" w:sz="4" w:space="0"/>
+              <w:right w:val="nil"/>
+            </w:tcBorders>
+            <w:vAlign w:val="center"/>
+          </w:tcPr>
+          <w:p>
+            <w:pPr>
+              <w:keepNext/>
+              <w:rPr>
+                <w:rFonts w:hint="default" w:ascii="Times New Roman" w:hAnsi="Times New Roman" w:eastAsia="微软雅黑" w:cs="Times New Roman"/>
+                <w:sz w:val="18"/>
+                <w:szCs w:val="18"/>
+                <w:lang w:eastAsia="zh-CN"/>
+              </w:rPr>
+            </w:pPr>
+            <w:r>
+              <w:rPr>
+                <w:rFonts w:hint="default" w:ascii="Times New Roman" w:hAnsi="Times New Roman" w:eastAsia="微软雅黑" w:cs="Times New Roman"/>
+                <w:color w:val="000000"/>
+                <w:sz w:val="18"/>
+                <w:szCs w:val="18"/>
+                <w:lang w:eastAsia="zh-CN"/>
+              </w:rPr>
+              <w:t>{{ vus.mutDesc }}</w:t>
+            </w:r>
+          </w:p>
+        </w:tc>
+      </w:tr>
+      <w:tr>
+        <w:tblPrEx>
+          <w:tblBorders>
+            <w:top w:val="single" w:color="45A3A7" w:sz="18" w:space="0"/>
+            <w:left w:val="none" w:color="auto" w:sz="0" w:space="0"/>
+            <w:bottom w:val="dotted" w:color="45A3A7" w:sz="4" w:space="0"/>
+            <w:right w:val="none" w:color="auto" w:sz="0" w:space="0"/>
+            <w:insideH w:val="dotted" w:color="45A3A7" w:sz="4" w:space="0"/>
+            <w:insideV w:val="dotted" w:color="45A3A7" w:sz="4" w:space="0"/>
+          </w:tblBorders>
+          <w:tblCellMar>
+            <w:top w:w="0" w:type="dxa"/>
+            <w:left w:w="108" w:type="dxa"/>
+            <w:bottom w:w="0" w:type="dxa"/>
+            <w:right w:w="108" w:type="dxa"/>
+          </w:tblCellMar>
+        </w:tblPrEx>
+        <w:tc>
+          <w:tcPr>
+            <w:tcW w:w="1843" w:type="dxa"/>
+            <w:tcBorders>
+              <w:top w:val="single" w:color="FFFFFF" w:sz="18" w:space="0"/>
+              <w:left w:val="nil"/>
+              <w:bottom w:val="nil"/>
+              <w:right w:val="nil"/>
+            </w:tcBorders>
+            <w:shd w:val="clear" w:color="auto" w:fill="64B7CE"/>
+            <w:vAlign w:val="center"/>
+          </w:tcPr>
+          <w:p>
+            <w:pPr>
+              <w:keepNext/>
+              <w:rPr>
+                <w:rFonts w:hint="default" w:ascii="Times New Roman" w:hAnsi="Times New Roman" w:eastAsia="微软雅黑" w:cs="Times New Roman"/>
+                <w:b/>
+                <w:color w:val="FFFFFF" w:themeColor="background1"/>
+                <w:sz w:val="18"/>
+                <w:szCs w:val="18"/>
+                <w:lang w:eastAsia="zh-CN"/>
+                <w14:textFill>
+                  <w14:solidFill>
+                    <w14:schemeClr w14:val="bg1"/>
+                  </w14:solidFill>
+                </w14:textFill>
+              </w:rPr>
+            </w:pPr>
+            <w:r>
+              <w:rPr>
+                <w:rFonts w:hint="default" w:ascii="Times New Roman" w:hAnsi="Times New Roman" w:eastAsia="微软雅黑" w:cs="Times New Roman"/>
+                <w:b/>
+                <w:color w:val="FFFFFF" w:themeColor="background1"/>
+                <w:sz w:val="18"/>
+                <w:szCs w:val="18"/>
+                <w:lang w:eastAsia="zh-CN"/>
+                <w14:textFill>
+                  <w14:solidFill>
+                    <w14:schemeClr w14:val="bg1"/>
+                  </w14:solidFill>
+                </w14:textFill>
+              </w:rPr>
+              <w:t>基因说明</w:t>
+            </w:r>
+          </w:p>
+        </w:tc>
+        <w:tc>
+          <w:tcPr>
+            <w:tcW w:w="8027" w:type="dxa"/>
+            <w:tcBorders>
+              <w:top w:val="single" w:color="A4A4A4" w:sz="4" w:space="0"/>
+              <w:left w:val="nil"/>
+              <w:bottom w:val="single" w:color="A4A4A4" w:sz="4" w:space="0"/>
+              <w:right w:val="nil"/>
+            </w:tcBorders>
+            <w:vAlign w:val="center"/>
+          </w:tcPr>
+          <w:p>
+            <w:pPr>
+              <w:keepNext/>
+              <w:rPr>
+                <w:rFonts w:hint="default" w:ascii="Times New Roman" w:hAnsi="Times New Roman" w:eastAsia="微软雅黑" w:cs="Times New Roman"/>
+                <w:sz w:val="18"/>
+                <w:szCs w:val="18"/>
+                <w:lang w:eastAsia="zh-CN"/>
+              </w:rPr>
+            </w:pPr>
+            <w:r>
+              <w:rPr>
+                <w:rFonts w:hint="default" w:ascii="Times New Roman" w:hAnsi="Times New Roman" w:eastAsia="微软雅黑" w:cs="Times New Roman"/>
+                <w:sz w:val="18"/>
+                <w:szCs w:val="18"/>
+                <w:lang w:eastAsia="zh-CN"/>
+              </w:rPr>
+              <w:t>{{ vus.gene_description_chinese }}</w:t>
+            </w:r>
+          </w:p>
+        </w:tc>
+      </w:tr>
+    </w:tbl>
+    <w:p>
+      <w:pPr>
         <w:spacing w:before="26"/>
         <w:rPr>
           <w:rFonts w:hint="default" w:ascii="Times New Roman" w:hAnsi="Times New Roman" w:eastAsia="微软雅黑" w:cs="Times New Roman"/>
@@ -23911,7 +30286,7 @@
           <w:szCs w:val="24"/>
           <w:lang w:eastAsia="zh-CN"/>
         </w:rPr>
-        <w:t>{% endfor %}</w:t>
+        <w:t>{% endfor %}{% endif %}</w:t>
       </w:r>
       <w:r>
         <w:rPr>
@@ -23961,8 +30336,8 @@
       </w:pPr>
       <w:bookmarkStart w:id="39" w:name="_Toc29937"/>
       <w:bookmarkStart w:id="40" w:name="_Toc12317"/>
-      <w:bookmarkStart w:id="41" w:name="_Toc149837266"/>
-      <w:bookmarkStart w:id="42" w:name="_Toc17529"/>
+      <w:bookmarkStart w:id="41" w:name="_Toc17529"/>
+      <w:bookmarkStart w:id="42" w:name="_Toc149837266"/>
       <w:r>
         <w:rPr>
           <w:rFonts w:hint="default" w:ascii="Times New Roman" w:hAnsi="Times New Roman" w:eastAsia="微软雅黑" w:cs="Times New Roman"/>
@@ -26062,13 +32437,13 @@
           <w:lang w:val="en-US" w:eastAsia="zh-CN"/>
         </w:rPr>
       </w:pPr>
-      <w:bookmarkStart w:id="43" w:name="_Toc16347"/>
+      <w:bookmarkStart w:id="43" w:name="_Toc6029"/>
       <w:bookmarkStart w:id="44" w:name="_Toc1707_WPSOffice_Level2"/>
-      <w:bookmarkStart w:id="45" w:name="_Toc26649"/>
-      <w:bookmarkStart w:id="46" w:name="_Toc10311"/>
-      <w:bookmarkStart w:id="47" w:name="_Toc14132"/>
-      <w:bookmarkStart w:id="48" w:name="_Toc6029"/>
-      <w:bookmarkStart w:id="49" w:name="_Toc10515"/>
+      <w:bookmarkStart w:id="45" w:name="_Toc10515"/>
+      <w:bookmarkStart w:id="46" w:name="_Toc14132"/>
+      <w:bookmarkStart w:id="47" w:name="_Toc26649"/>
+      <w:bookmarkStart w:id="48" w:name="_Toc16347"/>
+      <w:bookmarkStart w:id="49" w:name="_Toc10311"/>
       <w:bookmarkStart w:id="50" w:name="_Toc21764_WPSOffice_Level2"/>
       <w:r>
         <w:rPr>
@@ -26097,12 +32472,12 @@
           <w:rFonts w:hint="default" w:ascii="Times New Roman" w:hAnsi="Times New Roman" w:eastAsia="微软雅黑" w:cs="Times New Roman"/>
         </w:rPr>
       </w:pPr>
-      <w:bookmarkStart w:id="51" w:name="_Toc1707_WPSOffice_Level1"/>
-      <w:bookmarkStart w:id="52" w:name="_Toc27302"/>
-      <w:bookmarkStart w:id="53" w:name="_Toc13698"/>
-      <w:bookmarkStart w:id="54" w:name="_Toc28240"/>
-      <w:bookmarkStart w:id="55" w:name="_Toc21764_WPSOffice_Level1"/>
-      <w:bookmarkStart w:id="56" w:name="_Toc13196_WPSOffice_Level1"/>
+      <w:bookmarkStart w:id="51" w:name="_Toc13196_WPSOffice_Level1"/>
+      <w:bookmarkStart w:id="52" w:name="_Toc13698"/>
+      <w:bookmarkStart w:id="53" w:name="_Toc1707_WPSOffice_Level1"/>
+      <w:bookmarkStart w:id="54" w:name="_Toc21764_WPSOffice_Level1"/>
+      <w:bookmarkStart w:id="55" w:name="_Toc27302"/>
+      <w:bookmarkStart w:id="56" w:name="_Toc28240"/>
       <w:r>
         <w:rPr>
           <w:rFonts w:hint="default" w:ascii="Times New Roman" w:hAnsi="Times New Roman" w:eastAsia="微软雅黑" w:cs="Times New Roman"/>
@@ -27825,13 +34200,13 @@
           <w:lang w:eastAsia="zh-CN"/>
         </w:rPr>
       </w:pPr>
-      <w:bookmarkStart w:id="61" w:name="_Toc14255_WPSOffice_Level1"/>
-      <w:bookmarkStart w:id="62" w:name="_Toc15840_WPSOffice_Level1"/>
+      <w:bookmarkStart w:id="61" w:name="_Toc24085_WPSOffice_Level1"/>
+      <w:bookmarkStart w:id="62" w:name="_Toc1262"/>
       <w:bookmarkStart w:id="63" w:name="_Toc22324"/>
-      <w:bookmarkStart w:id="64" w:name="_Toc24085_WPSOffice_Level1"/>
-      <w:bookmarkStart w:id="65" w:name="_Toc3674"/>
-      <w:bookmarkStart w:id="66" w:name="_Toc14102"/>
-      <w:bookmarkStart w:id="67" w:name="_Toc1262"/>
+      <w:bookmarkStart w:id="64" w:name="_Toc14102"/>
+      <w:bookmarkStart w:id="65" w:name="_Toc14255_WPSOffice_Level1"/>
+      <w:bookmarkStart w:id="66" w:name="_Toc3674"/>
+      <w:bookmarkStart w:id="67" w:name="_Toc15840_WPSOffice_Level1"/>
       <w:r>
         <w:rPr>
           <w:rFonts w:hint="default" w:ascii="Times New Roman" w:hAnsi="Times New Roman" w:eastAsia="微软雅黑" w:cs="Times New Roman"/>
@@ -28459,15 +34834,24 @@
                 <w:highlight w:val="none"/>
                 <w:lang w:eastAsia="zh-CN"/>
               </w:rPr>
-              <w:t>≥1</w:t>
+              <w:t>≥</w:t>
             </w:r>
             <w:r>
               <w:rPr>
                 <w:rFonts w:hint="eastAsia" w:ascii="Times New Roman" w:hAnsi="Times New Roman" w:eastAsia="微软雅黑" w:cs="Times New Roman"/>
                 <w:sz w:val="21"/>
                 <w:highlight w:val="none"/>
-              </w:rPr>
-              <w:t>00</w:t>
+                <w:lang w:val="en-US" w:eastAsia="zh-CN"/>
+              </w:rPr>
+              <w:t>5</w:t>
+            </w:r>
+            <w:r>
+              <w:rPr>
+                <w:rFonts w:hint="eastAsia" w:ascii="Times New Roman" w:hAnsi="Times New Roman" w:eastAsia="微软雅黑" w:cs="Times New Roman"/>
+                <w:sz w:val="21"/>
+                <w:highlight w:val="none"/>
+              </w:rPr>
+              <w:t>0</w:t>
             </w:r>
           </w:p>
         </w:tc>
@@ -28604,26 +34988,17 @@
                 <w:rFonts w:hint="eastAsia" w:ascii="Times New Roman" w:hAnsi="Times New Roman" w:eastAsia="微软雅黑" w:cs="Times New Roman"/>
                 <w:sz w:val="21"/>
                 <w:highlight w:val="none"/>
-                <w:lang w:eastAsia="zh-CN"/>
-              </w:rPr>
-              <w:t>A</w:t>
-            </w:r>
-            <w:r>
-              <w:rPr>
-                <w:rFonts w:ascii="Times New Roman" w:hAnsi="Times New Roman" w:eastAsia="微软雅黑" w:cs="Times New Roman"/>
+                <w:lang w:val="en-US" w:eastAsia="zh-CN"/>
+              </w:rPr>
+              <w:t>1-2</w:t>
+            </w:r>
+            <w:r>
+              <w:rPr>
+                <w:rFonts w:hint="eastAsia" w:ascii="Times New Roman" w:hAnsi="Times New Roman" w:eastAsia="微软雅黑" w:cs="Times New Roman"/>
                 <w:sz w:val="21"/>
                 <w:highlight w:val="none"/>
-                <w:lang w:eastAsia="zh-CN"/>
-              </w:rPr>
-              <w:t>/B/</w:t>
-            </w:r>
-            <w:r>
-              <w:rPr>
-                <w:rFonts w:hint="eastAsia" w:ascii="Times New Roman" w:hAnsi="Times New Roman" w:eastAsia="微软雅黑" w:cs="Times New Roman"/>
-                <w:sz w:val="21"/>
-                <w:highlight w:val="none"/>
-              </w:rPr>
-              <w:t>C级</w:t>
+              </w:rPr>
+              <w:t>级</w:t>
             </w:r>
           </w:p>
         </w:tc>
@@ -28799,7 +35174,25 @@
                 <w:highlight w:val="none"/>
                 <w:lang w:eastAsia="zh-CN"/>
               </w:rPr>
-              <w:t>≥500</w:t>
+              <w:t>≥</w:t>
+            </w:r>
+            <w:r>
+              <w:rPr>
+                <w:rFonts w:hint="eastAsia" w:ascii="Times New Roman" w:hAnsi="Times New Roman" w:eastAsia="微软雅黑" w:cs="Times New Roman"/>
+                <w:sz w:val="21"/>
+                <w:highlight w:val="none"/>
+                <w:lang w:val="en-US" w:eastAsia="zh-CN"/>
+              </w:rPr>
+              <w:t>32</w:t>
+            </w:r>
+            <w:r>
+              <w:rPr>
+                <w:rFonts w:hint="eastAsia" w:ascii="Times New Roman" w:hAnsi="Times New Roman" w:eastAsia="微软雅黑" w:cs="Times New Roman"/>
+                <w:sz w:val="21"/>
+                <w:highlight w:val="none"/>
+                <w:lang w:eastAsia="zh-CN"/>
+              </w:rPr>
+              <w:t>0</w:t>
             </w:r>
           </w:p>
         </w:tc>
@@ -29270,7 +35663,25 @@
                 <w:highlight w:val="none"/>
                 <w:lang w:eastAsia="zh-CN"/>
               </w:rPr>
-              <w:t>≥500</w:t>
+              <w:t>≥</w:t>
+            </w:r>
+            <w:r>
+              <w:rPr>
+                <w:rFonts w:hint="eastAsia" w:ascii="Times New Roman" w:hAnsi="Times New Roman" w:eastAsia="微软雅黑" w:cs="Times New Roman"/>
+                <w:sz w:val="21"/>
+                <w:highlight w:val="none"/>
+                <w:lang w:val="en-US" w:eastAsia="zh-CN"/>
+              </w:rPr>
+              <w:t>32</w:t>
+            </w:r>
+            <w:r>
+              <w:rPr>
+                <w:rFonts w:hint="eastAsia" w:ascii="Times New Roman" w:hAnsi="Times New Roman" w:eastAsia="微软雅黑" w:cs="Times New Roman"/>
+                <w:sz w:val="21"/>
+                <w:highlight w:val="none"/>
+                <w:lang w:eastAsia="zh-CN"/>
+              </w:rPr>
+              <w:t>0</w:t>
             </w:r>
           </w:p>
         </w:tc>
@@ -30754,286 +37165,7 @@
           <w:szCs w:val="18"/>
           <w:lang w:eastAsia="zh-CN"/>
         </w:rPr>
-        <w:t>DNA降解程度：</w:t>
-      </w:r>
-    </w:p>
-    <w:p>
-      <w:pPr>
-        <w:pStyle w:val="4"/>
-        <w:keepNext w:val="0"/>
-        <w:keepLines w:val="0"/>
-        <w:pageBreakBefore w:val="0"/>
-        <w:widowControl w:val="0"/>
-        <w:numPr>
-          <w:ilvl w:val="0"/>
-          <w:numId w:val="10"/>
-        </w:numPr>
-        <w:kinsoku/>
-        <w:wordWrap/>
-        <w:overflowPunct/>
-        <w:topLinePunct w:val="0"/>
-        <w:autoSpaceDE/>
-        <w:autoSpaceDN/>
-        <w:bidi w:val="0"/>
-        <w:adjustRightInd/>
-        <w:snapToGrid/>
-        <w:spacing w:line="216" w:lineRule="auto"/>
-        <w:ind w:left="598" w:leftChars="150" w:hanging="283"/>
-        <w:textAlignment w:val="auto"/>
-        <w:rPr>
-          <w:rFonts w:ascii="Times New Roman" w:hAnsi="Times New Roman" w:eastAsia="微软雅黑" w:cs="Times New Roman"/>
-          <w:bCs/>
-          <w:lang w:eastAsia="zh-CN"/>
-        </w:rPr>
-      </w:pPr>
-      <w:r>
-        <w:rPr>
-          <w:rFonts w:ascii="Times New Roman" w:hAnsi="Times New Roman" w:eastAsia="微软雅黑" w:cs="Times New Roman"/>
-          <w:bCs/>
-          <w:lang w:eastAsia="zh-CN"/>
-        </w:rPr>
-        <w:t>A级：有主带，或降解均匀且降解区域主要集中在5000bp以上</w:t>
-      </w:r>
-      <w:r>
-        <w:rPr>
-          <w:rFonts w:hint="eastAsia" w:ascii="Times New Roman" w:hAnsi="Times New Roman" w:eastAsia="微软雅黑" w:cs="Times New Roman"/>
-          <w:bCs/>
-          <w:lang w:eastAsia="zh-CN"/>
-        </w:rPr>
-        <w:t>；</w:t>
-      </w:r>
-    </w:p>
-    <w:p>
-      <w:pPr>
-        <w:pStyle w:val="4"/>
-        <w:keepNext w:val="0"/>
-        <w:keepLines w:val="0"/>
-        <w:pageBreakBefore w:val="0"/>
-        <w:widowControl w:val="0"/>
-        <w:numPr>
-          <w:ilvl w:val="0"/>
-          <w:numId w:val="10"/>
-        </w:numPr>
-        <w:kinsoku/>
-        <w:wordWrap/>
-        <w:overflowPunct/>
-        <w:topLinePunct w:val="0"/>
-        <w:autoSpaceDE/>
-        <w:autoSpaceDN/>
-        <w:bidi w:val="0"/>
-        <w:adjustRightInd/>
-        <w:snapToGrid/>
-        <w:spacing w:line="216" w:lineRule="auto"/>
-        <w:ind w:left="598" w:leftChars="150" w:hanging="283"/>
-        <w:textAlignment w:val="auto"/>
-        <w:rPr>
-          <w:rFonts w:ascii="Times New Roman" w:hAnsi="Times New Roman" w:eastAsia="微软雅黑" w:cs="Times New Roman"/>
-          <w:bCs/>
-          <w:lang w:eastAsia="zh-CN"/>
-        </w:rPr>
-      </w:pPr>
-      <w:r>
-        <w:rPr>
-          <w:rFonts w:ascii="Times New Roman" w:hAnsi="Times New Roman" w:eastAsia="微软雅黑" w:cs="Times New Roman"/>
-          <w:bCs/>
-          <w:lang w:eastAsia="zh-CN"/>
-        </w:rPr>
-        <w:t>B级：无主带，降解均匀且降解区域主要集中在1500-5000bp之间</w:t>
-      </w:r>
-      <w:r>
-        <w:rPr>
-          <w:rFonts w:hint="eastAsia" w:ascii="Times New Roman" w:hAnsi="Times New Roman" w:eastAsia="微软雅黑" w:cs="Times New Roman"/>
-          <w:bCs/>
-          <w:lang w:eastAsia="zh-CN"/>
-        </w:rPr>
-        <w:t>；</w:t>
-      </w:r>
-    </w:p>
-    <w:p>
-      <w:pPr>
-        <w:pStyle w:val="4"/>
-        <w:keepNext w:val="0"/>
-        <w:keepLines w:val="0"/>
-        <w:pageBreakBefore w:val="0"/>
-        <w:widowControl w:val="0"/>
-        <w:numPr>
-          <w:ilvl w:val="0"/>
-          <w:numId w:val="10"/>
-        </w:numPr>
-        <w:kinsoku/>
-        <w:wordWrap/>
-        <w:overflowPunct/>
-        <w:topLinePunct w:val="0"/>
-        <w:autoSpaceDE/>
-        <w:autoSpaceDN/>
-        <w:bidi w:val="0"/>
-        <w:adjustRightInd/>
-        <w:snapToGrid/>
-        <w:spacing w:line="216" w:lineRule="auto"/>
-        <w:ind w:left="598" w:leftChars="150" w:hanging="283"/>
-        <w:textAlignment w:val="auto"/>
-        <w:rPr>
-          <w:rFonts w:ascii="Times New Roman" w:hAnsi="Times New Roman" w:eastAsia="微软雅黑" w:cs="Times New Roman"/>
-          <w:bCs/>
-          <w:lang w:eastAsia="zh-CN"/>
-        </w:rPr>
-      </w:pPr>
-      <w:r>
-        <w:rPr>
-          <w:rFonts w:ascii="Times New Roman" w:hAnsi="Times New Roman" w:eastAsia="微软雅黑" w:cs="Times New Roman"/>
-          <w:bCs/>
-          <w:lang w:eastAsia="zh-CN"/>
-        </w:rPr>
-        <w:t>C级：无主带，降解均匀且降解区域主要集中在500-1500bp之间</w:t>
-      </w:r>
-      <w:r>
-        <w:rPr>
-          <w:rFonts w:hint="eastAsia" w:ascii="Times New Roman" w:hAnsi="Times New Roman" w:eastAsia="微软雅黑" w:cs="Times New Roman"/>
-          <w:bCs/>
-          <w:lang w:eastAsia="zh-CN"/>
-        </w:rPr>
-        <w:t>；</w:t>
-      </w:r>
-    </w:p>
-    <w:p>
-      <w:pPr>
-        <w:pStyle w:val="4"/>
-        <w:keepNext w:val="0"/>
-        <w:keepLines w:val="0"/>
-        <w:pageBreakBefore w:val="0"/>
-        <w:widowControl w:val="0"/>
-        <w:numPr>
-          <w:ilvl w:val="0"/>
-          <w:numId w:val="10"/>
-        </w:numPr>
-        <w:kinsoku/>
-        <w:wordWrap/>
-        <w:overflowPunct/>
-        <w:topLinePunct w:val="0"/>
-        <w:autoSpaceDE/>
-        <w:autoSpaceDN/>
-        <w:bidi w:val="0"/>
-        <w:adjustRightInd/>
-        <w:snapToGrid/>
-        <w:spacing w:line="216" w:lineRule="auto"/>
-        <w:ind w:left="598" w:leftChars="150" w:hanging="283"/>
-        <w:textAlignment w:val="auto"/>
-        <w:rPr>
-          <w:rFonts w:ascii="Times New Roman" w:hAnsi="Times New Roman" w:eastAsia="微软雅黑" w:cs="Times New Roman"/>
-          <w:bCs/>
-          <w:lang w:eastAsia="zh-CN"/>
-        </w:rPr>
-      </w:pPr>
-      <w:r>
-        <w:rPr>
-          <w:rFonts w:ascii="Times New Roman" w:hAnsi="Times New Roman" w:eastAsia="微软雅黑" w:cs="Times New Roman"/>
-          <w:bCs/>
-          <w:spacing w:val="3"/>
-          <w:lang w:eastAsia="zh-CN"/>
-        </w:rPr>
-        <w:t>D级</w:t>
-      </w:r>
-      <w:r>
-        <w:rPr>
-          <w:rFonts w:ascii="Times New Roman" w:hAnsi="Times New Roman" w:eastAsia="微软雅黑" w:cs="Times New Roman"/>
-          <w:bCs/>
-          <w:lang w:eastAsia="zh-CN"/>
-        </w:rPr>
-        <w:t>（</w:t>
-      </w:r>
-      <w:r>
-        <w:rPr>
-          <w:rFonts w:ascii="Times New Roman" w:hAnsi="Times New Roman" w:eastAsia="微软雅黑" w:cs="Times New Roman"/>
-          <w:bCs/>
-          <w:spacing w:val="1"/>
-          <w:lang w:eastAsia="zh-CN"/>
-        </w:rPr>
-        <w:t>不合格</w:t>
-      </w:r>
-      <w:r>
-        <w:rPr>
-          <w:rFonts w:ascii="Times New Roman" w:hAnsi="Times New Roman" w:eastAsia="微软雅黑" w:cs="Times New Roman"/>
-          <w:bCs/>
-          <w:spacing w:val="-90"/>
-          <w:lang w:eastAsia="zh-CN"/>
-        </w:rPr>
-        <w:t>）</w:t>
-      </w:r>
-      <w:r>
-        <w:rPr>
-          <w:rFonts w:ascii="Times New Roman" w:hAnsi="Times New Roman" w:eastAsia="微软雅黑" w:cs="Times New Roman"/>
-          <w:bCs/>
-          <w:lang w:eastAsia="zh-CN"/>
-        </w:rPr>
-        <w:t>）：无主带，降解均匀且降解区域主要集中在500-1500bp</w:t>
-      </w:r>
-      <w:r>
-        <w:rPr>
-          <w:rFonts w:ascii="Times New Roman" w:hAnsi="Times New Roman" w:eastAsia="微软雅黑" w:cs="Times New Roman"/>
-          <w:bCs/>
-          <w:spacing w:val="-1"/>
-          <w:lang w:eastAsia="zh-CN"/>
-        </w:rPr>
-        <w:t>之间，但总量介于</w:t>
-      </w:r>
-      <w:r>
-        <w:rPr>
-          <w:rFonts w:ascii="Times New Roman" w:hAnsi="Times New Roman" w:eastAsia="微软雅黑" w:cs="Times New Roman"/>
-          <w:bCs/>
-          <w:lang w:eastAsia="zh-CN"/>
-        </w:rPr>
-        <w:t>100ng</w:t>
-      </w:r>
-      <w:r>
-        <w:rPr>
-          <w:rFonts w:ascii="Times New Roman" w:hAnsi="Times New Roman" w:eastAsia="微软雅黑" w:cs="Times New Roman"/>
-          <w:bCs/>
-          <w:spacing w:val="-3"/>
-          <w:lang w:eastAsia="zh-CN"/>
-        </w:rPr>
-        <w:t>到</w:t>
-      </w:r>
-      <w:r>
-        <w:rPr>
-          <w:rFonts w:ascii="Times New Roman" w:hAnsi="Times New Roman" w:eastAsia="微软雅黑" w:cs="Times New Roman"/>
-          <w:bCs/>
-          <w:lang w:eastAsia="zh-CN"/>
-        </w:rPr>
-        <w:t>300ng之间；或降解区</w:t>
-      </w:r>
-      <w:r>
-        <w:rPr>
-          <w:rFonts w:ascii="Times New Roman" w:hAnsi="Times New Roman" w:eastAsia="微软雅黑" w:cs="Times New Roman"/>
-          <w:bCs/>
-          <w:spacing w:val="-2"/>
-          <w:lang w:eastAsia="zh-CN"/>
-        </w:rPr>
-        <w:t>域弥散在</w:t>
-      </w:r>
-      <w:r>
-        <w:rPr>
-          <w:rFonts w:ascii="Times New Roman" w:hAnsi="Times New Roman" w:eastAsia="微软雅黑" w:cs="Times New Roman"/>
-          <w:bCs/>
-          <w:lang w:eastAsia="zh-CN"/>
-        </w:rPr>
-        <w:t>150-1000bp</w:t>
-      </w:r>
-      <w:r>
-        <w:rPr>
-          <w:rFonts w:ascii="Times New Roman" w:hAnsi="Times New Roman" w:eastAsia="微软雅黑" w:cs="Times New Roman"/>
-          <w:bCs/>
-          <w:spacing w:val="-2"/>
-          <w:lang w:eastAsia="zh-CN"/>
-        </w:rPr>
-        <w:t>，或集中在</w:t>
-      </w:r>
-      <w:r>
-        <w:rPr>
-          <w:rFonts w:ascii="Times New Roman" w:hAnsi="Times New Roman" w:eastAsia="微软雅黑" w:cs="Times New Roman"/>
-          <w:bCs/>
-          <w:lang w:eastAsia="zh-CN"/>
-        </w:rPr>
-        <w:t>500bp以下。</w:t>
+        <w:t>DNA降解程度：1-2级别样本质量较好，3级不能满足检测要求{% if summaryOfRresults.type == “blood” %}；cfDNA样本不适用于此项评估{% endif %}。</w:t>
       </w:r>
     </w:p>
     <w:p>
@@ -31425,13 +37557,13 @@
           <w:lang w:val="en-US" w:eastAsia="zh-CN"/>
         </w:rPr>
       </w:pPr>
-      <w:bookmarkStart w:id="68" w:name="_Toc26985_WPSOffice_Level1"/>
-      <w:bookmarkStart w:id="69" w:name="_Toc20170_WPSOffice_Level1"/>
+      <w:bookmarkStart w:id="68" w:name="_Toc5476"/>
+      <w:bookmarkStart w:id="69" w:name="_Toc27034"/>
       <w:bookmarkStart w:id="70" w:name="_Toc8911"/>
-      <w:bookmarkStart w:id="71" w:name="_Toc28454_WPSOffice_Level1"/>
-      <w:bookmarkStart w:id="72" w:name="_Toc27034"/>
-      <w:bookmarkStart w:id="73" w:name="_Toc5476"/>
-      <w:bookmarkStart w:id="74" w:name="_Toc107825570"/>
+      <w:bookmarkStart w:id="71" w:name="_Toc107825570"/>
+      <w:bookmarkStart w:id="72" w:name="_Toc20170_WPSOffice_Level1"/>
+      <w:bookmarkStart w:id="73" w:name="_Toc28454_WPSOffice_Level1"/>
+      <w:bookmarkStart w:id="74" w:name="_Toc26985_WPSOffice_Level1"/>
       <w:r>
         <w:rPr>
           <w:rFonts w:hint="default" w:ascii="Times New Roman" w:hAnsi="Times New Roman" w:eastAsia="微软雅黑" w:cs="Times New Roman"/>
@@ -32043,11 +38175,11 @@
           <w:lang w:eastAsia="zh-CN"/>
         </w:rPr>
       </w:pPr>
-      <w:bookmarkStart w:id="75" w:name="_Toc3488_WPSOffice_Level2"/>
-      <w:bookmarkStart w:id="76" w:name="_Toc19280_WPSOffice_Level2"/>
-      <w:bookmarkStart w:id="77" w:name="_Toc6931_WPSOffice_Level2"/>
-      <w:bookmarkStart w:id="78" w:name="_Toc31515_WPSOffice_Level2"/>
-      <w:bookmarkStart w:id="79" w:name="_Toc17111_WPSOffice_Level2"/>
+      <w:bookmarkStart w:id="75" w:name="_Toc17111_WPSOffice_Level2"/>
+      <w:bookmarkStart w:id="76" w:name="_Toc6931_WPSOffice_Level2"/>
+      <w:bookmarkStart w:id="77" w:name="_Toc19280_WPSOffice_Level2"/>
+      <w:bookmarkStart w:id="78" w:name="_Toc3488_WPSOffice_Level2"/>
+      <w:bookmarkStart w:id="79" w:name="_Toc31515_WPSOffice_Level2"/>
       <w:bookmarkStart w:id="80" w:name="_Toc6304_WPSOffice_Level2"/>
       <w:bookmarkStart w:id="81" w:name="_Toc11193_WPSOffice_Level2"/>
       <w:r>
@@ -34554,23 +40686,6 @@
     </w:lvl>
   </w:abstractNum>
   <w:abstractNum w:abstractNumId="6">
-    <w:nsid w:val="58AABCAB"/>
-    <w:multiLevelType w:val="singleLevel"/>
-    <w:tmpl w:val="58AABCAB"/>
-    <w:lvl w:ilvl="0" w:tentative="0">
-      <w:start w:val="1"/>
-      <w:numFmt w:val="bullet"/>
-      <w:lvlText w:val=""/>
-      <w:lvlJc w:val="left"/>
-      <w:pPr>
-        <w:ind w:left="420" w:hanging="420"/>
-      </w:pPr>
-      <w:rPr>
-        <w:rFonts w:hint="default" w:ascii="Wingdings" w:hAnsi="Wingdings"/>
-      </w:rPr>
-    </w:lvl>
-  </w:abstractNum>
-  <w:abstractNum w:abstractNumId="7">
     <w:nsid w:val="604BBFFB"/>
     <w:multiLevelType w:val="singleLevel"/>
     <w:tmpl w:val="604BBFFB"/>
@@ -34582,7 +40697,7 @@
       <w:lvlJc w:val="left"/>
     </w:lvl>
   </w:abstractNum>
-  <w:abstractNum w:abstractNumId="8">
+  <w:abstractNum w:abstractNumId="7">
     <w:nsid w:val="64416983"/>
     <w:multiLevelType w:val="multilevel"/>
     <w:tmpl w:val="64416983"/>
@@ -34705,7 +40820,7 @@
       </w:rPr>
     </w:lvl>
   </w:abstractNum>
-  <w:abstractNum w:abstractNumId="9">
+  <w:abstractNum w:abstractNumId="8">
     <w:nsid w:val="684C0C28"/>
     <w:multiLevelType w:val="singleLevel"/>
     <w:tmpl w:val="684C0C28"/>
@@ -34726,7 +40841,7 @@
     <w:abstractNumId w:val="5"/>
   </w:num>
   <w:num w:numId="2">
-    <w:abstractNumId w:val="8"/>
+    <w:abstractNumId w:val="7"/>
   </w:num>
   <w:num w:numId="3">
     <w:abstractNumId w:val="3"/>
@@ -34738,7 +40853,7 @@
     <w:abstractNumId w:val="1"/>
   </w:num>
   <w:num w:numId="6">
-    <w:abstractNumId w:val="9"/>
+    <w:abstractNumId w:val="8"/>
   </w:num>
   <w:num w:numId="7">
     <w:abstractNumId w:val="0"/>
@@ -34747,9 +40862,6 @@
     <w:abstractNumId w:val="2"/>
   </w:num>
   <w:num w:numId="9">
-    <w:abstractNumId w:val="7"/>
-  </w:num>
-  <w:num w:numId="10">
     <w:abstractNumId w:val="6"/>
   </w:num>
 </w:numbering>
